--- a/handover/doing/DCC-Actividades_RA4_OBLIGATORIA-DOING.docx
+++ b/handover/doing/DCC-Actividades_RA4_OBLIGATORIA-DOING.docx
@@ -4320,6 +4320,8 @@
       <w:pPr>
         <w:pStyle w:val="Ttulo2"/>
       </w:pPr>
+      <w:bookmarkStart w:id="8" w:name="_Parte_2_—"/>
+      <w:bookmarkEnd w:id="8"/>
       <w:r>
         <w:lastRenderedPageBreak/>
         <w:t xml:space="preserve">Parte 2 — </w:t>
@@ -4360,8 +4362,8 @@
       <w:pPr>
         <w:pStyle w:val="Ttulo3"/>
       </w:pPr>
-      <w:bookmarkStart w:id="8" w:name="_2.1_NameNode_UI"/>
-      <w:bookmarkEnd w:id="8"/>
+      <w:bookmarkStart w:id="9" w:name="_2.1_NameNode_UI"/>
+      <w:bookmarkEnd w:id="9"/>
       <w:r>
         <w:t>1.</w:t>
       </w:r>
@@ -4399,7 +4401,7 @@
       </w:pPr>
       <w:r>
         <w:drawing>
-          <wp:inline distT="0" distB="0" distL="0" distR="0" wp14:anchorId="06C29764" wp14:editId="55C3141A">
+          <wp:inline distT="0" distB="0" distL="0" distR="0" wp14:anchorId="06C29764" wp14:editId="5FD6A8A4">
             <wp:extent cx="6657975" cy="5779135"/>
             <wp:effectExtent l="0" t="0" r="9525" b="0"/>
             <wp:docPr id="1736203335" name="Imagen 32"/>
@@ -4475,11 +4477,11 @@
             <w:pPr>
               <w:pStyle w:val="FigurasNx"/>
             </w:pPr>
-            <w:bookmarkStart w:id="9" w:name="fig_2_1"/>
+            <w:bookmarkStart w:id="10" w:name="fig_2_1"/>
             <w:r>
               <w:t>Figura 2.1</w:t>
             </w:r>
-            <w:bookmarkEnd w:id="9"/>
+            <w:bookmarkEnd w:id="10"/>
           </w:p>
         </w:tc>
       </w:tr>
@@ -6996,7 +6998,7 @@
             <w:pPr>
               <w:pStyle w:val="FigurasNx"/>
             </w:pPr>
-            <w:bookmarkStart w:id="10" w:name="fig_2_2" w:colFirst="0" w:colLast="0"/>
+            <w:bookmarkStart w:id="11" w:name="fig_2_2" w:colFirst="0" w:colLast="0"/>
             <w:r>
               <w:t>Figura 2.2</w:t>
             </w:r>
@@ -7004,7 +7006,7 @@
         </w:tc>
       </w:tr>
     </w:tbl>
-    <w:bookmarkEnd w:id="10"/>
+    <w:bookmarkEnd w:id="11"/>
     <w:p>
       <w:pPr>
         <w:pStyle w:val="Prrafosinespacios"/>
@@ -7162,7 +7164,7 @@
             <w:pPr>
               <w:pStyle w:val="FigurasNx"/>
             </w:pPr>
-            <w:bookmarkStart w:id="11" w:name="fig_2_3" w:colFirst="0" w:colLast="0"/>
+            <w:bookmarkStart w:id="12" w:name="fig_2_3" w:colFirst="0" w:colLast="0"/>
             <w:r>
               <w:t>Figura 2.</w:t>
             </w:r>
@@ -7173,7 +7175,7 @@
         </w:tc>
       </w:tr>
     </w:tbl>
-    <w:bookmarkEnd w:id="11"/>
+    <w:bookmarkEnd w:id="12"/>
     <w:p>
       <w:r>
         <w:t>Para no extender el inform</w:t>
@@ -9545,7 +9547,7 @@
             <w:pPr>
               <w:pStyle w:val="FigurasNx"/>
             </w:pPr>
-            <w:bookmarkStart w:id="12" w:name="fig_2_4" w:colFirst="0" w:colLast="0"/>
+            <w:bookmarkStart w:id="13" w:name="fig_2_4" w:colFirst="0" w:colLast="0"/>
             <w:r>
               <w:t>Figura 2.</w:t>
             </w:r>
@@ -9556,7 +9558,7 @@
         </w:tc>
       </w:tr>
     </w:tbl>
-    <w:bookmarkEnd w:id="12"/>
+    <w:bookmarkEnd w:id="13"/>
     <w:p>
       <w:pPr>
         <w:pStyle w:val="Prrafosinespacios"/>
@@ -11694,7 +11696,7 @@
             <w:pPr>
               <w:pStyle w:val="FigurasNx"/>
             </w:pPr>
-            <w:bookmarkStart w:id="13" w:name="fig_3_1" w:colFirst="0" w:colLast="0"/>
+            <w:bookmarkStart w:id="14" w:name="fig_3_1" w:colFirst="0" w:colLast="0"/>
             <w:r>
               <w:t>Figura 3</w:t>
             </w:r>
@@ -11705,7 +11707,7 @@
         </w:tc>
       </w:tr>
     </w:tbl>
-    <w:bookmarkEnd w:id="13"/>
+    <w:bookmarkEnd w:id="14"/>
     <w:p>
       <w:pPr>
         <w:pStyle w:val="Ttulo3"/>
@@ -11734,23 +11736,7 @@
             <w:b w:val="0"/>
             <w:bCs w:val="0"/>
           </w:rPr>
-          <w:t>http://localhost:</w:t>
-        </w:r>
-        <w:r>
-          <w:rPr>
-            <w:rStyle w:val="Hipervnculo"/>
-            <w:b w:val="0"/>
-            <w:bCs w:val="0"/>
-          </w:rPr>
-          <w:t>300</w:t>
-        </w:r>
-        <w:r>
-          <w:rPr>
-            <w:rStyle w:val="Hipervnculo"/>
-            <w:b w:val="0"/>
-            <w:bCs w:val="0"/>
-          </w:rPr>
-          <w:t>0/</w:t>
+          <w:t>http://localhost:3000/</w:t>
         </w:r>
       </w:hyperlink>
       <w:r>
@@ -11875,7 +11861,7 @@
             <w:pPr>
               <w:pStyle w:val="FigurasNx"/>
             </w:pPr>
-            <w:bookmarkStart w:id="14" w:name="fig_3_2" w:colFirst="0" w:colLast="0"/>
+            <w:bookmarkStart w:id="15" w:name="fig_3_2" w:colFirst="0" w:colLast="0"/>
             <w:r>
               <w:t xml:space="preserve">Figura </w:t>
             </w:r>
@@ -11886,7 +11872,7 @@
         </w:tc>
       </w:tr>
     </w:tbl>
-    <w:bookmarkEnd w:id="14"/>
+    <w:bookmarkEnd w:id="15"/>
     <w:p>
       <w:pPr>
         <w:pStyle w:val="Ttulo3"/>
@@ -11962,18 +11948,7 @@
         <w:pStyle w:val="Prrafo"/>
       </w:pPr>
       <w:r>
-        <w:t>Primeramente vamos a comprobar que Prometheus verdaderamente está operativo con la consulta (</w:t>
-      </w:r>
-      <w:proofErr w:type="spellStart"/>
-      <w:r>
-        <w:rPr>
-          <w:rStyle w:val="CdigoenlneaCar"/>
-        </w:rPr>
-        <w:t>PromQL</w:t>
-      </w:r>
-      <w:proofErr w:type="spellEnd"/>
-      <w:r>
-        <w:t xml:space="preserve">) más básica, </w:t>
+        <w:t xml:space="preserve">Primeramente vamos a comprobar que Prometheus verdaderamente está operativo con la consulta más básica, </w:t>
       </w:r>
       <w:r>
         <w:rPr>
@@ -12083,7 +12058,7 @@
             <w:pPr>
               <w:pStyle w:val="FigurasNx"/>
             </w:pPr>
-            <w:bookmarkStart w:id="15" w:name="fig_3_3" w:colFirst="0" w:colLast="0"/>
+            <w:bookmarkStart w:id="16" w:name="fig_3_3" w:colFirst="0" w:colLast="0"/>
             <w:r>
               <w:t xml:space="preserve">Figura </w:t>
             </w:r>
@@ -12094,7 +12069,7 @@
         </w:tc>
       </w:tr>
     </w:tbl>
-    <w:bookmarkEnd w:id="15"/>
+    <w:bookmarkEnd w:id="16"/>
     <w:p>
       <w:pPr>
         <w:pStyle w:val="Imgenes"/>
@@ -12165,7 +12140,7 @@
             <w:pPr>
               <w:pStyle w:val="FigurasNx"/>
             </w:pPr>
-            <w:bookmarkStart w:id="16" w:name="fig_3_4" w:colFirst="0" w:colLast="0"/>
+            <w:bookmarkStart w:id="17" w:name="fig_3_4" w:colFirst="0" w:colLast="0"/>
             <w:r>
               <w:t xml:space="preserve">Figura </w:t>
             </w:r>
@@ -12179,7 +12154,7 @@
         </w:tc>
       </w:tr>
     </w:tbl>
-    <w:bookmarkEnd w:id="16"/>
+    <w:bookmarkEnd w:id="17"/>
     <w:p>
       <w:pPr>
         <w:pStyle w:val="Prrafo"/>
@@ -12194,10 +12169,7 @@
         <w:t>Graph</w:t>
       </w:r>
       <w:r>
-        <w:t xml:space="preserve"> </w:t>
-      </w:r>
-      <w:r>
-        <w:t xml:space="preserve"> (</w:t>
+        <w:t xml:space="preserve">  (</w:t>
       </w:r>
       <w:hyperlink w:anchor="fig_3_4" w:history="1">
         <w:r>
@@ -12206,23 +12178,7 @@
             <w:i/>
             <w:iCs/>
           </w:rPr>
-          <w:t>Fig</w:t>
-        </w:r>
-        <w:r>
-          <w:rPr>
-            <w:rStyle w:val="Hipervnculo"/>
-            <w:i/>
-            <w:iCs/>
-          </w:rPr>
-          <w:t>.</w:t>
-        </w:r>
-        <w:r>
-          <w:rPr>
-            <w:rStyle w:val="Hipervnculo"/>
-            <w:i/>
-            <w:iCs/>
-          </w:rPr>
-          <w:t xml:space="preserve"> </w:t>
+          <w:t xml:space="preserve">Fig. </w:t>
         </w:r>
         <w:r>
           <w:rPr>
@@ -12234,10 +12190,7 @@
         </w:r>
       </w:hyperlink>
       <w:r>
-        <w:t>)</w:t>
-      </w:r>
-      <w:r>
-        <w:t xml:space="preserve">, podemos ver la </w:t>
+        <w:t xml:space="preserve">), podemos ver la </w:t>
       </w:r>
       <w:r>
         <w:t>línea recta cont</w:t>
@@ -13105,13 +13058,7 @@
       </w:r>
       <w:proofErr w:type="spellEnd"/>
       <w:r>
-        <w:t xml:space="preserve">, datanode1 y </w:t>
-      </w:r>
-      <w:r>
-        <w:t>datanode1</w:t>
-      </w:r>
-      <w:r>
-        <w:t>, respectivamente)</w:t>
+        <w:t>, datanode1 y datanode1, respectivamente)</w:t>
       </w:r>
       <w:r>
         <w:t xml:space="preserve"> para permitir que Prometheus pueda acceder a las métricas:</w:t>
@@ -13142,13 +13089,7 @@
         <w:rPr>
           <w:color w:val="7EE787"/>
         </w:rPr>
-        <w:t xml:space="preserve">  </w:t>
-      </w:r>
-      <w:r>
-        <w:rPr>
-          <w:color w:val="7EE787"/>
-        </w:rPr>
-        <w:t>[…]</w:t>
+        <w:t xml:space="preserve">  […]</w:t>
       </w:r>
     </w:p>
     <w:p>
@@ -13335,18 +13276,7 @@
           <w:szCs w:val="16"/>
           <w14:ligatures w14:val="none"/>
         </w:rPr>
-        <w:t xml:space="preserve">  </w:t>
-      </w:r>
-      <w:r>
-        <w:rPr>
-          <w:rFonts w:ascii="Consolas" w:eastAsia="Times New Roman" w:hAnsi="Consolas" w:cs="Times New Roman"/>
-          <w:color w:val="7EE787"/>
-          <w:kern w:val="0"/>
-          <w:sz w:val="16"/>
-          <w:szCs w:val="16"/>
-          <w14:ligatures w14:val="none"/>
-        </w:rPr>
-        <w:t>[…]</w:t>
+        <w:t xml:space="preserve">  […]</w:t>
       </w:r>
     </w:p>
     <w:p>
@@ -15180,7 +15110,7 @@
             <w:pPr>
               <w:pStyle w:val="FigurasNx"/>
             </w:pPr>
-            <w:bookmarkStart w:id="17" w:name="fig_3_5" w:colFirst="0" w:colLast="0"/>
+            <w:bookmarkStart w:id="18" w:name="fig_3_5" w:colFirst="0" w:colLast="0"/>
             <w:r>
               <w:t xml:space="preserve">Figura </w:t>
             </w:r>
@@ -15197,7 +15127,7 @@
         </w:tc>
       </w:tr>
     </w:tbl>
-    <w:bookmarkEnd w:id="17"/>
+    <w:bookmarkEnd w:id="18"/>
     <w:p>
       <w:pPr>
         <w:pStyle w:val="Prrafo"/>
@@ -15346,16 +15276,20 @@
     </w:p>
     <w:p>
       <w:pPr>
-        <w:pStyle w:val="Prrafo"/>
-        <w:numPr>
-          <w:ilvl w:val="0"/>
-          <w:numId w:val="7"/>
-        </w:numPr>
-        <w:spacing w:before="0"/>
+        <w:pStyle w:val="Ttulo5"/>
       </w:pPr>
       <w:r>
         <w:lastRenderedPageBreak/>
-        <w:t>Resultado final:</w:t>
+        <w:t xml:space="preserve">1.3.3.1. </w:t>
+      </w:r>
+      <w:r>
+        <w:t>Resultado final</w:t>
+      </w:r>
+      <w:r>
+        <w:t xml:space="preserve"> (Consultas)</w:t>
+      </w:r>
+      <w:r>
+        <w:t>g</w:t>
       </w:r>
     </w:p>
     <w:p>
@@ -15640,7 +15574,7 @@
             <w:pPr>
               <w:pStyle w:val="FigurasNx"/>
             </w:pPr>
-            <w:bookmarkStart w:id="18" w:name="fig_3_7" w:colFirst="0" w:colLast="0"/>
+            <w:bookmarkStart w:id="19" w:name="fig_3_7" w:colFirst="0" w:colLast="0"/>
             <w:r>
               <w:t xml:space="preserve">Figura </w:t>
             </w:r>
@@ -15657,7 +15591,7 @@
         </w:tc>
       </w:tr>
     </w:tbl>
-    <w:bookmarkEnd w:id="18"/>
+    <w:bookmarkEnd w:id="19"/>
     <w:p>
       <w:pPr>
         <w:pStyle w:val="Prrafo"/>
@@ -15692,14 +15626,7 @@
           <w:i/>
           <w:iCs/>
         </w:rPr>
-        <w:t>“</w:t>
-      </w:r>
-      <w:r>
-        <w:rPr>
-          <w:i/>
-          <w:iCs/>
-        </w:rPr>
-        <w:t xml:space="preserve">La métrica </w:t>
+        <w:t xml:space="preserve">“La métrica </w:t>
       </w:r>
       <w:proofErr w:type="spellStart"/>
       <w:r>
@@ -15767,14 +15694,7 @@
           <w:i/>
           <w:iCs/>
         </w:rPr>
-        <w:t>Si quieres forzar la aparición exacta de esa métrica en Prometheus, la versión que debes utilizar es la 0.16.1 (o cualquier versión de la rama 0.15.x hacia atrás). En esas ediciones antiguas, el agente registraba por defecto ese indicador de salud interno.</w:t>
-      </w:r>
-      <w:r>
-        <w:rPr>
-          <w:i/>
-          <w:iCs/>
-        </w:rPr>
-        <w:t>”</w:t>
+        <w:t>Si quieres forzar la aparición exacta de esa métrica en Prometheus, la versión que debes utilizar es la 0.16.1 (o cualquier versión de la rama 0.15.x hacia atrás). En esas ediciones antiguas, el agente registraba por defecto ese indicador de salud interno.”</w:t>
       </w:r>
     </w:p>
     <w:p>
@@ -15888,7 +15808,7 @@
             <w:pPr>
               <w:pStyle w:val="FigurasNx"/>
             </w:pPr>
-            <w:bookmarkStart w:id="19" w:name="fig_3_6" w:colFirst="0" w:colLast="0"/>
+            <w:bookmarkStart w:id="20" w:name="fig_3_6" w:colFirst="0" w:colLast="0"/>
             <w:r>
               <w:t xml:space="preserve">Figura </w:t>
             </w:r>
@@ -15905,7 +15825,7 @@
         </w:tc>
       </w:tr>
     </w:tbl>
-    <w:bookmarkEnd w:id="19"/>
+    <w:bookmarkEnd w:id="20"/>
     <w:p>
       <w:pPr>
         <w:pStyle w:val="Prrafo"/>
@@ -16047,7 +15967,7 @@
             <w:pPr>
               <w:pStyle w:val="FigurasNx"/>
             </w:pPr>
-            <w:bookmarkStart w:id="20" w:name="fig_3_8" w:colFirst="0" w:colLast="0"/>
+            <w:bookmarkStart w:id="21" w:name="fig_3_8" w:colFirst="0" w:colLast="0"/>
             <w:r>
               <w:t xml:space="preserve">Figura </w:t>
             </w:r>
@@ -16063,7 +15983,7 @@
           </w:p>
         </w:tc>
       </w:tr>
-      <w:bookmarkEnd w:id="20"/>
+      <w:bookmarkEnd w:id="21"/>
     </w:tbl>
     <w:p>
       <w:pPr>
@@ -16092,10 +16012,7 @@
       </w:pPr>
       <w:r>
         <w:lastRenderedPageBreak/>
-        <w:t>1.3.</w:t>
-      </w:r>
-      <w:r>
-        <w:t>4</w:t>
+        <w:t>1.3.4</w:t>
       </w:r>
       <w:r>
         <w:t xml:space="preserve"> </w:t>
@@ -16228,7 +16145,7 @@
             <w:pPr>
               <w:pStyle w:val="FigurasNx"/>
             </w:pPr>
-            <w:bookmarkStart w:id="21" w:name="fig_3_9" w:colFirst="0" w:colLast="0"/>
+            <w:bookmarkStart w:id="22" w:name="fig_3_9" w:colFirst="0" w:colLast="0"/>
             <w:r>
               <w:t xml:space="preserve">Figura </w:t>
             </w:r>
@@ -16245,7 +16162,7 @@
         </w:tc>
       </w:tr>
     </w:tbl>
-    <w:bookmarkEnd w:id="21"/>
+    <w:bookmarkEnd w:id="22"/>
     <w:p>
       <w:pPr>
         <w:pStyle w:val="Imgenes"/>
@@ -16324,7 +16241,7 @@
             <w:pPr>
               <w:pStyle w:val="FigurasNx"/>
             </w:pPr>
-            <w:bookmarkStart w:id="22" w:name="fig_3_10" w:colFirst="0" w:colLast="0"/>
+            <w:bookmarkStart w:id="23" w:name="fig_3_10" w:colFirst="0" w:colLast="0"/>
             <w:r>
               <w:t xml:space="preserve">Figura </w:t>
             </w:r>
@@ -16341,7 +16258,7 @@
         </w:tc>
       </w:tr>
     </w:tbl>
-    <w:bookmarkEnd w:id="22"/>
+    <w:bookmarkEnd w:id="23"/>
     <w:p>
       <w:pPr>
         <w:pStyle w:val="Imgenes"/>
@@ -16420,7 +16337,7 @@
             <w:pPr>
               <w:pStyle w:val="FigurasNx"/>
             </w:pPr>
-            <w:bookmarkStart w:id="23" w:name="fig_3_11" w:colFirst="0" w:colLast="0"/>
+            <w:bookmarkStart w:id="24" w:name="fig_3_11" w:colFirst="0" w:colLast="0"/>
             <w:r>
               <w:t xml:space="preserve">Figura </w:t>
             </w:r>
@@ -16440,7 +16357,7 @@
         </w:tc>
       </w:tr>
     </w:tbl>
-    <w:bookmarkEnd w:id="23"/>
+    <w:bookmarkEnd w:id="24"/>
     <w:p>
       <w:pPr>
         <w:pStyle w:val="Prrafo"/>
@@ -16582,10 +16499,7 @@
         </w:numPr>
       </w:pPr>
       <w:r>
-        <w:t xml:space="preserve">La </w:t>
-      </w:r>
-      <w:r>
-        <w:t>consulta</w:t>
+        <w:t>La consulta</w:t>
       </w:r>
       <w:r>
         <w:t xml:space="preserve"> o métrica que hemos seleccionado para el Panel ha sido </w:t>
@@ -16777,7 +16691,7 @@
             <w:pPr>
               <w:pStyle w:val="FigurasNx"/>
             </w:pPr>
-            <w:bookmarkStart w:id="24" w:name="fig_3_12" w:colFirst="0" w:colLast="0"/>
+            <w:bookmarkStart w:id="25" w:name="fig_3_12" w:colFirst="0" w:colLast="0"/>
             <w:r>
               <w:t xml:space="preserve">Figura </w:t>
             </w:r>
@@ -16788,25 +16702,19 @@
               <w:t>.</w:t>
             </w:r>
             <w:r>
-              <w:t>1</w:t>
-            </w:r>
-            <w:r>
-              <w:t>2</w:t>
+              <w:t>12</w:t>
             </w:r>
           </w:p>
         </w:tc>
       </w:tr>
     </w:tbl>
-    <w:bookmarkEnd w:id="24"/>
+    <w:bookmarkEnd w:id="25"/>
     <w:p>
       <w:pPr>
         <w:pStyle w:val="Ttulo3"/>
       </w:pPr>
       <w:r>
-        <w:t>1.3.</w:t>
-      </w:r>
-      <w:r>
-        <w:t>5</w:t>
+        <w:t>1.3.5</w:t>
       </w:r>
       <w:r>
         <w:t xml:space="preserve"> </w:t>
@@ -16833,13 +16741,7 @@
           <w:rPr>
             <w:rStyle w:val="Hipervnculo"/>
           </w:rPr>
-          <w:t>1</w:t>
-        </w:r>
-        <w:r>
-          <w:rPr>
-            <w:rStyle w:val="Hipervnculo"/>
-          </w:rPr>
-          <w:t>3</w:t>
+          <w:t>13</w:t>
         </w:r>
       </w:hyperlink>
       <w:r>
@@ -17100,7 +17002,1851 @@
             <w:pPr>
               <w:pStyle w:val="FigurasNx"/>
             </w:pPr>
-            <w:bookmarkStart w:id="25" w:name="fig_3_13" w:colFirst="0" w:colLast="0"/>
+            <w:bookmarkStart w:id="26" w:name="fig_3_13" w:colFirst="0" w:colLast="0"/>
+            <w:r>
+              <w:t xml:space="preserve">Figura </w:t>
+            </w:r>
+            <w:r>
+              <w:t>3</w:t>
+            </w:r>
+            <w:r>
+              <w:t>.</w:t>
+            </w:r>
+            <w:r>
+              <w:t>13</w:t>
+            </w:r>
+          </w:p>
+        </w:tc>
+      </w:tr>
+    </w:tbl>
+    <w:bookmarkEnd w:id="26"/>
+    <w:p>
+      <w:pPr>
+        <w:pStyle w:val="Ttulo4"/>
+      </w:pPr>
+      <w:r>
+        <w:lastRenderedPageBreak/>
+        <w:t xml:space="preserve">1.2.3. Anexo </w:t>
+      </w:r>
+      <w:r>
+        <w:t>Conclusión técnica</w:t>
+      </w:r>
+    </w:p>
+    <w:p>
+      <w:pPr>
+        <w:pStyle w:val="Prrafo"/>
+      </w:pPr>
+      <w:r>
+        <w:t>Creo que lo</w:t>
+      </w:r>
+      <w:r>
+        <w:t xml:space="preserve"> más valioso de esta vista es la sección inferior d</w:t>
+      </w:r>
+      <w:r>
+        <w:t xml:space="preserve">el </w:t>
+      </w:r>
+      <w:r>
+        <w:rPr>
+          <w:i/>
+          <w:iCs/>
+        </w:rPr>
+        <w:t>Umbral</w:t>
+      </w:r>
+      <w:r>
+        <w:rPr>
+          <w:i/>
+          <w:iCs/>
+        </w:rPr>
+        <w:t xml:space="preserve"> ya que</w:t>
+      </w:r>
+      <w:r>
+        <w:t xml:space="preserve"> </w:t>
+      </w:r>
+      <w:r>
+        <w:t>m</w:t>
+      </w:r>
+      <w:r>
+        <w:t xml:space="preserve">uestra cómo </w:t>
+      </w:r>
+      <w:proofErr w:type="spellStart"/>
+      <w:r>
+        <w:t>Grafana</w:t>
+      </w:r>
+      <w:proofErr w:type="spellEnd"/>
+      <w:r>
+        <w:t xml:space="preserve"> está auditando de manera independiente </w:t>
+      </w:r>
+      <w:r>
+        <w:t>los</w:t>
+      </w:r>
+      <w:r>
+        <w:t xml:space="preserve"> tres contenedores de Hadoop (</w:t>
+      </w:r>
+      <w:r>
+        <w:t xml:space="preserve">el </w:t>
+      </w:r>
+      <w:proofErr w:type="spellStart"/>
+      <w:r>
+        <w:rPr>
+          <w:i/>
+          <w:iCs/>
+        </w:rPr>
+        <w:t>NameNode</w:t>
+      </w:r>
+      <w:proofErr w:type="spellEnd"/>
+      <w:r>
+        <w:t xml:space="preserve"> y los dos</w:t>
+      </w:r>
+      <w:r>
+        <w:rPr>
+          <w:i/>
+          <w:iCs/>
+        </w:rPr>
+        <w:t xml:space="preserve"> </w:t>
+      </w:r>
+      <w:proofErr w:type="spellStart"/>
+      <w:r>
+        <w:rPr>
+          <w:i/>
+          <w:iCs/>
+        </w:rPr>
+        <w:t>D</w:t>
+      </w:r>
+      <w:r>
+        <w:rPr>
+          <w:i/>
+          <w:iCs/>
+        </w:rPr>
+        <w:t>ata</w:t>
+      </w:r>
+      <w:r>
+        <w:rPr>
+          <w:i/>
+          <w:iCs/>
+        </w:rPr>
+        <w:t>N</w:t>
+      </w:r>
+      <w:r>
+        <w:rPr>
+          <w:i/>
+          <w:iCs/>
+        </w:rPr>
+        <w:t>ode</w:t>
+      </w:r>
+      <w:r>
+        <w:rPr>
+          <w:i/>
+          <w:iCs/>
+        </w:rPr>
+        <w:t>s</w:t>
+      </w:r>
+      <w:proofErr w:type="spellEnd"/>
+      <w:r>
+        <w:t xml:space="preserve">). Todas están en estado saludable (Normal) porque sus tiempos de respuesta actuales oscilan en la gráfica en torno a los 0.02 segundos, </w:t>
+      </w:r>
+      <w:r>
+        <w:t>manteniéndose</w:t>
+      </w:r>
+      <w:r>
+        <w:t xml:space="preserve"> muy por debajo del límite crítico de 1 segundo que le hemos marcado.</w:t>
+      </w:r>
+    </w:p>
+    <w:p>
+      <w:pPr>
+        <w:pStyle w:val="Ttulo2"/>
+      </w:pPr>
+      <w:r>
+        <w:t xml:space="preserve">Parte </w:t>
+      </w:r>
+      <w:r>
+        <w:t>4</w:t>
+      </w:r>
+      <w:r>
+        <w:t xml:space="preserve"> — Terminal</w:t>
+      </w:r>
+    </w:p>
+    <w:p>
+      <w:pPr>
+        <w:pStyle w:val="Prrafo"/>
+      </w:pPr>
+      <w:r>
+        <w:t xml:space="preserve">Como </w:t>
+      </w:r>
+      <w:r>
+        <w:t>toda la</w:t>
+      </w:r>
+      <w:r>
+        <w:t xml:space="preserve"> infraestructura </w:t>
+      </w:r>
+      <w:r>
+        <w:t xml:space="preserve">es local y </w:t>
+      </w:r>
+      <w:r>
+        <w:t>se está ejecutando sobre contenedores de Docker</w:t>
+      </w:r>
+      <w:r>
+        <w:t xml:space="preserve"> Desktop y con integración en WSL</w:t>
+      </w:r>
+      <w:r>
+        <w:t>, primero debemos "meternos" dentro del contenedor correspondiente para poder lanzar las herramientas de Hadoop</w:t>
+      </w:r>
+      <w:r>
+        <w:t>, accediendo primeramente al terminal:</w:t>
+      </w:r>
+    </w:p>
+    <w:p>
+      <w:pPr>
+        <w:pStyle w:val="Prrafocdigo"/>
+        <w:rPr>
+          <w:sz w:val="4"/>
+          <w:szCs w:val="4"/>
+        </w:rPr>
+      </w:pPr>
+    </w:p>
+    <w:p>
+      <w:pPr>
+        <w:pStyle w:val="Prrafocdigo"/>
+        <w:rPr>
+          <w:color w:val="D9D9D9" w:themeColor="background1" w:themeShade="D9"/>
+        </w:rPr>
+      </w:pPr>
+      <w:r>
+        <w:t xml:space="preserve">  </w:t>
+      </w:r>
+      <w:r>
+        <w:rPr>
+          <w:rFonts w:ascii="Segoe UI Symbol" w:hAnsi="Segoe UI Symbol" w:cs="Segoe UI Symbol"/>
+          <w:color w:val="4EA72E" w:themeColor="accent6"/>
+        </w:rPr>
+        <w:t>❯</w:t>
+      </w:r>
+      <w:r>
+        <w:t xml:space="preserve"> </w:t>
+      </w:r>
+      <w:proofErr w:type="spellStart"/>
+      <w:r>
+        <w:rPr>
+          <w:color w:val="00B050"/>
+        </w:rPr>
+        <w:t>docker</w:t>
+      </w:r>
+      <w:proofErr w:type="spellEnd"/>
+      <w:r>
+        <w:rPr>
+          <w:color w:val="00B050"/>
+        </w:rPr>
+        <w:t xml:space="preserve"> </w:t>
+      </w:r>
+      <w:r>
+        <w:rPr>
+          <w:color w:val="00B050"/>
+        </w:rPr>
+        <w:t>0</w:t>
+      </w:r>
+      <w:r>
+        <w:rPr>
+          <w:color w:val="D9D9D9" w:themeColor="background1" w:themeShade="D9"/>
+        </w:rPr>
+        <w:t>exec -</w:t>
+      </w:r>
+      <w:proofErr w:type="spellStart"/>
+      <w:r>
+        <w:rPr>
+          <w:color w:val="D9D9D9" w:themeColor="background1" w:themeShade="D9"/>
+        </w:rPr>
+        <w:t>it</w:t>
+      </w:r>
+      <w:proofErr w:type="spellEnd"/>
+      <w:r>
+        <w:rPr>
+          <w:color w:val="D9D9D9" w:themeColor="background1" w:themeShade="D9"/>
+        </w:rPr>
+        <w:t xml:space="preserve"> </w:t>
+      </w:r>
+      <w:proofErr w:type="spellStart"/>
+      <w:r>
+        <w:rPr>
+          <w:color w:val="D9D9D9" w:themeColor="background1" w:themeShade="D9"/>
+        </w:rPr>
+        <w:t>namenode</w:t>
+      </w:r>
+      <w:proofErr w:type="spellEnd"/>
+      <w:r>
+        <w:rPr>
+          <w:color w:val="D9D9D9" w:themeColor="background1" w:themeShade="D9"/>
+        </w:rPr>
+        <w:t xml:space="preserve"> </w:t>
+      </w:r>
+      <w:proofErr w:type="spellStart"/>
+      <w:r>
+        <w:rPr>
+          <w:color w:val="D9D9D9" w:themeColor="background1" w:themeShade="D9"/>
+        </w:rPr>
+        <w:t>bash</w:t>
+      </w:r>
+      <w:proofErr w:type="spellEnd"/>
+    </w:p>
+    <w:p>
+      <w:pPr>
+        <w:pStyle w:val="Prrafocdigo"/>
+        <w:rPr>
+          <w:color w:val="00B050"/>
+        </w:rPr>
+      </w:pPr>
+      <w:r>
+        <w:rPr>
+          <w:color w:val="D9D9D9" w:themeColor="background1" w:themeShade="D9"/>
+        </w:rPr>
+        <w:t xml:space="preserve">  </w:t>
+      </w:r>
+      <w:r>
+        <w:rPr>
+          <w:color w:val="D9D9D9" w:themeColor="background1" w:themeShade="D9"/>
+        </w:rPr>
+        <w:t>root@b58672d7eec8:/#</w:t>
+      </w:r>
+      <w:r>
+        <w:rPr>
+          <w:color w:val="D9D9D9" w:themeColor="background1" w:themeShade="D9"/>
+        </w:rPr>
+        <w:t xml:space="preserve"> _</w:t>
+      </w:r>
+    </w:p>
+    <w:p>
+      <w:pPr>
+        <w:pStyle w:val="Prrafocdigo"/>
+        <w:rPr>
+          <w:sz w:val="6"/>
+          <w:szCs w:val="6"/>
+        </w:rPr>
+      </w:pPr>
+    </w:p>
+    <w:p>
+      <w:pPr>
+        <w:pStyle w:val="Ttulo4"/>
+      </w:pPr>
+      <w:r>
+        <w:t xml:space="preserve">1.4.1. </w:t>
+      </w:r>
+      <w:proofErr w:type="spellStart"/>
+      <w:r>
+        <w:t>hdfs</w:t>
+      </w:r>
+      <w:proofErr w:type="spellEnd"/>
+      <w:r>
+        <w:t xml:space="preserve"> </w:t>
+      </w:r>
+      <w:proofErr w:type="spellStart"/>
+      <w:r>
+        <w:t>dfsadmin</w:t>
+      </w:r>
+      <w:proofErr w:type="spellEnd"/>
+      <w:r>
+        <w:t xml:space="preserve"> -</w:t>
+      </w:r>
+      <w:proofErr w:type="spellStart"/>
+      <w:r>
+        <w:t>repor</w:t>
+      </w:r>
+      <w:r>
+        <w:t>t</w:t>
+      </w:r>
+      <w:proofErr w:type="spellEnd"/>
+    </w:p>
+    <w:p>
+      <w:pPr>
+        <w:pStyle w:val="Prrafo"/>
+      </w:pPr>
+      <w:r>
+        <w:t xml:space="preserve">Una vez dentro, solicitamos </w:t>
+      </w:r>
+      <w:r>
+        <w:t xml:space="preserve">al </w:t>
+      </w:r>
+      <w:proofErr w:type="spellStart"/>
+      <w:r>
+        <w:t>NameNode</w:t>
+      </w:r>
+      <w:proofErr w:type="spellEnd"/>
+      <w:r>
+        <w:t xml:space="preserve"> un informe </w:t>
+      </w:r>
+      <w:r>
+        <w:t>a</w:t>
+      </w:r>
+      <w:r>
+        <w:t>l sistema de archivos distribuido</w:t>
+      </w:r>
+      <w:r>
+        <w:t xml:space="preserve"> (HDFS)</w:t>
+      </w:r>
+    </w:p>
+    <w:p>
+      <w:pPr>
+        <w:pStyle w:val="Prrafocdigo"/>
+        <w:rPr>
+          <w:sz w:val="4"/>
+          <w:szCs w:val="4"/>
+        </w:rPr>
+      </w:pPr>
+    </w:p>
+    <w:p>
+      <w:pPr>
+        <w:pStyle w:val="Prrafocdigo"/>
+        <w:rPr>
+          <w:color w:val="00B050"/>
+        </w:rPr>
+      </w:pPr>
+      <w:r>
+        <w:rPr>
+          <w:color w:val="D9D9D9" w:themeColor="background1" w:themeShade="D9"/>
+        </w:rPr>
+        <w:t xml:space="preserve">  </w:t>
+      </w:r>
+      <w:r>
+        <w:rPr>
+          <w:color w:val="D9D9D9" w:themeColor="background1" w:themeShade="D9"/>
+        </w:rPr>
+        <w:t>root@b58672d7eec8:/#</w:t>
+      </w:r>
+      <w:r>
+        <w:rPr>
+          <w:color w:val="D9D9D9" w:themeColor="background1" w:themeShade="D9"/>
+        </w:rPr>
+        <w:t xml:space="preserve"> </w:t>
+      </w:r>
+      <w:proofErr w:type="spellStart"/>
+      <w:r>
+        <w:rPr>
+          <w:color w:val="D9D9D9" w:themeColor="background1" w:themeShade="D9"/>
+        </w:rPr>
+        <w:t>hdfs</w:t>
+      </w:r>
+      <w:proofErr w:type="spellEnd"/>
+      <w:r>
+        <w:rPr>
+          <w:color w:val="D9D9D9" w:themeColor="background1" w:themeShade="D9"/>
+        </w:rPr>
+        <w:t xml:space="preserve"> </w:t>
+      </w:r>
+      <w:proofErr w:type="spellStart"/>
+      <w:r>
+        <w:rPr>
+          <w:color w:val="D9D9D9" w:themeColor="background1" w:themeShade="D9"/>
+        </w:rPr>
+        <w:t>dfsadmin</w:t>
+      </w:r>
+      <w:proofErr w:type="spellEnd"/>
+      <w:r>
+        <w:rPr>
+          <w:color w:val="D9D9D9" w:themeColor="background1" w:themeShade="D9"/>
+        </w:rPr>
+        <w:t xml:space="preserve"> -</w:t>
+      </w:r>
+      <w:proofErr w:type="spellStart"/>
+      <w:r>
+        <w:rPr>
+          <w:color w:val="D9D9D9" w:themeColor="background1" w:themeShade="D9"/>
+        </w:rPr>
+        <w:t>report</w:t>
+      </w:r>
+      <w:proofErr w:type="spellEnd"/>
+    </w:p>
+    <w:p>
+      <w:pPr>
+        <w:pStyle w:val="Prrafocdigo"/>
+        <w:rPr>
+          <w:sz w:val="4"/>
+          <w:szCs w:val="4"/>
+        </w:rPr>
+      </w:pPr>
+    </w:p>
+    <w:p>
+      <w:pPr>
+        <w:pStyle w:val="Prrafo"/>
+      </w:pPr>
+      <w:r>
+        <w:t>Pero la ejecución del comando ha roto:</w:t>
+      </w:r>
+    </w:p>
+    <w:p>
+      <w:pPr>
+        <w:pStyle w:val="Prrafocdigo"/>
+        <w:rPr>
+          <w:sz w:val="4"/>
+          <w:szCs w:val="4"/>
+        </w:rPr>
+      </w:pPr>
+    </w:p>
+    <w:p>
+      <w:pPr>
+        <w:pStyle w:val="Prrafocdigo"/>
+        <w:rPr>
+          <w:color w:val="D9D9D9" w:themeColor="background1" w:themeShade="D9"/>
+        </w:rPr>
+      </w:pPr>
+      <w:r>
+        <w:rPr>
+          <w:color w:val="D9D9D9" w:themeColor="background1" w:themeShade="D9"/>
+        </w:rPr>
+        <w:t xml:space="preserve">  </w:t>
+      </w:r>
+      <w:r>
+        <w:rPr>
+          <w:color w:val="D9D9D9" w:themeColor="background1" w:themeShade="D9"/>
+        </w:rPr>
+        <w:t>root@b58672d7eec8:/# hdfs dfsadmin -</w:t>
+      </w:r>
+      <w:proofErr w:type="spellStart"/>
+      <w:r>
+        <w:rPr>
+          <w:color w:val="D9D9D9" w:themeColor="background1" w:themeShade="D9"/>
+        </w:rPr>
+        <w:t>report</w:t>
+      </w:r>
+      <w:proofErr w:type="spellEnd"/>
+      <w:r>
+        <w:rPr>
+          <w:color w:val="D9D9D9" w:themeColor="background1" w:themeShade="D9"/>
+        </w:rPr>
+        <w:t xml:space="preserve">                </w:t>
+      </w:r>
+    </w:p>
+    <w:p>
+      <w:pPr>
+        <w:pStyle w:val="Prrafocdigo"/>
+        <w:rPr>
+          <w:color w:val="D9D9D9" w:themeColor="background1" w:themeShade="D9"/>
+        </w:rPr>
+      </w:pPr>
+      <w:r>
+        <w:rPr>
+          <w:color w:val="D9D9D9" w:themeColor="background1" w:themeShade="D9"/>
+        </w:rPr>
+        <w:t xml:space="preserve">  </w:t>
+      </w:r>
+      <w:proofErr w:type="spellStart"/>
+      <w:r>
+        <w:rPr>
+          <w:color w:val="D9D9D9" w:themeColor="background1" w:themeShade="D9"/>
+        </w:rPr>
+        <w:t>Exception</w:t>
+      </w:r>
+      <w:proofErr w:type="spellEnd"/>
+      <w:r>
+        <w:rPr>
+          <w:color w:val="D9D9D9" w:themeColor="background1" w:themeShade="D9"/>
+        </w:rPr>
+        <w:t xml:space="preserve"> in </w:t>
+      </w:r>
+      <w:proofErr w:type="spellStart"/>
+      <w:r>
+        <w:rPr>
+          <w:color w:val="D9D9D9" w:themeColor="background1" w:themeShade="D9"/>
+        </w:rPr>
+        <w:t>thread</w:t>
+      </w:r>
+      <w:proofErr w:type="spellEnd"/>
+      <w:r>
+        <w:rPr>
+          <w:color w:val="D9D9D9" w:themeColor="background1" w:themeShade="D9"/>
+        </w:rPr>
+        <w:t xml:space="preserve"> "</w:t>
+      </w:r>
+      <w:proofErr w:type="spellStart"/>
+      <w:r>
+        <w:rPr>
+          <w:color w:val="D9D9D9" w:themeColor="background1" w:themeShade="D9"/>
+        </w:rPr>
+        <w:t>main</w:t>
+      </w:r>
+      <w:proofErr w:type="spellEnd"/>
+      <w:r>
+        <w:rPr>
+          <w:color w:val="D9D9D9" w:themeColor="background1" w:themeShade="D9"/>
+        </w:rPr>
+        <w:t xml:space="preserve">" </w:t>
+      </w:r>
+      <w:proofErr w:type="spellStart"/>
+      <w:r>
+        <w:rPr>
+          <w:color w:val="D9D9D9" w:themeColor="background1" w:themeShade="D9"/>
+        </w:rPr>
+        <w:t>java.lang.reflect.InvocationTargetException</w:t>
+      </w:r>
+      <w:proofErr w:type="spellEnd"/>
+    </w:p>
+    <w:p>
+      <w:pPr>
+        <w:pStyle w:val="Prrafocdigo"/>
+        <w:rPr>
+          <w:color w:val="D9D9D9" w:themeColor="background1" w:themeShade="D9"/>
+        </w:rPr>
+      </w:pPr>
+      <w:r>
+        <w:rPr>
+          <w:color w:val="D9D9D9" w:themeColor="background1" w:themeShade="D9"/>
+        </w:rPr>
+        <w:t xml:space="preserve">        at sun.reflect.NativeMethodAccessorImpl.invoke0(Native Method)</w:t>
+      </w:r>
+    </w:p>
+    <w:p>
+      <w:pPr>
+        <w:pStyle w:val="Prrafocdigo"/>
+        <w:rPr>
+          <w:color w:val="D9D9D9" w:themeColor="background1" w:themeShade="D9"/>
+        </w:rPr>
+      </w:pPr>
+      <w:r>
+        <w:rPr>
+          <w:color w:val="D9D9D9" w:themeColor="background1" w:themeShade="D9"/>
+        </w:rPr>
+        <w:t xml:space="preserve">        at sun.reflect.NativeMethodAccessorImpl.invoke(NativeMethodAccessorImpl.java:62)</w:t>
+      </w:r>
+    </w:p>
+    <w:p>
+      <w:pPr>
+        <w:pStyle w:val="Prrafocdigo"/>
+        <w:rPr>
+          <w:color w:val="D9D9D9" w:themeColor="background1" w:themeShade="D9"/>
+        </w:rPr>
+      </w:pPr>
+      <w:r>
+        <w:rPr>
+          <w:color w:val="D9D9D9" w:themeColor="background1" w:themeShade="D9"/>
+        </w:rPr>
+        <w:t xml:space="preserve">        at sun.reflect.DelegatingMethodAccessorImpl.invoke(DelegatingMethodAccessorImpl.java:43)</w:t>
+      </w:r>
+    </w:p>
+    <w:p>
+      <w:pPr>
+        <w:pStyle w:val="Prrafocdigo"/>
+        <w:rPr>
+          <w:color w:val="D9D9D9" w:themeColor="background1" w:themeShade="D9"/>
+        </w:rPr>
+      </w:pPr>
+      <w:r>
+        <w:rPr>
+          <w:color w:val="D9D9D9" w:themeColor="background1" w:themeShade="D9"/>
+        </w:rPr>
+        <w:t xml:space="preserve">        at </w:t>
+      </w:r>
+      <w:proofErr w:type="spellStart"/>
+      <w:r>
+        <w:rPr>
+          <w:color w:val="D9D9D9" w:themeColor="background1" w:themeShade="D9"/>
+        </w:rPr>
+        <w:t>java.lang.reflect.Method.invoke</w:t>
+      </w:r>
+      <w:proofErr w:type="spellEnd"/>
+      <w:r>
+        <w:rPr>
+          <w:color w:val="D9D9D9" w:themeColor="background1" w:themeShade="D9"/>
+        </w:rPr>
+        <w:t>(Method.java:498)</w:t>
+      </w:r>
+    </w:p>
+    <w:p>
+      <w:pPr>
+        <w:pStyle w:val="Prrafocdigo"/>
+        <w:rPr>
+          <w:color w:val="D9D9D9" w:themeColor="background1" w:themeShade="D9"/>
+        </w:rPr>
+      </w:pPr>
+      <w:r>
+        <w:rPr>
+          <w:color w:val="D9D9D9" w:themeColor="background1" w:themeShade="D9"/>
+        </w:rPr>
+        <w:t xml:space="preserve">        at sun.instrument.InstrumentationImpl.loadClassAndStartAgent(InstrumentationImpl.java:386)</w:t>
+      </w:r>
+    </w:p>
+    <w:p>
+      <w:pPr>
+        <w:pStyle w:val="Prrafocdigo"/>
+        <w:rPr>
+          <w:color w:val="D9D9D9" w:themeColor="background1" w:themeShade="D9"/>
+        </w:rPr>
+      </w:pPr>
+      <w:r>
+        <w:rPr>
+          <w:color w:val="D9D9D9" w:themeColor="background1" w:themeShade="D9"/>
+        </w:rPr>
+        <w:t xml:space="preserve">        at sun.instrument.InstrumentationImpl.loadClassAndCallPremain(InstrumentationImpl.java:401)</w:t>
+      </w:r>
+    </w:p>
+    <w:p>
+      <w:pPr>
+        <w:pStyle w:val="Prrafocdigo"/>
+        <w:rPr>
+          <w:color w:val="D9D9D9" w:themeColor="background1" w:themeShade="D9"/>
+        </w:rPr>
+      </w:pPr>
+      <w:r>
+        <w:rPr>
+          <w:color w:val="D9D9D9" w:themeColor="background1" w:themeShade="D9"/>
+        </w:rPr>
+        <w:t xml:space="preserve">  </w:t>
+      </w:r>
+      <w:proofErr w:type="spellStart"/>
+      <w:r>
+        <w:rPr>
+          <w:color w:val="D9D9D9" w:themeColor="background1" w:themeShade="D9"/>
+        </w:rPr>
+        <w:t>Caused</w:t>
+      </w:r>
+      <w:proofErr w:type="spellEnd"/>
+      <w:r>
+        <w:rPr>
+          <w:color w:val="D9D9D9" w:themeColor="background1" w:themeShade="D9"/>
+        </w:rPr>
+        <w:t xml:space="preserve"> </w:t>
+      </w:r>
+      <w:proofErr w:type="spellStart"/>
+      <w:r>
+        <w:rPr>
+          <w:color w:val="D9D9D9" w:themeColor="background1" w:themeShade="D9"/>
+        </w:rPr>
+        <w:t>by</w:t>
+      </w:r>
+      <w:proofErr w:type="spellEnd"/>
+      <w:r>
+        <w:rPr>
+          <w:color w:val="D9D9D9" w:themeColor="background1" w:themeShade="D9"/>
+        </w:rPr>
+        <w:t xml:space="preserve">: </w:t>
+      </w:r>
+      <w:proofErr w:type="spellStart"/>
+      <w:r>
+        <w:rPr>
+          <w:color w:val="D9D9D9" w:themeColor="background1" w:themeShade="D9"/>
+        </w:rPr>
+        <w:t>java.net.BindException</w:t>
+      </w:r>
+      <w:proofErr w:type="spellEnd"/>
+      <w:r>
+        <w:rPr>
+          <w:color w:val="D9D9D9" w:themeColor="background1" w:themeShade="D9"/>
+        </w:rPr>
+        <w:t xml:space="preserve">: </w:t>
+      </w:r>
+      <w:proofErr w:type="spellStart"/>
+      <w:r>
+        <w:rPr>
+          <w:color w:val="D9D9D9" w:themeColor="background1" w:themeShade="D9"/>
+        </w:rPr>
+        <w:t>Address</w:t>
+      </w:r>
+      <w:proofErr w:type="spellEnd"/>
+      <w:r>
+        <w:rPr>
+          <w:color w:val="D9D9D9" w:themeColor="background1" w:themeShade="D9"/>
+        </w:rPr>
+        <w:t xml:space="preserve"> </w:t>
+      </w:r>
+      <w:proofErr w:type="spellStart"/>
+      <w:r>
+        <w:rPr>
+          <w:color w:val="D9D9D9" w:themeColor="background1" w:themeShade="D9"/>
+        </w:rPr>
+        <w:t>already</w:t>
+      </w:r>
+      <w:proofErr w:type="spellEnd"/>
+      <w:r>
+        <w:rPr>
+          <w:color w:val="D9D9D9" w:themeColor="background1" w:themeShade="D9"/>
+        </w:rPr>
+        <w:t xml:space="preserve"> in use</w:t>
+      </w:r>
+    </w:p>
+    <w:p>
+      <w:pPr>
+        <w:pStyle w:val="Prrafocdigo"/>
+        <w:rPr>
+          <w:color w:val="D9D9D9" w:themeColor="background1" w:themeShade="D9"/>
+        </w:rPr>
+      </w:pPr>
+      <w:r>
+        <w:rPr>
+          <w:color w:val="D9D9D9" w:themeColor="background1" w:themeShade="D9"/>
+        </w:rPr>
+        <w:t xml:space="preserve">        at sun.nio.ch.Net.bind0(Native Method)</w:t>
+      </w:r>
+    </w:p>
+    <w:p>
+      <w:pPr>
+        <w:pStyle w:val="Prrafocdigo"/>
+        <w:rPr>
+          <w:color w:val="D9D9D9" w:themeColor="background1" w:themeShade="D9"/>
+        </w:rPr>
+      </w:pPr>
+      <w:r>
+        <w:rPr>
+          <w:color w:val="D9D9D9" w:themeColor="background1" w:themeShade="D9"/>
+        </w:rPr>
+        <w:t xml:space="preserve">        at </w:t>
+      </w:r>
+      <w:proofErr w:type="spellStart"/>
+      <w:r>
+        <w:rPr>
+          <w:color w:val="D9D9D9" w:themeColor="background1" w:themeShade="D9"/>
+        </w:rPr>
+        <w:t>sun.nio.ch.Net.bind</w:t>
+      </w:r>
+      <w:proofErr w:type="spellEnd"/>
+      <w:r>
+        <w:rPr>
+          <w:color w:val="D9D9D9" w:themeColor="background1" w:themeShade="D9"/>
+        </w:rPr>
+        <w:t>(Net.java:433)</w:t>
+      </w:r>
+    </w:p>
+    <w:p>
+      <w:pPr>
+        <w:pStyle w:val="Prrafocdigo"/>
+        <w:rPr>
+          <w:color w:val="D9D9D9" w:themeColor="background1" w:themeShade="D9"/>
+        </w:rPr>
+      </w:pPr>
+      <w:r>
+        <w:rPr>
+          <w:color w:val="D9D9D9" w:themeColor="background1" w:themeShade="D9"/>
+        </w:rPr>
+        <w:t xml:space="preserve">        at </w:t>
+      </w:r>
+      <w:proofErr w:type="spellStart"/>
+      <w:r>
+        <w:rPr>
+          <w:color w:val="D9D9D9" w:themeColor="background1" w:themeShade="D9"/>
+        </w:rPr>
+        <w:t>sun.nio.ch.Net.bind</w:t>
+      </w:r>
+      <w:proofErr w:type="spellEnd"/>
+      <w:r>
+        <w:rPr>
+          <w:color w:val="D9D9D9" w:themeColor="background1" w:themeShade="D9"/>
+        </w:rPr>
+        <w:t>(Net.java:425)</w:t>
+      </w:r>
+    </w:p>
+    <w:p>
+      <w:pPr>
+        <w:pStyle w:val="Prrafocdigo"/>
+        <w:rPr>
+          <w:color w:val="D9D9D9" w:themeColor="background1" w:themeShade="D9"/>
+        </w:rPr>
+      </w:pPr>
+      <w:r>
+        <w:rPr>
+          <w:color w:val="D9D9D9" w:themeColor="background1" w:themeShade="D9"/>
+        </w:rPr>
+        <w:t xml:space="preserve">        at sun.nio.ch.ServerSocketChannelImpl.bind(ServerSocketChannelImpl.java:223)</w:t>
+      </w:r>
+    </w:p>
+    <w:p>
+      <w:pPr>
+        <w:pStyle w:val="Prrafocdigo"/>
+        <w:rPr>
+          <w:color w:val="D9D9D9" w:themeColor="background1" w:themeShade="D9"/>
+        </w:rPr>
+      </w:pPr>
+      <w:r>
+        <w:rPr>
+          <w:color w:val="D9D9D9" w:themeColor="background1" w:themeShade="D9"/>
+        </w:rPr>
+        <w:t xml:space="preserve">        at </w:t>
+      </w:r>
+      <w:proofErr w:type="spellStart"/>
+      <w:r>
+        <w:rPr>
+          <w:color w:val="D9D9D9" w:themeColor="background1" w:themeShade="D9"/>
+        </w:rPr>
+        <w:t>sun.nio.ch.ServerSocketAdaptor.bind</w:t>
+      </w:r>
+      <w:proofErr w:type="spellEnd"/>
+      <w:r>
+        <w:rPr>
+          <w:color w:val="D9D9D9" w:themeColor="background1" w:themeShade="D9"/>
+        </w:rPr>
+        <w:t>(ServerSocketAdaptor.java:74)</w:t>
+      </w:r>
+    </w:p>
+    <w:p>
+      <w:pPr>
+        <w:pStyle w:val="Prrafocdigo"/>
+        <w:rPr>
+          <w:color w:val="D9D9D9" w:themeColor="background1" w:themeShade="D9"/>
+        </w:rPr>
+      </w:pPr>
+      <w:r>
+        <w:rPr>
+          <w:color w:val="D9D9D9" w:themeColor="background1" w:themeShade="D9"/>
+        </w:rPr>
+        <w:t xml:space="preserve">        at </w:t>
+      </w:r>
+      <w:proofErr w:type="spellStart"/>
+      <w:r>
+        <w:rPr>
+          <w:color w:val="D9D9D9" w:themeColor="background1" w:themeShade="D9"/>
+        </w:rPr>
+        <w:t>sun.net.httpserver.ServerImpl</w:t>
+      </w:r>
+      <w:proofErr w:type="spellEnd"/>
+      <w:r>
+        <w:rPr>
+          <w:color w:val="D9D9D9" w:themeColor="background1" w:themeShade="D9"/>
+        </w:rPr>
+        <w:t>.&lt;</w:t>
+      </w:r>
+      <w:proofErr w:type="spellStart"/>
+      <w:r>
+        <w:rPr>
+          <w:color w:val="D9D9D9" w:themeColor="background1" w:themeShade="D9"/>
+        </w:rPr>
+        <w:t>init</w:t>
+      </w:r>
+      <w:proofErr w:type="spellEnd"/>
+      <w:r>
+        <w:rPr>
+          <w:color w:val="D9D9D9" w:themeColor="background1" w:themeShade="D9"/>
+        </w:rPr>
+        <w:t>&gt;(ServerImpl.java:100)</w:t>
+      </w:r>
+    </w:p>
+    <w:p>
+      <w:pPr>
+        <w:pStyle w:val="Prrafocdigo"/>
+        <w:rPr>
+          <w:color w:val="D9D9D9" w:themeColor="background1" w:themeShade="D9"/>
+        </w:rPr>
+      </w:pPr>
+      <w:r>
+        <w:rPr>
+          <w:color w:val="D9D9D9" w:themeColor="background1" w:themeShade="D9"/>
+        </w:rPr>
+        <w:t xml:space="preserve">        at </w:t>
+      </w:r>
+      <w:proofErr w:type="spellStart"/>
+      <w:r>
+        <w:rPr>
+          <w:color w:val="D9D9D9" w:themeColor="background1" w:themeShade="D9"/>
+        </w:rPr>
+        <w:t>sun.net.httpserver.HttpServerImpl</w:t>
+      </w:r>
+      <w:proofErr w:type="spellEnd"/>
+      <w:r>
+        <w:rPr>
+          <w:color w:val="D9D9D9" w:themeColor="background1" w:themeShade="D9"/>
+        </w:rPr>
+        <w:t>.&lt;</w:t>
+      </w:r>
+      <w:proofErr w:type="spellStart"/>
+      <w:r>
+        <w:rPr>
+          <w:color w:val="D9D9D9" w:themeColor="background1" w:themeShade="D9"/>
+        </w:rPr>
+        <w:t>init</w:t>
+      </w:r>
+      <w:proofErr w:type="spellEnd"/>
+      <w:r>
+        <w:rPr>
+          <w:color w:val="D9D9D9" w:themeColor="background1" w:themeShade="D9"/>
+        </w:rPr>
+        <w:t>&gt;(HttpServerImpl.java:50)</w:t>
+      </w:r>
+    </w:p>
+    <w:p>
+      <w:pPr>
+        <w:pStyle w:val="Prrafocdigo"/>
+        <w:rPr>
+          <w:color w:val="D9D9D9" w:themeColor="background1" w:themeShade="D9"/>
+        </w:rPr>
+      </w:pPr>
+      <w:r>
+        <w:rPr>
+          <w:color w:val="D9D9D9" w:themeColor="background1" w:themeShade="D9"/>
+        </w:rPr>
+        <w:t xml:space="preserve">        at sun.net.httpserver.DefaultHttpServerProvider.createHttpServer(DefaultHttpServerProvider.java:35)</w:t>
+      </w:r>
+    </w:p>
+    <w:p>
+      <w:pPr>
+        <w:pStyle w:val="Prrafocdigo"/>
+        <w:rPr>
+          <w:color w:val="D9D9D9" w:themeColor="background1" w:themeShade="D9"/>
+        </w:rPr>
+      </w:pPr>
+      <w:r>
+        <w:rPr>
+          <w:color w:val="D9D9D9" w:themeColor="background1" w:themeShade="D9"/>
+        </w:rPr>
+        <w:t xml:space="preserve">        at </w:t>
+      </w:r>
+      <w:proofErr w:type="spellStart"/>
+      <w:r>
+        <w:rPr>
+          <w:color w:val="D9D9D9" w:themeColor="background1" w:themeShade="D9"/>
+        </w:rPr>
+        <w:t>com.sun.net.httpserver.HttpServer.create</w:t>
+      </w:r>
+      <w:proofErr w:type="spellEnd"/>
+      <w:r>
+        <w:rPr>
+          <w:color w:val="D9D9D9" w:themeColor="background1" w:themeShade="D9"/>
+        </w:rPr>
+        <w:t>(HttpServer.java:130)</w:t>
+      </w:r>
+    </w:p>
+    <w:p>
+      <w:pPr>
+        <w:pStyle w:val="Prrafocdigo"/>
+        <w:rPr>
+          <w:color w:val="D9D9D9" w:themeColor="background1" w:themeShade="D9"/>
+        </w:rPr>
+      </w:pPr>
+      <w:r>
+        <w:rPr>
+          <w:color w:val="D9D9D9" w:themeColor="background1" w:themeShade="D9"/>
+        </w:rPr>
+        <w:t xml:space="preserve">        at io.prometheus.jmx.shaded.io.prometheus.client.exporter.HTTPServer$Builder.build(HTTPServer.java:365)</w:t>
+      </w:r>
+    </w:p>
+    <w:p>
+      <w:pPr>
+        <w:pStyle w:val="Prrafocdigo"/>
+        <w:rPr>
+          <w:color w:val="D9D9D9" w:themeColor="background1" w:themeShade="D9"/>
+        </w:rPr>
+      </w:pPr>
+      <w:r>
+        <w:rPr>
+          <w:color w:val="D9D9D9" w:themeColor="background1" w:themeShade="D9"/>
+        </w:rPr>
+        <w:t xml:space="preserve">        at io.prometheus.jmx.common.http.HTTPServerFactory.createHTTPServer(HTTPServerFactory.java:123)</w:t>
+      </w:r>
+    </w:p>
+    <w:p>
+      <w:pPr>
+        <w:pStyle w:val="Prrafocdigo"/>
+        <w:rPr>
+          <w:color w:val="D9D9D9" w:themeColor="background1" w:themeShade="D9"/>
+        </w:rPr>
+      </w:pPr>
+      <w:r>
+        <w:rPr>
+          <w:color w:val="D9D9D9" w:themeColor="background1" w:themeShade="D9"/>
+        </w:rPr>
+        <w:t xml:space="preserve">        at </w:t>
+      </w:r>
+      <w:proofErr w:type="spellStart"/>
+      <w:r>
+        <w:rPr>
+          <w:color w:val="D9D9D9" w:themeColor="background1" w:themeShade="D9"/>
+        </w:rPr>
+        <w:t>io.prometheus.jmx.JavaAgent.premain</w:t>
+      </w:r>
+      <w:proofErr w:type="spellEnd"/>
+      <w:r>
+        <w:rPr>
+          <w:color w:val="D9D9D9" w:themeColor="background1" w:themeShade="D9"/>
+        </w:rPr>
+        <w:t>(JavaAgent.java:60)</w:t>
+      </w:r>
+    </w:p>
+    <w:p>
+      <w:pPr>
+        <w:pStyle w:val="Prrafocdigo"/>
+        <w:rPr>
+          <w:color w:val="D9D9D9" w:themeColor="background1" w:themeShade="D9"/>
+        </w:rPr>
+      </w:pPr>
+      <w:r>
+        <w:rPr>
+          <w:color w:val="D9D9D9" w:themeColor="background1" w:themeShade="D9"/>
+        </w:rPr>
+        <w:t xml:space="preserve">        ... 6 more</w:t>
+      </w:r>
+    </w:p>
+    <w:p>
+      <w:pPr>
+        <w:pStyle w:val="Prrafocdigo"/>
+        <w:rPr>
+          <w:color w:val="D9D9D9" w:themeColor="background1" w:themeShade="D9"/>
+        </w:rPr>
+      </w:pPr>
+      <w:r>
+        <w:rPr>
+          <w:color w:val="D9D9D9" w:themeColor="background1" w:themeShade="D9"/>
+        </w:rPr>
+        <w:t xml:space="preserve">  </w:t>
+      </w:r>
+      <w:r>
+        <w:rPr>
+          <w:color w:val="D9D9D9" w:themeColor="background1" w:themeShade="D9"/>
+        </w:rPr>
+        <w:t xml:space="preserve">FATAL ERROR in native </w:t>
+      </w:r>
+      <w:proofErr w:type="spellStart"/>
+      <w:r>
+        <w:rPr>
+          <w:color w:val="D9D9D9" w:themeColor="background1" w:themeShade="D9"/>
+        </w:rPr>
+        <w:t>method</w:t>
+      </w:r>
+      <w:proofErr w:type="spellEnd"/>
+      <w:r>
+        <w:rPr>
+          <w:color w:val="D9D9D9" w:themeColor="background1" w:themeShade="D9"/>
+        </w:rPr>
+        <w:t xml:space="preserve">: </w:t>
+      </w:r>
+      <w:proofErr w:type="spellStart"/>
+      <w:r>
+        <w:rPr>
+          <w:color w:val="D9D9D9" w:themeColor="background1" w:themeShade="D9"/>
+        </w:rPr>
+        <w:t>processing</w:t>
+      </w:r>
+      <w:proofErr w:type="spellEnd"/>
+      <w:r>
+        <w:rPr>
+          <w:color w:val="D9D9D9" w:themeColor="background1" w:themeShade="D9"/>
+        </w:rPr>
+        <w:t xml:space="preserve"> </w:t>
+      </w:r>
+      <w:proofErr w:type="spellStart"/>
+      <w:r>
+        <w:rPr>
+          <w:color w:val="D9D9D9" w:themeColor="background1" w:themeShade="D9"/>
+        </w:rPr>
+        <w:t>of</w:t>
+      </w:r>
+      <w:proofErr w:type="spellEnd"/>
+      <w:r>
+        <w:rPr>
+          <w:color w:val="D9D9D9" w:themeColor="background1" w:themeShade="D9"/>
+        </w:rPr>
+        <w:t xml:space="preserve"> -</w:t>
+      </w:r>
+      <w:proofErr w:type="spellStart"/>
+      <w:r>
+        <w:rPr>
+          <w:color w:val="D9D9D9" w:themeColor="background1" w:themeShade="D9"/>
+        </w:rPr>
+        <w:t>javaagent</w:t>
+      </w:r>
+      <w:proofErr w:type="spellEnd"/>
+      <w:r>
+        <w:rPr>
+          <w:color w:val="D9D9D9" w:themeColor="background1" w:themeShade="D9"/>
+        </w:rPr>
+        <w:t xml:space="preserve"> </w:t>
+      </w:r>
+      <w:proofErr w:type="spellStart"/>
+      <w:r>
+        <w:rPr>
+          <w:color w:val="D9D9D9" w:themeColor="background1" w:themeShade="D9"/>
+        </w:rPr>
+        <w:t>failed</w:t>
+      </w:r>
+      <w:proofErr w:type="spellEnd"/>
+    </w:p>
+    <w:p>
+      <w:pPr>
+        <w:pStyle w:val="Prrafocdigo"/>
+        <w:rPr>
+          <w:color w:val="D9D9D9" w:themeColor="background1" w:themeShade="D9"/>
+        </w:rPr>
+      </w:pPr>
+      <w:r>
+        <w:rPr>
+          <w:color w:val="D9D9D9" w:themeColor="background1" w:themeShade="D9"/>
+        </w:rPr>
+        <w:t xml:space="preserve">  </w:t>
+      </w:r>
+      <w:proofErr w:type="spellStart"/>
+      <w:r>
+        <w:rPr>
+          <w:color w:val="D9D9D9" w:themeColor="background1" w:themeShade="D9"/>
+        </w:rPr>
+        <w:t>Aborted</w:t>
+      </w:r>
+      <w:proofErr w:type="spellEnd"/>
+    </w:p>
+    <w:p>
+      <w:pPr>
+        <w:pStyle w:val="Prrafocdigo"/>
+        <w:rPr>
+          <w:color w:val="D9D9D9" w:themeColor="background1" w:themeShade="D9"/>
+        </w:rPr>
+      </w:pPr>
+      <w:r>
+        <w:rPr>
+          <w:color w:val="D9D9D9" w:themeColor="background1" w:themeShade="D9"/>
+        </w:rPr>
+        <w:t xml:space="preserve">  </w:t>
+      </w:r>
+      <w:r>
+        <w:rPr>
+          <w:color w:val="D9D9D9" w:themeColor="background1" w:themeShade="D9"/>
+        </w:rPr>
+        <w:t xml:space="preserve">root@b58672d7eec8:/# </w:t>
+      </w:r>
+      <w:proofErr w:type="spellStart"/>
+      <w:r>
+        <w:rPr>
+          <w:color w:val="D9D9D9" w:themeColor="background1" w:themeShade="D9"/>
+        </w:rPr>
+        <w:t>exit</w:t>
+      </w:r>
+      <w:proofErr w:type="spellEnd"/>
+    </w:p>
+    <w:p>
+      <w:pPr>
+        <w:pStyle w:val="Prrafocdigo"/>
+        <w:rPr>
+          <w:sz w:val="4"/>
+          <w:szCs w:val="4"/>
+        </w:rPr>
+      </w:pPr>
+    </w:p>
+    <w:p>
+      <w:pPr>
+        <w:pStyle w:val="Prrafo"/>
+      </w:pPr>
+      <w:r>
+        <w:t>Después de investigar (búsqueda en Google y respuesta de Gemini) y aplicar la solución que más adelante detallo, el motivo es que “</w:t>
+      </w:r>
+      <w:r>
+        <w:t xml:space="preserve">Cuando ejecutas </w:t>
+      </w:r>
+      <w:proofErr w:type="spellStart"/>
+      <w:r>
+        <w:rPr>
+          <w:rStyle w:val="CdigoenlneaCar"/>
+        </w:rPr>
+        <w:t>hdfs</w:t>
+      </w:r>
+      <w:proofErr w:type="spellEnd"/>
+      <w:r>
+        <w:rPr>
+          <w:rStyle w:val="CdigoenlneaCar"/>
+        </w:rPr>
+        <w:t xml:space="preserve"> </w:t>
+      </w:r>
+      <w:proofErr w:type="spellStart"/>
+      <w:r>
+        <w:rPr>
+          <w:rStyle w:val="CdigoenlneaCar"/>
+        </w:rPr>
+        <w:t>dfsadmin</w:t>
+      </w:r>
+      <w:proofErr w:type="spellEnd"/>
+      <w:r>
+        <w:rPr>
+          <w:rStyle w:val="CdigoenlneaCar"/>
+        </w:rPr>
+        <w:t xml:space="preserve"> -</w:t>
+      </w:r>
+      <w:proofErr w:type="spellStart"/>
+      <w:r>
+        <w:rPr>
+          <w:rStyle w:val="CdigoenlneaCar"/>
+        </w:rPr>
+        <w:t>report</w:t>
+      </w:r>
+      <w:proofErr w:type="spellEnd"/>
+      <w:r>
+        <w:t xml:space="preserve">, estás lanzando un </w:t>
+      </w:r>
+      <w:r>
+        <w:rPr>
+          <w:i/>
+          <w:iCs/>
+        </w:rPr>
+        <w:t>segundo</w:t>
+      </w:r>
+      <w:r>
+        <w:t xml:space="preserve"> proceso de Java independiente dentro de ese mismo contenedor para consultar el estado. Como </w:t>
+      </w:r>
+      <w:r>
+        <w:t xml:space="preserve">tienes un archivo de configuración .ENV donde defines variables de entorno, </w:t>
+      </w:r>
+      <w:r>
+        <w:t xml:space="preserve">en tu archivo </w:t>
+      </w:r>
+      <w:proofErr w:type="spellStart"/>
+      <w:r>
+        <w:rPr>
+          <w:rStyle w:val="CdigoenlneaCar"/>
+        </w:rPr>
+        <w:t>hadoop.env</w:t>
+      </w:r>
+      <w:proofErr w:type="spellEnd"/>
+      <w:r>
+        <w:t xml:space="preserve"> </w:t>
+      </w:r>
+      <w:r>
+        <w:t xml:space="preserve">tienes especificada </w:t>
+      </w:r>
+      <w:r>
+        <w:t xml:space="preserve">la variable global de Java de forma genérica </w:t>
+      </w:r>
+      <w:r>
+        <w:rPr>
+          <w:rStyle w:val="CdigoenlneaCar"/>
+        </w:rPr>
+        <w:t>HADOOP_OPTS</w:t>
+      </w:r>
+      <w:r>
+        <w:t xml:space="preserve">. Al ejecutar </w:t>
+      </w:r>
+      <w:r>
+        <w:t>este nuevo comando de consola</w:t>
+      </w:r>
+      <w:r>
+        <w:t>,</w:t>
+      </w:r>
+      <w:r>
+        <w:t xml:space="preserve"> </w:t>
+      </w:r>
+      <w:r>
+        <w:t xml:space="preserve">está </w:t>
+      </w:r>
+      <w:r>
+        <w:t>intenta</w:t>
+      </w:r>
+      <w:r>
+        <w:t>ndo</w:t>
+      </w:r>
+      <w:r>
+        <w:t xml:space="preserve"> cargar también el agente de Prometheus y abrir el mismo puerto. Al ver que el </w:t>
+      </w:r>
+      <w:proofErr w:type="spellStart"/>
+      <w:r>
+        <w:rPr>
+          <w:i/>
+          <w:iCs/>
+        </w:rPr>
+        <w:t>NameNode</w:t>
+      </w:r>
+      <w:proofErr w:type="spellEnd"/>
+      <w:r>
+        <w:t xml:space="preserve"> ya lo está usando, salta el </w:t>
+      </w:r>
+      <w:proofErr w:type="spellStart"/>
+      <w:r>
+        <w:rPr>
+          <w:rStyle w:val="CdigoenlneaCar"/>
+        </w:rPr>
+        <w:t>BindException</w:t>
+      </w:r>
+      <w:proofErr w:type="spellEnd"/>
+      <w:r>
+        <w:rPr>
+          <w:rStyle w:val="CdigoenlneaCar"/>
+        </w:rPr>
+        <w:t xml:space="preserve">: </w:t>
+      </w:r>
+      <w:proofErr w:type="spellStart"/>
+      <w:r>
+        <w:rPr>
+          <w:rStyle w:val="CdigoenlneaCar"/>
+        </w:rPr>
+        <w:t>Address</w:t>
+      </w:r>
+      <w:proofErr w:type="spellEnd"/>
+      <w:r>
+        <w:rPr>
+          <w:rStyle w:val="CdigoenlneaCar"/>
+        </w:rPr>
+        <w:t xml:space="preserve"> </w:t>
+      </w:r>
+      <w:proofErr w:type="spellStart"/>
+      <w:r>
+        <w:rPr>
+          <w:rStyle w:val="CdigoenlneaCar"/>
+        </w:rPr>
+        <w:t>already</w:t>
+      </w:r>
+      <w:proofErr w:type="spellEnd"/>
+      <w:r>
+        <w:t xml:space="preserve"> in use y aborta.</w:t>
+      </w:r>
+      <w:r>
+        <w:t>”</w:t>
+      </w:r>
+    </w:p>
+    <w:p>
+      <w:pPr>
+        <w:pStyle w:val="Prrafo"/>
+      </w:pPr>
+      <w:r>
+        <w:t xml:space="preserve">La solución fue descartar la variable global </w:t>
+      </w:r>
+      <w:r>
+        <w:rPr>
+          <w:rStyle w:val="CdigoenlneaCar"/>
+        </w:rPr>
+        <w:t>HADOOP_OPTS</w:t>
+      </w:r>
+      <w:r>
+        <w:t xml:space="preserve"> usada por todos los contenedores del Clúster de Hadoop y definir, e</w:t>
+      </w:r>
+      <w:r>
+        <w:t>n</w:t>
+      </w:r>
+      <w:r>
+        <w:t xml:space="preserve"> su</w:t>
+      </w:r>
+      <w:r>
+        <w:t xml:space="preserve"> lugar</w:t>
+      </w:r>
+      <w:r>
+        <w:t>,</w:t>
+      </w:r>
+      <w:r>
+        <w:t xml:space="preserve"> </w:t>
+      </w:r>
+      <w:r>
+        <w:t xml:space="preserve">el agente de Java </w:t>
+      </w:r>
+      <w:r>
+        <w:rPr>
+          <w:rStyle w:val="CdigoenlneaCar"/>
+        </w:rPr>
+        <w:t>-</w:t>
+      </w:r>
+      <w:proofErr w:type="spellStart"/>
+      <w:r>
+        <w:rPr>
+          <w:rStyle w:val="CdigoenlneaCar"/>
+        </w:rPr>
+        <w:t>javaagent</w:t>
+      </w:r>
+      <w:proofErr w:type="spellEnd"/>
+      <w:r>
+        <w:t xml:space="preserve"> </w:t>
+      </w:r>
+      <w:r>
+        <w:t xml:space="preserve">solo a los servicios específicos que </w:t>
+      </w:r>
+      <w:r>
+        <w:t>necesitamos</w:t>
+      </w:r>
+      <w:r>
+        <w:t xml:space="preserve"> monitorizar</w:t>
+      </w:r>
+      <w:r>
+        <w:t>:</w:t>
+      </w:r>
+    </w:p>
+    <w:p>
+      <w:pPr>
+        <w:pStyle w:val="Prrafocdigo"/>
+        <w:rPr>
+          <w:sz w:val="4"/>
+          <w:szCs w:val="4"/>
+        </w:rPr>
+      </w:pPr>
+    </w:p>
+    <w:p>
+      <w:pPr>
+        <w:pStyle w:val="Prrafocdigo"/>
+        <w:rPr>
+          <w:color w:val="747474" w:themeColor="background2" w:themeShade="80"/>
+        </w:rPr>
+      </w:pPr>
+      <w:r>
+        <w:rPr>
+          <w:color w:val="747474" w:themeColor="background2" w:themeShade="80"/>
+        </w:rPr>
+        <w:t xml:space="preserve">  </w:t>
+      </w:r>
+      <w:r>
+        <w:rPr>
+          <w:color w:val="747474" w:themeColor="background2" w:themeShade="80"/>
+        </w:rPr>
+        <w:t xml:space="preserve"># JMX </w:t>
+      </w:r>
+      <w:proofErr w:type="spellStart"/>
+      <w:r>
+        <w:rPr>
+          <w:color w:val="747474" w:themeColor="background2" w:themeShade="80"/>
+        </w:rPr>
+        <w:t>Exporter</w:t>
+      </w:r>
+      <w:proofErr w:type="spellEnd"/>
+      <w:r>
+        <w:rPr>
+          <w:color w:val="747474" w:themeColor="background2" w:themeShade="80"/>
+        </w:rPr>
+        <w:t xml:space="preserve"> GLOBAL</w:t>
+      </w:r>
+    </w:p>
+    <w:p>
+      <w:pPr>
+        <w:pStyle w:val="Prrafocdigo"/>
+        <w:rPr>
+          <w:color w:val="747474" w:themeColor="background2" w:themeShade="80"/>
+        </w:rPr>
+      </w:pPr>
+      <w:r>
+        <w:rPr>
+          <w:color w:val="747474" w:themeColor="background2" w:themeShade="80"/>
+        </w:rPr>
+        <w:t xml:space="preserve">  </w:t>
+      </w:r>
+      <w:r>
+        <w:rPr>
+          <w:color w:val="747474" w:themeColor="background2" w:themeShade="80"/>
+        </w:rPr>
+        <w:t># HADOOP_OPTS="-javaagent:/opt/jmx_exporter/jmx_prometheus_javaagent.jar=9010:/opt/jmx_exporter/jmx_config.yml"</w:t>
+      </w:r>
+    </w:p>
+    <w:p>
+      <w:pPr>
+        <w:pStyle w:val="Prrafocdigo"/>
+        <w:rPr>
+          <w:color w:val="747474" w:themeColor="background2" w:themeShade="80"/>
+        </w:rPr>
+      </w:pPr>
+      <w:r>
+        <w:rPr>
+          <w:color w:val="747474" w:themeColor="background2" w:themeShade="80"/>
+        </w:rPr>
+        <w:t xml:space="preserve">  #</w:t>
+      </w:r>
+    </w:p>
+    <w:p>
+      <w:pPr>
+        <w:pStyle w:val="Prrafocdigo"/>
+        <w:rPr>
+          <w:color w:val="747474" w:themeColor="background2" w:themeShade="80"/>
+        </w:rPr>
+      </w:pPr>
+      <w:r>
+        <w:rPr>
+          <w:color w:val="747474" w:themeColor="background2" w:themeShade="80"/>
+        </w:rPr>
+        <w:t xml:space="preserve">  </w:t>
+      </w:r>
+      <w:r>
+        <w:rPr>
+          <w:color w:val="747474" w:themeColor="background2" w:themeShade="80"/>
+        </w:rPr>
+        <w:t xml:space="preserve"># JMX </w:t>
+      </w:r>
+      <w:proofErr w:type="spellStart"/>
+      <w:r>
+        <w:rPr>
+          <w:color w:val="747474" w:themeColor="background2" w:themeShade="80"/>
+        </w:rPr>
+        <w:t>Exporter</w:t>
+      </w:r>
+      <w:proofErr w:type="spellEnd"/>
+      <w:r>
+        <w:rPr>
+          <w:color w:val="747474" w:themeColor="background2" w:themeShade="80"/>
+        </w:rPr>
+        <w:t xml:space="preserve"> sólo para </w:t>
+      </w:r>
+      <w:proofErr w:type="spellStart"/>
+      <w:r>
+        <w:rPr>
+          <w:color w:val="747474" w:themeColor="background2" w:themeShade="80"/>
+        </w:rPr>
+        <w:t>NameNode</w:t>
+      </w:r>
+      <w:proofErr w:type="spellEnd"/>
+    </w:p>
+    <w:p>
+      <w:pPr>
+        <w:pStyle w:val="Prrafocdigo"/>
+      </w:pPr>
+      <w:r>
+        <w:t xml:space="preserve">  </w:t>
+      </w:r>
+      <w:r>
+        <w:t>HDFS_NAMENODE_OPTS</w:t>
+      </w:r>
+      <w:r>
+        <w:rPr>
+          <w:color w:val="D4D4D4"/>
+        </w:rPr>
+        <w:t>=</w:t>
+      </w:r>
+      <w:r>
+        <w:rPr>
+          <w:color w:val="A5D6FF"/>
+        </w:rPr>
+        <w:t>"-javaagent:/opt/jmx_exporter/jmx_prometheus_javaagent.jar=9010:/opt/jmx_exporter/jmx_config.yml"</w:t>
+      </w:r>
+    </w:p>
+    <w:p>
+      <w:pPr>
+        <w:pStyle w:val="Prrafocdigo"/>
+      </w:pPr>
+      <w:r>
+        <w:t xml:space="preserve">  </w:t>
+      </w:r>
+      <w:r>
+        <w:rPr>
+          <w:color w:val="747474" w:themeColor="background2" w:themeShade="80"/>
+        </w:rPr>
+        <w:t xml:space="preserve"># JMX </w:t>
+      </w:r>
+      <w:proofErr w:type="spellStart"/>
+      <w:r>
+        <w:rPr>
+          <w:color w:val="747474" w:themeColor="background2" w:themeShade="80"/>
+        </w:rPr>
+        <w:t>Exporter</w:t>
+      </w:r>
+      <w:proofErr w:type="spellEnd"/>
+      <w:r>
+        <w:rPr>
+          <w:color w:val="747474" w:themeColor="background2" w:themeShade="80"/>
+        </w:rPr>
+        <w:t xml:space="preserve"> sólo para </w:t>
+      </w:r>
+      <w:proofErr w:type="spellStart"/>
+      <w:r>
+        <w:rPr>
+          <w:color w:val="747474" w:themeColor="background2" w:themeShade="80"/>
+        </w:rPr>
+        <w:t>DataNodes</w:t>
+      </w:r>
+      <w:proofErr w:type="spellEnd"/>
+    </w:p>
+    <w:p>
+      <w:pPr>
+        <w:pStyle w:val="Prrafocdigo"/>
+      </w:pPr>
+      <w:r>
+        <w:rPr>
+          <w:color w:val="C9D1D9"/>
+        </w:rPr>
+        <w:t xml:space="preserve">  </w:t>
+      </w:r>
+      <w:r>
+        <w:rPr>
+          <w:color w:val="C9D1D9"/>
+        </w:rPr>
+        <w:t>HDFS_DATANODE_OPTS</w:t>
+      </w:r>
+      <w:r>
+        <w:rPr>
+          <w:color w:val="D4D4D4"/>
+        </w:rPr>
+        <w:t>=</w:t>
+      </w:r>
+      <w:r>
+        <w:rPr>
+          <w:color w:val="A5D6FF"/>
+        </w:rPr>
+        <w:t>"-javaagent:/opt/jmx_exporter/jmx_prometheus_javaagent.jar=9010:/opt/jmx_exporter/jmx_config.yml"</w:t>
+      </w:r>
+    </w:p>
+    <w:p>
+      <w:pPr>
+        <w:pStyle w:val="Prrafocdigo"/>
+        <w:rPr>
+          <w:color w:val="747474" w:themeColor="background2" w:themeShade="80"/>
+        </w:rPr>
+      </w:pPr>
+      <w:r>
+        <w:t xml:space="preserve">  </w:t>
+      </w:r>
+      <w:r>
+        <w:rPr>
+          <w:color w:val="747474" w:themeColor="background2" w:themeShade="80"/>
+        </w:rPr>
+        <w:t xml:space="preserve"># JMX </w:t>
+      </w:r>
+      <w:proofErr w:type="spellStart"/>
+      <w:r>
+        <w:rPr>
+          <w:color w:val="747474" w:themeColor="background2" w:themeShade="80"/>
+        </w:rPr>
+        <w:t>Exporter</w:t>
+      </w:r>
+      <w:proofErr w:type="spellEnd"/>
+      <w:r>
+        <w:rPr>
+          <w:color w:val="747474" w:themeColor="background2" w:themeShade="80"/>
+        </w:rPr>
+        <w:t xml:space="preserve"> para la gestión de recursos (YARN)</w:t>
+      </w:r>
+    </w:p>
+    <w:p>
+      <w:pPr>
+        <w:pStyle w:val="Prrafocdigo"/>
+        <w:rPr>
+          <w:color w:val="A5D6FF"/>
+        </w:rPr>
+      </w:pPr>
+      <w:r>
+        <w:t xml:space="preserve">  </w:t>
+      </w:r>
+      <w:r>
+        <w:t>YARN_RESOURCEMANAGER_OPTS</w:t>
+      </w:r>
+      <w:r>
+        <w:rPr>
+          <w:color w:val="D4D4D4"/>
+        </w:rPr>
+        <w:t>=</w:t>
+      </w:r>
+      <w:r>
+        <w:rPr>
+          <w:color w:val="A5D6FF"/>
+        </w:rPr>
+        <w:t>"-</w:t>
+      </w:r>
+    </w:p>
+    <w:p>
+      <w:pPr>
+        <w:pStyle w:val="Prrafocdigo"/>
+      </w:pPr>
+      <w:r>
+        <w:rPr>
+          <w:color w:val="A5D6FF"/>
+        </w:rPr>
+        <w:t xml:space="preserve">  </w:t>
+      </w:r>
+      <w:r>
+        <w:rPr>
+          <w:color w:val="A5D6FF"/>
+        </w:rPr>
+        <w:t>javaagent:/opt/jmx_exporter/jmx_prometheus_javaagent.jar=9010:/opt/jmx_exporter/jmx_config.yml"</w:t>
+      </w:r>
+    </w:p>
+    <w:p>
+      <w:pPr>
+        <w:pStyle w:val="Prrafocdigo"/>
+      </w:pPr>
+      <w:r>
+        <w:t xml:space="preserve">  </w:t>
+      </w:r>
+      <w:r>
+        <w:t>YARN_NODEMANAGER_OPTS="-</w:t>
+      </w:r>
+    </w:p>
+    <w:p>
+      <w:pPr>
+        <w:pStyle w:val="Prrafocdigo"/>
+      </w:pPr>
+      <w:r>
+        <w:t xml:space="preserve">  </w:t>
+      </w:r>
+      <w:r>
+        <w:rPr>
+          <w:color w:val="A5D6FF"/>
+        </w:rPr>
+        <w:t>javaagent:/opt/jmx_exporter/jmx_prometheus_javaagent.jar=9010:/opt/jmx_exporter/jmx_config.yml"</w:t>
+      </w:r>
+    </w:p>
+    <w:p>
+      <w:pPr>
+        <w:pStyle w:val="Prrafocdigo"/>
+        <w:rPr>
+          <w:sz w:val="4"/>
+          <w:szCs w:val="4"/>
+        </w:rPr>
+      </w:pPr>
+    </w:p>
+    <w:p>
+      <w:pPr>
+        <w:spacing w:before="0" w:after="160" w:line="278" w:lineRule="auto"/>
+      </w:pPr>
+      <w:r>
+        <w:br w:type="page"/>
+      </w:r>
+    </w:p>
+    <w:p>
+      <w:pPr>
+        <w:pStyle w:val="Prrafo"/>
+      </w:pPr>
+      <w:r>
+        <w:lastRenderedPageBreak/>
+        <w:t xml:space="preserve">Una vez levantado de nuevo los servicios y </w:t>
+      </w:r>
+      <w:r>
+        <w:t xml:space="preserve">haber </w:t>
+      </w:r>
+      <w:r>
+        <w:t>entrado en la consola del contenedor, ejecutamos de nuevo el comando y obtenemos:</w:t>
+      </w:r>
+    </w:p>
+    <w:p>
+      <w:pPr>
+        <w:pStyle w:val="Imgenes"/>
+      </w:pPr>
+      <w:r>
+        <w:drawing>
+          <wp:inline distT="0" distB="0" distL="0" distR="0" wp14:anchorId="4815B398" wp14:editId="68241ED1">
+            <wp:extent cx="6661150" cy="6977380"/>
+            <wp:effectExtent l="0" t="0" r="6350" b="0"/>
+            <wp:docPr id="76545691" name="Imagen 1"/>
+            <wp:cNvGraphicFramePr>
+              <a:graphicFrameLocks xmlns:a="http://schemas.openxmlformats.org/drawingml/2006/main" noChangeAspect="1"/>
+            </wp:cNvGraphicFramePr>
+            <a:graphic xmlns:a="http://schemas.openxmlformats.org/drawingml/2006/main">
+              <a:graphicData uri="http://schemas.openxmlformats.org/drawingml/2006/picture">
+                <pic:pic xmlns:pic="http://schemas.openxmlformats.org/drawingml/2006/picture">
+                  <pic:nvPicPr>
+                    <pic:cNvPr id="76545691" name=""/>
+                    <pic:cNvPicPr/>
+                  </pic:nvPicPr>
+                  <pic:blipFill>
+                    <a:blip r:embed="rId52"/>
+                    <a:stretch>
+                      <a:fillRect/>
+                    </a:stretch>
+                  </pic:blipFill>
+                  <pic:spPr>
+                    <a:xfrm>
+                      <a:off x="0" y="0"/>
+                      <a:ext cx="6661150" cy="6977380"/>
+                    </a:xfrm>
+                    <a:prstGeom prst="rect">
+                      <a:avLst/>
+                    </a:prstGeom>
+                  </pic:spPr>
+                </pic:pic>
+              </a:graphicData>
+            </a:graphic>
+          </wp:inline>
+        </w:drawing>
+      </w:r>
+    </w:p>
+    <w:tbl>
+      <w:tblPr>
+        <w:tblStyle w:val="Tablaconcuadrcula"/>
+        <w:tblW w:w="0" w:type="auto"/>
+        <w:tblInd w:w="10" w:type="dxa"/>
+        <w:tblBorders>
+          <w:top w:val="single" w:sz="2" w:space="0" w:color="auto"/>
+          <w:left w:val="none" w:sz="0" w:space="0" w:color="auto"/>
+          <w:bottom w:val="none" w:sz="0" w:space="0" w:color="auto"/>
+          <w:right w:val="none" w:sz="0" w:space="0" w:color="auto"/>
+          <w:insideH w:val="none" w:sz="0" w:space="0" w:color="auto"/>
+          <w:insideV w:val="none" w:sz="0" w:space="0" w:color="auto"/>
+        </w:tblBorders>
+        <w:tblLook w:val="04A0" w:firstRow="1" w:lastRow="0" w:firstColumn="1" w:lastColumn="0" w:noHBand="0" w:noVBand="1"/>
+      </w:tblPr>
+      <w:tblGrid>
+        <w:gridCol w:w="10480"/>
+      </w:tblGrid>
+      <w:tr>
+        <w:tc>
+          <w:tcPr>
+            <w:tcW w:w="10480" w:type="dxa"/>
+          </w:tcPr>
+          <w:p>
+            <w:pPr>
+              <w:pStyle w:val="FigurasNx"/>
+            </w:pPr>
             <w:r>
               <w:t xml:space="preserve">Figura </w:t>
             </w:r>
@@ -17114,170 +18860,1312 @@
               <w:t>1</w:t>
             </w:r>
             <w:r>
-              <w:t>3</w:t>
+              <w:t>4</w:t>
             </w:r>
           </w:p>
         </w:tc>
       </w:tr>
     </w:tbl>
-    <w:bookmarkEnd w:id="25"/>
+    <w:p>
+      <w:pPr>
+        <w:spacing w:after="240"/>
+      </w:pPr>
+      <w:r>
+        <w:t xml:space="preserve">Analizando la salida del informe se puede observar que </w:t>
+      </w:r>
+      <w:r>
+        <w:t>confirma</w:t>
+      </w:r>
+      <w:r>
+        <w:t xml:space="preserve"> el mismo análisis que hicimos en la </w:t>
+      </w:r>
+      <w:hyperlink w:anchor="_Parte_2_—" w:history="1">
+        <w:r>
+          <w:rPr>
+            <w:rStyle w:val="Hipervnculo"/>
+          </w:rPr>
+          <w:t>Parte 2, Monitorización Web</w:t>
+        </w:r>
+      </w:hyperlink>
+      <w:r>
+        <w:t>, donde resumiendo se observa que:</w:t>
+      </w:r>
+    </w:p>
+    <w:p>
+      <w:pPr>
+        <w:pStyle w:val="Prrafodelista"/>
+        <w:numPr>
+          <w:ilvl w:val="0"/>
+          <w:numId w:val="11"/>
+        </w:numPr>
+      </w:pPr>
+      <w:r>
+        <w:t xml:space="preserve">el almacenamiento del </w:t>
+      </w:r>
+      <w:r>
+        <w:t>C</w:t>
+      </w:r>
+      <w:r>
+        <w:t xml:space="preserve">lúster está perfectamente </w:t>
+      </w:r>
+      <w:r>
+        <w:t>operativo y sin incidencias,</w:t>
+      </w:r>
+    </w:p>
+    <w:p>
+      <w:pPr>
+        <w:pStyle w:val="Prrafodelista"/>
+        <w:numPr>
+          <w:ilvl w:val="0"/>
+          <w:numId w:val="11"/>
+        </w:numPr>
+      </w:pPr>
+      <w:r>
+        <w:t>se d</w:t>
+      </w:r>
+      <w:r>
+        <w:t>etecta</w:t>
+      </w:r>
+      <w:r>
+        <w:t>n los dos</w:t>
+      </w:r>
+      <w:r>
+        <w:t xml:space="preserve"> </w:t>
+      </w:r>
+      <w:proofErr w:type="spellStart"/>
+      <w:r>
+        <w:t>DataNodes</w:t>
+      </w:r>
+      <w:proofErr w:type="spellEnd"/>
+      <w:r>
+        <w:t xml:space="preserve"> (datanode1 y datanode2) comunicándose sin problemas</w:t>
+      </w:r>
+      <w:r>
+        <w:t>,</w:t>
+      </w:r>
+    </w:p>
+    <w:p>
+      <w:pPr>
+        <w:pStyle w:val="Prrafodelista"/>
+        <w:numPr>
+          <w:ilvl w:val="0"/>
+          <w:numId w:val="11"/>
+        </w:numPr>
+      </w:pPr>
+      <w:r>
+        <w:t>a</w:t>
+      </w:r>
+      <w:r>
+        <w:t xml:space="preserve">mbos nodos suman una capacidad de almacenamiento utilizable real en tu disco de </w:t>
+      </w:r>
+      <w:r>
+        <w:rPr>
+          <w:b/>
+          <w:bCs/>
+        </w:rPr>
+        <w:t>1.84 TB</w:t>
+      </w:r>
+      <w:r>
+        <w:rPr>
+          <w:b/>
+          <w:bCs/>
+        </w:rPr>
+        <w:t>,</w:t>
+      </w:r>
+      <w:r>
+        <w:t xml:space="preserve"> </w:t>
+      </w:r>
+    </w:p>
+    <w:p>
+      <w:pPr>
+        <w:pStyle w:val="Prrafodelista"/>
+        <w:numPr>
+          <w:ilvl w:val="0"/>
+          <w:numId w:val="11"/>
+        </w:numPr>
+      </w:pPr>
+      <w:r>
+        <w:t>que e</w:t>
+      </w:r>
+      <w:r>
+        <w:t>l sistema está completamente limpio</w:t>
+      </w:r>
+      <w:r>
+        <w:t>, usando</w:t>
+      </w:r>
+      <w:r>
+        <w:t xml:space="preserve"> sólo</w:t>
+      </w:r>
+      <w:r>
+        <w:rPr>
+          <w:b/>
+          <w:bCs/>
+        </w:rPr>
+        <w:t xml:space="preserve"> 56 KB (0.00%)</w:t>
+      </w:r>
+      <w:r>
+        <w:t xml:space="preserve"> y</w:t>
+      </w:r>
+    </w:p>
+    <w:p>
+      <w:pPr>
+        <w:pStyle w:val="Prrafodelista"/>
+        <w:numPr>
+          <w:ilvl w:val="0"/>
+          <w:numId w:val="11"/>
+        </w:numPr>
+      </w:pPr>
+      <w:r>
+        <w:t xml:space="preserve">que </w:t>
+      </w:r>
+      <w:r>
+        <w:t>no hay ningún bloque de datos corrupto o perdido.</w:t>
+      </w:r>
+    </w:p>
+    <w:p>
+      <w:pPr>
+        <w:spacing w:before="0" w:after="160" w:line="278" w:lineRule="auto"/>
+        <w:rPr>
+          <w:b/>
+          <w:bCs/>
+        </w:rPr>
+      </w:pPr>
+      <w:r>
+        <w:br w:type="page"/>
+      </w:r>
+    </w:p>
     <w:p>
       <w:pPr>
         <w:pStyle w:val="Ttulo4"/>
       </w:pPr>
       <w:r>
         <w:lastRenderedPageBreak/>
-        <w:t>1.2.3.</w:t>
-      </w:r>
-      <w:r>
-        <w:t xml:space="preserve"> Anexo</w:t>
-      </w:r>
-      <w:r>
-        <w:t xml:space="preserve"> </w:t>
-      </w:r>
-      <w:r>
-        <w:t>Conclusión técnica</w:t>
-      </w:r>
+        <w:t>1.4.</w:t>
+      </w:r>
+      <w:r>
+        <w:t>2</w:t>
+      </w:r>
+      <w:r>
+        <w:t xml:space="preserve">. </w:t>
+      </w:r>
+      <w:proofErr w:type="spellStart"/>
+      <w:r>
+        <w:t>yarn</w:t>
+      </w:r>
+      <w:proofErr w:type="spellEnd"/>
+      <w:r>
+        <w:t xml:space="preserve"> </w:t>
+      </w:r>
+      <w:proofErr w:type="spellStart"/>
+      <w:r>
+        <w:t>node</w:t>
+      </w:r>
+      <w:proofErr w:type="spellEnd"/>
+      <w:r>
+        <w:t xml:space="preserve"> -</w:t>
+      </w:r>
+      <w:proofErr w:type="spellStart"/>
+      <w:r>
+        <w:t>list</w:t>
+      </w:r>
+      <w:proofErr w:type="spellEnd"/>
     </w:p>
     <w:p>
       <w:pPr>
         <w:pStyle w:val="Prrafo"/>
       </w:pPr>
       <w:r>
-        <w:t>Creo que lo</w:t>
-      </w:r>
-      <w:r>
-        <w:t xml:space="preserve"> más valioso de esta vista es la sección inferior d</w:t>
-      </w:r>
-      <w:r>
-        <w:t xml:space="preserve">el </w:t>
-      </w:r>
+        <w:t>Ejecutando el siguiente comando</w:t>
+      </w:r>
+      <w:r>
+        <w:t>:</w:t>
+      </w:r>
+      <w:r>
+        <w:rPr>
+          <w:b/>
+          <w:bCs/>
+        </w:rPr>
+        <w:t xml:space="preserve"> </w:t>
+      </w:r>
+      <w:proofErr w:type="spellStart"/>
+      <w:r>
+        <w:rPr>
+          <w:rStyle w:val="CdigoenlneaCar"/>
+        </w:rPr>
+        <w:t>yarn</w:t>
+      </w:r>
+      <w:proofErr w:type="spellEnd"/>
+      <w:r>
+        <w:rPr>
+          <w:rStyle w:val="CdigoenlneaCar"/>
+        </w:rPr>
+        <w:t xml:space="preserve"> </w:t>
+      </w:r>
+      <w:proofErr w:type="spellStart"/>
+      <w:r>
+        <w:rPr>
+          <w:rStyle w:val="CdigoenlneaCar"/>
+        </w:rPr>
+        <w:t>node</w:t>
+      </w:r>
+      <w:proofErr w:type="spellEnd"/>
+      <w:r>
+        <w:rPr>
+          <w:rStyle w:val="CdigoenlneaCar"/>
+        </w:rPr>
+        <w:t xml:space="preserve"> -</w:t>
+      </w:r>
+      <w:proofErr w:type="spellStart"/>
+      <w:r>
+        <w:rPr>
+          <w:rStyle w:val="CdigoenlneaCar"/>
+        </w:rPr>
+        <w:t>list</w:t>
+      </w:r>
+      <w:proofErr w:type="spellEnd"/>
+      <w:r>
+        <w:t>;</w:t>
+      </w:r>
+      <w:r>
+        <w:t xml:space="preserve"> en la consola del contenedor </w:t>
+      </w:r>
+      <w:proofErr w:type="spellStart"/>
+      <w:r>
+        <w:rPr>
+          <w:rStyle w:val="CdigoenlneaCar"/>
+        </w:rPr>
+        <w:t>Nodemanager</w:t>
+      </w:r>
+      <w:proofErr w:type="spellEnd"/>
+      <w:r>
+        <w:t>, obtenemos el siguiente resultado:</w:t>
+      </w:r>
+    </w:p>
+    <w:p>
+      <w:r>
+        <w:drawing>
+          <wp:inline distT="0" distB="0" distL="0" distR="0" wp14:anchorId="2A08A434" wp14:editId="3961D764">
+            <wp:extent cx="6661150" cy="816610"/>
+            <wp:effectExtent l="0" t="0" r="6350" b="2540"/>
+            <wp:docPr id="954956940" name="Imagen 1"/>
+            <wp:cNvGraphicFramePr>
+              <a:graphicFrameLocks xmlns:a="http://schemas.openxmlformats.org/drawingml/2006/main" noChangeAspect="1"/>
+            </wp:cNvGraphicFramePr>
+            <a:graphic xmlns:a="http://schemas.openxmlformats.org/drawingml/2006/main">
+              <a:graphicData uri="http://schemas.openxmlformats.org/drawingml/2006/picture">
+                <pic:pic xmlns:pic="http://schemas.openxmlformats.org/drawingml/2006/picture">
+                  <pic:nvPicPr>
+                    <pic:cNvPr id="954956940" name=""/>
+                    <pic:cNvPicPr/>
+                  </pic:nvPicPr>
+                  <pic:blipFill>
+                    <a:blip r:embed="rId53"/>
+                    <a:stretch>
+                      <a:fillRect/>
+                    </a:stretch>
+                  </pic:blipFill>
+                  <pic:spPr>
+                    <a:xfrm>
+                      <a:off x="0" y="0"/>
+                      <a:ext cx="6661150" cy="816610"/>
+                    </a:xfrm>
+                    <a:prstGeom prst="rect">
+                      <a:avLst/>
+                    </a:prstGeom>
+                  </pic:spPr>
+                </pic:pic>
+              </a:graphicData>
+            </a:graphic>
+          </wp:inline>
+        </w:drawing>
+      </w:r>
+    </w:p>
+    <w:p>
+      <w:pPr>
+        <w:pStyle w:val="Prrafo"/>
+      </w:pPr>
+      <w:r>
+        <w:t>Delo que podemos deducir que:</w:t>
+      </w:r>
+    </w:p>
+    <w:p>
+      <w:pPr>
+        <w:pStyle w:val="Prrafodelista"/>
+        <w:numPr>
+          <w:ilvl w:val="0"/>
+          <w:numId w:val="12"/>
+        </w:numPr>
+      </w:pPr>
+      <w:r>
+        <w:t>l</w:t>
+      </w:r>
+      <w:r>
+        <w:t xml:space="preserve">a consola conecta con éxito al </w:t>
+      </w:r>
+      <w:proofErr w:type="spellStart"/>
       <w:r>
         <w:rPr>
           <w:i/>
           <w:iCs/>
         </w:rPr>
-        <w:t>Umbral</w:t>
+        <w:t>ResourceManager</w:t>
+      </w:r>
+      <w:proofErr w:type="spellEnd"/>
+      <w:r>
+        <w:t xml:space="preserve"> en su </w:t>
       </w:r>
       <w:r>
         <w:rPr>
           <w:i/>
           <w:iCs/>
         </w:rPr>
-        <w:t xml:space="preserve"> ya que</w:t>
-      </w:r>
-      <w:r>
-        <w:t xml:space="preserve"> </w:t>
-      </w:r>
-      <w:r>
-        <w:t>m</w:t>
-      </w:r>
-      <w:r>
-        <w:t xml:space="preserve">uestra cómo </w:t>
-      </w:r>
-      <w:proofErr w:type="spellStart"/>
-      <w:r>
-        <w:t>Grafana</w:t>
-      </w:r>
-      <w:proofErr w:type="spellEnd"/>
-      <w:r>
-        <w:t xml:space="preserve"> está auditando de manera independiente </w:t>
-      </w:r>
-      <w:r>
-        <w:t>los</w:t>
-      </w:r>
-      <w:r>
-        <w:t xml:space="preserve"> tres contenedores de Hadoop (</w:t>
-      </w:r>
-      <w:r>
-        <w:t xml:space="preserve">el </w:t>
-      </w:r>
-      <w:proofErr w:type="spellStart"/>
-      <w:r>
-        <w:t>N</w:t>
+        <w:t>IP interna 172.19.0.2</w:t>
+      </w:r>
+      <w:r>
+        <w:t xml:space="preserve">. </w:t>
+      </w:r>
+    </w:p>
+    <w:p>
+      <w:pPr>
+        <w:pStyle w:val="Prrafodelista"/>
+        <w:numPr>
+          <w:ilvl w:val="0"/>
+          <w:numId w:val="12"/>
+        </w:numPr>
+      </w:pPr>
+      <w:r>
+        <w:t>se d</w:t>
+      </w:r>
+      <w:r>
+        <w:t xml:space="preserve">etecta </w:t>
+      </w:r>
+      <w:r>
+        <w:rPr>
+          <w:b/>
+          <w:bCs/>
+        </w:rPr>
+        <w:t>1 nodo activo</w:t>
+      </w:r>
+      <w:r>
+        <w:t xml:space="preserve"> en el clúster asignado al procesamiento (</w:t>
       </w:r>
       <w:r>
         <w:rPr>
           <w:i/>
           <w:iCs/>
         </w:rPr>
-        <w:t>ame</w:t>
-      </w:r>
-      <w:r>
-        <w:rPr>
+        <w:t>nodemanager:46003</w:t>
+      </w:r>
+      <w:r>
+        <w:t xml:space="preserve">). </w:t>
+      </w:r>
+    </w:p>
+    <w:p>
+      <w:pPr>
+        <w:pStyle w:val="Prrafodelista"/>
+        <w:numPr>
+          <w:ilvl w:val="0"/>
+          <w:numId w:val="12"/>
+        </w:numPr>
+      </w:pPr>
+      <w:r>
+        <w:t>e</w:t>
+      </w:r>
+      <w:r>
+        <w:t xml:space="preserve">l </w:t>
+      </w:r>
+      <w:r>
+        <w:rPr>
+          <w:b/>
+          <w:bCs/>
+        </w:rPr>
+        <w:t>gestor de recursos (</w:t>
+      </w:r>
+      <w:r>
+        <w:rPr>
+          <w:b/>
+          <w:bCs/>
           <w:i/>
           <w:iCs/>
         </w:rPr>
-        <w:t>N</w:t>
+        <w:t>YARN</w:t>
+      </w:r>
+      <w:r>
+        <w:rPr>
+          <w:b/>
+          <w:bCs/>
+        </w:rPr>
+        <w:t>)</w:t>
+      </w:r>
+      <w:r>
+        <w:t xml:space="preserve"> está </w:t>
+      </w:r>
+      <w:r>
+        <w:t>plena</w:t>
+      </w:r>
+      <w:r>
+        <w:t xml:space="preserve">mente operativo y </w:t>
+      </w:r>
+      <w:r>
+        <w:t>sin incidencia aparente</w:t>
+      </w:r>
+      <w:r>
+        <w:t>.</w:t>
+      </w:r>
+    </w:p>
+    <w:p>
+      <w:pPr>
+        <w:pStyle w:val="Prrafodelista"/>
+        <w:numPr>
+          <w:ilvl w:val="0"/>
+          <w:numId w:val="12"/>
+        </w:numPr>
+      </w:pPr>
+      <w:r>
+        <w:t>se r</w:t>
+      </w:r>
+      <w:r>
+        <w:t xml:space="preserve">egistra </w:t>
+      </w:r>
+      <w:r>
+        <w:rPr>
+          <w:b/>
+          <w:bCs/>
+        </w:rPr>
+        <w:t>0 contenedores en ejecución</w:t>
+      </w:r>
+      <w:r>
+        <w:t xml:space="preserve">, es decir, </w:t>
+      </w:r>
+      <w:r>
+        <w:t>el sistema está en reposo</w:t>
+      </w:r>
+      <w:r>
+        <w:t xml:space="preserve"> ya que no tiene ninguna tarea en ejecución</w:t>
+      </w:r>
+      <w:r>
+        <w:t xml:space="preserve">. </w:t>
+      </w:r>
+    </w:p>
+    <w:p>
+      <w:pPr>
+        <w:pStyle w:val="Ttulo4"/>
+      </w:pPr>
+      <w:r>
+        <w:t>1.4.</w:t>
+      </w:r>
+      <w:r>
+        <w:t>3</w:t>
+      </w:r>
+      <w:r>
+        <w:t>.</w:t>
+      </w:r>
+      <w:r>
+        <w:t xml:space="preserve"> </w:t>
+      </w:r>
+      <w:r>
+        <w:t>Configura una alerta</w:t>
+      </w:r>
+    </w:p>
+    <w:p>
+      <w:pPr>
+        <w:pStyle w:val="Prrafo"/>
+      </w:pPr>
+      <w:r>
+        <w:t xml:space="preserve">Vamos a </w:t>
+      </w:r>
+      <w:r>
+        <w:t xml:space="preserve">definir una regla en </w:t>
       </w:r>
       <w:r>
         <w:rPr>
           <w:i/>
           <w:iCs/>
         </w:rPr>
-        <w:t>ode</w:t>
-      </w:r>
-      <w:proofErr w:type="spellEnd"/>
-      <w:r>
-        <w:t xml:space="preserve"> y los dos</w:t>
+        <w:t>Prometheus</w:t>
+      </w:r>
+      <w:r>
+        <w:t xml:space="preserve"> para que avise si algún contenedor del clúster se cae de forma inesperada</w:t>
+      </w:r>
+      <w:r>
+        <w:t xml:space="preserve"> (creo que es lo más obvio en un entorno real, </w:t>
       </w:r>
       <w:r>
         <w:rPr>
           <w:i/>
           <w:iCs/>
         </w:rPr>
-        <w:t xml:space="preserve"> </w:t>
-      </w:r>
-      <w:proofErr w:type="spellStart"/>
+        <w:t>producción</w:t>
+      </w:r>
+      <w:r>
+        <w:t xml:space="preserve"> o </w:t>
+      </w:r>
       <w:r>
         <w:rPr>
           <w:i/>
           <w:iCs/>
         </w:rPr>
-        <w:t>D</w:t>
-      </w:r>
-      <w:r>
-        <w:rPr>
-          <w:i/>
-          <w:iCs/>
-        </w:rPr>
-        <w:t>ata</w:t>
-      </w:r>
-      <w:r>
-        <w:rPr>
-          <w:i/>
-          <w:iCs/>
-        </w:rPr>
-        <w:t>N</w:t>
-      </w:r>
-      <w:r>
-        <w:rPr>
-          <w:i/>
-          <w:iCs/>
-        </w:rPr>
-        <w:t>ode</w:t>
-      </w:r>
-      <w:r>
-        <w:rPr>
-          <w:i/>
-          <w:iCs/>
-        </w:rPr>
-        <w:t>s</w:t>
-      </w:r>
-      <w:proofErr w:type="spellEnd"/>
-      <w:r>
-        <w:t xml:space="preserve">). Todas están en estado saludable (Normal) porque sus tiempos de respuesta actuales oscilan en la gráfica en torno a los 0.02 segundos, </w:t>
-      </w:r>
-      <w:r>
-        <w:t>manteniéndose</w:t>
-      </w:r>
-      <w:r>
-        <w:t xml:space="preserve"> muy por debajo del límite crítico de 1 segundo que le hemos marcado.</w:t>
+        <w:t>preproducción</w:t>
+      </w:r>
+      <w:r>
+        <w:t>)</w:t>
       </w:r>
     </w:p>
     <w:p>
       <w:pPr>
         <w:pStyle w:val="Prrafo"/>
+        <w:numPr>
+          <w:ilvl w:val="0"/>
+          <w:numId w:val="13"/>
+        </w:numPr>
+      </w:pPr>
+      <w:r>
+        <w:t>Crea</w:t>
+      </w:r>
+      <w:r>
+        <w:t>mos</w:t>
+      </w:r>
+      <w:r>
+        <w:t xml:space="preserve"> un archivo llamado </w:t>
+      </w:r>
+      <w:proofErr w:type="spellStart"/>
+      <w:r>
+        <w:rPr>
+          <w:rStyle w:val="CdigoenlneaCar"/>
+        </w:rPr>
+        <w:t>alert.rules.yml</w:t>
+      </w:r>
+      <w:proofErr w:type="spellEnd"/>
+      <w:r>
+        <w:t xml:space="preserve"> en la raíz de</w:t>
+      </w:r>
+      <w:r>
+        <w:t>l</w:t>
+      </w:r>
+      <w:r>
+        <w:t xml:space="preserve"> proyecto con </w:t>
+      </w:r>
+      <w:r>
+        <w:t>la siguiente</w:t>
+      </w:r>
+      <w:r>
+        <w:t xml:space="preserve"> estructura</w:t>
+      </w:r>
+    </w:p>
+    <w:p>
+      <w:pPr>
+        <w:pStyle w:val="Prrafocdigo"/>
+        <w:rPr>
+          <w:color w:val="7EE787"/>
+          <w:sz w:val="4"/>
+          <w:szCs w:val="4"/>
+        </w:rPr>
+      </w:pPr>
+    </w:p>
+    <w:p>
+      <w:pPr>
+        <w:pStyle w:val="Prrafocdigo"/>
+        <w:rPr>
+          <w:color w:val="7EE787"/>
+        </w:rPr>
+      </w:pPr>
+      <w:r>
+        <w:rPr>
+          <w:color w:val="7EE787"/>
+        </w:rPr>
+        <w:t xml:space="preserve">  </w:t>
+      </w:r>
+      <w:proofErr w:type="spellStart"/>
+      <w:r>
+        <w:rPr>
+          <w:color w:val="7EE787"/>
+        </w:rPr>
+        <w:t>groups</w:t>
+      </w:r>
+      <w:proofErr w:type="spellEnd"/>
+      <w:r>
+        <w:rPr>
+          <w:color w:val="7EE787"/>
+        </w:rPr>
+        <w:t>:</w:t>
+      </w:r>
+    </w:p>
+    <w:p>
+      <w:pPr>
+        <w:pStyle w:val="Prrafocdigo"/>
+      </w:pPr>
+      <w:r>
+        <w:rPr>
+          <w:color w:val="C9D1D9"/>
+        </w:rPr>
+        <w:t xml:space="preserve">  </w:t>
+      </w:r>
+      <w:r>
+        <w:rPr>
+          <w:color w:val="C9D1D9"/>
+        </w:rPr>
+        <w:t xml:space="preserve">  </w:t>
+      </w:r>
+      <w:r>
+        <w:rPr>
+          <w:color w:val="FFFFFF" w:themeColor="background1"/>
+        </w:rPr>
+        <w:t>-</w:t>
+      </w:r>
+      <w:r>
+        <w:rPr>
+          <w:color w:val="7EE787"/>
+        </w:rPr>
+        <w:t xml:space="preserve"> </w:t>
+      </w:r>
+      <w:proofErr w:type="spellStart"/>
+      <w:r>
+        <w:rPr>
+          <w:color w:val="7EE787"/>
+        </w:rPr>
+        <w:t>name</w:t>
+      </w:r>
+      <w:proofErr w:type="spellEnd"/>
+      <w:r>
+        <w:rPr>
+          <w:color w:val="7EE787"/>
+        </w:rPr>
+        <w:t>:</w:t>
+      </w:r>
+      <w:r>
+        <w:rPr>
+          <w:color w:val="C9D1D9"/>
+        </w:rPr>
+        <w:t xml:space="preserve"> </w:t>
+      </w:r>
+      <w:proofErr w:type="spellStart"/>
+      <w:r>
+        <w:rPr>
+          <w:color w:val="A5D6FF"/>
+        </w:rPr>
+        <w:t>alertas_hadoop</w:t>
+      </w:r>
+      <w:proofErr w:type="spellEnd"/>
+    </w:p>
+    <w:p>
+      <w:pPr>
+        <w:pStyle w:val="Prrafocdigo"/>
+        <w:rPr>
+          <w:color w:val="7EE787"/>
+        </w:rPr>
+      </w:pPr>
+      <w:r>
+        <w:rPr>
+          <w:color w:val="7EE787"/>
+        </w:rPr>
+        <w:t xml:space="preserve">    </w:t>
+      </w:r>
+      <w:r>
+        <w:rPr>
+          <w:color w:val="7EE787"/>
+        </w:rPr>
+        <w:t xml:space="preserve">  </w:t>
+      </w:r>
+      <w:r>
+        <w:rPr>
+          <w:color w:val="7EE787"/>
+        </w:rPr>
+        <w:t>rules:</w:t>
+      </w:r>
+    </w:p>
+    <w:p>
+      <w:pPr>
+        <w:pStyle w:val="Prrafocdigo"/>
+      </w:pPr>
+      <w:r>
+        <w:rPr>
+          <w:color w:val="7EE787"/>
+        </w:rPr>
+        <w:t xml:space="preserve">      </w:t>
+      </w:r>
+      <w:r>
+        <w:rPr>
+          <w:color w:val="7EE787"/>
+        </w:rPr>
+        <w:t xml:space="preserve">  </w:t>
+      </w:r>
+      <w:r>
+        <w:rPr>
+          <w:color w:val="FFFFFF" w:themeColor="background1"/>
+        </w:rPr>
+        <w:t>-</w:t>
+      </w:r>
+      <w:r>
+        <w:rPr>
+          <w:color w:val="7EE787"/>
+        </w:rPr>
+        <w:t xml:space="preserve"> </w:t>
+      </w:r>
+      <w:proofErr w:type="spellStart"/>
+      <w:r>
+        <w:rPr>
+          <w:color w:val="7EE787"/>
+        </w:rPr>
+        <w:t>alert</w:t>
+      </w:r>
+      <w:proofErr w:type="spellEnd"/>
+      <w:r>
+        <w:rPr>
+          <w:color w:val="7EE787"/>
+        </w:rPr>
+        <w:t>:</w:t>
+      </w:r>
+      <w:r>
+        <w:rPr>
+          <w:color w:val="C9D1D9"/>
+        </w:rPr>
+        <w:t xml:space="preserve"> </w:t>
+      </w:r>
+      <w:proofErr w:type="spellStart"/>
+      <w:r>
+        <w:rPr>
+          <w:color w:val="A5D6FF"/>
+        </w:rPr>
+        <w:t>ContenedorHadoopCaido</w:t>
+      </w:r>
+      <w:proofErr w:type="spellEnd"/>
+    </w:p>
+    <w:p>
+      <w:pPr>
+        <w:pStyle w:val="Prrafocdigo"/>
+      </w:pPr>
+      <w:r>
+        <w:rPr>
+          <w:color w:val="7EE787"/>
+        </w:rPr>
+        <w:t xml:space="preserve">        </w:t>
+      </w:r>
+      <w:r>
+        <w:rPr>
+          <w:color w:val="7EE787"/>
+        </w:rPr>
+        <w:t xml:space="preserve">  </w:t>
+      </w:r>
+      <w:proofErr w:type="spellStart"/>
+      <w:r>
+        <w:rPr>
+          <w:color w:val="7EE787"/>
+        </w:rPr>
+        <w:t>expr</w:t>
+      </w:r>
+      <w:proofErr w:type="spellEnd"/>
+      <w:r>
+        <w:rPr>
+          <w:color w:val="7EE787"/>
+        </w:rPr>
+        <w:t>:</w:t>
+      </w:r>
+      <w:r>
+        <w:rPr>
+          <w:color w:val="C9D1D9"/>
+        </w:rPr>
+        <w:t xml:space="preserve"> </w:t>
+      </w:r>
+      <w:r>
+        <w:rPr>
+          <w:color w:val="A5D6FF"/>
+        </w:rPr>
+        <w:t>up == 0</w:t>
+      </w:r>
+    </w:p>
+    <w:p>
+      <w:pPr>
+        <w:pStyle w:val="Prrafocdigo"/>
+      </w:pPr>
+      <w:r>
+        <w:rPr>
+          <w:color w:val="7EE787"/>
+        </w:rPr>
+        <w:t xml:space="preserve">  </w:t>
+      </w:r>
+      <w:r>
+        <w:rPr>
+          <w:color w:val="7EE787"/>
+        </w:rPr>
+        <w:t xml:space="preserve">        </w:t>
+      </w:r>
+      <w:proofErr w:type="spellStart"/>
+      <w:r>
+        <w:rPr>
+          <w:color w:val="7EE787"/>
+        </w:rPr>
+        <w:t>for</w:t>
+      </w:r>
+      <w:proofErr w:type="spellEnd"/>
+      <w:r>
+        <w:rPr>
+          <w:color w:val="7EE787"/>
+        </w:rPr>
+        <w:t>:</w:t>
+      </w:r>
+      <w:r>
+        <w:rPr>
+          <w:color w:val="C9D1D9"/>
+        </w:rPr>
+        <w:t xml:space="preserve"> </w:t>
+      </w:r>
+      <w:r>
+        <w:rPr>
+          <w:color w:val="A5D6FF"/>
+        </w:rPr>
+        <w:t>1m</w:t>
+      </w:r>
+    </w:p>
+    <w:p>
+      <w:pPr>
+        <w:pStyle w:val="Prrafocdigo"/>
+        <w:rPr>
+          <w:color w:val="7EE787"/>
+        </w:rPr>
+      </w:pPr>
+      <w:r>
+        <w:rPr>
+          <w:color w:val="7EE787"/>
+        </w:rPr>
+        <w:t xml:space="preserve">  </w:t>
+      </w:r>
+      <w:r>
+        <w:rPr>
+          <w:color w:val="7EE787"/>
+        </w:rPr>
+        <w:t xml:space="preserve">  </w:t>
+      </w:r>
+      <w:r>
+        <w:rPr>
+          <w:color w:val="7EE787"/>
+        </w:rPr>
+        <w:t xml:space="preserve">      </w:t>
+      </w:r>
+      <w:proofErr w:type="spellStart"/>
+      <w:r>
+        <w:rPr>
+          <w:color w:val="7EE787"/>
+        </w:rPr>
+        <w:t>labels</w:t>
+      </w:r>
+      <w:proofErr w:type="spellEnd"/>
+      <w:r>
+        <w:rPr>
+          <w:color w:val="7EE787"/>
+        </w:rPr>
+        <w:t>:</w:t>
+      </w:r>
+    </w:p>
+    <w:p>
+      <w:pPr>
+        <w:pStyle w:val="Prrafocdigo"/>
+      </w:pPr>
+      <w:r>
+        <w:rPr>
+          <w:color w:val="7EE787"/>
+        </w:rPr>
+        <w:t xml:space="preserve">    </w:t>
+      </w:r>
+      <w:r>
+        <w:rPr>
+          <w:color w:val="7EE787"/>
+        </w:rPr>
+        <w:t xml:space="preserve">  </w:t>
+      </w:r>
+      <w:r>
+        <w:rPr>
+          <w:color w:val="7EE787"/>
+        </w:rPr>
+        <w:t xml:space="preserve">      </w:t>
+      </w:r>
+      <w:proofErr w:type="spellStart"/>
+      <w:r>
+        <w:rPr>
+          <w:color w:val="7EE787"/>
+        </w:rPr>
+        <w:t>severity</w:t>
+      </w:r>
+      <w:proofErr w:type="spellEnd"/>
+      <w:r>
+        <w:rPr>
+          <w:color w:val="7EE787"/>
+        </w:rPr>
+        <w:t>:</w:t>
+      </w:r>
+      <w:r>
+        <w:rPr>
+          <w:color w:val="C9D1D9"/>
+        </w:rPr>
+        <w:t xml:space="preserve"> </w:t>
+      </w:r>
+      <w:proofErr w:type="spellStart"/>
+      <w:r>
+        <w:rPr>
+          <w:color w:val="A5D6FF"/>
+        </w:rPr>
+        <w:t>critical</w:t>
+      </w:r>
+      <w:proofErr w:type="spellEnd"/>
+    </w:p>
+    <w:p>
+      <w:pPr>
+        <w:pStyle w:val="Prrafocdigo"/>
+        <w:rPr>
+          <w:color w:val="7EE787"/>
+        </w:rPr>
+      </w:pPr>
+      <w:r>
+        <w:rPr>
+          <w:color w:val="7EE787"/>
+        </w:rPr>
+        <w:t xml:space="preserve">      </w:t>
+      </w:r>
+      <w:r>
+        <w:rPr>
+          <w:color w:val="7EE787"/>
+        </w:rPr>
+        <w:t xml:space="preserve">  </w:t>
+      </w:r>
+      <w:r>
+        <w:rPr>
+          <w:color w:val="7EE787"/>
+        </w:rPr>
+        <w:t xml:space="preserve">  </w:t>
+      </w:r>
+      <w:proofErr w:type="spellStart"/>
+      <w:r>
+        <w:rPr>
+          <w:color w:val="7EE787"/>
+        </w:rPr>
+        <w:t>annotations</w:t>
+      </w:r>
+      <w:proofErr w:type="spellEnd"/>
+      <w:r>
+        <w:rPr>
+          <w:color w:val="7EE787"/>
+        </w:rPr>
+        <w:t>:</w:t>
+      </w:r>
+    </w:p>
+    <w:p>
+      <w:pPr>
+        <w:pStyle w:val="Prrafocdigo"/>
+      </w:pPr>
+      <w:r>
+        <w:rPr>
+          <w:color w:val="7EE787"/>
+        </w:rPr>
+        <w:t xml:space="preserve">        </w:t>
+      </w:r>
+      <w:r>
+        <w:rPr>
+          <w:color w:val="7EE787"/>
+        </w:rPr>
+        <w:t xml:space="preserve">  </w:t>
+      </w:r>
+      <w:r>
+        <w:rPr>
+          <w:color w:val="7EE787"/>
+        </w:rPr>
+        <w:t xml:space="preserve">  </w:t>
+      </w:r>
+      <w:proofErr w:type="spellStart"/>
+      <w:r>
+        <w:rPr>
+          <w:color w:val="7EE787"/>
+        </w:rPr>
+        <w:t>summary</w:t>
+      </w:r>
+      <w:proofErr w:type="spellEnd"/>
+      <w:r>
+        <w:rPr>
+          <w:color w:val="7EE787"/>
+        </w:rPr>
+        <w:t>:</w:t>
+      </w:r>
+      <w:r>
+        <w:rPr>
+          <w:color w:val="C9D1D9"/>
+        </w:rPr>
+        <w:t xml:space="preserve"> </w:t>
+      </w:r>
+      <w:r>
+        <w:rPr>
+          <w:color w:val="A5D6FF"/>
+        </w:rPr>
+        <w:t>"El contenedor {{ $</w:t>
+      </w:r>
+      <w:proofErr w:type="spellStart"/>
+      <w:r>
+        <w:rPr>
+          <w:color w:val="A5D6FF"/>
+        </w:rPr>
+        <w:t>labels.instance</w:t>
+      </w:r>
+      <w:proofErr w:type="spellEnd"/>
+      <w:r>
+        <w:rPr>
+          <w:color w:val="A5D6FF"/>
+        </w:rPr>
+        <w:t xml:space="preserve"> }} se ha caído"</w:t>
+      </w:r>
+    </w:p>
+    <w:p>
+      <w:pPr>
+        <w:pStyle w:val="Prrafocdigo"/>
+        <w:rPr>
+          <w:color w:val="A5D6FF"/>
+        </w:rPr>
+      </w:pPr>
+      <w:r>
+        <w:rPr>
+          <w:color w:val="7EE787"/>
+        </w:rPr>
+        <w:t xml:space="preserve">          </w:t>
+      </w:r>
+      <w:r>
+        <w:rPr>
+          <w:color w:val="7EE787"/>
+        </w:rPr>
+        <w:t xml:space="preserve">  </w:t>
+      </w:r>
+      <w:proofErr w:type="spellStart"/>
+      <w:r>
+        <w:rPr>
+          <w:color w:val="7EE787"/>
+        </w:rPr>
+        <w:t>description</w:t>
+      </w:r>
+      <w:proofErr w:type="spellEnd"/>
+      <w:r>
+        <w:rPr>
+          <w:color w:val="7EE787"/>
+        </w:rPr>
+        <w:t>:</w:t>
+      </w:r>
+      <w:r>
+        <w:rPr>
+          <w:color w:val="C9D1D9"/>
+        </w:rPr>
+        <w:t xml:space="preserve"> </w:t>
+      </w:r>
+      <w:r>
+        <w:rPr>
+          <w:color w:val="A5D6FF"/>
+        </w:rPr>
+        <w:t>"Un servicio del clúster lleva abajo más de 1 minuto."</w:t>
+      </w:r>
+    </w:p>
+    <w:p>
+      <w:pPr>
+        <w:pStyle w:val="Prrafocdigo"/>
+        <w:rPr>
+          <w:color w:val="A5D6FF"/>
+          <w:sz w:val="8"/>
+          <w:szCs w:val="8"/>
+        </w:rPr>
+      </w:pPr>
+    </w:p>
+    <w:p>
+      <w:pPr>
+        <w:pStyle w:val="Prrafo"/>
+        <w:numPr>
+          <w:ilvl w:val="0"/>
+          <w:numId w:val="13"/>
+        </w:numPr>
+      </w:pPr>
+      <w:r>
+        <w:t xml:space="preserve">Para que Prometheus lo pueda leer, sólo tenemos que añadir la ruta en el archivo de configuración </w:t>
+      </w:r>
+      <w:proofErr w:type="spellStart"/>
+      <w:r>
+        <w:rPr>
+          <w:rStyle w:val="CdigoenlneaCar"/>
+        </w:rPr>
+        <w:t>prometheus.yml</w:t>
+      </w:r>
+      <w:proofErr w:type="spellEnd"/>
+      <w:r>
+        <w:t xml:space="preserve"> debajo de la sección global, tal y como sigue:</w:t>
+      </w:r>
+    </w:p>
+    <w:p>
+      <w:pPr>
+        <w:pStyle w:val="Prrafocdigo"/>
+        <w:rPr>
+          <w:color w:val="7EE787"/>
+          <w:sz w:val="4"/>
+          <w:szCs w:val="4"/>
+        </w:rPr>
+      </w:pPr>
+    </w:p>
+    <w:p>
+      <w:pPr>
+        <w:pStyle w:val="Prrafocdigo"/>
+        <w:rPr>
+          <w:color w:val="7EE787"/>
+        </w:rPr>
+      </w:pPr>
+      <w:r>
+        <w:rPr>
+          <w:color w:val="7EE787"/>
+        </w:rPr>
+        <w:t xml:space="preserve">  </w:t>
+      </w:r>
+      <w:r>
+        <w:rPr>
+          <w:color w:val="7EE787"/>
+        </w:rPr>
+        <w:t>global</w:t>
+      </w:r>
+      <w:r>
+        <w:rPr>
+          <w:color w:val="7EE787"/>
+        </w:rPr>
+        <w:t>:</w:t>
+      </w:r>
+    </w:p>
+    <w:p>
+      <w:pPr>
+        <w:pStyle w:val="Prrafocdigo"/>
+        <w:rPr>
+          <w:color w:val="7EE787"/>
+        </w:rPr>
+      </w:pPr>
+      <w:r>
+        <w:rPr>
+          <w:color w:val="7EE787"/>
+        </w:rPr>
+        <w:t xml:space="preserve">  </w:t>
+      </w:r>
+      <w:r>
+        <w:rPr>
+          <w:color w:val="7EE787"/>
+        </w:rPr>
+        <w:t xml:space="preserve">  </w:t>
+      </w:r>
+      <w:r>
+        <w:rPr>
+          <w:color w:val="7EE787"/>
+        </w:rPr>
+        <w:t>[…]</w:t>
+      </w:r>
+    </w:p>
+    <w:p>
+      <w:pPr>
+        <w:pStyle w:val="Prrafocdigo"/>
+      </w:pPr>
+    </w:p>
+    <w:p>
+      <w:pPr>
+        <w:pStyle w:val="Prrafocdigo"/>
+        <w:rPr>
+          <w:color w:val="7EE787"/>
+        </w:rPr>
+      </w:pPr>
+      <w:r>
+        <w:rPr>
+          <w:color w:val="7EE787"/>
+        </w:rPr>
+        <w:t xml:space="preserve">  </w:t>
+      </w:r>
+      <w:proofErr w:type="spellStart"/>
+      <w:r>
+        <w:rPr>
+          <w:color w:val="7EE787"/>
+        </w:rPr>
+        <w:t>rule_files</w:t>
+      </w:r>
+      <w:proofErr w:type="spellEnd"/>
+      <w:r>
+        <w:rPr>
+          <w:color w:val="7EE787"/>
+        </w:rPr>
+        <w:t>:</w:t>
+      </w:r>
+    </w:p>
+    <w:p>
+      <w:pPr>
+        <w:pStyle w:val="Prrafocdigo"/>
+      </w:pPr>
+      <w:r>
+        <w:rPr>
+          <w:color w:val="C9D1D9"/>
+        </w:rPr>
+        <w:t xml:space="preserve">  </w:t>
+      </w:r>
+      <w:r>
+        <w:rPr>
+          <w:color w:val="C9D1D9"/>
+        </w:rPr>
+        <w:t xml:space="preserve">  </w:t>
+      </w:r>
+      <w:r>
+        <w:rPr>
+          <w:color w:val="FFFFFF" w:themeColor="background1"/>
+        </w:rPr>
+        <w:t>-</w:t>
+      </w:r>
+      <w:r>
+        <w:rPr>
+          <w:color w:val="A5D6FF"/>
+        </w:rPr>
+        <w:t>”</w:t>
+      </w:r>
+      <w:proofErr w:type="spellStart"/>
+      <w:r>
+        <w:rPr>
+          <w:color w:val="A5D6FF"/>
+        </w:rPr>
+        <w:t>a</w:t>
+      </w:r>
+      <w:r>
+        <w:rPr>
+          <w:color w:val="A5D6FF"/>
+        </w:rPr>
+        <w:t>lert</w:t>
+      </w:r>
+      <w:r>
+        <w:rPr>
+          <w:color w:val="A5D6FF"/>
+        </w:rPr>
+        <w:t>.rules.yml</w:t>
+      </w:r>
+      <w:proofErr w:type="spellEnd"/>
+      <w:r>
+        <w:rPr>
+          <w:color w:val="A5D6FF"/>
+        </w:rPr>
+        <w:t>”</w:t>
+      </w:r>
+    </w:p>
+    <w:p>
+      <w:pPr>
+        <w:pStyle w:val="Prrafocdigo"/>
+        <w:rPr>
+          <w:color w:val="7EE787"/>
+        </w:rPr>
+      </w:pPr>
+      <w:r>
+        <w:rPr>
+          <w:color w:val="7EE787"/>
+        </w:rPr>
+        <w:t xml:space="preserve">  […]</w:t>
+      </w:r>
+    </w:p>
+    <w:p>
+      <w:pPr>
+        <w:pStyle w:val="Prrafocdigo"/>
+        <w:rPr>
+          <w:color w:val="A5D6FF"/>
+          <w:sz w:val="8"/>
+          <w:szCs w:val="8"/>
+        </w:rPr>
+      </w:pPr>
+    </w:p>
+    <w:p>
+      <w:pPr>
+        <w:pStyle w:val="Prrafo"/>
       </w:pPr>
     </w:p>
     <w:p>
@@ -17285,13 +20173,10 @@
         <w:pStyle w:val="Ttulo2"/>
       </w:pPr>
       <w:r>
-        <w:t xml:space="preserve">Parte </w:t>
-      </w:r>
-      <w:r>
-        <w:t>4</w:t>
-      </w:r>
-      <w:r>
-        <w:t xml:space="preserve"> — Terminal</w:t>
+        <w:t xml:space="preserve">Anexo: </w:t>
+      </w:r>
+      <w:r>
+        <w:t>Entrega</w:t>
       </w:r>
     </w:p>
     <w:p>
@@ -17302,51 +20187,73 @@
           <w:numId w:val="7"/>
         </w:numPr>
       </w:pPr>
-      <w:proofErr w:type="spellStart"/>
-      <w:r>
-        <w:t>hdfs</w:t>
-      </w:r>
-      <w:proofErr w:type="spellEnd"/>
-      <w:r>
-        <w:t xml:space="preserve"> </w:t>
-      </w:r>
-      <w:proofErr w:type="spellStart"/>
-      <w:r>
-        <w:t>dfsadmin</w:t>
-      </w:r>
-      <w:proofErr w:type="spellEnd"/>
-      <w:r>
-        <w:t xml:space="preserve"> -</w:t>
-      </w:r>
-      <w:proofErr w:type="spellStart"/>
-      <w:r>
-        <w:t>report</w:t>
-      </w:r>
-      <w:proofErr w:type="spellEnd"/>
-      <w:r>
-        <w:t xml:space="preserve"> </w:t>
-      </w:r>
-      <w:proofErr w:type="spellStart"/>
-      <w:r>
-        <w:t>yarn</w:t>
-      </w:r>
-      <w:proofErr w:type="spellEnd"/>
-      <w:r>
-        <w:t xml:space="preserve"> </w:t>
-      </w:r>
-      <w:proofErr w:type="spellStart"/>
-      <w:r>
-        <w:t>node</w:t>
-      </w:r>
-      <w:proofErr w:type="spellEnd"/>
-      <w:r>
-        <w:t xml:space="preserve"> -</w:t>
-      </w:r>
-      <w:proofErr w:type="spellStart"/>
-      <w:r>
-        <w:t>list</w:t>
-      </w:r>
-      <w:proofErr w:type="spellEnd"/>
+      <w:r>
+        <w:t>Capturas de interfaces</w:t>
+      </w:r>
+    </w:p>
+    <w:p>
+      <w:pPr>
+        <w:pStyle w:val="Prrafodelista"/>
+        <w:ind w:left="360"/>
+      </w:pPr>
+    </w:p>
+    <w:p>
+      <w:pPr>
+        <w:pStyle w:val="Prrafodelista"/>
+        <w:ind w:left="360"/>
+      </w:pPr>
+      <w:r>
+        <w:t>—</w:t>
+      </w:r>
+      <w:r>
+        <w:t xml:space="preserve"> Por cada sección, apartado, parte y/o paso de guía se han añadido todas las imágenes necesarias con la nota a su pie </w:t>
+      </w:r>
+      <w:r>
+        <w:rPr>
+          <w:i/>
+          <w:iCs/>
+        </w:rPr>
+        <w:t xml:space="preserve">Figura </w:t>
+      </w:r>
+      <w:proofErr w:type="spellStart"/>
+      <w:r>
+        <w:rPr>
+          <w:i/>
+          <w:iCs/>
+        </w:rPr>
+        <w:t>N</w:t>
+      </w:r>
+      <w:r>
+        <w:rPr>
+          <w:i/>
+          <w:iCs/>
+        </w:rPr>
+        <w:t>.</w:t>
+      </w:r>
+      <w:r>
+        <w:rPr>
+          <w:i/>
+          <w:iCs/>
+        </w:rPr>
+        <w:t>x</w:t>
+      </w:r>
+      <w:proofErr w:type="spellEnd"/>
+      <w:r>
+        <w:rPr>
+          <w:i/>
+          <w:iCs/>
+        </w:rPr>
+        <w:t xml:space="preserve"> </w:t>
+      </w:r>
+      <w:r>
+        <w:t>—</w:t>
+      </w:r>
+    </w:p>
+    <w:p>
+      <w:pPr>
+        <w:pStyle w:val="Prrafodelista"/>
+        <w:ind w:left="360"/>
+      </w:pPr>
     </w:p>
     <w:p>
       <w:pPr>
@@ -17357,8 +20264,45 @@
         </w:numPr>
       </w:pPr>
       <w:r>
-        <w:t>Incluye salida y explicación</w:t>
-      </w:r>
+        <w:t>Explicaciones</w:t>
+      </w:r>
+    </w:p>
+    <w:p>
+      <w:pPr>
+        <w:pStyle w:val="Prrafodelista"/>
+        <w:ind w:left="360"/>
+      </w:pPr>
+    </w:p>
+    <w:p>
+      <w:pPr>
+        <w:pStyle w:val="Prrafodelista"/>
+        <w:ind w:left="360"/>
+      </w:pPr>
+      <w:r>
+        <w:t>—</w:t>
+      </w:r>
+      <w:r>
+        <w:t xml:space="preserve"> </w:t>
+      </w:r>
+      <w:r>
+        <w:t>Se han ido explicando las guías paso a paso junto con sus imágenes</w:t>
+      </w:r>
+      <w:r>
+        <w:rPr>
+          <w:i/>
+          <w:iCs/>
+        </w:rPr>
+        <w:t xml:space="preserve"> </w:t>
+      </w:r>
+      <w:r>
+        <w:t>—</w:t>
+      </w:r>
+    </w:p>
+    <w:p>
+      <w:pPr>
+        <w:pStyle w:val="Prrafodelista"/>
+        <w:ind w:left="360"/>
+      </w:pPr>
     </w:p>
     <w:p>
       <w:pPr>
@@ -17369,17 +20313,67 @@
         </w:numPr>
       </w:pPr>
       <w:r>
-        <w:t xml:space="preserve">Configura una alerta </w:t>
-      </w:r>
-    </w:p>
-    <w:p/>
-    <w:p>
-      <w:pPr>
-        <w:pStyle w:val="Ttulo2"/>
-      </w:pPr>
-      <w:r>
-        <w:t>Entrega</w:t>
-      </w:r>
+        <w:t>Configuración de alerta</w:t>
+      </w:r>
+    </w:p>
+    <w:p>
+      <w:pPr>
+        <w:pStyle w:val="Prrafodelista"/>
+        <w:ind w:left="360"/>
+      </w:pPr>
+    </w:p>
+    <w:p>
+      <w:pPr>
+        <w:pStyle w:val="Prrafodelista"/>
+        <w:ind w:left="360"/>
+      </w:pPr>
+      <w:r>
+        <w:t>—</w:t>
+      </w:r>
+      <w:r>
+        <w:t xml:space="preserve"> </w:t>
+      </w:r>
+      <w:r>
+        <w:t>Se han añadido las capturas de pantalla(</w:t>
+      </w:r>
+      <w:proofErr w:type="spellStart"/>
+      <w:r>
+        <w:rPr>
+          <w:i/>
+          <w:iCs/>
+        </w:rPr>
+        <w:t>Grafana</w:t>
+      </w:r>
+      <w:proofErr w:type="spellEnd"/>
+      <w:r>
+        <w:t>) de las alertas y el código de las mismas(</w:t>
+      </w:r>
+      <w:r>
+        <w:rPr>
+          <w:i/>
+          <w:iCs/>
+        </w:rPr>
+        <w:t>Prometheus</w:t>
+      </w:r>
+      <w:r>
+        <w:t>), y el por qué y para qué de cada paso llevado a cabo</w:t>
+      </w:r>
+      <w:r>
+        <w:rPr>
+          <w:i/>
+          <w:iCs/>
+        </w:rPr>
+        <w:t xml:space="preserve"> </w:t>
+      </w:r>
+      <w:r>
+        <w:t>—</w:t>
+      </w:r>
+    </w:p>
+    <w:p>
+      <w:pPr>
+        <w:pStyle w:val="Prrafodelista"/>
+        <w:ind w:left="360"/>
+      </w:pPr>
     </w:p>
     <w:p>
       <w:pPr>
@@ -17390,7 +20384,67 @@
         </w:numPr>
       </w:pPr>
       <w:r>
-        <w:t>Capturas de interfaces</w:t>
+        <w:t>Salidas de comandos</w:t>
+      </w:r>
+    </w:p>
+    <w:p>
+      <w:pPr>
+        <w:pStyle w:val="Prrafodelista"/>
+        <w:ind w:left="360"/>
+      </w:pPr>
+    </w:p>
+    <w:p>
+      <w:pPr>
+        <w:pStyle w:val="Prrafodelista"/>
+        <w:spacing w:after="240"/>
+        <w:ind w:left="360"/>
+      </w:pPr>
+      <w:r>
+        <w:t>—</w:t>
+      </w:r>
+      <w:r>
+        <w:t xml:space="preserve"> </w:t>
+      </w:r>
+      <w:r>
+        <w:t xml:space="preserve">Se han añadido las </w:t>
+      </w:r>
+      <w:r>
+        <w:t>capturas de pantalla</w:t>
+      </w:r>
+      <w:r>
+        <w:t xml:space="preserve"> correspondientes y las explicaciones de cada uno de ellos ejecutado en la consola</w:t>
+      </w:r>
+      <w:r>
+        <w:rPr>
+          <w:i/>
+          <w:iCs/>
+        </w:rPr>
+        <w:t xml:space="preserve"> </w:t>
+      </w:r>
+      <w:r>
+        <w:t>—</w:t>
+      </w:r>
+    </w:p>
+    <w:p>
+      <w:pPr>
+        <w:pStyle w:val="Ttulo1"/>
+      </w:pPr>
+      <w:r>
+        <w:lastRenderedPageBreak/>
+        <w:t>Ejercicio 2: Análisis y optimización de rendimiento en Hadoop</w:t>
+      </w:r>
+    </w:p>
+    <w:p>
+      <w:pPr>
+        <w:pStyle w:val="Ttulo2"/>
+      </w:pPr>
+      <w:r>
+        <w:t>Contexto</w:t>
+      </w:r>
+    </w:p>
+    <w:p>
+      <w:r>
+        <w:t>Eres el ingeniero de datos de una empresa de comercio electrónico que utiliza Hadoop. Se ha detectado:</w:t>
       </w:r>
     </w:p>
     <w:p>
@@ -17402,7 +20456,7 @@
         </w:numPr>
       </w:pPr>
       <w:r>
-        <w:t>Explicaciones</w:t>
+        <w:t>Aumento del tiempo de procesamiento de consultas</w:t>
       </w:r>
     </w:p>
     <w:p>
@@ -17414,7 +20468,7 @@
         </w:numPr>
       </w:pPr>
       <w:r>
-        <w:t>Configuración de alerta</w:t>
+        <w:t>Problemas en horas pico</w:t>
       </w:r>
     </w:p>
     <w:p>
@@ -17426,29 +20480,30 @@
         </w:numPr>
       </w:pPr>
       <w:r>
-        <w:t>Salidas de comandos</w:t>
+        <w:t>Impacto en la toma de decisiones</w:t>
       </w:r>
     </w:p>
     <w:p/>
     <w:p>
       <w:pPr>
-        <w:pStyle w:val="Ttulo1"/>
-      </w:pPr>
-      <w:r>
-        <w:t>Ejercicio 2: Análisis y optimización de rendimiento en Hadoop</w:t>
-      </w:r>
-    </w:p>
-    <w:p>
-      <w:pPr>
         <w:pStyle w:val="Ttulo2"/>
       </w:pPr>
       <w:r>
-        <w:t>Contexto</w:t>
-      </w:r>
-    </w:p>
-    <w:p>
-      <w:r>
-        <w:t>Eres el ingeniero de datos de una empresa de comercio electrónico que utiliza Hadoop. Se ha detectado:</w:t>
+        <w:t>1</w:t>
+      </w:r>
+      <w:r>
+        <w:t>,</w:t>
+      </w:r>
+      <w:r>
+        <w:t xml:space="preserve"> </w:t>
+      </w:r>
+      <w:r>
+        <w:t>Identificación de problemas</w:t>
+      </w:r>
+    </w:p>
+    <w:p>
+      <w:r>
+        <w:t>Responde:</w:t>
       </w:r>
     </w:p>
     <w:p>
@@ -17460,7 +20515,13 @@
         </w:numPr>
       </w:pPr>
       <w:r>
-        <w:t>Aumento del tiempo de procesamiento de consultas</w:t>
+        <w:t>¿</w:t>
+      </w:r>
+      <w:r>
+        <w:t>Qué</w:t>
+      </w:r>
+      <w:r>
+        <w:t xml:space="preserve"> problemas de rendimiento puede tener el clúster?</w:t>
       </w:r>
     </w:p>
     <w:p>
@@ -17472,7 +20533,33 @@
         </w:numPr>
       </w:pPr>
       <w:r>
-        <w:t>Problemas en horas pico</w:t>
+        <w:t>¿</w:t>
+      </w:r>
+      <w:r>
+        <w:t>Qué</w:t>
+      </w:r>
+      <w:r>
+        <w:t xml:space="preserve"> factores pueden estar causando estos problemas?</w:t>
+      </w:r>
+    </w:p>
+    <w:p/>
+    <w:p>
+      <w:pPr>
+        <w:pStyle w:val="Ttulo2"/>
+      </w:pPr>
+      <w:r>
+        <w:t>2,</w:t>
+      </w:r>
+      <w:r>
+        <w:t xml:space="preserve"> </w:t>
+      </w:r>
+      <w:r>
+        <w:t>Identificación de problemas</w:t>
+      </w:r>
+    </w:p>
+    <w:p>
+      <w:r>
+        <w:t>Responde:</w:t>
       </w:r>
     </w:p>
     <w:p>
@@ -17484,30 +20571,15 @@
         </w:numPr>
       </w:pPr>
       <w:r>
-        <w:t>Impacto en la toma de decisiones</w:t>
-      </w:r>
-    </w:p>
-    <w:p/>
-    <w:p>
-      <w:pPr>
-        <w:pStyle w:val="Ttulo2"/>
-      </w:pPr>
-      <w:r>
-        <w:t>1</w:t>
-      </w:r>
-      <w:r>
-        <w:t>,</w:t>
-      </w:r>
-      <w:r>
-        <w:t xml:space="preserve"> </w:t>
-      </w:r>
-      <w:r>
-        <w:t>Identificación de problemas</w:t>
-      </w:r>
-    </w:p>
-    <w:p>
-      <w:r>
-        <w:t>Responde:</w:t>
+        <w:t xml:space="preserve">¿Qué herramientas usarías? (Hadoop UI, Prometheus, </w:t>
+      </w:r>
+      <w:proofErr w:type="spellStart"/>
+      <w:r>
+        <w:t>Grafana</w:t>
+      </w:r>
+      <w:proofErr w:type="spellEnd"/>
+      <w:r>
+        <w:t xml:space="preserve">, logs, etc.) </w:t>
       </w:r>
     </w:p>
     <w:p>
@@ -17519,13 +20591,27 @@
         </w:numPr>
       </w:pPr>
       <w:r>
-        <w:t>¿</w:t>
-      </w:r>
-      <w:r>
-        <w:t>Qué</w:t>
-      </w:r>
-      <w:r>
-        <w:t xml:space="preserve"> problemas de rendimiento puede tener el clúster?</w:t>
+        <w:t>¿Qué información aporta cada una?</w:t>
+      </w:r>
+    </w:p>
+    <w:p/>
+    <w:p>
+      <w:pPr>
+        <w:pStyle w:val="Ttulo2"/>
+      </w:pPr>
+      <w:r>
+        <w:t>3,</w:t>
+      </w:r>
+      <w:r>
+        <w:t xml:space="preserve"> </w:t>
+      </w:r>
+      <w:r>
+        <w:t>Estrategia de solución</w:t>
+      </w:r>
+    </w:p>
+    <w:p>
+      <w:r>
+        <w:t>Responde:</w:t>
       </w:r>
     </w:p>
     <w:p>
@@ -17537,33 +20623,7 @@
         </w:numPr>
       </w:pPr>
       <w:r>
-        <w:t>¿</w:t>
-      </w:r>
-      <w:r>
-        <w:t>Qué</w:t>
-      </w:r>
-      <w:r>
-        <w:t xml:space="preserve"> factores pueden estar causando estos problemas?</w:t>
-      </w:r>
-    </w:p>
-    <w:p/>
-    <w:p>
-      <w:pPr>
-        <w:pStyle w:val="Ttulo2"/>
-      </w:pPr>
-      <w:r>
-        <w:t>2,</w:t>
-      </w:r>
-      <w:r>
-        <w:t xml:space="preserve"> </w:t>
-      </w:r>
-      <w:r>
-        <w:t>Identificación de problemas</w:t>
-      </w:r>
-    </w:p>
-    <w:p>
-      <w:r>
-        <w:t>Responde:</w:t>
+        <w:t>Pasos para diagnosticar el problema</w:t>
       </w:r>
     </w:p>
     <w:p>
@@ -17575,15 +20635,15 @@
         </w:numPr>
       </w:pPr>
       <w:r>
-        <w:t xml:space="preserve">¿Qué herramientas usarías? (Hadoop UI, Prometheus, </w:t>
-      </w:r>
-      <w:proofErr w:type="spellStart"/>
-      <w:r>
-        <w:t>Grafana</w:t>
-      </w:r>
-      <w:proofErr w:type="spellEnd"/>
-      <w:r>
-        <w:t xml:space="preserve">, logs, etc.) </w:t>
+        <w:t xml:space="preserve">Cómo optimizar los </w:t>
+      </w:r>
+      <w:proofErr w:type="spellStart"/>
+      <w:r>
+        <w:t>jobs</w:t>
+      </w:r>
+      <w:proofErr w:type="spellEnd"/>
+      <w:r>
+        <w:t xml:space="preserve"> (MapReduce/Spark)</w:t>
       </w:r>
     </w:p>
     <w:p>
@@ -17595,7 +20655,7 @@
         </w:numPr>
       </w:pPr>
       <w:r>
-        <w:t>¿Qué información aporta cada una?</w:t>
+        <w:t>Medidas para mejorar rendimiento y estabilidad</w:t>
       </w:r>
     </w:p>
     <w:p/>
@@ -17604,13 +20664,13 @@
         <w:pStyle w:val="Ttulo2"/>
       </w:pPr>
       <w:r>
-        <w:t>3,</w:t>
-      </w:r>
-      <w:r>
-        <w:t xml:space="preserve"> </w:t>
-      </w:r>
-      <w:r>
-        <w:t>Estrategia de solución</w:t>
+        <w:t>4,</w:t>
+      </w:r>
+      <w:r>
+        <w:t xml:space="preserve"> </w:t>
+      </w:r>
+      <w:r>
+        <w:t>Sistema de alertas</w:t>
       </w:r>
     </w:p>
     <w:p>
@@ -17627,7 +20687,7 @@
         </w:numPr>
       </w:pPr>
       <w:r>
-        <w:t>Pasos para diagnosticar el problema</w:t>
+        <w:t>¿Qué alertas configurarías?</w:t>
       </w:r>
     </w:p>
     <w:p>
@@ -17639,15 +20699,29 @@
         </w:numPr>
       </w:pPr>
       <w:r>
-        <w:t xml:space="preserve">Cómo optimizar los </w:t>
-      </w:r>
-      <w:proofErr w:type="spellStart"/>
-      <w:r>
-        <w:t>jobs</w:t>
-      </w:r>
-      <w:proofErr w:type="spellEnd"/>
-      <w:r>
-        <w:t xml:space="preserve"> (MapReduce/Spark)</w:t>
+        <w:t xml:space="preserve">¿Cómo implementarlas? (Prometheus, </w:t>
+      </w:r>
+      <w:proofErr w:type="spellStart"/>
+      <w:r>
+        <w:t>Grafana</w:t>
+      </w:r>
+      <w:proofErr w:type="spellEnd"/>
+      <w:r>
+        <w:t>, etc.)</w:t>
+      </w:r>
+    </w:p>
+    <w:p/>
+    <w:p>
+      <w:pPr>
+        <w:pStyle w:val="Ttulo2"/>
+      </w:pPr>
+      <w:r>
+        <w:t>Entrega</w:t>
+      </w:r>
+    </w:p>
+    <w:p>
+      <w:r>
+        <w:t>Documento en PDF que incluya:</w:t>
       </w:r>
     </w:p>
     <w:p>
@@ -17659,27 +20733,7 @@
         </w:numPr>
       </w:pPr>
       <w:r>
-        <w:t>Medidas para mejorar rendimiento y estabilidad</w:t>
-      </w:r>
-    </w:p>
-    <w:p/>
-    <w:p>
-      <w:pPr>
-        <w:pStyle w:val="Ttulo2"/>
-      </w:pPr>
-      <w:r>
-        <w:t>4,</w:t>
-      </w:r>
-      <w:r>
-        <w:t xml:space="preserve"> </w:t>
-      </w:r>
-      <w:r>
-        <w:t>Sistema de alertas</w:t>
-      </w:r>
-    </w:p>
-    <w:p>
-      <w:r>
-        <w:t>Responde:</w:t>
+        <w:t>Respuestas justificadas</w:t>
       </w:r>
     </w:p>
     <w:p>
@@ -17691,65 +20745,6 @@
         </w:numPr>
       </w:pPr>
       <w:r>
-        <w:t>¿Qué alertas configurarías?</w:t>
-      </w:r>
-    </w:p>
-    <w:p>
-      <w:pPr>
-        <w:pStyle w:val="Prrafodelista"/>
-        <w:numPr>
-          <w:ilvl w:val="0"/>
-          <w:numId w:val="7"/>
-        </w:numPr>
-      </w:pPr>
-      <w:r>
-        <w:t xml:space="preserve">¿Cómo implementarlas? (Prometheus, </w:t>
-      </w:r>
-      <w:proofErr w:type="spellStart"/>
-      <w:r>
-        <w:t>Grafana</w:t>
-      </w:r>
-      <w:proofErr w:type="spellEnd"/>
-      <w:r>
-        <w:t>, etc.)</w:t>
-      </w:r>
-    </w:p>
-    <w:p/>
-    <w:p>
-      <w:pPr>
-        <w:pStyle w:val="Ttulo2"/>
-      </w:pPr>
-      <w:r>
-        <w:t>Entrega</w:t>
-      </w:r>
-    </w:p>
-    <w:p>
-      <w:r>
-        <w:t>Documento en PDF que incluya:</w:t>
-      </w:r>
-    </w:p>
-    <w:p>
-      <w:pPr>
-        <w:pStyle w:val="Prrafodelista"/>
-        <w:numPr>
-          <w:ilvl w:val="0"/>
-          <w:numId w:val="7"/>
-        </w:numPr>
-      </w:pPr>
-      <w:r>
-        <w:t>Respuestas justificadas</w:t>
-      </w:r>
-    </w:p>
-    <w:p>
-      <w:pPr>
-        <w:pStyle w:val="Prrafodelista"/>
-        <w:numPr>
-          <w:ilvl w:val="0"/>
-          <w:numId w:val="7"/>
-        </w:numPr>
-      </w:pPr>
-      <w:r>
-        <w:lastRenderedPageBreak/>
         <w:t>Propuesta técnica clara</w:t>
       </w:r>
     </w:p>
@@ -18175,6 +21170,232 @@
     </w:lvl>
   </w:abstractNum>
   <w:abstractNum w:abstractNumId="2" w15:restartNumberingAfterBreak="0">
+    <w:nsid w:val="125A4057"/>
+    <w:multiLevelType w:val="hybridMultilevel"/>
+    <w:tmpl w:val="36E43A92"/>
+    <w:lvl w:ilvl="0" w:tplc="0C0A0001">
+      <w:start w:val="1"/>
+      <w:numFmt w:val="bullet"/>
+      <w:lvlText w:val=""/>
+      <w:lvlJc w:val="left"/>
+      <w:pPr>
+        <w:ind w:left="1068" w:hanging="360"/>
+      </w:pPr>
+      <w:rPr>
+        <w:rFonts w:ascii="Symbol" w:hAnsi="Symbol" w:hint="default"/>
+      </w:rPr>
+    </w:lvl>
+    <w:lvl w:ilvl="1" w:tplc="0C0A0003" w:tentative="1">
+      <w:start w:val="1"/>
+      <w:numFmt w:val="bullet"/>
+      <w:lvlText w:val="o"/>
+      <w:lvlJc w:val="left"/>
+      <w:pPr>
+        <w:ind w:left="1788" w:hanging="360"/>
+      </w:pPr>
+      <w:rPr>
+        <w:rFonts w:ascii="Courier New" w:hAnsi="Courier New" w:cs="Courier New" w:hint="default"/>
+      </w:rPr>
+    </w:lvl>
+    <w:lvl w:ilvl="2" w:tplc="0C0A0005" w:tentative="1">
+      <w:start w:val="1"/>
+      <w:numFmt w:val="bullet"/>
+      <w:lvlText w:val=""/>
+      <w:lvlJc w:val="left"/>
+      <w:pPr>
+        <w:ind w:left="2508" w:hanging="360"/>
+      </w:pPr>
+      <w:rPr>
+        <w:rFonts w:ascii="Wingdings" w:hAnsi="Wingdings" w:hint="default"/>
+      </w:rPr>
+    </w:lvl>
+    <w:lvl w:ilvl="3" w:tplc="0C0A0001" w:tentative="1">
+      <w:start w:val="1"/>
+      <w:numFmt w:val="bullet"/>
+      <w:lvlText w:val=""/>
+      <w:lvlJc w:val="left"/>
+      <w:pPr>
+        <w:ind w:left="3228" w:hanging="360"/>
+      </w:pPr>
+      <w:rPr>
+        <w:rFonts w:ascii="Symbol" w:hAnsi="Symbol" w:hint="default"/>
+      </w:rPr>
+    </w:lvl>
+    <w:lvl w:ilvl="4" w:tplc="0C0A0003" w:tentative="1">
+      <w:start w:val="1"/>
+      <w:numFmt w:val="bullet"/>
+      <w:lvlText w:val="o"/>
+      <w:lvlJc w:val="left"/>
+      <w:pPr>
+        <w:ind w:left="3948" w:hanging="360"/>
+      </w:pPr>
+      <w:rPr>
+        <w:rFonts w:ascii="Courier New" w:hAnsi="Courier New" w:cs="Courier New" w:hint="default"/>
+      </w:rPr>
+    </w:lvl>
+    <w:lvl w:ilvl="5" w:tplc="0C0A0005" w:tentative="1">
+      <w:start w:val="1"/>
+      <w:numFmt w:val="bullet"/>
+      <w:lvlText w:val=""/>
+      <w:lvlJc w:val="left"/>
+      <w:pPr>
+        <w:ind w:left="4668" w:hanging="360"/>
+      </w:pPr>
+      <w:rPr>
+        <w:rFonts w:ascii="Wingdings" w:hAnsi="Wingdings" w:hint="default"/>
+      </w:rPr>
+    </w:lvl>
+    <w:lvl w:ilvl="6" w:tplc="0C0A0001" w:tentative="1">
+      <w:start w:val="1"/>
+      <w:numFmt w:val="bullet"/>
+      <w:lvlText w:val=""/>
+      <w:lvlJc w:val="left"/>
+      <w:pPr>
+        <w:ind w:left="5388" w:hanging="360"/>
+      </w:pPr>
+      <w:rPr>
+        <w:rFonts w:ascii="Symbol" w:hAnsi="Symbol" w:hint="default"/>
+      </w:rPr>
+    </w:lvl>
+    <w:lvl w:ilvl="7" w:tplc="0C0A0003" w:tentative="1">
+      <w:start w:val="1"/>
+      <w:numFmt w:val="bullet"/>
+      <w:lvlText w:val="o"/>
+      <w:lvlJc w:val="left"/>
+      <w:pPr>
+        <w:ind w:left="6108" w:hanging="360"/>
+      </w:pPr>
+      <w:rPr>
+        <w:rFonts w:ascii="Courier New" w:hAnsi="Courier New" w:cs="Courier New" w:hint="default"/>
+      </w:rPr>
+    </w:lvl>
+    <w:lvl w:ilvl="8" w:tplc="0C0A0005" w:tentative="1">
+      <w:start w:val="1"/>
+      <w:numFmt w:val="bullet"/>
+      <w:lvlText w:val=""/>
+      <w:lvlJc w:val="left"/>
+      <w:pPr>
+        <w:ind w:left="6828" w:hanging="360"/>
+      </w:pPr>
+      <w:rPr>
+        <w:rFonts w:ascii="Wingdings" w:hAnsi="Wingdings" w:hint="default"/>
+      </w:rPr>
+    </w:lvl>
+  </w:abstractNum>
+  <w:abstractNum w:abstractNumId="3" w15:restartNumberingAfterBreak="0">
+    <w:nsid w:val="206A372D"/>
+    <w:multiLevelType w:val="hybridMultilevel"/>
+    <w:tmpl w:val="CA8E2E68"/>
+    <w:lvl w:ilvl="0" w:tplc="0C0A0001">
+      <w:start w:val="1"/>
+      <w:numFmt w:val="bullet"/>
+      <w:lvlText w:val=""/>
+      <w:lvlJc w:val="left"/>
+      <w:pPr>
+        <w:ind w:left="1077" w:hanging="360"/>
+      </w:pPr>
+      <w:rPr>
+        <w:rFonts w:ascii="Symbol" w:hAnsi="Symbol" w:hint="default"/>
+      </w:rPr>
+    </w:lvl>
+    <w:lvl w:ilvl="1" w:tplc="0C0A0003" w:tentative="1">
+      <w:start w:val="1"/>
+      <w:numFmt w:val="bullet"/>
+      <w:lvlText w:val="o"/>
+      <w:lvlJc w:val="left"/>
+      <w:pPr>
+        <w:ind w:left="1797" w:hanging="360"/>
+      </w:pPr>
+      <w:rPr>
+        <w:rFonts w:ascii="Courier New" w:hAnsi="Courier New" w:cs="Courier New" w:hint="default"/>
+      </w:rPr>
+    </w:lvl>
+    <w:lvl w:ilvl="2" w:tplc="0C0A0005" w:tentative="1">
+      <w:start w:val="1"/>
+      <w:numFmt w:val="bullet"/>
+      <w:lvlText w:val=""/>
+      <w:lvlJc w:val="left"/>
+      <w:pPr>
+        <w:ind w:left="2517" w:hanging="360"/>
+      </w:pPr>
+      <w:rPr>
+        <w:rFonts w:ascii="Wingdings" w:hAnsi="Wingdings" w:hint="default"/>
+      </w:rPr>
+    </w:lvl>
+    <w:lvl w:ilvl="3" w:tplc="0C0A0001" w:tentative="1">
+      <w:start w:val="1"/>
+      <w:numFmt w:val="bullet"/>
+      <w:lvlText w:val=""/>
+      <w:lvlJc w:val="left"/>
+      <w:pPr>
+        <w:ind w:left="3237" w:hanging="360"/>
+      </w:pPr>
+      <w:rPr>
+        <w:rFonts w:ascii="Symbol" w:hAnsi="Symbol" w:hint="default"/>
+      </w:rPr>
+    </w:lvl>
+    <w:lvl w:ilvl="4" w:tplc="0C0A0003" w:tentative="1">
+      <w:start w:val="1"/>
+      <w:numFmt w:val="bullet"/>
+      <w:lvlText w:val="o"/>
+      <w:lvlJc w:val="left"/>
+      <w:pPr>
+        <w:ind w:left="3957" w:hanging="360"/>
+      </w:pPr>
+      <w:rPr>
+        <w:rFonts w:ascii="Courier New" w:hAnsi="Courier New" w:cs="Courier New" w:hint="default"/>
+      </w:rPr>
+    </w:lvl>
+    <w:lvl w:ilvl="5" w:tplc="0C0A0005" w:tentative="1">
+      <w:start w:val="1"/>
+      <w:numFmt w:val="bullet"/>
+      <w:lvlText w:val=""/>
+      <w:lvlJc w:val="left"/>
+      <w:pPr>
+        <w:ind w:left="4677" w:hanging="360"/>
+      </w:pPr>
+      <w:rPr>
+        <w:rFonts w:ascii="Wingdings" w:hAnsi="Wingdings" w:hint="default"/>
+      </w:rPr>
+    </w:lvl>
+    <w:lvl w:ilvl="6" w:tplc="0C0A0001" w:tentative="1">
+      <w:start w:val="1"/>
+      <w:numFmt w:val="bullet"/>
+      <w:lvlText w:val=""/>
+      <w:lvlJc w:val="left"/>
+      <w:pPr>
+        <w:ind w:left="5397" w:hanging="360"/>
+      </w:pPr>
+      <w:rPr>
+        <w:rFonts w:ascii="Symbol" w:hAnsi="Symbol" w:hint="default"/>
+      </w:rPr>
+    </w:lvl>
+    <w:lvl w:ilvl="7" w:tplc="0C0A0003" w:tentative="1">
+      <w:start w:val="1"/>
+      <w:numFmt w:val="bullet"/>
+      <w:lvlText w:val="o"/>
+      <w:lvlJc w:val="left"/>
+      <w:pPr>
+        <w:ind w:left="6117" w:hanging="360"/>
+      </w:pPr>
+      <w:rPr>
+        <w:rFonts w:ascii="Courier New" w:hAnsi="Courier New" w:cs="Courier New" w:hint="default"/>
+      </w:rPr>
+    </w:lvl>
+    <w:lvl w:ilvl="8" w:tplc="0C0A0005" w:tentative="1">
+      <w:start w:val="1"/>
+      <w:numFmt w:val="bullet"/>
+      <w:lvlText w:val=""/>
+      <w:lvlJc w:val="left"/>
+      <w:pPr>
+        <w:ind w:left="6837" w:hanging="360"/>
+      </w:pPr>
+      <w:rPr>
+        <w:rFonts w:ascii="Wingdings" w:hAnsi="Wingdings" w:hint="default"/>
+      </w:rPr>
+    </w:lvl>
+  </w:abstractNum>
+  <w:abstractNum w:abstractNumId="4" w15:restartNumberingAfterBreak="0">
     <w:nsid w:val="22D464E6"/>
     <w:multiLevelType w:val="multilevel"/>
     <w:tmpl w:val="F210E42E"/>
@@ -18185,9 +21406,9 @@
       <w:lvlJc w:val="left"/>
       <w:pPr>
         <w:tabs>
-          <w:tab w:val="num" w:pos="360"/>
+          <w:tab w:val="num" w:pos="1068"/>
         </w:tabs>
-        <w:ind w:left="360" w:hanging="360"/>
+        <w:ind w:left="1068" w:hanging="360"/>
       </w:pPr>
       <w:rPr>
         <w:rFonts w:hint="default"/>
@@ -18199,7 +21420,7 @@
       <w:lvlText w:val="•"/>
       <w:lvlJc w:val="left"/>
       <w:pPr>
-        <w:ind w:left="1080" w:hanging="360"/>
+        <w:ind w:left="1788" w:hanging="360"/>
       </w:pPr>
       <w:rPr>
         <w:rFonts w:ascii="Calibri" w:eastAsia="Calibri" w:hAnsi="Calibri" w:cs="Calibri" w:hint="default"/>
@@ -18223,9 +21444,9 @@
       <w:lvlJc w:val="left"/>
       <w:pPr>
         <w:tabs>
-          <w:tab w:val="num" w:pos="1800"/>
+          <w:tab w:val="num" w:pos="2508"/>
         </w:tabs>
-        <w:ind w:left="1800" w:hanging="360"/>
+        <w:ind w:left="2508" w:hanging="360"/>
       </w:pPr>
     </w:lvl>
     <w:lvl w:ilvl="3" w:tentative="1">
@@ -18235,9 +21456,9 @@
       <w:lvlJc w:val="left"/>
       <w:pPr>
         <w:tabs>
-          <w:tab w:val="num" w:pos="2520"/>
+          <w:tab w:val="num" w:pos="3228"/>
         </w:tabs>
-        <w:ind w:left="2520" w:hanging="360"/>
+        <w:ind w:left="3228" w:hanging="360"/>
       </w:pPr>
     </w:lvl>
     <w:lvl w:ilvl="4" w:tentative="1">
@@ -18247,9 +21468,9 @@
       <w:lvlJc w:val="left"/>
       <w:pPr>
         <w:tabs>
-          <w:tab w:val="num" w:pos="3240"/>
+          <w:tab w:val="num" w:pos="3948"/>
         </w:tabs>
-        <w:ind w:left="3240" w:hanging="360"/>
+        <w:ind w:left="3948" w:hanging="360"/>
       </w:pPr>
     </w:lvl>
     <w:lvl w:ilvl="5" w:tentative="1">
@@ -18259,9 +21480,9 @@
       <w:lvlJc w:val="left"/>
       <w:pPr>
         <w:tabs>
-          <w:tab w:val="num" w:pos="3960"/>
+          <w:tab w:val="num" w:pos="4668"/>
         </w:tabs>
-        <w:ind w:left="3960" w:hanging="360"/>
+        <w:ind w:left="4668" w:hanging="360"/>
       </w:pPr>
     </w:lvl>
     <w:lvl w:ilvl="6" w:tentative="1">
@@ -18271,9 +21492,9 @@
       <w:lvlJc w:val="left"/>
       <w:pPr>
         <w:tabs>
-          <w:tab w:val="num" w:pos="4680"/>
+          <w:tab w:val="num" w:pos="5388"/>
         </w:tabs>
-        <w:ind w:left="4680" w:hanging="360"/>
+        <w:ind w:left="5388" w:hanging="360"/>
       </w:pPr>
     </w:lvl>
     <w:lvl w:ilvl="7" w:tentative="1">
@@ -18283,9 +21504,9 @@
       <w:lvlJc w:val="left"/>
       <w:pPr>
         <w:tabs>
-          <w:tab w:val="num" w:pos="5400"/>
+          <w:tab w:val="num" w:pos="6108"/>
         </w:tabs>
-        <w:ind w:left="5400" w:hanging="360"/>
+        <w:ind w:left="6108" w:hanging="360"/>
       </w:pPr>
     </w:lvl>
     <w:lvl w:ilvl="8" w:tentative="1">
@@ -18295,13 +21516,13 @@
       <w:lvlJc w:val="left"/>
       <w:pPr>
         <w:tabs>
-          <w:tab w:val="num" w:pos="6120"/>
+          <w:tab w:val="num" w:pos="6828"/>
         </w:tabs>
-        <w:ind w:left="6120" w:hanging="360"/>
+        <w:ind w:left="6828" w:hanging="360"/>
       </w:pPr>
     </w:lvl>
   </w:abstractNum>
-  <w:abstractNum w:abstractNumId="3" w15:restartNumberingAfterBreak="0">
+  <w:abstractNum w:abstractNumId="5" w15:restartNumberingAfterBreak="0">
     <w:nsid w:val="24A46601"/>
     <w:multiLevelType w:val="multilevel"/>
     <w:tmpl w:val="EBD03F3E"/>
@@ -18439,7 +21660,7 @@
       </w:pPr>
     </w:lvl>
   </w:abstractNum>
-  <w:abstractNum w:abstractNumId="4" w15:restartNumberingAfterBreak="0">
+  <w:abstractNum w:abstractNumId="6" w15:restartNumberingAfterBreak="0">
     <w:nsid w:val="28130D21"/>
     <w:multiLevelType w:val="hybridMultilevel"/>
     <w:tmpl w:val="BA9A4688"/>
@@ -18563,7 +21784,7 @@
       </w:rPr>
     </w:lvl>
   </w:abstractNum>
-  <w:abstractNum w:abstractNumId="5" w15:restartNumberingAfterBreak="0">
+  <w:abstractNum w:abstractNumId="7" w15:restartNumberingAfterBreak="0">
     <w:nsid w:val="2C3242AF"/>
     <w:multiLevelType w:val="hybridMultilevel"/>
     <w:tmpl w:val="D61EBF90"/>
@@ -18687,7 +21908,7 @@
       </w:rPr>
     </w:lvl>
   </w:abstractNum>
-  <w:abstractNum w:abstractNumId="6" w15:restartNumberingAfterBreak="0">
+  <w:abstractNum w:abstractNumId="8" w15:restartNumberingAfterBreak="0">
     <w:nsid w:val="35AF33A7"/>
     <w:multiLevelType w:val="multilevel"/>
     <w:tmpl w:val="ADE2286E"/>
@@ -18803,7 +22024,134 @@
       </w:pPr>
     </w:lvl>
   </w:abstractNum>
-  <w:abstractNum w:abstractNumId="7" w15:restartNumberingAfterBreak="0">
+  <w:abstractNum w:abstractNumId="9" w15:restartNumberingAfterBreak="0">
+    <w:nsid w:val="37951F65"/>
+    <w:multiLevelType w:val="multilevel"/>
+    <w:tmpl w:val="F210E42E"/>
+    <w:lvl w:ilvl="0">
+      <w:start w:val="1"/>
+      <w:numFmt w:val="decimal"/>
+      <w:lvlText w:val="%1."/>
+      <w:lvlJc w:val="left"/>
+      <w:pPr>
+        <w:tabs>
+          <w:tab w:val="num" w:pos="1068"/>
+        </w:tabs>
+        <w:ind w:left="1068" w:hanging="360"/>
+      </w:pPr>
+      <w:rPr>
+        <w:rFonts w:hint="default"/>
+      </w:rPr>
+    </w:lvl>
+    <w:lvl w:ilvl="1">
+      <w:start w:val="1"/>
+      <w:numFmt w:val="bullet"/>
+      <w:lvlText w:val="•"/>
+      <w:lvlJc w:val="left"/>
+      <w:pPr>
+        <w:ind w:left="1788" w:hanging="360"/>
+      </w:pPr>
+      <w:rPr>
+        <w:rFonts w:ascii="Calibri" w:eastAsia="Calibri" w:hAnsi="Calibri" w:cs="Calibri" w:hint="default"/>
+        <w:b w:val="0"/>
+        <w:i w:val="0"/>
+        <w:strike w:val="0"/>
+        <w:dstrike w:val="0"/>
+        <w:color w:val="000000"/>
+        <w:sz w:val="24"/>
+        <w:szCs w:val="24"/>
+        <w:u w:val="none" w:color="000000"/>
+        <w:bdr w:val="none" w:sz="0" w:space="0" w:color="auto"/>
+        <w:shd w:val="clear" w:color="auto" w:fill="auto"/>
+        <w:vertAlign w:val="baseline"/>
+      </w:rPr>
+    </w:lvl>
+    <w:lvl w:ilvl="2" w:tentative="1">
+      <w:start w:val="1"/>
+      <w:numFmt w:val="decimal"/>
+      <w:lvlText w:val="%3."/>
+      <w:lvlJc w:val="left"/>
+      <w:pPr>
+        <w:tabs>
+          <w:tab w:val="num" w:pos="2508"/>
+        </w:tabs>
+        <w:ind w:left="2508" w:hanging="360"/>
+      </w:pPr>
+    </w:lvl>
+    <w:lvl w:ilvl="3" w:tentative="1">
+      <w:start w:val="1"/>
+      <w:numFmt w:val="decimal"/>
+      <w:lvlText w:val="%4."/>
+      <w:lvlJc w:val="left"/>
+      <w:pPr>
+        <w:tabs>
+          <w:tab w:val="num" w:pos="3228"/>
+        </w:tabs>
+        <w:ind w:left="3228" w:hanging="360"/>
+      </w:pPr>
+    </w:lvl>
+    <w:lvl w:ilvl="4" w:tentative="1">
+      <w:start w:val="1"/>
+      <w:numFmt w:val="decimal"/>
+      <w:lvlText w:val="%5."/>
+      <w:lvlJc w:val="left"/>
+      <w:pPr>
+        <w:tabs>
+          <w:tab w:val="num" w:pos="3948"/>
+        </w:tabs>
+        <w:ind w:left="3948" w:hanging="360"/>
+      </w:pPr>
+    </w:lvl>
+    <w:lvl w:ilvl="5" w:tentative="1">
+      <w:start w:val="1"/>
+      <w:numFmt w:val="decimal"/>
+      <w:lvlText w:val="%6."/>
+      <w:lvlJc w:val="left"/>
+      <w:pPr>
+        <w:tabs>
+          <w:tab w:val="num" w:pos="4668"/>
+        </w:tabs>
+        <w:ind w:left="4668" w:hanging="360"/>
+      </w:pPr>
+    </w:lvl>
+    <w:lvl w:ilvl="6" w:tentative="1">
+      <w:start w:val="1"/>
+      <w:numFmt w:val="decimal"/>
+      <w:lvlText w:val="%7."/>
+      <w:lvlJc w:val="left"/>
+      <w:pPr>
+        <w:tabs>
+          <w:tab w:val="num" w:pos="5388"/>
+        </w:tabs>
+        <w:ind w:left="5388" w:hanging="360"/>
+      </w:pPr>
+    </w:lvl>
+    <w:lvl w:ilvl="7" w:tentative="1">
+      <w:start w:val="1"/>
+      <w:numFmt w:val="decimal"/>
+      <w:lvlText w:val="%8."/>
+      <w:lvlJc w:val="left"/>
+      <w:pPr>
+        <w:tabs>
+          <w:tab w:val="num" w:pos="6108"/>
+        </w:tabs>
+        <w:ind w:left="6108" w:hanging="360"/>
+      </w:pPr>
+    </w:lvl>
+    <w:lvl w:ilvl="8" w:tentative="1">
+      <w:start w:val="1"/>
+      <w:numFmt w:val="decimal"/>
+      <w:lvlText w:val="%9."/>
+      <w:lvlJc w:val="left"/>
+      <w:pPr>
+        <w:tabs>
+          <w:tab w:val="num" w:pos="6828"/>
+        </w:tabs>
+        <w:ind w:left="6828" w:hanging="360"/>
+      </w:pPr>
+    </w:lvl>
+  </w:abstractNum>
+  <w:abstractNum w:abstractNumId="10" w15:restartNumberingAfterBreak="0">
     <w:nsid w:val="3A2D1D87"/>
     <w:multiLevelType w:val="hybridMultilevel"/>
     <w:tmpl w:val="9070A010"/>
@@ -18927,7 +22275,247 @@
       </w:rPr>
     </w:lvl>
   </w:abstractNum>
-  <w:abstractNum w:abstractNumId="8" w15:restartNumberingAfterBreak="0">
+  <w:abstractNum w:abstractNumId="11" w15:restartNumberingAfterBreak="0">
+    <w:nsid w:val="48790070"/>
+    <w:multiLevelType w:val="multilevel"/>
+    <w:tmpl w:val="F210E42E"/>
+    <w:lvl w:ilvl="0">
+      <w:start w:val="1"/>
+      <w:numFmt w:val="decimal"/>
+      <w:lvlText w:val="%1."/>
+      <w:lvlJc w:val="left"/>
+      <w:pPr>
+        <w:tabs>
+          <w:tab w:val="num" w:pos="1068"/>
+        </w:tabs>
+        <w:ind w:left="1068" w:hanging="360"/>
+      </w:pPr>
+      <w:rPr>
+        <w:rFonts w:hint="default"/>
+      </w:rPr>
+    </w:lvl>
+    <w:lvl w:ilvl="1">
+      <w:start w:val="1"/>
+      <w:numFmt w:val="bullet"/>
+      <w:lvlText w:val="•"/>
+      <w:lvlJc w:val="left"/>
+      <w:pPr>
+        <w:ind w:left="1788" w:hanging="360"/>
+      </w:pPr>
+      <w:rPr>
+        <w:rFonts w:ascii="Calibri" w:eastAsia="Calibri" w:hAnsi="Calibri" w:cs="Calibri" w:hint="default"/>
+        <w:b w:val="0"/>
+        <w:i w:val="0"/>
+        <w:strike w:val="0"/>
+        <w:dstrike w:val="0"/>
+        <w:color w:val="000000"/>
+        <w:sz w:val="24"/>
+        <w:szCs w:val="24"/>
+        <w:u w:val="none" w:color="000000"/>
+        <w:bdr w:val="none" w:sz="0" w:space="0" w:color="auto"/>
+        <w:shd w:val="clear" w:color="auto" w:fill="auto"/>
+        <w:vertAlign w:val="baseline"/>
+      </w:rPr>
+    </w:lvl>
+    <w:lvl w:ilvl="2" w:tentative="1">
+      <w:start w:val="1"/>
+      <w:numFmt w:val="decimal"/>
+      <w:lvlText w:val="%3."/>
+      <w:lvlJc w:val="left"/>
+      <w:pPr>
+        <w:tabs>
+          <w:tab w:val="num" w:pos="2508"/>
+        </w:tabs>
+        <w:ind w:left="2508" w:hanging="360"/>
+      </w:pPr>
+    </w:lvl>
+    <w:lvl w:ilvl="3" w:tentative="1">
+      <w:start w:val="1"/>
+      <w:numFmt w:val="decimal"/>
+      <w:lvlText w:val="%4."/>
+      <w:lvlJc w:val="left"/>
+      <w:pPr>
+        <w:tabs>
+          <w:tab w:val="num" w:pos="3228"/>
+        </w:tabs>
+        <w:ind w:left="3228" w:hanging="360"/>
+      </w:pPr>
+    </w:lvl>
+    <w:lvl w:ilvl="4" w:tentative="1">
+      <w:start w:val="1"/>
+      <w:numFmt w:val="decimal"/>
+      <w:lvlText w:val="%5."/>
+      <w:lvlJc w:val="left"/>
+      <w:pPr>
+        <w:tabs>
+          <w:tab w:val="num" w:pos="3948"/>
+        </w:tabs>
+        <w:ind w:left="3948" w:hanging="360"/>
+      </w:pPr>
+    </w:lvl>
+    <w:lvl w:ilvl="5" w:tentative="1">
+      <w:start w:val="1"/>
+      <w:numFmt w:val="decimal"/>
+      <w:lvlText w:val="%6."/>
+      <w:lvlJc w:val="left"/>
+      <w:pPr>
+        <w:tabs>
+          <w:tab w:val="num" w:pos="4668"/>
+        </w:tabs>
+        <w:ind w:left="4668" w:hanging="360"/>
+      </w:pPr>
+    </w:lvl>
+    <w:lvl w:ilvl="6" w:tentative="1">
+      <w:start w:val="1"/>
+      <w:numFmt w:val="decimal"/>
+      <w:lvlText w:val="%7."/>
+      <w:lvlJc w:val="left"/>
+      <w:pPr>
+        <w:tabs>
+          <w:tab w:val="num" w:pos="5388"/>
+        </w:tabs>
+        <w:ind w:left="5388" w:hanging="360"/>
+      </w:pPr>
+    </w:lvl>
+    <w:lvl w:ilvl="7" w:tentative="1">
+      <w:start w:val="1"/>
+      <w:numFmt w:val="decimal"/>
+      <w:lvlText w:val="%8."/>
+      <w:lvlJc w:val="left"/>
+      <w:pPr>
+        <w:tabs>
+          <w:tab w:val="num" w:pos="6108"/>
+        </w:tabs>
+        <w:ind w:left="6108" w:hanging="360"/>
+      </w:pPr>
+    </w:lvl>
+    <w:lvl w:ilvl="8" w:tentative="1">
+      <w:start w:val="1"/>
+      <w:numFmt w:val="decimal"/>
+      <w:lvlText w:val="%9."/>
+      <w:lvlJc w:val="left"/>
+      <w:pPr>
+        <w:tabs>
+          <w:tab w:val="num" w:pos="6828"/>
+        </w:tabs>
+        <w:ind w:left="6828" w:hanging="360"/>
+      </w:pPr>
+    </w:lvl>
+  </w:abstractNum>
+  <w:abstractNum w:abstractNumId="12" w15:restartNumberingAfterBreak="0">
+    <w:nsid w:val="48906DDD"/>
+    <w:multiLevelType w:val="multilevel"/>
+    <w:tmpl w:val="11542E34"/>
+    <w:lvl w:ilvl="0">
+      <w:start w:val="1"/>
+      <w:numFmt w:val="decimal"/>
+      <w:lvlText w:val="%1"/>
+      <w:lvlJc w:val="left"/>
+      <w:pPr>
+        <w:ind w:left="450" w:hanging="450"/>
+      </w:pPr>
+      <w:rPr>
+        <w:rFonts w:hint="default"/>
+      </w:rPr>
+    </w:lvl>
+    <w:lvl w:ilvl="1">
+      <w:start w:val="3"/>
+      <w:numFmt w:val="decimal"/>
+      <w:lvlText w:val="%1.%2"/>
+      <w:lvlJc w:val="left"/>
+      <w:pPr>
+        <w:ind w:left="450" w:hanging="450"/>
+      </w:pPr>
+      <w:rPr>
+        <w:rFonts w:hint="default"/>
+      </w:rPr>
+    </w:lvl>
+    <w:lvl w:ilvl="2">
+      <w:start w:val="3"/>
+      <w:numFmt w:val="decimal"/>
+      <w:lvlText w:val="%1.%2.%3"/>
+      <w:lvlJc w:val="left"/>
+      <w:pPr>
+        <w:ind w:left="720" w:hanging="720"/>
+      </w:pPr>
+      <w:rPr>
+        <w:rFonts w:hint="default"/>
+      </w:rPr>
+    </w:lvl>
+    <w:lvl w:ilvl="3">
+      <w:start w:val="1"/>
+      <w:numFmt w:val="decimal"/>
+      <w:lvlText w:val="%1.%2.%3.%4"/>
+      <w:lvlJc w:val="left"/>
+      <w:pPr>
+        <w:ind w:left="720" w:hanging="720"/>
+      </w:pPr>
+      <w:rPr>
+        <w:rFonts w:hint="default"/>
+      </w:rPr>
+    </w:lvl>
+    <w:lvl w:ilvl="4">
+      <w:start w:val="1"/>
+      <w:numFmt w:val="decimal"/>
+      <w:lvlText w:val="%1.%2.%3.%4.%5"/>
+      <w:lvlJc w:val="left"/>
+      <w:pPr>
+        <w:ind w:left="1080" w:hanging="1080"/>
+      </w:pPr>
+      <w:rPr>
+        <w:rFonts w:hint="default"/>
+      </w:rPr>
+    </w:lvl>
+    <w:lvl w:ilvl="5">
+      <w:start w:val="1"/>
+      <w:numFmt w:val="decimal"/>
+      <w:lvlText w:val="%1.%2.%3.%4.%5.%6"/>
+      <w:lvlJc w:val="left"/>
+      <w:pPr>
+        <w:ind w:left="1080" w:hanging="1080"/>
+      </w:pPr>
+      <w:rPr>
+        <w:rFonts w:hint="default"/>
+      </w:rPr>
+    </w:lvl>
+    <w:lvl w:ilvl="6">
+      <w:start w:val="1"/>
+      <w:numFmt w:val="decimal"/>
+      <w:lvlText w:val="%1.%2.%3.%4.%5.%6.%7"/>
+      <w:lvlJc w:val="left"/>
+      <w:pPr>
+        <w:ind w:left="1440" w:hanging="1440"/>
+      </w:pPr>
+      <w:rPr>
+        <w:rFonts w:hint="default"/>
+      </w:rPr>
+    </w:lvl>
+    <w:lvl w:ilvl="7">
+      <w:start w:val="1"/>
+      <w:numFmt w:val="decimal"/>
+      <w:lvlText w:val="%1.%2.%3.%4.%5.%6.%7.%8"/>
+      <w:lvlJc w:val="left"/>
+      <w:pPr>
+        <w:ind w:left="1440" w:hanging="1440"/>
+      </w:pPr>
+      <w:rPr>
+        <w:rFonts w:hint="default"/>
+      </w:rPr>
+    </w:lvl>
+    <w:lvl w:ilvl="8">
+      <w:start w:val="1"/>
+      <w:numFmt w:val="decimal"/>
+      <w:lvlText w:val="%1.%2.%3.%4.%5.%6.%7.%8.%9"/>
+      <w:lvlJc w:val="left"/>
+      <w:pPr>
+        <w:ind w:left="1440" w:hanging="1440"/>
+      </w:pPr>
+      <w:rPr>
+        <w:rFonts w:hint="default"/>
+      </w:rPr>
+    </w:lvl>
+  </w:abstractNum>
+  <w:abstractNum w:abstractNumId="13" w15:restartNumberingAfterBreak="0">
     <w:nsid w:val="5B4C2A6A"/>
     <w:multiLevelType w:val="hybridMultilevel"/>
     <w:tmpl w:val="7D7EDDBE"/>
@@ -19042,16 +22630,16 @@
     </w:lvl>
   </w:abstractNum>
   <w:num w:numId="1" w16cid:durableId="1867672028">
-    <w:abstractNumId w:val="4"/>
+    <w:abstractNumId w:val="6"/>
   </w:num>
   <w:num w:numId="2" w16cid:durableId="1512380848">
-    <w:abstractNumId w:val="8"/>
+    <w:abstractNumId w:val="13"/>
   </w:num>
   <w:num w:numId="3" w16cid:durableId="219438027">
-    <w:abstractNumId w:val="7"/>
+    <w:abstractNumId w:val="10"/>
   </w:num>
   <w:num w:numId="4" w16cid:durableId="48382370">
-    <w:abstractNumId w:val="5"/>
+    <w:abstractNumId w:val="7"/>
   </w:num>
   <w:num w:numId="5" w16cid:durableId="227807259">
     <w:abstractNumId w:val="1"/>
@@ -19060,13 +22648,28 @@
     <w:abstractNumId w:val="0"/>
   </w:num>
   <w:num w:numId="7" w16cid:durableId="116261040">
-    <w:abstractNumId w:val="6"/>
+    <w:abstractNumId w:val="8"/>
   </w:num>
   <w:num w:numId="8" w16cid:durableId="392236508">
+    <w:abstractNumId w:val="4"/>
+  </w:num>
+  <w:num w:numId="9" w16cid:durableId="147989322">
+    <w:abstractNumId w:val="5"/>
+  </w:num>
+  <w:num w:numId="10" w16cid:durableId="135344900">
+    <w:abstractNumId w:val="12"/>
+  </w:num>
+  <w:num w:numId="11" w16cid:durableId="886917565">
+    <w:abstractNumId w:val="3"/>
+  </w:num>
+  <w:num w:numId="12" w16cid:durableId="1863009978">
     <w:abstractNumId w:val="2"/>
   </w:num>
-  <w:num w:numId="9" w16cid:durableId="147989322">
-    <w:abstractNumId w:val="3"/>
+  <w:num w:numId="13" w16cid:durableId="360591077">
+    <w:abstractNumId w:val="9"/>
+  </w:num>
+  <w:num w:numId="14" w16cid:durableId="1681353831">
+    <w:abstractNumId w:val="11"/>
   </w:num>
   <w:numIdMacAtCleanup w:val="9"/>
 </w:numbering>
@@ -20151,6 +23754,19 @@
       <w:szCs w:val="20"/>
     </w:rPr>
   </w:style>
+  <w:style w:type="paragraph" w:styleId="NormalWeb">
+    <w:name w:val="Normal (Web)"/>
+    <w:basedOn w:val="Normal"/>
+    <w:uiPriority w:val="99"/>
+    <w:semiHidden/>
+    <w:unhideWhenUsed/>
+    <w:rsid w:val="007019C0"/>
+    <w:rPr>
+      <w:rFonts w:ascii="Times New Roman" w:hAnsi="Times New Roman" w:cs="Times New Roman"/>
+      <w:sz w:val="24"/>
+      <w:szCs w:val="24"/>
+    </w:rPr>
+  </w:style>
 </w:styles>
 </file>
 

--- a/handover/doing/DCC-Actividades_RA4_OBLIGATORIA-DOING.docx
+++ b/handover/doing/DCC-Actividades_RA4_OBLIGATORIA-DOING.docx
@@ -60,15 +60,99 @@
           <w:noProof/>
         </w:rPr>
         <w:sectPr>
-          <w:footerReference w:type="even" r:id="rId8"/>
-          <w:footerReference w:type="default" r:id="rId9"/>
-          <w:footerReference w:type="first" r:id="rId10"/>
+          <w:headerReference w:type="default" r:id="rId8"/>
+          <w:footerReference w:type="even" r:id="rId9"/>
+          <w:footerReference w:type="default" r:id="rId10"/>
           <w:type w:val="continuous"/>
           <w:pgSz w:w="11906" w:h="16838"/>
-          <w:pgMar w:top="851" w:right="707" w:bottom="993" w:left="709" w:header="720" w:footer="371" w:gutter="0"/>
+          <w:pgMar w:top="851" w:right="707" w:bottom="993" w:left="709" w:header="369" w:footer="371" w:gutter="0"/>
           <w:cols w:space="720"/>
+          <w:titlePg/>
+          <w:docGrid w:linePitch="245"/>
         </w:sectPr>
       </w:pPr>
+    </w:p>
+    <w:p>
+      <w:pPr>
+        <w:pStyle w:val="Textonotapie"/>
+        <w:spacing w:before="0"/>
+        <w:rPr>
+          <w:sz w:val="16"/>
+          <w:szCs w:val="16"/>
+        </w:rPr>
+      </w:pPr>
+      <w:r>
+        <w:fldChar w:fldCharType="end"/>
+      </w:r>
+      <w:r>
+        <w:br w:type="page"/>
+      </w:r>
+      <w:r>
+        <w:rPr>
+          <w:sz w:val="16"/>
+          <w:szCs w:val="16"/>
+        </w:rPr>
+        <w:lastRenderedPageBreak/>
+        <w:t xml:space="preserve">En </w:t>
+      </w:r>
+      <w:r>
+        <w:rPr>
+          <w:b/>
+          <w:bCs/>
+          <w:color w:val="0070C0"/>
+          <w:sz w:val="16"/>
+          <w:szCs w:val="16"/>
+        </w:rPr>
+        <w:t>AZUL</w:t>
+      </w:r>
+      <w:r>
+        <w:rPr>
+          <w:color w:val="0070C0"/>
+          <w:sz w:val="16"/>
+          <w:szCs w:val="16"/>
+        </w:rPr>
+        <w:t xml:space="preserve"> </w:t>
+      </w:r>
+      <w:r>
+        <w:rPr>
+          <w:sz w:val="16"/>
+          <w:szCs w:val="16"/>
+        </w:rPr>
+        <w:t>los textos de los enunciados</w:t>
+      </w:r>
+    </w:p>
+    <w:p>
+      <w:pPr>
+        <w:pStyle w:val="Textonotapie"/>
+        <w:spacing w:before="0"/>
+        <w:rPr>
+          <w:sz w:val="16"/>
+          <w:szCs w:val="16"/>
+        </w:rPr>
+      </w:pPr>
+      <w:r>
+        <w:rPr>
+          <w:sz w:val="16"/>
+          <w:szCs w:val="16"/>
+        </w:rPr>
+        <w:t xml:space="preserve">En </w:t>
+      </w:r>
+      <w:r>
+        <w:rPr>
+          <w:b/>
+          <w:bCs/>
+          <w:sz w:val="16"/>
+          <w:szCs w:val="16"/>
+        </w:rPr>
+        <w:t>NEGRO</w:t>
+      </w:r>
+      <w:r>
+        <w:rPr>
+          <w:sz w:val="16"/>
+          <w:szCs w:val="16"/>
+        </w:rPr>
+        <w:t xml:space="preserve"> las respuestas</w:t>
+      </w:r>
     </w:p>
     <w:p>
       <w:pPr>
@@ -79,12 +163,6 @@
           <w:szCs w:val="36"/>
         </w:rPr>
       </w:pPr>
-      <w:r>
-        <w:fldChar w:fldCharType="end"/>
-      </w:r>
-      <w:r>
-        <w:br w:type="page"/>
-      </w:r>
     </w:p>
     <w:bookmarkStart w:id="1" w:name="_Contexto"/>
     <w:bookmarkEnd w:id="1"/>
@@ -103,7 +181,6 @@
         </w:sectPr>
       </w:pPr>
       <w:r>
-        <w:lastRenderedPageBreak/>
         <w:fldChar w:fldCharType="begin"/>
       </w:r>
       <w:r>
@@ -153,139 +230,78 @@
         <w:p>
           <w:pPr>
             <w:pStyle w:val="TDC1"/>
-            <w:tabs>
-              <w:tab w:val="right" w:leader="dot" w:pos="10480"/>
-            </w:tabs>
             <w:rPr>
-              <w:rFonts w:ascii="Montserrat" w:hAnsi="Montserrat" w:cstheme="minorBidi"/>
-              <w:noProof/>
+              <w:rFonts w:cstheme="minorBidi"/>
               <w:kern w:val="2"/>
-              <w:sz w:val="18"/>
-              <w:szCs w:val="18"/>
               <w14:ligatures w14:val="standardContextual"/>
             </w:rPr>
           </w:pPr>
           <w:r>
-            <w:rPr>
-              <w:rFonts w:ascii="Montserrat" w:hAnsi="Montserrat"/>
-              <w:sz w:val="18"/>
-              <w:szCs w:val="18"/>
-            </w:rPr>
             <w:fldChar w:fldCharType="begin"/>
           </w:r>
           <w:r>
-            <w:rPr>
-              <w:rFonts w:ascii="Montserrat" w:hAnsi="Montserrat"/>
-              <w:sz w:val="18"/>
-              <w:szCs w:val="18"/>
-            </w:rPr>
             <w:instrText xml:space="preserve"> TOC \o "1-3" \h \z \u </w:instrText>
           </w:r>
           <w:r>
-            <w:rPr>
-              <w:rFonts w:ascii="Montserrat" w:hAnsi="Montserrat"/>
-              <w:sz w:val="18"/>
-              <w:szCs w:val="18"/>
-            </w:rPr>
             <w:fldChar w:fldCharType="separate"/>
           </w:r>
           <w:hyperlink w:anchor="_Toc231028545" w:history="1">
             <w:r>
               <w:rPr>
                 <w:rStyle w:val="Hipervnculo"/>
-                <w:rFonts w:ascii="Montserrat" w:hAnsi="Montserrat"/>
-                <w:noProof/>
-                <w:sz w:val="18"/>
-                <w:szCs w:val="18"/>
               </w:rPr>
               <w:t>Conte</w:t>
             </w:r>
             <w:r>
               <w:rPr>
                 <w:rStyle w:val="Hipervnculo"/>
-                <w:rFonts w:ascii="Montserrat" w:hAnsi="Montserrat"/>
-                <w:noProof/>
-                <w:sz w:val="18"/>
-                <w:szCs w:val="18"/>
               </w:rPr>
               <w:t>x</w:t>
             </w:r>
             <w:r>
               <w:rPr>
                 <w:rStyle w:val="Hipervnculo"/>
-                <w:rFonts w:ascii="Montserrat" w:hAnsi="Montserrat"/>
-                <w:noProof/>
-                <w:sz w:val="18"/>
-                <w:szCs w:val="18"/>
               </w:rPr>
               <w:t>to</w:t>
             </w:r>
             <w:r>
               <w:rPr>
-                <w:rFonts w:ascii="Montserrat" w:hAnsi="Montserrat"/>
-                <w:noProof/>
                 <w:webHidden/>
-                <w:sz w:val="18"/>
-                <w:szCs w:val="18"/>
               </w:rPr>
               <w:tab/>
             </w:r>
             <w:r>
               <w:rPr>
-                <w:rFonts w:ascii="Montserrat" w:hAnsi="Montserrat"/>
-                <w:noProof/>
                 <w:webHidden/>
-                <w:sz w:val="18"/>
-                <w:szCs w:val="18"/>
               </w:rPr>
               <w:fldChar w:fldCharType="begin"/>
             </w:r>
             <w:r>
               <w:rPr>
-                <w:rFonts w:ascii="Montserrat" w:hAnsi="Montserrat"/>
-                <w:noProof/>
                 <w:webHidden/>
-                <w:sz w:val="18"/>
-                <w:szCs w:val="18"/>
               </w:rPr>
               <w:instrText xml:space="preserve"> PAGEREF _Toc231028545 \h </w:instrText>
             </w:r>
             <w:r>
               <w:rPr>
-                <w:rFonts w:ascii="Montserrat" w:hAnsi="Montserrat"/>
-                <w:noProof/>
                 <w:webHidden/>
-                <w:sz w:val="18"/>
-                <w:szCs w:val="18"/>
-              </w:rPr>
-            </w:r>
-            <w:r>
-              <w:rPr>
-                <w:rFonts w:ascii="Montserrat" w:hAnsi="Montserrat"/>
-                <w:noProof/>
+              </w:rPr>
+            </w:r>
+            <w:r>
+              <w:rPr>
                 <w:webHidden/>
-                <w:sz w:val="18"/>
-                <w:szCs w:val="18"/>
               </w:rPr>
               <w:fldChar w:fldCharType="separate"/>
             </w:r>
             <w:r>
               <w:rPr>
-                <w:rFonts w:ascii="Montserrat" w:hAnsi="Montserrat"/>
-                <w:noProof/>
                 <w:webHidden/>
-                <w:sz w:val="18"/>
-                <w:szCs w:val="18"/>
               </w:rPr>
               <w:t>3</w:t>
             </w:r>
             <w:r>
               <w:rPr>
-                <w:rFonts w:ascii="Montserrat" w:hAnsi="Montserrat"/>
-                <w:noProof/>
                 <w:webHidden/>
-                <w:sz w:val="18"/>
-                <w:szCs w:val="18"/>
               </w:rPr>
               <w:fldChar w:fldCharType="end"/>
             </w:r>
@@ -2613,15 +2629,9 @@
         <w:p>
           <w:pPr>
             <w:pStyle w:val="TDC1"/>
-            <w:tabs>
-              <w:tab w:val="right" w:leader="dot" w:pos="10480"/>
-            </w:tabs>
             <w:rPr>
-              <w:rFonts w:ascii="Montserrat" w:hAnsi="Montserrat" w:cstheme="minorBidi"/>
-              <w:noProof/>
+              <w:rFonts w:cstheme="minorBidi"/>
               <w:kern w:val="2"/>
-              <w:sz w:val="18"/>
-              <w:szCs w:val="18"/>
               <w14:ligatures w14:val="standardContextual"/>
             </w:rPr>
           </w:pPr>
@@ -2629,99 +2639,59 @@
             <w:r>
               <w:rPr>
                 <w:rStyle w:val="Hipervnculo"/>
-                <w:rFonts w:ascii="Montserrat" w:hAnsi="Montserrat"/>
-                <w:noProof/>
-                <w:sz w:val="18"/>
-                <w:szCs w:val="18"/>
               </w:rPr>
               <w:t>Ejercicio 2: Análisi</w:t>
             </w:r>
             <w:r>
               <w:rPr>
                 <w:rStyle w:val="Hipervnculo"/>
-                <w:rFonts w:ascii="Montserrat" w:hAnsi="Montserrat"/>
-                <w:noProof/>
-                <w:sz w:val="18"/>
-                <w:szCs w:val="18"/>
               </w:rPr>
               <w:t>s</w:t>
             </w:r>
             <w:r>
               <w:rPr>
                 <w:rStyle w:val="Hipervnculo"/>
-                <w:rFonts w:ascii="Montserrat" w:hAnsi="Montserrat"/>
-                <w:noProof/>
-                <w:sz w:val="18"/>
-                <w:szCs w:val="18"/>
               </w:rPr>
               <w:t xml:space="preserve"> y optimización de rendimiento en Hadoop</w:t>
             </w:r>
             <w:r>
               <w:rPr>
-                <w:rFonts w:ascii="Montserrat" w:hAnsi="Montserrat"/>
-                <w:noProof/>
                 <w:webHidden/>
-                <w:sz w:val="18"/>
-                <w:szCs w:val="18"/>
               </w:rPr>
               <w:tab/>
             </w:r>
             <w:r>
               <w:rPr>
-                <w:rFonts w:ascii="Montserrat" w:hAnsi="Montserrat"/>
-                <w:noProof/>
                 <w:webHidden/>
-                <w:sz w:val="18"/>
-                <w:szCs w:val="18"/>
               </w:rPr>
               <w:fldChar w:fldCharType="begin"/>
             </w:r>
             <w:r>
               <w:rPr>
-                <w:rFonts w:ascii="Montserrat" w:hAnsi="Montserrat"/>
-                <w:noProof/>
                 <w:webHidden/>
-                <w:sz w:val="18"/>
-                <w:szCs w:val="18"/>
               </w:rPr>
               <w:instrText xml:space="preserve"> PAGEREF _Toc231028563 \h </w:instrText>
             </w:r>
             <w:r>
               <w:rPr>
-                <w:rFonts w:ascii="Montserrat" w:hAnsi="Montserrat"/>
-                <w:noProof/>
                 <w:webHidden/>
-                <w:sz w:val="18"/>
-                <w:szCs w:val="18"/>
-              </w:rPr>
-            </w:r>
-            <w:r>
-              <w:rPr>
-                <w:rFonts w:ascii="Montserrat" w:hAnsi="Montserrat"/>
-                <w:noProof/>
+              </w:rPr>
+            </w:r>
+            <w:r>
+              <w:rPr>
                 <w:webHidden/>
-                <w:sz w:val="18"/>
-                <w:szCs w:val="18"/>
               </w:rPr>
               <w:fldChar w:fldCharType="separate"/>
             </w:r>
             <w:r>
               <w:rPr>
-                <w:rFonts w:ascii="Montserrat" w:hAnsi="Montserrat"/>
-                <w:noProof/>
                 <w:webHidden/>
-                <w:sz w:val="18"/>
-                <w:szCs w:val="18"/>
               </w:rPr>
               <w:t>21</w:t>
             </w:r>
             <w:r>
               <w:rPr>
-                <w:rFonts w:ascii="Montserrat" w:hAnsi="Montserrat"/>
-                <w:noProof/>
                 <w:webHidden/>
-                <w:sz w:val="18"/>
-                <w:szCs w:val="18"/>
               </w:rPr>
               <w:fldChar w:fldCharType="end"/>
             </w:r>
@@ -2832,6 +2802,8 @@
             </w:tabs>
             <w:rPr>
               <w:rFonts w:ascii="Montserrat" w:hAnsi="Montserrat" w:cstheme="minorBidi"/>
+              <w:b/>
+              <w:bCs/>
               <w:noProof/>
               <w:kern w:val="2"/>
               <w:sz w:val="18"/>
@@ -2844,6 +2816,8 @@
               <w:rPr>
                 <w:rStyle w:val="Hipervnculo"/>
                 <w:rFonts w:ascii="Montserrat" w:hAnsi="Montserrat"/>
+                <w:b/>
+                <w:bCs/>
                 <w:noProof/>
                 <w:sz w:val="18"/>
                 <w:szCs w:val="18"/>
@@ -2854,6 +2828,8 @@
               <w:rPr>
                 <w:rStyle w:val="Hipervnculo"/>
                 <w:rFonts w:ascii="Montserrat" w:hAnsi="Montserrat"/>
+                <w:b/>
+                <w:bCs/>
                 <w:noProof/>
                 <w:sz w:val="18"/>
                 <w:szCs w:val="18"/>
@@ -2864,6 +2840,8 @@
               <w:rPr>
                 <w:rStyle w:val="Hipervnculo"/>
                 <w:rFonts w:ascii="Montserrat" w:hAnsi="Montserrat"/>
+                <w:b/>
+                <w:bCs/>
                 <w:noProof/>
                 <w:sz w:val="18"/>
                 <w:szCs w:val="18"/>
@@ -2873,6 +2851,8 @@
             <w:r>
               <w:rPr>
                 <w:rFonts w:ascii="Montserrat" w:hAnsi="Montserrat"/>
+                <w:b/>
+                <w:bCs/>
                 <w:noProof/>
                 <w:webHidden/>
                 <w:sz w:val="18"/>
@@ -2883,6 +2863,8 @@
             <w:r>
               <w:rPr>
                 <w:rFonts w:ascii="Montserrat" w:hAnsi="Montserrat"/>
+                <w:b/>
+                <w:bCs/>
                 <w:noProof/>
                 <w:webHidden/>
                 <w:sz w:val="18"/>
@@ -2893,6 +2875,8 @@
             <w:r>
               <w:rPr>
                 <w:rFonts w:ascii="Montserrat" w:hAnsi="Montserrat"/>
+                <w:b/>
+                <w:bCs/>
                 <w:noProof/>
                 <w:webHidden/>
                 <w:sz w:val="18"/>
@@ -2903,6 +2887,8 @@
             <w:r>
               <w:rPr>
                 <w:rFonts w:ascii="Montserrat" w:hAnsi="Montserrat"/>
+                <w:b/>
+                <w:bCs/>
                 <w:noProof/>
                 <w:webHidden/>
                 <w:sz w:val="18"/>
@@ -2912,6 +2898,8 @@
             <w:r>
               <w:rPr>
                 <w:rFonts w:ascii="Montserrat" w:hAnsi="Montserrat"/>
+                <w:b/>
+                <w:bCs/>
                 <w:noProof/>
                 <w:webHidden/>
                 <w:sz w:val="18"/>
@@ -2922,6 +2910,8 @@
             <w:r>
               <w:rPr>
                 <w:rFonts w:ascii="Montserrat" w:hAnsi="Montserrat"/>
+                <w:b/>
+                <w:bCs/>
                 <w:noProof/>
                 <w:webHidden/>
                 <w:sz w:val="18"/>
@@ -2932,6 +2922,8 @@
             <w:r>
               <w:rPr>
                 <w:rFonts w:ascii="Montserrat" w:hAnsi="Montserrat"/>
+                <w:b/>
+                <w:bCs/>
                 <w:noProof/>
                 <w:webHidden/>
                 <w:sz w:val="18"/>
@@ -2949,6 +2941,8 @@
             </w:tabs>
             <w:rPr>
               <w:rFonts w:ascii="Montserrat" w:hAnsi="Montserrat" w:cstheme="minorBidi"/>
+              <w:b/>
+              <w:bCs/>
               <w:noProof/>
               <w:kern w:val="2"/>
               <w:sz w:val="18"/>
@@ -2961,6 +2955,8 @@
               <w:rPr>
                 <w:rStyle w:val="Hipervnculo"/>
                 <w:rFonts w:ascii="Montserrat" w:hAnsi="Montserrat"/>
+                <w:b/>
+                <w:bCs/>
                 <w:noProof/>
                 <w:sz w:val="18"/>
                 <w:szCs w:val="18"/>
@@ -2971,6 +2967,8 @@
               <w:rPr>
                 <w:rStyle w:val="Hipervnculo"/>
                 <w:rFonts w:ascii="Montserrat" w:hAnsi="Montserrat"/>
+                <w:b/>
+                <w:bCs/>
                 <w:noProof/>
                 <w:sz w:val="18"/>
                 <w:szCs w:val="18"/>
@@ -2981,6 +2979,8 @@
               <w:rPr>
                 <w:rStyle w:val="Hipervnculo"/>
                 <w:rFonts w:ascii="Montserrat" w:hAnsi="Montserrat"/>
+                <w:b/>
+                <w:bCs/>
                 <w:noProof/>
                 <w:sz w:val="18"/>
                 <w:szCs w:val="18"/>
@@ -2991,6 +2991,8 @@
               <w:rPr>
                 <w:rStyle w:val="Hipervnculo"/>
                 <w:rFonts w:ascii="Montserrat" w:hAnsi="Montserrat"/>
+                <w:b/>
+                <w:bCs/>
                 <w:noProof/>
                 <w:sz w:val="18"/>
                 <w:szCs w:val="18"/>
@@ -3000,6 +3002,8 @@
             <w:r>
               <w:rPr>
                 <w:rFonts w:ascii="Montserrat" w:hAnsi="Montserrat"/>
+                <w:b/>
+                <w:bCs/>
                 <w:noProof/>
                 <w:webHidden/>
                 <w:sz w:val="18"/>
@@ -3010,6 +3014,8 @@
             <w:r>
               <w:rPr>
                 <w:rFonts w:ascii="Montserrat" w:hAnsi="Montserrat"/>
+                <w:b/>
+                <w:bCs/>
                 <w:noProof/>
                 <w:webHidden/>
                 <w:sz w:val="18"/>
@@ -3020,6 +3026,8 @@
             <w:r>
               <w:rPr>
                 <w:rFonts w:ascii="Montserrat" w:hAnsi="Montserrat"/>
+                <w:b/>
+                <w:bCs/>
                 <w:noProof/>
                 <w:webHidden/>
                 <w:sz w:val="18"/>
@@ -3030,6 +3038,8 @@
             <w:r>
               <w:rPr>
                 <w:rFonts w:ascii="Montserrat" w:hAnsi="Montserrat"/>
+                <w:b/>
+                <w:bCs/>
                 <w:noProof/>
                 <w:webHidden/>
                 <w:sz w:val="18"/>
@@ -3039,6 +3049,8 @@
             <w:r>
               <w:rPr>
                 <w:rFonts w:ascii="Montserrat" w:hAnsi="Montserrat"/>
+                <w:b/>
+                <w:bCs/>
                 <w:noProof/>
                 <w:webHidden/>
                 <w:sz w:val="18"/>
@@ -3049,6 +3061,8 @@
             <w:r>
               <w:rPr>
                 <w:rFonts w:ascii="Montserrat" w:hAnsi="Montserrat"/>
+                <w:b/>
+                <w:bCs/>
                 <w:noProof/>
                 <w:webHidden/>
                 <w:sz w:val="18"/>
@@ -3059,6 +3073,8 @@
             <w:r>
               <w:rPr>
                 <w:rFonts w:ascii="Montserrat" w:hAnsi="Montserrat"/>
+                <w:b/>
+                <w:bCs/>
                 <w:noProof/>
                 <w:webHidden/>
                 <w:sz w:val="18"/>
@@ -3076,6 +3092,8 @@
             </w:tabs>
             <w:rPr>
               <w:rFonts w:ascii="Montserrat" w:hAnsi="Montserrat" w:cstheme="minorBidi"/>
+              <w:b/>
+              <w:bCs/>
               <w:noProof/>
               <w:kern w:val="2"/>
               <w:sz w:val="18"/>
@@ -3088,6 +3106,8 @@
               <w:rPr>
                 <w:rStyle w:val="Hipervnculo"/>
                 <w:rFonts w:ascii="Montserrat" w:hAnsi="Montserrat"/>
+                <w:b/>
+                <w:bCs/>
                 <w:noProof/>
                 <w:sz w:val="18"/>
                 <w:szCs w:val="18"/>
@@ -3098,6 +3118,8 @@
               <w:rPr>
                 <w:rStyle w:val="Hipervnculo"/>
                 <w:rFonts w:ascii="Montserrat" w:hAnsi="Montserrat"/>
+                <w:b/>
+                <w:bCs/>
                 <w:noProof/>
                 <w:sz w:val="18"/>
                 <w:szCs w:val="18"/>
@@ -3108,6 +3130,8 @@
               <w:rPr>
                 <w:rStyle w:val="Hipervnculo"/>
                 <w:rFonts w:ascii="Montserrat" w:hAnsi="Montserrat"/>
+                <w:b/>
+                <w:bCs/>
                 <w:noProof/>
                 <w:sz w:val="18"/>
                 <w:szCs w:val="18"/>
@@ -3118,6 +3142,8 @@
               <w:rPr>
                 <w:rStyle w:val="Hipervnculo"/>
                 <w:rFonts w:ascii="Montserrat" w:hAnsi="Montserrat"/>
+                <w:b/>
+                <w:bCs/>
                 <w:noProof/>
                 <w:sz w:val="18"/>
                 <w:szCs w:val="18"/>
@@ -3128,6 +3154,8 @@
               <w:rPr>
                 <w:rStyle w:val="Hipervnculo"/>
                 <w:rFonts w:ascii="Montserrat" w:hAnsi="Montserrat"/>
+                <w:b/>
+                <w:bCs/>
                 <w:noProof/>
                 <w:sz w:val="18"/>
                 <w:szCs w:val="18"/>
@@ -3137,6 +3165,8 @@
             <w:r>
               <w:rPr>
                 <w:rFonts w:ascii="Montserrat" w:hAnsi="Montserrat"/>
+                <w:b/>
+                <w:bCs/>
                 <w:noProof/>
                 <w:webHidden/>
                 <w:sz w:val="18"/>
@@ -3147,6 +3177,8 @@
             <w:r>
               <w:rPr>
                 <w:rFonts w:ascii="Montserrat" w:hAnsi="Montserrat"/>
+                <w:b/>
+                <w:bCs/>
                 <w:noProof/>
                 <w:webHidden/>
                 <w:sz w:val="18"/>
@@ -3157,6 +3189,8 @@
             <w:r>
               <w:rPr>
                 <w:rFonts w:ascii="Montserrat" w:hAnsi="Montserrat"/>
+                <w:b/>
+                <w:bCs/>
                 <w:noProof/>
                 <w:webHidden/>
                 <w:sz w:val="18"/>
@@ -3167,6 +3201,8 @@
             <w:r>
               <w:rPr>
                 <w:rFonts w:ascii="Montserrat" w:hAnsi="Montserrat"/>
+                <w:b/>
+                <w:bCs/>
                 <w:noProof/>
                 <w:webHidden/>
                 <w:sz w:val="18"/>
@@ -3176,6 +3212,8 @@
             <w:r>
               <w:rPr>
                 <w:rFonts w:ascii="Montserrat" w:hAnsi="Montserrat"/>
+                <w:b/>
+                <w:bCs/>
                 <w:noProof/>
                 <w:webHidden/>
                 <w:sz w:val="18"/>
@@ -3186,6 +3224,8 @@
             <w:r>
               <w:rPr>
                 <w:rFonts w:ascii="Montserrat" w:hAnsi="Montserrat"/>
+                <w:b/>
+                <w:bCs/>
                 <w:noProof/>
                 <w:webHidden/>
                 <w:sz w:val="18"/>
@@ -3196,6 +3236,8 @@
             <w:r>
               <w:rPr>
                 <w:rFonts w:ascii="Montserrat" w:hAnsi="Montserrat"/>
+                <w:b/>
+                <w:bCs/>
                 <w:noProof/>
                 <w:webHidden/>
                 <w:sz w:val="18"/>
@@ -3213,6 +3255,8 @@
             </w:tabs>
             <w:rPr>
               <w:rFonts w:ascii="Montserrat" w:hAnsi="Montserrat" w:cstheme="minorBidi"/>
+              <w:b/>
+              <w:bCs/>
               <w:noProof/>
               <w:kern w:val="2"/>
               <w:sz w:val="18"/>
@@ -3225,6 +3269,8 @@
               <w:rPr>
                 <w:rStyle w:val="Hipervnculo"/>
                 <w:rFonts w:ascii="Montserrat" w:hAnsi="Montserrat"/>
+                <w:b/>
+                <w:bCs/>
                 <w:noProof/>
                 <w:sz w:val="18"/>
                 <w:szCs w:val="18"/>
@@ -3235,6 +3281,8 @@
               <w:rPr>
                 <w:rStyle w:val="Hipervnculo"/>
                 <w:rFonts w:ascii="Montserrat" w:hAnsi="Montserrat"/>
+                <w:b/>
+                <w:bCs/>
                 <w:noProof/>
                 <w:sz w:val="18"/>
                 <w:szCs w:val="18"/>
@@ -3245,6 +3293,8 @@
               <w:rPr>
                 <w:rStyle w:val="Hipervnculo"/>
                 <w:rFonts w:ascii="Montserrat" w:hAnsi="Montserrat"/>
+                <w:b/>
+                <w:bCs/>
                 <w:noProof/>
                 <w:sz w:val="18"/>
                 <w:szCs w:val="18"/>
@@ -3254,6 +3304,8 @@
             <w:r>
               <w:rPr>
                 <w:rFonts w:ascii="Montserrat" w:hAnsi="Montserrat"/>
+                <w:b/>
+                <w:bCs/>
                 <w:noProof/>
                 <w:webHidden/>
                 <w:sz w:val="18"/>
@@ -3264,6 +3316,8 @@
             <w:r>
               <w:rPr>
                 <w:rFonts w:ascii="Montserrat" w:hAnsi="Montserrat"/>
+                <w:b/>
+                <w:bCs/>
                 <w:noProof/>
                 <w:webHidden/>
                 <w:sz w:val="18"/>
@@ -3274,6 +3328,8 @@
             <w:r>
               <w:rPr>
                 <w:rFonts w:ascii="Montserrat" w:hAnsi="Montserrat"/>
+                <w:b/>
+                <w:bCs/>
                 <w:noProof/>
                 <w:webHidden/>
                 <w:sz w:val="18"/>
@@ -3284,6 +3340,8 @@
             <w:r>
               <w:rPr>
                 <w:rFonts w:ascii="Montserrat" w:hAnsi="Montserrat"/>
+                <w:b/>
+                <w:bCs/>
                 <w:noProof/>
                 <w:webHidden/>
                 <w:sz w:val="18"/>
@@ -3293,6 +3351,8 @@
             <w:r>
               <w:rPr>
                 <w:rFonts w:ascii="Montserrat" w:hAnsi="Montserrat"/>
+                <w:b/>
+                <w:bCs/>
                 <w:noProof/>
                 <w:webHidden/>
                 <w:sz w:val="18"/>
@@ -3303,6 +3363,8 @@
             <w:r>
               <w:rPr>
                 <w:rFonts w:ascii="Montserrat" w:hAnsi="Montserrat"/>
+                <w:b/>
+                <w:bCs/>
                 <w:noProof/>
                 <w:webHidden/>
                 <w:sz w:val="18"/>
@@ -3313,6 +3375,8 @@
             <w:r>
               <w:rPr>
                 <w:rFonts w:ascii="Montserrat" w:hAnsi="Montserrat"/>
+                <w:b/>
+                <w:bCs/>
                 <w:noProof/>
                 <w:webHidden/>
                 <w:sz w:val="18"/>
@@ -4443,16 +4507,8 @@
     </w:tbl>
     <w:p>
       <w:pPr>
-        <w:pStyle w:val="Prrafo"/>
-      </w:pPr>
-    </w:p>
-    <w:p>
-      <w:pPr>
         <w:spacing w:before="0" w:after="160" w:line="278" w:lineRule="auto"/>
       </w:pPr>
-      <w:r>
-        <w:br w:type="page"/>
-      </w:r>
     </w:p>
     <w:p>
       <w:pPr>
@@ -4503,21 +4559,37 @@
     <w:p>
       <w:pPr>
         <w:pStyle w:val="Prrafocdigo"/>
+        <w:rPr>
+          <w:sz w:val="4"/>
+          <w:szCs w:val="4"/>
+        </w:rPr>
       </w:pPr>
     </w:p>
     <w:p>
       <w:pPr>
         <w:pStyle w:val="Prrafocdigo"/>
+        <w:rPr>
+          <w:sz w:val="14"/>
+          <w:szCs w:val="14"/>
+        </w:rPr>
       </w:pPr>
       <w:bookmarkStart w:id="12" w:name="fig_1_1"/>
       <w:bookmarkStart w:id="13" w:name="fig_1_2"/>
       <w:bookmarkEnd w:id="12"/>
       <w:bookmarkEnd w:id="13"/>
       <w:r>
+        <w:rPr>
+          <w:sz w:val="14"/>
+          <w:szCs w:val="14"/>
+        </w:rPr>
         <w:t xml:space="preserve">  Docker </w:t>
       </w:r>
       <w:proofErr w:type="spellStart"/>
       <w:r>
+        <w:rPr>
+          <w:sz w:val="14"/>
+          <w:szCs w:val="14"/>
+        </w:rPr>
         <w:t>Compose</w:t>
       </w:r>
       <w:proofErr w:type="spellEnd"/>
@@ -4525,13 +4597,23 @@
     <w:p>
       <w:pPr>
         <w:pStyle w:val="Prrafocdigo"/>
-      </w:pPr>
-      <w:r>
+        <w:rPr>
+          <w:sz w:val="14"/>
+          <w:szCs w:val="14"/>
+        </w:rPr>
+      </w:pPr>
+      <w:r>
+        <w:rPr>
+          <w:sz w:val="14"/>
+          <w:szCs w:val="14"/>
+        </w:rPr>
         <w:t xml:space="preserve">  </w:t>
       </w:r>
       <w:r>
         <w:rPr>
           <w:rFonts w:eastAsia="MS Mincho" w:cs="MS Mincho"/>
+          <w:sz w:val="14"/>
+          <w:szCs w:val="14"/>
         </w:rPr>
         <w:t>│</w:t>
       </w:r>
@@ -4539,56 +4621,100 @@
     <w:p>
       <w:pPr>
         <w:pStyle w:val="Prrafocdigo"/>
-      </w:pPr>
-      <w:r>
+        <w:rPr>
+          <w:sz w:val="14"/>
+          <w:szCs w:val="14"/>
+        </w:rPr>
+      </w:pPr>
+      <w:r>
+        <w:rPr>
+          <w:sz w:val="14"/>
+          <w:szCs w:val="14"/>
+        </w:rPr>
         <w:t xml:space="preserve">  </w:t>
       </w:r>
       <w:r>
         <w:rPr>
           <w:rFonts w:eastAsia="MS Mincho" w:cs="MS Mincho"/>
+          <w:sz w:val="14"/>
+          <w:szCs w:val="14"/>
         </w:rPr>
         <w:t>├──</w:t>
       </w:r>
       <w:r>
+        <w:rPr>
+          <w:sz w:val="14"/>
+          <w:szCs w:val="14"/>
+        </w:rPr>
         <w:t xml:space="preserve"> Hadoop HDFS</w:t>
       </w:r>
     </w:p>
     <w:p>
       <w:pPr>
         <w:pStyle w:val="Prrafocdigo"/>
-      </w:pPr>
-      <w:r>
+        <w:rPr>
+          <w:sz w:val="14"/>
+          <w:szCs w:val="14"/>
+        </w:rPr>
+      </w:pPr>
+      <w:r>
+        <w:rPr>
+          <w:sz w:val="14"/>
+          <w:szCs w:val="14"/>
+        </w:rPr>
         <w:t xml:space="preserve">  </w:t>
       </w:r>
       <w:r>
         <w:rPr>
           <w:rFonts w:eastAsia="MS Mincho" w:cs="MS Mincho"/>
+          <w:sz w:val="14"/>
+          <w:szCs w:val="14"/>
         </w:rPr>
         <w:t>│</w:t>
       </w:r>
       <w:r>
+        <w:rPr>
+          <w:sz w:val="14"/>
+          <w:szCs w:val="14"/>
+        </w:rPr>
         <w:t xml:space="preserve"> </w:t>
       </w:r>
       <w:r>
         <w:rPr>
           <w:rFonts w:cs="Montserrat"/>
+          <w:sz w:val="14"/>
+          <w:szCs w:val="14"/>
         </w:rPr>
         <w:t> </w:t>
       </w:r>
       <w:r>
+        <w:rPr>
+          <w:sz w:val="14"/>
+          <w:szCs w:val="14"/>
+        </w:rPr>
         <w:t xml:space="preserve"> </w:t>
       </w:r>
       <w:r>
         <w:rPr>
           <w:rFonts w:eastAsia="MS Mincho" w:cs="MS Mincho"/>
+          <w:sz w:val="14"/>
+          <w:szCs w:val="14"/>
         </w:rPr>
         <w:t>├──</w:t>
       </w:r>
       <w:r>
+        <w:rPr>
+          <w:sz w:val="14"/>
+          <w:szCs w:val="14"/>
+        </w:rPr>
         <w:t xml:space="preserve"> </w:t>
       </w:r>
       <w:proofErr w:type="spellStart"/>
       <w:r>
+        <w:rPr>
+          <w:sz w:val="14"/>
+          <w:szCs w:val="14"/>
+        </w:rPr>
         <w:t>NameNode</w:t>
       </w:r>
       <w:proofErr w:type="spellEnd"/>
@@ -4596,57 +4722,99 @@
     <w:p>
       <w:pPr>
         <w:pStyle w:val="Prrafocdigo"/>
-      </w:pPr>
-      <w:r>
+        <w:rPr>
+          <w:sz w:val="14"/>
+          <w:szCs w:val="14"/>
+        </w:rPr>
+      </w:pPr>
+      <w:r>
+        <w:rPr>
+          <w:sz w:val="14"/>
+          <w:szCs w:val="14"/>
+        </w:rPr>
         <w:t xml:space="preserve">  </w:t>
       </w:r>
       <w:r>
         <w:rPr>
           <w:rFonts w:eastAsia="MS Mincho" w:cs="MS Mincho"/>
+          <w:sz w:val="14"/>
+          <w:szCs w:val="14"/>
         </w:rPr>
         <w:t>│</w:t>
       </w:r>
       <w:r>
+        <w:rPr>
+          <w:sz w:val="14"/>
+          <w:szCs w:val="14"/>
+        </w:rPr>
         <w:t xml:space="preserve"> </w:t>
       </w:r>
       <w:r>
         <w:rPr>
           <w:rFonts w:cs="Montserrat"/>
+          <w:sz w:val="14"/>
+          <w:szCs w:val="14"/>
         </w:rPr>
         <w:t> </w:t>
       </w:r>
       <w:r>
+        <w:rPr>
+          <w:sz w:val="14"/>
+          <w:szCs w:val="14"/>
+        </w:rPr>
         <w:t xml:space="preserve"> </w:t>
       </w:r>
       <w:r>
         <w:rPr>
           <w:rFonts w:eastAsia="MS Mincho" w:cs="MS Mincho"/>
+          <w:sz w:val="14"/>
+          <w:szCs w:val="14"/>
         </w:rPr>
         <w:t>│</w:t>
       </w:r>
       <w:r>
+        <w:rPr>
+          <w:sz w:val="14"/>
+          <w:szCs w:val="14"/>
+        </w:rPr>
         <w:t xml:space="preserve"> </w:t>
       </w:r>
       <w:r>
         <w:rPr>
           <w:rFonts w:cs="Montserrat"/>
+          <w:sz w:val="14"/>
+          <w:szCs w:val="14"/>
         </w:rPr>
         <w:t> </w:t>
       </w:r>
       <w:r>
+        <w:rPr>
+          <w:sz w:val="14"/>
+          <w:szCs w:val="14"/>
+        </w:rPr>
         <w:t xml:space="preserve"> </w:t>
       </w:r>
       <w:r>
         <w:rPr>
           <w:rFonts w:eastAsia="MS Mincho" w:cs="MS Mincho"/>
+          <w:sz w:val="14"/>
+          <w:szCs w:val="14"/>
         </w:rPr>
         <w:t>├──</w:t>
       </w:r>
       <w:r>
+        <w:rPr>
+          <w:sz w:val="14"/>
+          <w:szCs w:val="14"/>
+        </w:rPr>
         <w:t xml:space="preserve"> Contenedor: </w:t>
       </w:r>
       <w:proofErr w:type="spellStart"/>
       <w:r>
+        <w:rPr>
+          <w:sz w:val="14"/>
+          <w:szCs w:val="14"/>
+        </w:rPr>
         <w:t>namenode</w:t>
       </w:r>
       <w:proofErr w:type="spellEnd"/>
@@ -4654,57 +4822,99 @@
     <w:p>
       <w:pPr>
         <w:pStyle w:val="Prrafocdigo"/>
-      </w:pPr>
-      <w:r>
+        <w:rPr>
+          <w:sz w:val="14"/>
+          <w:szCs w:val="14"/>
+        </w:rPr>
+      </w:pPr>
+      <w:r>
+        <w:rPr>
+          <w:sz w:val="14"/>
+          <w:szCs w:val="14"/>
+        </w:rPr>
         <w:t xml:space="preserve">  </w:t>
       </w:r>
       <w:r>
         <w:rPr>
           <w:rFonts w:eastAsia="MS Mincho" w:cs="MS Mincho"/>
+          <w:sz w:val="14"/>
+          <w:szCs w:val="14"/>
         </w:rPr>
         <w:t>│</w:t>
       </w:r>
       <w:r>
+        <w:rPr>
+          <w:sz w:val="14"/>
+          <w:szCs w:val="14"/>
+        </w:rPr>
         <w:t xml:space="preserve"> </w:t>
       </w:r>
       <w:r>
         <w:rPr>
           <w:rFonts w:cs="Montserrat"/>
+          <w:sz w:val="14"/>
+          <w:szCs w:val="14"/>
         </w:rPr>
         <w:t> </w:t>
       </w:r>
       <w:r>
+        <w:rPr>
+          <w:sz w:val="14"/>
+          <w:szCs w:val="14"/>
+        </w:rPr>
         <w:t xml:space="preserve"> </w:t>
       </w:r>
       <w:r>
         <w:rPr>
           <w:rFonts w:eastAsia="MS Mincho" w:cs="MS Mincho"/>
+          <w:sz w:val="14"/>
+          <w:szCs w:val="14"/>
         </w:rPr>
         <w:t>│</w:t>
       </w:r>
       <w:r>
+        <w:rPr>
+          <w:sz w:val="14"/>
+          <w:szCs w:val="14"/>
+        </w:rPr>
         <w:t xml:space="preserve"> </w:t>
       </w:r>
       <w:r>
         <w:rPr>
           <w:rFonts w:cs="Montserrat"/>
+          <w:sz w:val="14"/>
+          <w:szCs w:val="14"/>
         </w:rPr>
         <w:t> </w:t>
       </w:r>
       <w:r>
+        <w:rPr>
+          <w:sz w:val="14"/>
+          <w:szCs w:val="14"/>
+        </w:rPr>
         <w:t xml:space="preserve"> </w:t>
       </w:r>
       <w:r>
         <w:rPr>
           <w:rFonts w:eastAsia="MS Mincho" w:cs="MS Mincho"/>
+          <w:sz w:val="14"/>
+          <w:szCs w:val="14"/>
         </w:rPr>
         <w:t>├──</w:t>
       </w:r>
       <w:r>
+        <w:rPr>
+          <w:sz w:val="14"/>
+          <w:szCs w:val="14"/>
+        </w:rPr>
         <w:t xml:space="preserve"> Imagen: bde2020/</w:t>
       </w:r>
       <w:proofErr w:type="spellStart"/>
       <w:r>
+        <w:rPr>
+          <w:sz w:val="14"/>
+          <w:szCs w:val="14"/>
+        </w:rPr>
         <w:t>hadoop-namenode</w:t>
       </w:r>
       <w:proofErr w:type="spellEnd"/>
@@ -4712,270 +4922,462 @@
     <w:p>
       <w:pPr>
         <w:pStyle w:val="Prrafocdigo"/>
-      </w:pPr>
-      <w:r>
+        <w:rPr>
+          <w:sz w:val="14"/>
+          <w:szCs w:val="14"/>
+        </w:rPr>
+      </w:pPr>
+      <w:r>
+        <w:rPr>
+          <w:sz w:val="14"/>
+          <w:szCs w:val="14"/>
+        </w:rPr>
         <w:t xml:space="preserve">  </w:t>
       </w:r>
       <w:r>
         <w:rPr>
           <w:rFonts w:eastAsia="MS Mincho" w:cs="MS Mincho"/>
+          <w:sz w:val="14"/>
+          <w:szCs w:val="14"/>
         </w:rPr>
         <w:t>│</w:t>
       </w:r>
       <w:r>
+        <w:rPr>
+          <w:sz w:val="14"/>
+          <w:szCs w:val="14"/>
+        </w:rPr>
         <w:t xml:space="preserve"> </w:t>
       </w:r>
       <w:r>
         <w:rPr>
           <w:rFonts w:cs="Montserrat"/>
+          <w:sz w:val="14"/>
+          <w:szCs w:val="14"/>
         </w:rPr>
         <w:t> </w:t>
       </w:r>
       <w:r>
+        <w:rPr>
+          <w:sz w:val="14"/>
+          <w:szCs w:val="14"/>
+        </w:rPr>
         <w:t xml:space="preserve"> </w:t>
       </w:r>
       <w:r>
         <w:rPr>
           <w:rFonts w:eastAsia="MS Mincho" w:cs="MS Mincho"/>
+          <w:sz w:val="14"/>
+          <w:szCs w:val="14"/>
         </w:rPr>
         <w:t>│</w:t>
       </w:r>
       <w:r>
+        <w:rPr>
+          <w:sz w:val="14"/>
+          <w:szCs w:val="14"/>
+        </w:rPr>
         <w:t xml:space="preserve"> </w:t>
       </w:r>
       <w:r>
         <w:rPr>
           <w:rFonts w:cs="Montserrat"/>
+          <w:sz w:val="14"/>
+          <w:szCs w:val="14"/>
         </w:rPr>
         <w:t> </w:t>
       </w:r>
       <w:r>
+        <w:rPr>
+          <w:sz w:val="14"/>
+          <w:szCs w:val="14"/>
+        </w:rPr>
         <w:t xml:space="preserve"> </w:t>
       </w:r>
       <w:r>
         <w:rPr>
           <w:rFonts w:eastAsia="MS Mincho" w:cs="MS Mincho"/>
+          <w:sz w:val="14"/>
+          <w:szCs w:val="14"/>
         </w:rPr>
         <w:t>├──</w:t>
       </w:r>
       <w:r>
+        <w:rPr>
+          <w:sz w:val="14"/>
+          <w:szCs w:val="14"/>
+        </w:rPr>
         <w:t xml:space="preserve"> Puertos:</w:t>
       </w:r>
     </w:p>
     <w:p>
       <w:pPr>
         <w:pStyle w:val="Prrafocdigo"/>
-      </w:pPr>
-      <w:r>
+        <w:rPr>
+          <w:sz w:val="14"/>
+          <w:szCs w:val="14"/>
+        </w:rPr>
+      </w:pPr>
+      <w:r>
+        <w:rPr>
+          <w:sz w:val="14"/>
+          <w:szCs w:val="14"/>
+        </w:rPr>
         <w:t xml:space="preserve">  </w:t>
       </w:r>
       <w:r>
         <w:rPr>
           <w:rFonts w:eastAsia="MS Mincho" w:cs="MS Mincho"/>
+          <w:sz w:val="14"/>
+          <w:szCs w:val="14"/>
         </w:rPr>
         <w:t>│</w:t>
       </w:r>
       <w:r>
+        <w:rPr>
+          <w:sz w:val="14"/>
+          <w:szCs w:val="14"/>
+        </w:rPr>
         <w:t xml:space="preserve"> </w:t>
       </w:r>
       <w:r>
         <w:rPr>
           <w:rFonts w:cs="Montserrat"/>
+          <w:sz w:val="14"/>
+          <w:szCs w:val="14"/>
         </w:rPr>
         <w:t> </w:t>
       </w:r>
       <w:r>
+        <w:rPr>
+          <w:sz w:val="14"/>
+          <w:szCs w:val="14"/>
+        </w:rPr>
         <w:t xml:space="preserve"> </w:t>
       </w:r>
       <w:r>
         <w:rPr>
           <w:rFonts w:eastAsia="MS Mincho" w:cs="MS Mincho"/>
+          <w:sz w:val="14"/>
+          <w:szCs w:val="14"/>
         </w:rPr>
         <w:t>│</w:t>
       </w:r>
       <w:r>
+        <w:rPr>
+          <w:sz w:val="14"/>
+          <w:szCs w:val="14"/>
+        </w:rPr>
         <w:t xml:space="preserve"> </w:t>
       </w:r>
       <w:r>
         <w:rPr>
           <w:rFonts w:cs="Montserrat"/>
+          <w:sz w:val="14"/>
+          <w:szCs w:val="14"/>
         </w:rPr>
         <w:t> </w:t>
       </w:r>
       <w:r>
+        <w:rPr>
+          <w:sz w:val="14"/>
+          <w:szCs w:val="14"/>
+        </w:rPr>
         <w:t xml:space="preserve"> </w:t>
       </w:r>
       <w:r>
         <w:rPr>
           <w:rFonts w:eastAsia="MS Mincho" w:cs="MS Mincho"/>
+          <w:sz w:val="14"/>
+          <w:szCs w:val="14"/>
         </w:rPr>
         <w:t>│</w:t>
       </w:r>
       <w:r>
+        <w:rPr>
+          <w:sz w:val="14"/>
+          <w:szCs w:val="14"/>
+        </w:rPr>
         <w:t xml:space="preserve"> </w:t>
       </w:r>
       <w:r>
         <w:rPr>
           <w:rFonts w:cs="Montserrat"/>
+          <w:sz w:val="14"/>
+          <w:szCs w:val="14"/>
         </w:rPr>
         <w:t> </w:t>
       </w:r>
       <w:r>
+        <w:rPr>
+          <w:sz w:val="14"/>
+          <w:szCs w:val="14"/>
+        </w:rPr>
         <w:t xml:space="preserve"> </w:t>
       </w:r>
       <w:r>
         <w:rPr>
           <w:rFonts w:eastAsia="MS Mincho" w:cs="MS Mincho"/>
+          <w:sz w:val="14"/>
+          <w:szCs w:val="14"/>
         </w:rPr>
         <w:t>├──</w:t>
       </w:r>
       <w:r>
+        <w:rPr>
+          <w:sz w:val="14"/>
+          <w:szCs w:val="14"/>
+        </w:rPr>
         <w:t xml:space="preserve"> 9870 </w:t>
       </w:r>
       <w:r>
         <w:rPr>
           <w:rFonts w:cs="Montserrat"/>
+          <w:sz w:val="14"/>
+          <w:szCs w:val="14"/>
         </w:rPr>
         <w:t>→</w:t>
       </w:r>
       <w:r>
+        <w:rPr>
+          <w:sz w:val="14"/>
+          <w:szCs w:val="14"/>
+        </w:rPr>
         <w:t xml:space="preserve"> Web UI HDFS</w:t>
       </w:r>
     </w:p>
     <w:p>
       <w:pPr>
         <w:pStyle w:val="Prrafocdigo"/>
-      </w:pPr>
-      <w:r>
+        <w:rPr>
+          <w:sz w:val="14"/>
+          <w:szCs w:val="14"/>
+        </w:rPr>
+      </w:pPr>
+      <w:r>
+        <w:rPr>
+          <w:sz w:val="14"/>
+          <w:szCs w:val="14"/>
+        </w:rPr>
         <w:t xml:space="preserve">  </w:t>
       </w:r>
       <w:r>
         <w:rPr>
           <w:rFonts w:eastAsia="MS Mincho" w:cs="MS Mincho"/>
+          <w:sz w:val="14"/>
+          <w:szCs w:val="14"/>
         </w:rPr>
         <w:t>│</w:t>
       </w:r>
       <w:r>
+        <w:rPr>
+          <w:sz w:val="14"/>
+          <w:szCs w:val="14"/>
+        </w:rPr>
         <w:t xml:space="preserve"> </w:t>
       </w:r>
       <w:r>
         <w:rPr>
           <w:rFonts w:cs="Montserrat"/>
+          <w:sz w:val="14"/>
+          <w:szCs w:val="14"/>
         </w:rPr>
         <w:t> </w:t>
       </w:r>
       <w:r>
+        <w:rPr>
+          <w:sz w:val="14"/>
+          <w:szCs w:val="14"/>
+        </w:rPr>
         <w:t xml:space="preserve"> </w:t>
       </w:r>
       <w:r>
         <w:rPr>
           <w:rFonts w:eastAsia="MS Mincho" w:cs="MS Mincho"/>
+          <w:sz w:val="14"/>
+          <w:szCs w:val="14"/>
         </w:rPr>
         <w:t>│</w:t>
       </w:r>
       <w:r>
+        <w:rPr>
+          <w:sz w:val="14"/>
+          <w:szCs w:val="14"/>
+        </w:rPr>
         <w:t xml:space="preserve"> </w:t>
       </w:r>
       <w:r>
         <w:rPr>
           <w:rFonts w:cs="Montserrat"/>
+          <w:sz w:val="14"/>
+          <w:szCs w:val="14"/>
         </w:rPr>
         <w:t> </w:t>
       </w:r>
       <w:r>
+        <w:rPr>
+          <w:sz w:val="14"/>
+          <w:szCs w:val="14"/>
+        </w:rPr>
         <w:t xml:space="preserve"> </w:t>
       </w:r>
       <w:r>
         <w:rPr>
           <w:rFonts w:eastAsia="MS Mincho" w:cs="MS Mincho"/>
+          <w:sz w:val="14"/>
+          <w:szCs w:val="14"/>
         </w:rPr>
         <w:t>│</w:t>
       </w:r>
       <w:r>
+        <w:rPr>
+          <w:sz w:val="14"/>
+          <w:szCs w:val="14"/>
+        </w:rPr>
         <w:t xml:space="preserve"> </w:t>
       </w:r>
       <w:r>
         <w:rPr>
           <w:rFonts w:cs="Montserrat"/>
+          <w:sz w:val="14"/>
+          <w:szCs w:val="14"/>
         </w:rPr>
         <w:t> </w:t>
       </w:r>
       <w:r>
+        <w:rPr>
+          <w:sz w:val="14"/>
+          <w:szCs w:val="14"/>
+        </w:rPr>
         <w:t xml:space="preserve"> </w:t>
       </w:r>
       <w:r>
         <w:rPr>
           <w:rFonts w:eastAsia="MS Mincho" w:cs="MS Mincho"/>
+          <w:sz w:val="14"/>
+          <w:szCs w:val="14"/>
         </w:rPr>
         <w:t>└──</w:t>
       </w:r>
       <w:r>
+        <w:rPr>
+          <w:sz w:val="14"/>
+          <w:szCs w:val="14"/>
+        </w:rPr>
         <w:t xml:space="preserve"> 9000 </w:t>
       </w:r>
       <w:r>
         <w:rPr>
           <w:rFonts w:cs="Montserrat"/>
+          <w:sz w:val="14"/>
+          <w:szCs w:val="14"/>
         </w:rPr>
         <w:t>→</w:t>
       </w:r>
       <w:r>
+        <w:rPr>
+          <w:sz w:val="14"/>
+          <w:szCs w:val="14"/>
+        </w:rPr>
         <w:t xml:space="preserve"> Servicio HDFS</w:t>
       </w:r>
     </w:p>
     <w:p>
       <w:pPr>
         <w:pStyle w:val="Prrafocdigo"/>
-      </w:pPr>
-      <w:r>
+        <w:rPr>
+          <w:sz w:val="14"/>
+          <w:szCs w:val="14"/>
+        </w:rPr>
+      </w:pPr>
+      <w:r>
+        <w:rPr>
+          <w:sz w:val="14"/>
+          <w:szCs w:val="14"/>
+        </w:rPr>
         <w:t xml:space="preserve">  </w:t>
       </w:r>
       <w:r>
         <w:rPr>
           <w:rFonts w:eastAsia="MS Mincho" w:cs="MS Mincho"/>
+          <w:sz w:val="14"/>
+          <w:szCs w:val="14"/>
         </w:rPr>
         <w:t>│</w:t>
       </w:r>
       <w:r>
+        <w:rPr>
+          <w:sz w:val="14"/>
+          <w:szCs w:val="14"/>
+        </w:rPr>
         <w:t xml:space="preserve"> </w:t>
       </w:r>
       <w:r>
         <w:rPr>
           <w:rFonts w:cs="Montserrat"/>
+          <w:sz w:val="14"/>
+          <w:szCs w:val="14"/>
         </w:rPr>
         <w:t> </w:t>
       </w:r>
       <w:r>
+        <w:rPr>
+          <w:sz w:val="14"/>
+          <w:szCs w:val="14"/>
+        </w:rPr>
         <w:t xml:space="preserve"> </w:t>
       </w:r>
       <w:r>
         <w:rPr>
           <w:rFonts w:eastAsia="MS Mincho" w:cs="MS Mincho"/>
+          <w:sz w:val="14"/>
+          <w:szCs w:val="14"/>
         </w:rPr>
         <w:t>│</w:t>
       </w:r>
       <w:r>
+        <w:rPr>
+          <w:sz w:val="14"/>
+          <w:szCs w:val="14"/>
+        </w:rPr>
         <w:t xml:space="preserve"> </w:t>
       </w:r>
       <w:r>
         <w:rPr>
           <w:rFonts w:cs="Montserrat"/>
+          <w:sz w:val="14"/>
+          <w:szCs w:val="14"/>
         </w:rPr>
         <w:t> </w:t>
       </w:r>
       <w:r>
+        <w:rPr>
+          <w:sz w:val="14"/>
+          <w:szCs w:val="14"/>
+        </w:rPr>
         <w:t xml:space="preserve"> </w:t>
       </w:r>
       <w:r>
         <w:rPr>
           <w:rFonts w:eastAsia="MS Mincho" w:cs="MS Mincho"/>
+          <w:sz w:val="14"/>
+          <w:szCs w:val="14"/>
         </w:rPr>
         <w:t>└──</w:t>
       </w:r>
       <w:r>
+        <w:rPr>
+          <w:sz w:val="14"/>
+          <w:szCs w:val="14"/>
+        </w:rPr>
         <w:t xml:space="preserve"> Estado: </w:t>
       </w:r>
       <w:proofErr w:type="spellStart"/>
       <w:r>
+        <w:rPr>
+          <w:sz w:val="14"/>
+          <w:szCs w:val="14"/>
+        </w:rPr>
         <w:t>healthy</w:t>
       </w:r>
       <w:proofErr w:type="spellEnd"/>
@@ -4983,31 +5385,53 @@
     <w:p>
       <w:pPr>
         <w:pStyle w:val="Prrafocdigo"/>
-      </w:pPr>
-      <w:r>
+        <w:rPr>
+          <w:sz w:val="14"/>
+          <w:szCs w:val="14"/>
+        </w:rPr>
+      </w:pPr>
+      <w:r>
+        <w:rPr>
+          <w:sz w:val="14"/>
+          <w:szCs w:val="14"/>
+        </w:rPr>
         <w:t xml:space="preserve">  </w:t>
       </w:r>
       <w:r>
         <w:rPr>
           <w:rFonts w:eastAsia="MS Mincho" w:cs="MS Mincho"/>
+          <w:sz w:val="14"/>
+          <w:szCs w:val="14"/>
         </w:rPr>
         <w:t>│</w:t>
       </w:r>
       <w:r>
+        <w:rPr>
+          <w:sz w:val="14"/>
+          <w:szCs w:val="14"/>
+        </w:rPr>
         <w:t xml:space="preserve"> </w:t>
       </w:r>
       <w:r>
         <w:rPr>
           <w:rFonts w:cs="Montserrat"/>
+          <w:sz w:val="14"/>
+          <w:szCs w:val="14"/>
         </w:rPr>
         <w:t> </w:t>
       </w:r>
       <w:r>
+        <w:rPr>
+          <w:sz w:val="14"/>
+          <w:szCs w:val="14"/>
+        </w:rPr>
         <w:t xml:space="preserve"> </w:t>
       </w:r>
       <w:r>
         <w:rPr>
           <w:rFonts w:eastAsia="MS Mincho" w:cs="MS Mincho"/>
+          <w:sz w:val="14"/>
+          <w:szCs w:val="14"/>
         </w:rPr>
         <w:t>│</w:t>
       </w:r>
@@ -5015,145 +5439,251 @@
     <w:p>
       <w:pPr>
         <w:pStyle w:val="Prrafocdigo"/>
-      </w:pPr>
-      <w:r>
+        <w:rPr>
+          <w:sz w:val="14"/>
+          <w:szCs w:val="14"/>
+        </w:rPr>
+      </w:pPr>
+      <w:r>
+        <w:rPr>
+          <w:sz w:val="14"/>
+          <w:szCs w:val="14"/>
+        </w:rPr>
         <w:t xml:space="preserve">  </w:t>
       </w:r>
       <w:r>
         <w:rPr>
           <w:rFonts w:eastAsia="MS Mincho" w:cs="MS Mincho"/>
+          <w:sz w:val="14"/>
+          <w:szCs w:val="14"/>
         </w:rPr>
         <w:t>│</w:t>
       </w:r>
       <w:r>
+        <w:rPr>
+          <w:sz w:val="14"/>
+          <w:szCs w:val="14"/>
+        </w:rPr>
         <w:t xml:space="preserve"> </w:t>
       </w:r>
       <w:r>
         <w:rPr>
           <w:rFonts w:cs="Montserrat"/>
+          <w:sz w:val="14"/>
+          <w:szCs w:val="14"/>
         </w:rPr>
         <w:t> </w:t>
       </w:r>
       <w:r>
+        <w:rPr>
+          <w:sz w:val="14"/>
+          <w:szCs w:val="14"/>
+        </w:rPr>
         <w:t xml:space="preserve"> </w:t>
       </w:r>
       <w:r>
         <w:rPr>
           <w:rFonts w:eastAsia="MS Mincho" w:cs="MS Mincho"/>
+          <w:sz w:val="14"/>
+          <w:szCs w:val="14"/>
         </w:rPr>
         <w:t>├──</w:t>
       </w:r>
       <w:r>
+        <w:rPr>
+          <w:sz w:val="14"/>
+          <w:szCs w:val="14"/>
+        </w:rPr>
         <w:t xml:space="preserve"> DataNode1</w:t>
       </w:r>
     </w:p>
     <w:p>
       <w:pPr>
         <w:pStyle w:val="Prrafocdigo"/>
-      </w:pPr>
-      <w:r>
+        <w:rPr>
+          <w:sz w:val="14"/>
+          <w:szCs w:val="14"/>
+        </w:rPr>
+      </w:pPr>
+      <w:r>
+        <w:rPr>
+          <w:sz w:val="14"/>
+          <w:szCs w:val="14"/>
+        </w:rPr>
         <w:t xml:space="preserve">  </w:t>
       </w:r>
       <w:r>
         <w:rPr>
           <w:rFonts w:eastAsia="MS Mincho" w:cs="MS Mincho"/>
+          <w:sz w:val="14"/>
+          <w:szCs w:val="14"/>
         </w:rPr>
         <w:t>│</w:t>
       </w:r>
       <w:r>
+        <w:rPr>
+          <w:sz w:val="14"/>
+          <w:szCs w:val="14"/>
+        </w:rPr>
         <w:t xml:space="preserve"> </w:t>
       </w:r>
       <w:r>
         <w:rPr>
           <w:rFonts w:cs="Montserrat"/>
+          <w:sz w:val="14"/>
+          <w:szCs w:val="14"/>
         </w:rPr>
         <w:t> </w:t>
       </w:r>
       <w:r>
+        <w:rPr>
+          <w:sz w:val="14"/>
+          <w:szCs w:val="14"/>
+        </w:rPr>
         <w:t xml:space="preserve"> </w:t>
       </w:r>
       <w:r>
         <w:rPr>
           <w:rFonts w:eastAsia="MS Mincho" w:cs="MS Mincho"/>
+          <w:sz w:val="14"/>
+          <w:szCs w:val="14"/>
         </w:rPr>
         <w:t>│</w:t>
       </w:r>
       <w:r>
+        <w:rPr>
+          <w:sz w:val="14"/>
+          <w:szCs w:val="14"/>
+        </w:rPr>
         <w:t xml:space="preserve"> </w:t>
       </w:r>
       <w:r>
         <w:rPr>
           <w:rFonts w:cs="Montserrat"/>
+          <w:sz w:val="14"/>
+          <w:szCs w:val="14"/>
         </w:rPr>
         <w:t> </w:t>
       </w:r>
       <w:r>
+        <w:rPr>
+          <w:sz w:val="14"/>
+          <w:szCs w:val="14"/>
+        </w:rPr>
         <w:t xml:space="preserve"> </w:t>
       </w:r>
       <w:r>
         <w:rPr>
           <w:rFonts w:eastAsia="MS Mincho" w:cs="MS Mincho"/>
+          <w:sz w:val="14"/>
+          <w:szCs w:val="14"/>
         </w:rPr>
         <w:t>├──</w:t>
       </w:r>
       <w:r>
+        <w:rPr>
+          <w:sz w:val="14"/>
+          <w:szCs w:val="14"/>
+        </w:rPr>
         <w:t xml:space="preserve"> Contenedor: datanode1</w:t>
       </w:r>
     </w:p>
     <w:p>
       <w:pPr>
         <w:pStyle w:val="Prrafocdigo"/>
-      </w:pPr>
-      <w:r>
+        <w:rPr>
+          <w:sz w:val="14"/>
+          <w:szCs w:val="14"/>
+        </w:rPr>
+      </w:pPr>
+      <w:r>
+        <w:rPr>
+          <w:sz w:val="14"/>
+          <w:szCs w:val="14"/>
+        </w:rPr>
         <w:t xml:space="preserve">  </w:t>
       </w:r>
       <w:r>
         <w:rPr>
           <w:rFonts w:eastAsia="MS Mincho" w:cs="MS Mincho"/>
+          <w:sz w:val="14"/>
+          <w:szCs w:val="14"/>
         </w:rPr>
         <w:t>│</w:t>
       </w:r>
       <w:r>
+        <w:rPr>
+          <w:sz w:val="14"/>
+          <w:szCs w:val="14"/>
+        </w:rPr>
         <w:t xml:space="preserve"> </w:t>
       </w:r>
       <w:r>
         <w:rPr>
           <w:rFonts w:cs="Montserrat"/>
+          <w:sz w:val="14"/>
+          <w:szCs w:val="14"/>
         </w:rPr>
         <w:t> </w:t>
       </w:r>
       <w:r>
+        <w:rPr>
+          <w:sz w:val="14"/>
+          <w:szCs w:val="14"/>
+        </w:rPr>
         <w:t xml:space="preserve"> </w:t>
       </w:r>
       <w:r>
         <w:rPr>
           <w:rFonts w:eastAsia="MS Mincho" w:cs="MS Mincho"/>
+          <w:sz w:val="14"/>
+          <w:szCs w:val="14"/>
         </w:rPr>
         <w:t>│</w:t>
       </w:r>
       <w:r>
+        <w:rPr>
+          <w:sz w:val="14"/>
+          <w:szCs w:val="14"/>
+        </w:rPr>
         <w:t xml:space="preserve"> </w:t>
       </w:r>
       <w:r>
         <w:rPr>
           <w:rFonts w:cs="Montserrat"/>
+          <w:sz w:val="14"/>
+          <w:szCs w:val="14"/>
         </w:rPr>
         <w:t> </w:t>
       </w:r>
       <w:r>
+        <w:rPr>
+          <w:sz w:val="14"/>
+          <w:szCs w:val="14"/>
+        </w:rPr>
         <w:t xml:space="preserve"> </w:t>
       </w:r>
       <w:r>
         <w:rPr>
           <w:rFonts w:eastAsia="MS Mincho" w:cs="MS Mincho"/>
+          <w:sz w:val="14"/>
+          <w:szCs w:val="14"/>
         </w:rPr>
         <w:t>├──</w:t>
       </w:r>
       <w:r>
+        <w:rPr>
+          <w:sz w:val="14"/>
+          <w:szCs w:val="14"/>
+        </w:rPr>
         <w:t xml:space="preserve"> Imagen: bde2020/</w:t>
       </w:r>
       <w:proofErr w:type="spellStart"/>
       <w:r>
+        <w:rPr>
+          <w:sz w:val="14"/>
+          <w:szCs w:val="14"/>
+        </w:rPr>
         <w:t>hadoop-datanode</w:t>
       </w:r>
       <w:proofErr w:type="spellEnd"/>
@@ -5161,65 +5691,115 @@
     <w:p>
       <w:pPr>
         <w:pStyle w:val="Prrafocdigo"/>
-      </w:pPr>
-      <w:r>
+        <w:rPr>
+          <w:sz w:val="14"/>
+          <w:szCs w:val="14"/>
+        </w:rPr>
+      </w:pPr>
+      <w:r>
+        <w:rPr>
+          <w:sz w:val="14"/>
+          <w:szCs w:val="14"/>
+        </w:rPr>
         <w:t xml:space="preserve">  </w:t>
       </w:r>
       <w:r>
         <w:rPr>
           <w:rFonts w:eastAsia="MS Mincho" w:cs="MS Mincho"/>
+          <w:sz w:val="14"/>
+          <w:szCs w:val="14"/>
         </w:rPr>
         <w:t>│</w:t>
       </w:r>
       <w:r>
+        <w:rPr>
+          <w:sz w:val="14"/>
+          <w:szCs w:val="14"/>
+        </w:rPr>
         <w:t xml:space="preserve"> </w:t>
       </w:r>
       <w:r>
         <w:rPr>
           <w:rFonts w:cs="Montserrat"/>
+          <w:sz w:val="14"/>
+          <w:szCs w:val="14"/>
         </w:rPr>
         <w:t> </w:t>
       </w:r>
       <w:r>
+        <w:rPr>
+          <w:sz w:val="14"/>
+          <w:szCs w:val="14"/>
+        </w:rPr>
         <w:t xml:space="preserve"> </w:t>
       </w:r>
       <w:r>
         <w:rPr>
           <w:rFonts w:eastAsia="MS Mincho" w:cs="MS Mincho"/>
+          <w:sz w:val="14"/>
+          <w:szCs w:val="14"/>
         </w:rPr>
         <w:t>│</w:t>
       </w:r>
       <w:r>
+        <w:rPr>
+          <w:sz w:val="14"/>
+          <w:szCs w:val="14"/>
+        </w:rPr>
         <w:t xml:space="preserve"> </w:t>
       </w:r>
       <w:r>
         <w:rPr>
           <w:rFonts w:cs="Montserrat"/>
+          <w:sz w:val="14"/>
+          <w:szCs w:val="14"/>
         </w:rPr>
         <w:t> </w:t>
       </w:r>
       <w:r>
+        <w:rPr>
+          <w:sz w:val="14"/>
+          <w:szCs w:val="14"/>
+        </w:rPr>
         <w:t xml:space="preserve"> </w:t>
       </w:r>
       <w:r>
         <w:rPr>
           <w:rFonts w:eastAsia="MS Mincho" w:cs="MS Mincho"/>
+          <w:sz w:val="14"/>
+          <w:szCs w:val="14"/>
         </w:rPr>
         <w:t>├──</w:t>
       </w:r>
       <w:r>
+        <w:rPr>
+          <w:sz w:val="14"/>
+          <w:szCs w:val="14"/>
+        </w:rPr>
         <w:t xml:space="preserve"> Puerto:</w:t>
       </w:r>
     </w:p>
     <w:p>
       <w:pPr>
         <w:pStyle w:val="Prrafocdigo"/>
-      </w:pPr>
-      <w:r>
+        <w:rPr>
+          <w:sz w:val="14"/>
+          <w:szCs w:val="14"/>
+        </w:rPr>
+      </w:pPr>
+      <w:r>
+        <w:rPr>
+          <w:sz w:val="14"/>
+          <w:szCs w:val="14"/>
+        </w:rPr>
         <w:t xml:space="preserve">  │   │   │   └── 9864 → Web UI </w:t>
       </w:r>
       <w:proofErr w:type="spellStart"/>
       <w:r>
+        <w:rPr>
+          <w:sz w:val="14"/>
+          <w:szCs w:val="14"/>
+        </w:rPr>
         <w:t>DataNode</w:t>
       </w:r>
       <w:proofErr w:type="spellEnd"/>
@@ -5227,57 +5807,99 @@
     <w:p>
       <w:pPr>
         <w:pStyle w:val="Prrafocdigo"/>
-      </w:pPr>
-      <w:r>
+        <w:rPr>
+          <w:sz w:val="14"/>
+          <w:szCs w:val="14"/>
+        </w:rPr>
+      </w:pPr>
+      <w:r>
+        <w:rPr>
+          <w:sz w:val="14"/>
+          <w:szCs w:val="14"/>
+        </w:rPr>
         <w:t xml:space="preserve">  </w:t>
       </w:r>
       <w:r>
         <w:rPr>
           <w:rFonts w:eastAsia="MS Mincho" w:cs="MS Mincho"/>
+          <w:sz w:val="14"/>
+          <w:szCs w:val="14"/>
         </w:rPr>
         <w:t>│</w:t>
       </w:r>
       <w:r>
+        <w:rPr>
+          <w:sz w:val="14"/>
+          <w:szCs w:val="14"/>
+        </w:rPr>
         <w:t xml:space="preserve"> </w:t>
       </w:r>
       <w:r>
         <w:rPr>
           <w:rFonts w:cs="Montserrat"/>
+          <w:sz w:val="14"/>
+          <w:szCs w:val="14"/>
         </w:rPr>
         <w:t> </w:t>
       </w:r>
       <w:r>
+        <w:rPr>
+          <w:sz w:val="14"/>
+          <w:szCs w:val="14"/>
+        </w:rPr>
         <w:t xml:space="preserve"> </w:t>
       </w:r>
       <w:r>
         <w:rPr>
           <w:rFonts w:eastAsia="MS Mincho" w:cs="MS Mincho"/>
+          <w:sz w:val="14"/>
+          <w:szCs w:val="14"/>
         </w:rPr>
         <w:t>│</w:t>
       </w:r>
       <w:r>
+        <w:rPr>
+          <w:sz w:val="14"/>
+          <w:szCs w:val="14"/>
+        </w:rPr>
         <w:t xml:space="preserve"> </w:t>
       </w:r>
       <w:r>
         <w:rPr>
           <w:rFonts w:cs="Montserrat"/>
+          <w:sz w:val="14"/>
+          <w:szCs w:val="14"/>
         </w:rPr>
         <w:t> </w:t>
       </w:r>
       <w:r>
+        <w:rPr>
+          <w:sz w:val="14"/>
+          <w:szCs w:val="14"/>
+        </w:rPr>
         <w:t xml:space="preserve"> </w:t>
       </w:r>
       <w:r>
         <w:rPr>
           <w:rFonts w:eastAsia="MS Mincho" w:cs="MS Mincho"/>
+          <w:sz w:val="14"/>
+          <w:szCs w:val="14"/>
         </w:rPr>
         <w:t>└──</w:t>
       </w:r>
       <w:r>
+        <w:rPr>
+          <w:sz w:val="14"/>
+          <w:szCs w:val="14"/>
+        </w:rPr>
         <w:t xml:space="preserve"> Estado: </w:t>
       </w:r>
       <w:proofErr w:type="spellStart"/>
       <w:r>
+        <w:rPr>
+          <w:sz w:val="14"/>
+          <w:szCs w:val="14"/>
+        </w:rPr>
         <w:t>healthy</w:t>
       </w:r>
       <w:proofErr w:type="spellEnd"/>
@@ -5285,31 +5907,53 @@
     <w:p>
       <w:pPr>
         <w:pStyle w:val="Prrafocdigo"/>
-      </w:pPr>
-      <w:r>
+        <w:rPr>
+          <w:sz w:val="14"/>
+          <w:szCs w:val="14"/>
+        </w:rPr>
+      </w:pPr>
+      <w:r>
+        <w:rPr>
+          <w:sz w:val="14"/>
+          <w:szCs w:val="14"/>
+        </w:rPr>
         <w:t xml:space="preserve">  </w:t>
       </w:r>
       <w:r>
         <w:rPr>
           <w:rFonts w:eastAsia="MS Mincho" w:cs="MS Mincho"/>
+          <w:sz w:val="14"/>
+          <w:szCs w:val="14"/>
         </w:rPr>
         <w:t>│</w:t>
       </w:r>
       <w:r>
+        <w:rPr>
+          <w:sz w:val="14"/>
+          <w:szCs w:val="14"/>
+        </w:rPr>
         <w:t xml:space="preserve"> </w:t>
       </w:r>
       <w:r>
         <w:rPr>
           <w:rFonts w:cs="Montserrat"/>
+          <w:sz w:val="14"/>
+          <w:szCs w:val="14"/>
         </w:rPr>
         <w:t> </w:t>
       </w:r>
       <w:r>
+        <w:rPr>
+          <w:sz w:val="14"/>
+          <w:szCs w:val="14"/>
+        </w:rPr>
         <w:t xml:space="preserve"> </w:t>
       </w:r>
       <w:r>
         <w:rPr>
           <w:rFonts w:eastAsia="MS Mincho" w:cs="MS Mincho"/>
+          <w:sz w:val="14"/>
+          <w:szCs w:val="14"/>
         </w:rPr>
         <w:t>│</w:t>
       </w:r>
@@ -5317,145 +5961,251 @@
     <w:p>
       <w:pPr>
         <w:pStyle w:val="Prrafocdigo"/>
-      </w:pPr>
-      <w:r>
+        <w:rPr>
+          <w:sz w:val="14"/>
+          <w:szCs w:val="14"/>
+        </w:rPr>
+      </w:pPr>
+      <w:r>
+        <w:rPr>
+          <w:sz w:val="14"/>
+          <w:szCs w:val="14"/>
+        </w:rPr>
         <w:t xml:space="preserve">  </w:t>
       </w:r>
       <w:r>
         <w:rPr>
           <w:rFonts w:eastAsia="MS Mincho" w:cs="MS Mincho"/>
+          <w:sz w:val="14"/>
+          <w:szCs w:val="14"/>
         </w:rPr>
         <w:t>│</w:t>
       </w:r>
       <w:r>
+        <w:rPr>
+          <w:sz w:val="14"/>
+          <w:szCs w:val="14"/>
+        </w:rPr>
         <w:t xml:space="preserve"> </w:t>
       </w:r>
       <w:r>
         <w:rPr>
           <w:rFonts w:cs="Montserrat"/>
+          <w:sz w:val="14"/>
+          <w:szCs w:val="14"/>
         </w:rPr>
         <w:t> </w:t>
       </w:r>
       <w:r>
+        <w:rPr>
+          <w:sz w:val="14"/>
+          <w:szCs w:val="14"/>
+        </w:rPr>
         <w:t xml:space="preserve"> </w:t>
       </w:r>
       <w:r>
         <w:rPr>
           <w:rFonts w:eastAsia="MS Mincho" w:cs="MS Mincho"/>
+          <w:sz w:val="14"/>
+          <w:szCs w:val="14"/>
         </w:rPr>
         <w:t>└──</w:t>
       </w:r>
       <w:r>
+        <w:rPr>
+          <w:sz w:val="14"/>
+          <w:szCs w:val="14"/>
+        </w:rPr>
         <w:t xml:space="preserve"> DataNode2</w:t>
       </w:r>
     </w:p>
     <w:p>
       <w:pPr>
         <w:pStyle w:val="Prrafocdigo"/>
-      </w:pPr>
-      <w:r>
+        <w:rPr>
+          <w:sz w:val="14"/>
+          <w:szCs w:val="14"/>
+        </w:rPr>
+      </w:pPr>
+      <w:r>
+        <w:rPr>
+          <w:sz w:val="14"/>
+          <w:szCs w:val="14"/>
+        </w:rPr>
         <w:t xml:space="preserve">  </w:t>
       </w:r>
       <w:r>
         <w:rPr>
           <w:rFonts w:eastAsia="MS Mincho" w:cs="MS Mincho"/>
+          <w:sz w:val="14"/>
+          <w:szCs w:val="14"/>
         </w:rPr>
         <w:t>│</w:t>
       </w:r>
       <w:r>
+        <w:rPr>
+          <w:sz w:val="14"/>
+          <w:szCs w:val="14"/>
+        </w:rPr>
         <w:t xml:space="preserve"> </w:t>
       </w:r>
       <w:r>
         <w:rPr>
           <w:rFonts w:cs="Montserrat"/>
+          <w:sz w:val="14"/>
+          <w:szCs w:val="14"/>
         </w:rPr>
         <w:t> </w:t>
       </w:r>
       <w:r>
+        <w:rPr>
+          <w:sz w:val="14"/>
+          <w:szCs w:val="14"/>
+        </w:rPr>
         <w:t xml:space="preserve"> </w:t>
       </w:r>
       <w:r>
         <w:rPr>
           <w:rFonts w:cs="Montserrat"/>
+          <w:sz w:val="14"/>
+          <w:szCs w:val="14"/>
         </w:rPr>
         <w:t> </w:t>
       </w:r>
       <w:r>
+        <w:rPr>
+          <w:sz w:val="14"/>
+          <w:szCs w:val="14"/>
+        </w:rPr>
         <w:t xml:space="preserve"> </w:t>
       </w:r>
       <w:r>
         <w:rPr>
           <w:rFonts w:cs="Montserrat"/>
+          <w:sz w:val="14"/>
+          <w:szCs w:val="14"/>
         </w:rPr>
         <w:t> </w:t>
       </w:r>
       <w:r>
+        <w:rPr>
+          <w:sz w:val="14"/>
+          <w:szCs w:val="14"/>
+        </w:rPr>
         <w:t xml:space="preserve"> </w:t>
       </w:r>
       <w:r>
         <w:rPr>
           <w:rFonts w:eastAsia="MS Mincho" w:cs="MS Mincho"/>
+          <w:sz w:val="14"/>
+          <w:szCs w:val="14"/>
         </w:rPr>
         <w:t>├──</w:t>
       </w:r>
       <w:r>
+        <w:rPr>
+          <w:sz w:val="14"/>
+          <w:szCs w:val="14"/>
+        </w:rPr>
         <w:t xml:space="preserve"> Contenedor: datanode2</w:t>
       </w:r>
     </w:p>
     <w:p>
       <w:pPr>
         <w:pStyle w:val="Prrafocdigo"/>
-      </w:pPr>
-      <w:r>
+        <w:rPr>
+          <w:sz w:val="14"/>
+          <w:szCs w:val="14"/>
+        </w:rPr>
+      </w:pPr>
+      <w:r>
+        <w:rPr>
+          <w:sz w:val="14"/>
+          <w:szCs w:val="14"/>
+        </w:rPr>
         <w:t xml:space="preserve">  </w:t>
       </w:r>
       <w:r>
         <w:rPr>
           <w:rFonts w:eastAsia="MS Mincho" w:cs="MS Mincho"/>
+          <w:sz w:val="14"/>
+          <w:szCs w:val="14"/>
         </w:rPr>
         <w:t>│</w:t>
       </w:r>
       <w:r>
+        <w:rPr>
+          <w:sz w:val="14"/>
+          <w:szCs w:val="14"/>
+        </w:rPr>
         <w:t xml:space="preserve"> </w:t>
       </w:r>
       <w:r>
         <w:rPr>
           <w:rFonts w:cs="Montserrat"/>
+          <w:sz w:val="14"/>
+          <w:szCs w:val="14"/>
         </w:rPr>
         <w:t> </w:t>
       </w:r>
       <w:r>
+        <w:rPr>
+          <w:sz w:val="14"/>
+          <w:szCs w:val="14"/>
+        </w:rPr>
         <w:t xml:space="preserve"> </w:t>
       </w:r>
       <w:r>
         <w:rPr>
           <w:rFonts w:cs="Montserrat"/>
+          <w:sz w:val="14"/>
+          <w:szCs w:val="14"/>
         </w:rPr>
         <w:t> </w:t>
       </w:r>
       <w:r>
+        <w:rPr>
+          <w:sz w:val="14"/>
+          <w:szCs w:val="14"/>
+        </w:rPr>
         <w:t xml:space="preserve"> </w:t>
       </w:r>
       <w:r>
         <w:rPr>
           <w:rFonts w:cs="Montserrat"/>
+          <w:sz w:val="14"/>
+          <w:szCs w:val="14"/>
         </w:rPr>
         <w:t> </w:t>
       </w:r>
       <w:r>
+        <w:rPr>
+          <w:sz w:val="14"/>
+          <w:szCs w:val="14"/>
+        </w:rPr>
         <w:t xml:space="preserve"> </w:t>
       </w:r>
       <w:r>
         <w:rPr>
           <w:rFonts w:eastAsia="MS Mincho" w:cs="MS Mincho"/>
+          <w:sz w:val="14"/>
+          <w:szCs w:val="14"/>
         </w:rPr>
         <w:t>├──</w:t>
       </w:r>
       <w:r>
+        <w:rPr>
+          <w:sz w:val="14"/>
+          <w:szCs w:val="14"/>
+        </w:rPr>
         <w:t xml:space="preserve"> Imagen: bde2020/</w:t>
       </w:r>
       <w:proofErr w:type="spellStart"/>
       <w:r>
+        <w:rPr>
+          <w:sz w:val="14"/>
+          <w:szCs w:val="14"/>
+        </w:rPr>
         <w:t>hadoop-datanode</w:t>
       </w:r>
       <w:proofErr w:type="spellEnd"/>
@@ -5463,137 +6213,235 @@
     <w:p>
       <w:pPr>
         <w:pStyle w:val="Prrafocdigo"/>
-      </w:pPr>
-      <w:r>
+        <w:rPr>
+          <w:sz w:val="14"/>
+          <w:szCs w:val="14"/>
+        </w:rPr>
+      </w:pPr>
+      <w:r>
+        <w:rPr>
+          <w:sz w:val="14"/>
+          <w:szCs w:val="14"/>
+        </w:rPr>
         <w:t xml:space="preserve">  </w:t>
       </w:r>
       <w:r>
         <w:rPr>
           <w:rFonts w:eastAsia="MS Mincho" w:cs="MS Mincho"/>
+          <w:sz w:val="14"/>
+          <w:szCs w:val="14"/>
         </w:rPr>
         <w:t>│</w:t>
       </w:r>
       <w:r>
+        <w:rPr>
+          <w:sz w:val="14"/>
+          <w:szCs w:val="14"/>
+        </w:rPr>
         <w:t xml:space="preserve"> </w:t>
       </w:r>
       <w:r>
         <w:rPr>
           <w:rFonts w:cs="Montserrat"/>
+          <w:sz w:val="14"/>
+          <w:szCs w:val="14"/>
         </w:rPr>
         <w:t> </w:t>
       </w:r>
       <w:r>
+        <w:rPr>
+          <w:sz w:val="14"/>
+          <w:szCs w:val="14"/>
+        </w:rPr>
         <w:t xml:space="preserve"> </w:t>
       </w:r>
       <w:r>
         <w:rPr>
           <w:rFonts w:cs="Montserrat"/>
+          <w:sz w:val="14"/>
+          <w:szCs w:val="14"/>
         </w:rPr>
         <w:t> </w:t>
       </w:r>
       <w:r>
+        <w:rPr>
+          <w:sz w:val="14"/>
+          <w:szCs w:val="14"/>
+        </w:rPr>
         <w:t xml:space="preserve"> </w:t>
       </w:r>
       <w:r>
         <w:rPr>
           <w:rFonts w:cs="Montserrat"/>
+          <w:sz w:val="14"/>
+          <w:szCs w:val="14"/>
         </w:rPr>
         <w:t> </w:t>
       </w:r>
       <w:r>
+        <w:rPr>
+          <w:sz w:val="14"/>
+          <w:szCs w:val="14"/>
+        </w:rPr>
         <w:t xml:space="preserve"> </w:t>
       </w:r>
       <w:r>
         <w:rPr>
           <w:rFonts w:eastAsia="MS Mincho" w:cs="MS Mincho"/>
+          <w:sz w:val="14"/>
+          <w:szCs w:val="14"/>
         </w:rPr>
         <w:t>├──</w:t>
       </w:r>
       <w:r>
+        <w:rPr>
+          <w:sz w:val="14"/>
+          <w:szCs w:val="14"/>
+        </w:rPr>
         <w:t xml:space="preserve"> Puerto:</w:t>
       </w:r>
     </w:p>
     <w:p>
       <w:pPr>
         <w:pStyle w:val="Prrafocdigo"/>
-      </w:pPr>
-      <w:r>
+        <w:rPr>
+          <w:sz w:val="14"/>
+          <w:szCs w:val="14"/>
+        </w:rPr>
+      </w:pPr>
+      <w:r>
+        <w:rPr>
+          <w:sz w:val="14"/>
+          <w:szCs w:val="14"/>
+        </w:rPr>
         <w:t xml:space="preserve">  </w:t>
       </w:r>
       <w:r>
         <w:rPr>
           <w:rFonts w:eastAsia="MS Mincho" w:cs="MS Mincho"/>
+          <w:sz w:val="14"/>
+          <w:szCs w:val="14"/>
         </w:rPr>
         <w:t>│</w:t>
       </w:r>
       <w:r>
+        <w:rPr>
+          <w:sz w:val="14"/>
+          <w:szCs w:val="14"/>
+        </w:rPr>
         <w:t xml:space="preserve"> </w:t>
       </w:r>
       <w:r>
         <w:rPr>
           <w:rFonts w:cs="Montserrat"/>
+          <w:sz w:val="14"/>
+          <w:szCs w:val="14"/>
         </w:rPr>
         <w:t> </w:t>
       </w:r>
       <w:r>
+        <w:rPr>
+          <w:sz w:val="14"/>
+          <w:szCs w:val="14"/>
+        </w:rPr>
         <w:t xml:space="preserve"> </w:t>
       </w:r>
       <w:r>
         <w:rPr>
           <w:rFonts w:cs="Montserrat"/>
+          <w:sz w:val="14"/>
+          <w:szCs w:val="14"/>
         </w:rPr>
         <w:t> </w:t>
       </w:r>
       <w:r>
+        <w:rPr>
+          <w:sz w:val="14"/>
+          <w:szCs w:val="14"/>
+        </w:rPr>
         <w:t xml:space="preserve"> </w:t>
       </w:r>
       <w:r>
         <w:rPr>
           <w:rFonts w:cs="Montserrat"/>
+          <w:sz w:val="14"/>
+          <w:szCs w:val="14"/>
         </w:rPr>
         <w:t> </w:t>
       </w:r>
       <w:r>
+        <w:rPr>
+          <w:sz w:val="14"/>
+          <w:szCs w:val="14"/>
+        </w:rPr>
         <w:t xml:space="preserve"> </w:t>
       </w:r>
       <w:r>
         <w:rPr>
           <w:rFonts w:eastAsia="MS Mincho" w:cs="MS Mincho"/>
+          <w:sz w:val="14"/>
+          <w:szCs w:val="14"/>
         </w:rPr>
         <w:t>│</w:t>
       </w:r>
       <w:r>
+        <w:rPr>
+          <w:sz w:val="14"/>
+          <w:szCs w:val="14"/>
+        </w:rPr>
         <w:t xml:space="preserve"> </w:t>
       </w:r>
       <w:r>
         <w:rPr>
           <w:rFonts w:cs="Montserrat"/>
+          <w:sz w:val="14"/>
+          <w:szCs w:val="14"/>
         </w:rPr>
         <w:t> </w:t>
       </w:r>
       <w:r>
+        <w:rPr>
+          <w:sz w:val="14"/>
+          <w:szCs w:val="14"/>
+        </w:rPr>
         <w:t xml:space="preserve"> </w:t>
       </w:r>
       <w:r>
         <w:rPr>
           <w:rFonts w:eastAsia="MS Mincho" w:cs="MS Mincho"/>
+          <w:sz w:val="14"/>
+          <w:szCs w:val="14"/>
         </w:rPr>
         <w:t>└──</w:t>
       </w:r>
       <w:r>
+        <w:rPr>
+          <w:sz w:val="14"/>
+          <w:szCs w:val="14"/>
+        </w:rPr>
         <w:t xml:space="preserve"> 9865 </w:t>
       </w:r>
       <w:r>
         <w:rPr>
           <w:rFonts w:cs="Montserrat"/>
+          <w:sz w:val="14"/>
+          <w:szCs w:val="14"/>
         </w:rPr>
         <w:t>→</w:t>
       </w:r>
       <w:r>
+        <w:rPr>
+          <w:sz w:val="14"/>
+          <w:szCs w:val="14"/>
+        </w:rPr>
         <w:t xml:space="preserve"> Web UI </w:t>
       </w:r>
       <w:proofErr w:type="spellStart"/>
       <w:r>
+        <w:rPr>
+          <w:sz w:val="14"/>
+          <w:szCs w:val="14"/>
+        </w:rPr>
         <w:t>DataNode</w:t>
       </w:r>
       <w:proofErr w:type="spellEnd"/>
@@ -5601,57 +6449,99 @@
     <w:p>
       <w:pPr>
         <w:pStyle w:val="Prrafocdigo"/>
-      </w:pPr>
-      <w:r>
+        <w:rPr>
+          <w:sz w:val="14"/>
+          <w:szCs w:val="14"/>
+        </w:rPr>
+      </w:pPr>
+      <w:r>
+        <w:rPr>
+          <w:sz w:val="14"/>
+          <w:szCs w:val="14"/>
+        </w:rPr>
         <w:t xml:space="preserve">  </w:t>
       </w:r>
       <w:r>
         <w:rPr>
           <w:rFonts w:eastAsia="MS Mincho" w:cs="MS Mincho"/>
+          <w:sz w:val="14"/>
+          <w:szCs w:val="14"/>
         </w:rPr>
         <w:t>│</w:t>
       </w:r>
       <w:r>
+        <w:rPr>
+          <w:sz w:val="14"/>
+          <w:szCs w:val="14"/>
+        </w:rPr>
         <w:t xml:space="preserve"> </w:t>
       </w:r>
       <w:r>
         <w:rPr>
           <w:rFonts w:cs="Montserrat"/>
+          <w:sz w:val="14"/>
+          <w:szCs w:val="14"/>
         </w:rPr>
         <w:t> </w:t>
       </w:r>
       <w:r>
+        <w:rPr>
+          <w:sz w:val="14"/>
+          <w:szCs w:val="14"/>
+        </w:rPr>
         <w:t xml:space="preserve"> </w:t>
       </w:r>
       <w:r>
         <w:rPr>
           <w:rFonts w:cs="Montserrat"/>
+          <w:sz w:val="14"/>
+          <w:szCs w:val="14"/>
         </w:rPr>
         <w:t> </w:t>
       </w:r>
       <w:r>
+        <w:rPr>
+          <w:sz w:val="14"/>
+          <w:szCs w:val="14"/>
+        </w:rPr>
         <w:t xml:space="preserve"> </w:t>
       </w:r>
       <w:r>
         <w:rPr>
           <w:rFonts w:cs="Montserrat"/>
+          <w:sz w:val="14"/>
+          <w:szCs w:val="14"/>
         </w:rPr>
         <w:t> </w:t>
       </w:r>
       <w:r>
+        <w:rPr>
+          <w:sz w:val="14"/>
+          <w:szCs w:val="14"/>
+        </w:rPr>
         <w:t xml:space="preserve"> </w:t>
       </w:r>
       <w:r>
         <w:rPr>
           <w:rFonts w:eastAsia="MS Mincho" w:cs="MS Mincho"/>
+          <w:sz w:val="14"/>
+          <w:szCs w:val="14"/>
         </w:rPr>
         <w:t>└──</w:t>
       </w:r>
       <w:r>
+        <w:rPr>
+          <w:sz w:val="14"/>
+          <w:szCs w:val="14"/>
+        </w:rPr>
         <w:t xml:space="preserve"> Estado: </w:t>
       </w:r>
       <w:proofErr w:type="spellStart"/>
       <w:r>
+        <w:rPr>
+          <w:sz w:val="14"/>
+          <w:szCs w:val="14"/>
+        </w:rPr>
         <w:t>healthy</w:t>
       </w:r>
       <w:proofErr w:type="spellEnd"/>
@@ -5659,13 +6549,23 @@
     <w:p>
       <w:pPr>
         <w:pStyle w:val="Prrafocdigo"/>
-      </w:pPr>
-      <w:r>
+        <w:rPr>
+          <w:sz w:val="14"/>
+          <w:szCs w:val="14"/>
+        </w:rPr>
+      </w:pPr>
+      <w:r>
+        <w:rPr>
+          <w:sz w:val="14"/>
+          <w:szCs w:val="14"/>
+        </w:rPr>
         <w:t xml:space="preserve">  </w:t>
       </w:r>
       <w:r>
         <w:rPr>
           <w:rFonts w:eastAsia="MS Mincho" w:cs="MS Mincho"/>
+          <w:sz w:val="14"/>
+          <w:szCs w:val="14"/>
         </w:rPr>
         <w:t>│</w:t>
       </w:r>
@@ -5673,56 +6573,100 @@
     <w:p>
       <w:pPr>
         <w:pStyle w:val="Prrafocdigo"/>
-      </w:pPr>
-      <w:r>
+        <w:rPr>
+          <w:sz w:val="14"/>
+          <w:szCs w:val="14"/>
+        </w:rPr>
+      </w:pPr>
+      <w:r>
+        <w:rPr>
+          <w:sz w:val="14"/>
+          <w:szCs w:val="14"/>
+        </w:rPr>
         <w:t xml:space="preserve">  </w:t>
       </w:r>
       <w:r>
         <w:rPr>
           <w:rFonts w:eastAsia="MS Mincho" w:cs="MS Mincho"/>
+          <w:sz w:val="14"/>
+          <w:szCs w:val="14"/>
         </w:rPr>
         <w:t>├──</w:t>
       </w:r>
       <w:r>
+        <w:rPr>
+          <w:sz w:val="14"/>
+          <w:szCs w:val="14"/>
+        </w:rPr>
         <w:t xml:space="preserve"> YARN</w:t>
       </w:r>
     </w:p>
     <w:p>
       <w:pPr>
         <w:pStyle w:val="Prrafocdigo"/>
-      </w:pPr>
-      <w:r>
+        <w:rPr>
+          <w:sz w:val="14"/>
+          <w:szCs w:val="14"/>
+        </w:rPr>
+      </w:pPr>
+      <w:r>
+        <w:rPr>
+          <w:sz w:val="14"/>
+          <w:szCs w:val="14"/>
+        </w:rPr>
         <w:t xml:space="preserve">  </w:t>
       </w:r>
       <w:r>
         <w:rPr>
           <w:rFonts w:eastAsia="MS Mincho" w:cs="MS Mincho"/>
+          <w:sz w:val="14"/>
+          <w:szCs w:val="14"/>
         </w:rPr>
         <w:t>│</w:t>
       </w:r>
       <w:r>
+        <w:rPr>
+          <w:sz w:val="14"/>
+          <w:szCs w:val="14"/>
+        </w:rPr>
         <w:t xml:space="preserve"> </w:t>
       </w:r>
       <w:r>
         <w:rPr>
           <w:rFonts w:cs="Montserrat"/>
+          <w:sz w:val="14"/>
+          <w:szCs w:val="14"/>
         </w:rPr>
         <w:t> </w:t>
       </w:r>
       <w:r>
+        <w:rPr>
+          <w:sz w:val="14"/>
+          <w:szCs w:val="14"/>
+        </w:rPr>
         <w:t xml:space="preserve"> </w:t>
       </w:r>
       <w:r>
         <w:rPr>
           <w:rFonts w:eastAsia="MS Mincho" w:cs="MS Mincho"/>
+          <w:sz w:val="14"/>
+          <w:szCs w:val="14"/>
         </w:rPr>
         <w:t>├──</w:t>
       </w:r>
       <w:r>
+        <w:rPr>
+          <w:sz w:val="14"/>
+          <w:szCs w:val="14"/>
+        </w:rPr>
         <w:t xml:space="preserve"> </w:t>
       </w:r>
       <w:proofErr w:type="spellStart"/>
       <w:r>
+        <w:rPr>
+          <w:sz w:val="14"/>
+          <w:szCs w:val="14"/>
+        </w:rPr>
         <w:t>ResourceManager</w:t>
       </w:r>
       <w:proofErr w:type="spellEnd"/>
@@ -5730,57 +6674,99 @@
     <w:p>
       <w:pPr>
         <w:pStyle w:val="Prrafocdigo"/>
-      </w:pPr>
-      <w:r>
+        <w:rPr>
+          <w:sz w:val="14"/>
+          <w:szCs w:val="14"/>
+        </w:rPr>
+      </w:pPr>
+      <w:r>
+        <w:rPr>
+          <w:sz w:val="14"/>
+          <w:szCs w:val="14"/>
+        </w:rPr>
         <w:t xml:space="preserve">  </w:t>
       </w:r>
       <w:r>
         <w:rPr>
           <w:rFonts w:eastAsia="MS Mincho" w:cs="MS Mincho"/>
+          <w:sz w:val="14"/>
+          <w:szCs w:val="14"/>
         </w:rPr>
         <w:t>│</w:t>
       </w:r>
       <w:r>
+        <w:rPr>
+          <w:sz w:val="14"/>
+          <w:szCs w:val="14"/>
+        </w:rPr>
         <w:t xml:space="preserve"> </w:t>
       </w:r>
       <w:r>
         <w:rPr>
           <w:rFonts w:cs="Montserrat"/>
+          <w:sz w:val="14"/>
+          <w:szCs w:val="14"/>
         </w:rPr>
         <w:t> </w:t>
       </w:r>
       <w:r>
+        <w:rPr>
+          <w:sz w:val="14"/>
+          <w:szCs w:val="14"/>
+        </w:rPr>
         <w:t xml:space="preserve"> </w:t>
       </w:r>
       <w:r>
         <w:rPr>
           <w:rFonts w:eastAsia="MS Mincho" w:cs="MS Mincho"/>
+          <w:sz w:val="14"/>
+          <w:szCs w:val="14"/>
         </w:rPr>
         <w:t>│</w:t>
       </w:r>
       <w:r>
+        <w:rPr>
+          <w:sz w:val="14"/>
+          <w:szCs w:val="14"/>
+        </w:rPr>
         <w:t xml:space="preserve"> </w:t>
       </w:r>
       <w:r>
         <w:rPr>
           <w:rFonts w:cs="Montserrat"/>
+          <w:sz w:val="14"/>
+          <w:szCs w:val="14"/>
         </w:rPr>
         <w:t> </w:t>
       </w:r>
       <w:r>
+        <w:rPr>
+          <w:sz w:val="14"/>
+          <w:szCs w:val="14"/>
+        </w:rPr>
         <w:t xml:space="preserve"> </w:t>
       </w:r>
       <w:r>
         <w:rPr>
           <w:rFonts w:eastAsia="MS Mincho" w:cs="MS Mincho"/>
+          <w:sz w:val="14"/>
+          <w:szCs w:val="14"/>
         </w:rPr>
         <w:t>├──</w:t>
       </w:r>
       <w:r>
+        <w:rPr>
+          <w:sz w:val="14"/>
+          <w:szCs w:val="14"/>
+        </w:rPr>
         <w:t xml:space="preserve"> Contenedor: </w:t>
       </w:r>
       <w:proofErr w:type="spellStart"/>
       <w:r>
+        <w:rPr>
+          <w:sz w:val="14"/>
+          <w:szCs w:val="14"/>
+        </w:rPr>
         <w:t>resourcemanager</w:t>
       </w:r>
       <w:proofErr w:type="spellEnd"/>
@@ -5788,190 +6774,326 @@
     <w:p>
       <w:pPr>
         <w:pStyle w:val="Prrafocdigo"/>
-      </w:pPr>
-      <w:r>
+        <w:rPr>
+          <w:sz w:val="14"/>
+          <w:szCs w:val="14"/>
+        </w:rPr>
+      </w:pPr>
+      <w:r>
+        <w:rPr>
+          <w:sz w:val="14"/>
+          <w:szCs w:val="14"/>
+        </w:rPr>
         <w:t xml:space="preserve">  </w:t>
       </w:r>
       <w:r>
         <w:rPr>
           <w:rFonts w:eastAsia="MS Mincho" w:cs="MS Mincho"/>
+          <w:sz w:val="14"/>
+          <w:szCs w:val="14"/>
         </w:rPr>
         <w:t>│</w:t>
       </w:r>
       <w:r>
+        <w:rPr>
+          <w:sz w:val="14"/>
+          <w:szCs w:val="14"/>
+        </w:rPr>
         <w:t xml:space="preserve"> </w:t>
       </w:r>
       <w:r>
         <w:rPr>
           <w:rFonts w:cs="Montserrat"/>
+          <w:sz w:val="14"/>
+          <w:szCs w:val="14"/>
         </w:rPr>
         <w:t> </w:t>
       </w:r>
       <w:r>
+        <w:rPr>
+          <w:sz w:val="14"/>
+          <w:szCs w:val="14"/>
+        </w:rPr>
         <w:t xml:space="preserve"> </w:t>
       </w:r>
       <w:r>
         <w:rPr>
           <w:rFonts w:eastAsia="MS Mincho" w:cs="MS Mincho"/>
+          <w:sz w:val="14"/>
+          <w:szCs w:val="14"/>
         </w:rPr>
         <w:t>│</w:t>
       </w:r>
       <w:r>
+        <w:rPr>
+          <w:sz w:val="14"/>
+          <w:szCs w:val="14"/>
+        </w:rPr>
         <w:t xml:space="preserve"> </w:t>
       </w:r>
       <w:r>
         <w:rPr>
           <w:rFonts w:cs="Montserrat"/>
+          <w:sz w:val="14"/>
+          <w:szCs w:val="14"/>
         </w:rPr>
         <w:t> </w:t>
       </w:r>
       <w:r>
+        <w:rPr>
+          <w:sz w:val="14"/>
+          <w:szCs w:val="14"/>
+        </w:rPr>
         <w:t xml:space="preserve"> </w:t>
       </w:r>
       <w:r>
         <w:rPr>
           <w:rFonts w:eastAsia="MS Mincho" w:cs="MS Mincho"/>
+          <w:sz w:val="14"/>
+          <w:szCs w:val="14"/>
         </w:rPr>
         <w:t>├──</w:t>
       </w:r>
       <w:r>
+        <w:rPr>
+          <w:sz w:val="14"/>
+          <w:szCs w:val="14"/>
+        </w:rPr>
         <w:t xml:space="preserve"> Puerto:</w:t>
       </w:r>
     </w:p>
     <w:p>
       <w:pPr>
         <w:pStyle w:val="Prrafocdigo"/>
-      </w:pPr>
-      <w:r>
+        <w:rPr>
+          <w:sz w:val="14"/>
+          <w:szCs w:val="14"/>
+        </w:rPr>
+      </w:pPr>
+      <w:r>
+        <w:rPr>
+          <w:sz w:val="14"/>
+          <w:szCs w:val="14"/>
+        </w:rPr>
         <w:t xml:space="preserve">  </w:t>
       </w:r>
       <w:r>
         <w:rPr>
           <w:rFonts w:eastAsia="MS Mincho" w:cs="MS Mincho"/>
+          <w:sz w:val="14"/>
+          <w:szCs w:val="14"/>
         </w:rPr>
         <w:t>│</w:t>
       </w:r>
       <w:r>
+        <w:rPr>
+          <w:sz w:val="14"/>
+          <w:szCs w:val="14"/>
+        </w:rPr>
         <w:t xml:space="preserve"> </w:t>
       </w:r>
       <w:r>
         <w:rPr>
           <w:rFonts w:cs="Montserrat"/>
+          <w:sz w:val="14"/>
+          <w:szCs w:val="14"/>
         </w:rPr>
         <w:t> </w:t>
       </w:r>
       <w:r>
+        <w:rPr>
+          <w:sz w:val="14"/>
+          <w:szCs w:val="14"/>
+        </w:rPr>
         <w:t xml:space="preserve"> </w:t>
       </w:r>
       <w:r>
         <w:rPr>
           <w:rFonts w:eastAsia="MS Mincho" w:cs="MS Mincho"/>
+          <w:sz w:val="14"/>
+          <w:szCs w:val="14"/>
         </w:rPr>
         <w:t>│</w:t>
       </w:r>
       <w:r>
+        <w:rPr>
+          <w:sz w:val="14"/>
+          <w:szCs w:val="14"/>
+        </w:rPr>
         <w:t xml:space="preserve"> </w:t>
       </w:r>
       <w:r>
         <w:rPr>
           <w:rFonts w:cs="Montserrat"/>
+          <w:sz w:val="14"/>
+          <w:szCs w:val="14"/>
         </w:rPr>
         <w:t> </w:t>
       </w:r>
       <w:r>
+        <w:rPr>
+          <w:sz w:val="14"/>
+          <w:szCs w:val="14"/>
+        </w:rPr>
         <w:t xml:space="preserve"> </w:t>
       </w:r>
       <w:r>
         <w:rPr>
           <w:rFonts w:eastAsia="MS Mincho" w:cs="MS Mincho"/>
+          <w:sz w:val="14"/>
+          <w:szCs w:val="14"/>
         </w:rPr>
         <w:t>│</w:t>
       </w:r>
       <w:r>
+        <w:rPr>
+          <w:sz w:val="14"/>
+          <w:szCs w:val="14"/>
+        </w:rPr>
         <w:t xml:space="preserve"> </w:t>
       </w:r>
       <w:r>
         <w:rPr>
           <w:rFonts w:cs="Montserrat"/>
+          <w:sz w:val="14"/>
+          <w:szCs w:val="14"/>
         </w:rPr>
         <w:t> </w:t>
       </w:r>
       <w:r>
+        <w:rPr>
+          <w:sz w:val="14"/>
+          <w:szCs w:val="14"/>
+        </w:rPr>
         <w:t xml:space="preserve"> </w:t>
       </w:r>
       <w:r>
         <w:rPr>
           <w:rFonts w:eastAsia="MS Mincho" w:cs="MS Mincho"/>
+          <w:sz w:val="14"/>
+          <w:szCs w:val="14"/>
         </w:rPr>
         <w:t>└──</w:t>
       </w:r>
       <w:r>
+        <w:rPr>
+          <w:sz w:val="14"/>
+          <w:szCs w:val="14"/>
+        </w:rPr>
         <w:t xml:space="preserve"> 8088 </w:t>
       </w:r>
       <w:r>
         <w:rPr>
           <w:rFonts w:cs="Montserrat"/>
+          <w:sz w:val="14"/>
+          <w:szCs w:val="14"/>
         </w:rPr>
         <w:t>→</w:t>
       </w:r>
       <w:r>
+        <w:rPr>
+          <w:sz w:val="14"/>
+          <w:szCs w:val="14"/>
+        </w:rPr>
         <w:t xml:space="preserve"> Web UI YARN</w:t>
       </w:r>
     </w:p>
     <w:p>
       <w:pPr>
         <w:pStyle w:val="Prrafocdigo"/>
-      </w:pPr>
-      <w:r>
+        <w:rPr>
+          <w:sz w:val="14"/>
+          <w:szCs w:val="14"/>
+        </w:rPr>
+      </w:pPr>
+      <w:r>
+        <w:rPr>
+          <w:sz w:val="14"/>
+          <w:szCs w:val="14"/>
+        </w:rPr>
         <w:t xml:space="preserve">  </w:t>
       </w:r>
       <w:r>
         <w:rPr>
           <w:rFonts w:eastAsia="MS Mincho" w:cs="MS Mincho"/>
+          <w:sz w:val="14"/>
+          <w:szCs w:val="14"/>
         </w:rPr>
         <w:t>│</w:t>
       </w:r>
       <w:r>
+        <w:rPr>
+          <w:sz w:val="14"/>
+          <w:szCs w:val="14"/>
+        </w:rPr>
         <w:t xml:space="preserve"> </w:t>
       </w:r>
       <w:r>
         <w:rPr>
           <w:rFonts w:cs="Montserrat"/>
+          <w:sz w:val="14"/>
+          <w:szCs w:val="14"/>
         </w:rPr>
         <w:t> </w:t>
       </w:r>
       <w:r>
+        <w:rPr>
+          <w:sz w:val="14"/>
+          <w:szCs w:val="14"/>
+        </w:rPr>
         <w:t xml:space="preserve"> </w:t>
       </w:r>
       <w:r>
         <w:rPr>
           <w:rFonts w:eastAsia="MS Mincho" w:cs="MS Mincho"/>
+          <w:sz w:val="14"/>
+          <w:szCs w:val="14"/>
         </w:rPr>
         <w:t>│</w:t>
       </w:r>
       <w:r>
+        <w:rPr>
+          <w:sz w:val="14"/>
+          <w:szCs w:val="14"/>
+        </w:rPr>
         <w:t xml:space="preserve"> </w:t>
       </w:r>
       <w:r>
         <w:rPr>
           <w:rFonts w:cs="Montserrat"/>
+          <w:sz w:val="14"/>
+          <w:szCs w:val="14"/>
         </w:rPr>
         <w:t> </w:t>
       </w:r>
       <w:r>
+        <w:rPr>
+          <w:sz w:val="14"/>
+          <w:szCs w:val="14"/>
+        </w:rPr>
         <w:t xml:space="preserve"> </w:t>
       </w:r>
       <w:r>
         <w:rPr>
           <w:rFonts w:eastAsia="MS Mincho" w:cs="MS Mincho"/>
+          <w:sz w:val="14"/>
+          <w:szCs w:val="14"/>
         </w:rPr>
         <w:t>└──</w:t>
       </w:r>
       <w:r>
+        <w:rPr>
+          <w:sz w:val="14"/>
+          <w:szCs w:val="14"/>
+        </w:rPr>
         <w:t xml:space="preserve"> Estado: </w:t>
       </w:r>
       <w:proofErr w:type="spellStart"/>
       <w:r>
+        <w:rPr>
+          <w:sz w:val="14"/>
+          <w:szCs w:val="14"/>
+        </w:rPr>
         <w:t>healthy</w:t>
       </w:r>
       <w:proofErr w:type="spellEnd"/>
@@ -5979,31 +7101,53 @@
     <w:p>
       <w:pPr>
         <w:pStyle w:val="Prrafocdigo"/>
-      </w:pPr>
-      <w:r>
+        <w:rPr>
+          <w:sz w:val="14"/>
+          <w:szCs w:val="14"/>
+        </w:rPr>
+      </w:pPr>
+      <w:r>
+        <w:rPr>
+          <w:sz w:val="14"/>
+          <w:szCs w:val="14"/>
+        </w:rPr>
         <w:t xml:space="preserve">  </w:t>
       </w:r>
       <w:r>
         <w:rPr>
           <w:rFonts w:eastAsia="MS Mincho" w:cs="MS Mincho"/>
+          <w:sz w:val="14"/>
+          <w:szCs w:val="14"/>
         </w:rPr>
         <w:t>│</w:t>
       </w:r>
       <w:r>
+        <w:rPr>
+          <w:sz w:val="14"/>
+          <w:szCs w:val="14"/>
+        </w:rPr>
         <w:t xml:space="preserve"> </w:t>
       </w:r>
       <w:r>
         <w:rPr>
           <w:rFonts w:cs="Montserrat"/>
+          <w:sz w:val="14"/>
+          <w:szCs w:val="14"/>
         </w:rPr>
         <w:t> </w:t>
       </w:r>
       <w:r>
+        <w:rPr>
+          <w:sz w:val="14"/>
+          <w:szCs w:val="14"/>
+        </w:rPr>
         <w:t xml:space="preserve"> </w:t>
       </w:r>
       <w:r>
         <w:rPr>
           <w:rFonts w:eastAsia="MS Mincho" w:cs="MS Mincho"/>
+          <w:sz w:val="14"/>
+          <w:szCs w:val="14"/>
         </w:rPr>
         <w:t>│</w:t>
       </w:r>
@@ -6011,39 +7155,69 @@
     <w:p>
       <w:pPr>
         <w:pStyle w:val="Prrafocdigo"/>
-      </w:pPr>
-      <w:r>
+        <w:rPr>
+          <w:sz w:val="14"/>
+          <w:szCs w:val="14"/>
+        </w:rPr>
+      </w:pPr>
+      <w:r>
+        <w:rPr>
+          <w:sz w:val="14"/>
+          <w:szCs w:val="14"/>
+        </w:rPr>
         <w:t xml:space="preserve">  </w:t>
       </w:r>
       <w:r>
         <w:rPr>
           <w:rFonts w:eastAsia="MS Mincho" w:cs="MS Mincho"/>
+          <w:sz w:val="14"/>
+          <w:szCs w:val="14"/>
         </w:rPr>
         <w:t>│</w:t>
       </w:r>
       <w:r>
+        <w:rPr>
+          <w:sz w:val="14"/>
+          <w:szCs w:val="14"/>
+        </w:rPr>
         <w:t xml:space="preserve"> </w:t>
       </w:r>
       <w:r>
         <w:rPr>
           <w:rFonts w:cs="Montserrat"/>
+          <w:sz w:val="14"/>
+          <w:szCs w:val="14"/>
         </w:rPr>
         <w:t> </w:t>
       </w:r>
       <w:r>
+        <w:rPr>
+          <w:sz w:val="14"/>
+          <w:szCs w:val="14"/>
+        </w:rPr>
         <w:t xml:space="preserve"> </w:t>
       </w:r>
       <w:r>
         <w:rPr>
           <w:rFonts w:eastAsia="MS Mincho" w:cs="MS Mincho"/>
+          <w:sz w:val="14"/>
+          <w:szCs w:val="14"/>
         </w:rPr>
         <w:t>└──</w:t>
       </w:r>
       <w:r>
+        <w:rPr>
+          <w:sz w:val="14"/>
+          <w:szCs w:val="14"/>
+        </w:rPr>
         <w:t xml:space="preserve"> </w:t>
       </w:r>
       <w:proofErr w:type="spellStart"/>
       <w:r>
+        <w:rPr>
+          <w:sz w:val="14"/>
+          <w:szCs w:val="14"/>
+        </w:rPr>
         <w:t>NodeManager</w:t>
       </w:r>
       <w:proofErr w:type="spellEnd"/>
@@ -6051,57 +7225,99 @@
     <w:p>
       <w:pPr>
         <w:pStyle w:val="Prrafocdigo"/>
-      </w:pPr>
-      <w:r>
+        <w:rPr>
+          <w:sz w:val="14"/>
+          <w:szCs w:val="14"/>
+        </w:rPr>
+      </w:pPr>
+      <w:r>
+        <w:rPr>
+          <w:sz w:val="14"/>
+          <w:szCs w:val="14"/>
+        </w:rPr>
         <w:t xml:space="preserve">  </w:t>
       </w:r>
       <w:r>
         <w:rPr>
           <w:rFonts w:eastAsia="MS Mincho" w:cs="MS Mincho"/>
+          <w:sz w:val="14"/>
+          <w:szCs w:val="14"/>
         </w:rPr>
         <w:t>│</w:t>
       </w:r>
       <w:r>
+        <w:rPr>
+          <w:sz w:val="14"/>
+          <w:szCs w:val="14"/>
+        </w:rPr>
         <w:t xml:space="preserve"> </w:t>
       </w:r>
       <w:r>
         <w:rPr>
           <w:rFonts w:cs="Montserrat"/>
+          <w:sz w:val="14"/>
+          <w:szCs w:val="14"/>
         </w:rPr>
         <w:t> </w:t>
       </w:r>
       <w:r>
+        <w:rPr>
+          <w:sz w:val="14"/>
+          <w:szCs w:val="14"/>
+        </w:rPr>
         <w:t xml:space="preserve"> </w:t>
       </w:r>
       <w:r>
         <w:rPr>
           <w:rFonts w:cs="Montserrat"/>
+          <w:sz w:val="14"/>
+          <w:szCs w:val="14"/>
         </w:rPr>
         <w:t> </w:t>
       </w:r>
       <w:r>
+        <w:rPr>
+          <w:sz w:val="14"/>
+          <w:szCs w:val="14"/>
+        </w:rPr>
         <w:t xml:space="preserve"> </w:t>
       </w:r>
       <w:r>
         <w:rPr>
           <w:rFonts w:cs="Montserrat"/>
+          <w:sz w:val="14"/>
+          <w:szCs w:val="14"/>
         </w:rPr>
         <w:t> </w:t>
       </w:r>
       <w:r>
+        <w:rPr>
+          <w:sz w:val="14"/>
+          <w:szCs w:val="14"/>
+        </w:rPr>
         <w:t xml:space="preserve"> </w:t>
       </w:r>
       <w:r>
         <w:rPr>
           <w:rFonts w:eastAsia="MS Mincho" w:cs="MS Mincho"/>
+          <w:sz w:val="14"/>
+          <w:szCs w:val="14"/>
         </w:rPr>
         <w:t>├──</w:t>
       </w:r>
       <w:r>
+        <w:rPr>
+          <w:sz w:val="14"/>
+          <w:szCs w:val="14"/>
+        </w:rPr>
         <w:t xml:space="preserve"> Contenedor: </w:t>
       </w:r>
       <w:proofErr w:type="spellStart"/>
       <w:r>
+        <w:rPr>
+          <w:sz w:val="14"/>
+          <w:szCs w:val="14"/>
+        </w:rPr>
         <w:t>nodemanager</w:t>
       </w:r>
       <w:proofErr w:type="spellEnd"/>
@@ -6109,181 +7325,311 @@
     <w:p>
       <w:pPr>
         <w:pStyle w:val="Prrafocdigo"/>
-      </w:pPr>
-      <w:r>
+        <w:rPr>
+          <w:sz w:val="14"/>
+          <w:szCs w:val="14"/>
+        </w:rPr>
+      </w:pPr>
+      <w:r>
+        <w:rPr>
+          <w:sz w:val="14"/>
+          <w:szCs w:val="14"/>
+        </w:rPr>
         <w:t xml:space="preserve">  </w:t>
       </w:r>
       <w:r>
         <w:rPr>
           <w:rFonts w:eastAsia="MS Mincho" w:cs="MS Mincho"/>
+          <w:sz w:val="14"/>
+          <w:szCs w:val="14"/>
         </w:rPr>
         <w:t>│</w:t>
       </w:r>
       <w:r>
+        <w:rPr>
+          <w:sz w:val="14"/>
+          <w:szCs w:val="14"/>
+        </w:rPr>
         <w:t xml:space="preserve"> </w:t>
       </w:r>
       <w:r>
         <w:rPr>
           <w:rFonts w:cs="Montserrat"/>
+          <w:sz w:val="14"/>
+          <w:szCs w:val="14"/>
         </w:rPr>
         <w:t> </w:t>
       </w:r>
       <w:r>
+        <w:rPr>
+          <w:sz w:val="14"/>
+          <w:szCs w:val="14"/>
+        </w:rPr>
         <w:t xml:space="preserve"> </w:t>
       </w:r>
       <w:r>
         <w:rPr>
           <w:rFonts w:cs="Montserrat"/>
+          <w:sz w:val="14"/>
+          <w:szCs w:val="14"/>
         </w:rPr>
         <w:t> </w:t>
       </w:r>
       <w:r>
+        <w:rPr>
+          <w:sz w:val="14"/>
+          <w:szCs w:val="14"/>
+        </w:rPr>
         <w:t xml:space="preserve"> </w:t>
       </w:r>
       <w:r>
         <w:rPr>
           <w:rFonts w:cs="Montserrat"/>
+          <w:sz w:val="14"/>
+          <w:szCs w:val="14"/>
         </w:rPr>
         <w:t> </w:t>
       </w:r>
       <w:r>
+        <w:rPr>
+          <w:sz w:val="14"/>
+          <w:szCs w:val="14"/>
+        </w:rPr>
         <w:t xml:space="preserve"> </w:t>
       </w:r>
       <w:r>
         <w:rPr>
           <w:rFonts w:eastAsia="MS Mincho" w:cs="MS Mincho"/>
+          <w:sz w:val="14"/>
+          <w:szCs w:val="14"/>
         </w:rPr>
         <w:t>├──</w:t>
       </w:r>
       <w:r>
+        <w:rPr>
+          <w:sz w:val="14"/>
+          <w:szCs w:val="14"/>
+        </w:rPr>
         <w:t xml:space="preserve"> Puerto interno:</w:t>
       </w:r>
     </w:p>
     <w:p>
       <w:pPr>
         <w:pStyle w:val="Prrafocdigo"/>
-      </w:pPr>
-      <w:r>
+        <w:rPr>
+          <w:sz w:val="14"/>
+          <w:szCs w:val="14"/>
+        </w:rPr>
+      </w:pPr>
+      <w:r>
+        <w:rPr>
+          <w:sz w:val="14"/>
+          <w:szCs w:val="14"/>
+        </w:rPr>
         <w:t xml:space="preserve">  </w:t>
       </w:r>
       <w:r>
         <w:rPr>
           <w:rFonts w:eastAsia="MS Mincho" w:cs="MS Mincho"/>
+          <w:sz w:val="14"/>
+          <w:szCs w:val="14"/>
         </w:rPr>
         <w:t>│</w:t>
       </w:r>
       <w:r>
+        <w:rPr>
+          <w:sz w:val="14"/>
+          <w:szCs w:val="14"/>
+        </w:rPr>
         <w:t xml:space="preserve"> </w:t>
       </w:r>
       <w:r>
         <w:rPr>
           <w:rFonts w:cs="Montserrat"/>
+          <w:sz w:val="14"/>
+          <w:szCs w:val="14"/>
         </w:rPr>
         <w:t> </w:t>
       </w:r>
       <w:r>
+        <w:rPr>
+          <w:sz w:val="14"/>
+          <w:szCs w:val="14"/>
+        </w:rPr>
         <w:t xml:space="preserve"> </w:t>
       </w:r>
       <w:r>
         <w:rPr>
           <w:rFonts w:cs="Montserrat"/>
+          <w:sz w:val="14"/>
+          <w:szCs w:val="14"/>
         </w:rPr>
         <w:t> </w:t>
       </w:r>
       <w:r>
+        <w:rPr>
+          <w:sz w:val="14"/>
+          <w:szCs w:val="14"/>
+        </w:rPr>
         <w:t xml:space="preserve"> </w:t>
       </w:r>
       <w:r>
         <w:rPr>
           <w:rFonts w:cs="Montserrat"/>
+          <w:sz w:val="14"/>
+          <w:szCs w:val="14"/>
         </w:rPr>
         <w:t> </w:t>
       </w:r>
       <w:r>
+        <w:rPr>
+          <w:sz w:val="14"/>
+          <w:szCs w:val="14"/>
+        </w:rPr>
         <w:t xml:space="preserve"> </w:t>
       </w:r>
       <w:r>
         <w:rPr>
           <w:rFonts w:eastAsia="MS Mincho" w:cs="MS Mincho"/>
+          <w:sz w:val="14"/>
+          <w:szCs w:val="14"/>
         </w:rPr>
         <w:t>│</w:t>
       </w:r>
       <w:r>
+        <w:rPr>
+          <w:sz w:val="14"/>
+          <w:szCs w:val="14"/>
+        </w:rPr>
         <w:t xml:space="preserve"> </w:t>
       </w:r>
       <w:r>
         <w:rPr>
           <w:rFonts w:cs="Montserrat"/>
+          <w:sz w:val="14"/>
+          <w:szCs w:val="14"/>
         </w:rPr>
         <w:t> </w:t>
       </w:r>
       <w:r>
+        <w:rPr>
+          <w:sz w:val="14"/>
+          <w:szCs w:val="14"/>
+        </w:rPr>
         <w:t xml:space="preserve"> </w:t>
       </w:r>
       <w:r>
         <w:rPr>
           <w:rFonts w:eastAsia="MS Mincho" w:cs="MS Mincho"/>
+          <w:sz w:val="14"/>
+          <w:szCs w:val="14"/>
         </w:rPr>
         <w:t>└──</w:t>
       </w:r>
       <w:r>
+        <w:rPr>
+          <w:sz w:val="14"/>
+          <w:szCs w:val="14"/>
+        </w:rPr>
         <w:t xml:space="preserve"> 8042</w:t>
       </w:r>
     </w:p>
     <w:p>
       <w:pPr>
         <w:pStyle w:val="Prrafocdigo"/>
-      </w:pPr>
-      <w:r>
+        <w:rPr>
+          <w:sz w:val="14"/>
+          <w:szCs w:val="14"/>
+        </w:rPr>
+      </w:pPr>
+      <w:r>
+        <w:rPr>
+          <w:sz w:val="14"/>
+          <w:szCs w:val="14"/>
+        </w:rPr>
         <w:t xml:space="preserve">  </w:t>
       </w:r>
       <w:r>
         <w:rPr>
           <w:rFonts w:eastAsia="MS Mincho" w:cs="MS Mincho"/>
+          <w:sz w:val="14"/>
+          <w:szCs w:val="14"/>
         </w:rPr>
         <w:t>│</w:t>
       </w:r>
       <w:r>
+        <w:rPr>
+          <w:sz w:val="14"/>
+          <w:szCs w:val="14"/>
+        </w:rPr>
         <w:t xml:space="preserve"> </w:t>
       </w:r>
       <w:r>
         <w:rPr>
           <w:rFonts w:cs="Montserrat"/>
+          <w:sz w:val="14"/>
+          <w:szCs w:val="14"/>
         </w:rPr>
         <w:t> </w:t>
       </w:r>
       <w:r>
+        <w:rPr>
+          <w:sz w:val="14"/>
+          <w:szCs w:val="14"/>
+        </w:rPr>
         <w:t xml:space="preserve"> </w:t>
       </w:r>
       <w:r>
         <w:rPr>
           <w:rFonts w:cs="Montserrat"/>
+          <w:sz w:val="14"/>
+          <w:szCs w:val="14"/>
         </w:rPr>
         <w:t> </w:t>
       </w:r>
       <w:r>
+        <w:rPr>
+          <w:sz w:val="14"/>
+          <w:szCs w:val="14"/>
+        </w:rPr>
         <w:t xml:space="preserve"> </w:t>
       </w:r>
       <w:r>
         <w:rPr>
           <w:rFonts w:cs="Montserrat"/>
+          <w:sz w:val="14"/>
+          <w:szCs w:val="14"/>
         </w:rPr>
         <w:t> </w:t>
       </w:r>
       <w:r>
+        <w:rPr>
+          <w:sz w:val="14"/>
+          <w:szCs w:val="14"/>
+        </w:rPr>
         <w:t xml:space="preserve"> </w:t>
       </w:r>
       <w:r>
         <w:rPr>
           <w:rFonts w:eastAsia="MS Mincho" w:cs="MS Mincho"/>
+          <w:sz w:val="14"/>
+          <w:szCs w:val="14"/>
         </w:rPr>
         <w:t>└──</w:t>
       </w:r>
       <w:r>
+        <w:rPr>
+          <w:sz w:val="14"/>
+          <w:szCs w:val="14"/>
+        </w:rPr>
         <w:t xml:space="preserve"> Estado: </w:t>
       </w:r>
       <w:proofErr w:type="spellStart"/>
       <w:r>
+        <w:rPr>
+          <w:sz w:val="14"/>
+          <w:szCs w:val="14"/>
+        </w:rPr>
         <w:t>healthy</w:t>
       </w:r>
       <w:proofErr w:type="spellEnd"/>
@@ -6291,13 +7637,23 @@
     <w:p>
       <w:pPr>
         <w:pStyle w:val="Prrafocdigo"/>
-      </w:pPr>
-      <w:r>
+        <w:rPr>
+          <w:sz w:val="14"/>
+          <w:szCs w:val="14"/>
+        </w:rPr>
+      </w:pPr>
+      <w:r>
+        <w:rPr>
+          <w:sz w:val="14"/>
+          <w:szCs w:val="14"/>
+        </w:rPr>
         <w:t xml:space="preserve">  </w:t>
       </w:r>
       <w:r>
         <w:rPr>
           <w:rFonts w:eastAsia="MS Mincho" w:cs="MS Mincho"/>
+          <w:sz w:val="14"/>
+          <w:szCs w:val="14"/>
         </w:rPr>
         <w:t>│</w:t>
       </w:r>
@@ -6305,21 +7661,39 @@
     <w:p>
       <w:pPr>
         <w:pStyle w:val="Prrafocdigo"/>
-      </w:pPr>
-      <w:r>
+        <w:rPr>
+          <w:sz w:val="14"/>
+          <w:szCs w:val="14"/>
+        </w:rPr>
+      </w:pPr>
+      <w:r>
+        <w:rPr>
+          <w:sz w:val="14"/>
+          <w:szCs w:val="14"/>
+        </w:rPr>
         <w:t xml:space="preserve">  </w:t>
       </w:r>
       <w:r>
         <w:rPr>
           <w:rFonts w:eastAsia="MS Mincho" w:cs="MS Mincho"/>
+          <w:sz w:val="14"/>
+          <w:szCs w:val="14"/>
         </w:rPr>
         <w:t>├──</w:t>
       </w:r>
       <w:r>
+        <w:rPr>
+          <w:sz w:val="14"/>
+          <w:szCs w:val="14"/>
+        </w:rPr>
         <w:t xml:space="preserve"> </w:t>
       </w:r>
       <w:proofErr w:type="spellStart"/>
       <w:r>
+        <w:rPr>
+          <w:sz w:val="14"/>
+          <w:szCs w:val="14"/>
+        </w:rPr>
         <w:t>Hive</w:t>
       </w:r>
       <w:proofErr w:type="spellEnd"/>
@@ -6327,321 +7701,555 @@
     <w:p>
       <w:pPr>
         <w:pStyle w:val="Prrafocdigo"/>
-      </w:pPr>
-      <w:r>
+        <w:rPr>
+          <w:sz w:val="14"/>
+          <w:szCs w:val="14"/>
+        </w:rPr>
+      </w:pPr>
+      <w:r>
+        <w:rPr>
+          <w:sz w:val="14"/>
+          <w:szCs w:val="14"/>
+        </w:rPr>
         <w:t xml:space="preserve">  </w:t>
       </w:r>
       <w:r>
         <w:rPr>
           <w:rFonts w:eastAsia="MS Mincho" w:cs="MS Mincho"/>
+          <w:sz w:val="14"/>
+          <w:szCs w:val="14"/>
         </w:rPr>
         <w:t>│</w:t>
       </w:r>
       <w:r>
+        <w:rPr>
+          <w:sz w:val="14"/>
+          <w:szCs w:val="14"/>
+        </w:rPr>
         <w:t xml:space="preserve"> </w:t>
       </w:r>
       <w:r>
         <w:rPr>
           <w:rFonts w:cs="Montserrat"/>
+          <w:sz w:val="14"/>
+          <w:szCs w:val="14"/>
         </w:rPr>
         <w:t> </w:t>
       </w:r>
       <w:r>
+        <w:rPr>
+          <w:sz w:val="14"/>
+          <w:szCs w:val="14"/>
+        </w:rPr>
         <w:t xml:space="preserve"> </w:t>
       </w:r>
       <w:r>
         <w:rPr>
           <w:rFonts w:eastAsia="MS Mincho" w:cs="MS Mincho"/>
+          <w:sz w:val="14"/>
+          <w:szCs w:val="14"/>
         </w:rPr>
         <w:t>├──</w:t>
       </w:r>
       <w:r>
+        <w:rPr>
+          <w:sz w:val="14"/>
+          <w:szCs w:val="14"/>
+        </w:rPr>
         <w:t xml:space="preserve"> </w:t>
       </w:r>
       <w:proofErr w:type="spellStart"/>
       <w:r>
+        <w:rPr>
+          <w:sz w:val="14"/>
+          <w:szCs w:val="14"/>
+        </w:rPr>
         <w:t>Hive</w:t>
       </w:r>
       <w:proofErr w:type="spellEnd"/>
       <w:r>
+        <w:rPr>
+          <w:sz w:val="14"/>
+          <w:szCs w:val="14"/>
+        </w:rPr>
         <w:t xml:space="preserve"> Server</w:t>
       </w:r>
     </w:p>
     <w:p>
       <w:pPr>
         <w:pStyle w:val="Prrafocdigo"/>
-      </w:pPr>
-      <w:r>
+        <w:rPr>
+          <w:sz w:val="14"/>
+          <w:szCs w:val="14"/>
+        </w:rPr>
+      </w:pPr>
+      <w:r>
+        <w:rPr>
+          <w:sz w:val="14"/>
+          <w:szCs w:val="14"/>
+        </w:rPr>
         <w:t xml:space="preserve">  </w:t>
       </w:r>
       <w:r>
         <w:rPr>
           <w:rFonts w:eastAsia="MS Mincho" w:cs="MS Mincho"/>
+          <w:sz w:val="14"/>
+          <w:szCs w:val="14"/>
         </w:rPr>
         <w:t>│</w:t>
       </w:r>
       <w:r>
+        <w:rPr>
+          <w:sz w:val="14"/>
+          <w:szCs w:val="14"/>
+        </w:rPr>
         <w:t xml:space="preserve"> </w:t>
       </w:r>
       <w:r>
         <w:rPr>
           <w:rFonts w:cs="Montserrat"/>
+          <w:sz w:val="14"/>
+          <w:szCs w:val="14"/>
         </w:rPr>
         <w:t> </w:t>
       </w:r>
       <w:r>
+        <w:rPr>
+          <w:sz w:val="14"/>
+          <w:szCs w:val="14"/>
+        </w:rPr>
         <w:t xml:space="preserve"> </w:t>
       </w:r>
       <w:r>
         <w:rPr>
           <w:rFonts w:eastAsia="MS Mincho" w:cs="MS Mincho"/>
+          <w:sz w:val="14"/>
+          <w:szCs w:val="14"/>
         </w:rPr>
         <w:t>│</w:t>
       </w:r>
       <w:r>
+        <w:rPr>
+          <w:sz w:val="14"/>
+          <w:szCs w:val="14"/>
+        </w:rPr>
         <w:t xml:space="preserve"> </w:t>
       </w:r>
       <w:r>
         <w:rPr>
           <w:rFonts w:cs="Montserrat"/>
+          <w:sz w:val="14"/>
+          <w:szCs w:val="14"/>
         </w:rPr>
         <w:t> </w:t>
       </w:r>
       <w:r>
+        <w:rPr>
+          <w:sz w:val="14"/>
+          <w:szCs w:val="14"/>
+        </w:rPr>
         <w:t xml:space="preserve"> </w:t>
       </w:r>
       <w:r>
         <w:rPr>
           <w:rFonts w:eastAsia="MS Mincho" w:cs="MS Mincho"/>
+          <w:sz w:val="14"/>
+          <w:szCs w:val="14"/>
         </w:rPr>
         <w:t>├──</w:t>
       </w:r>
       <w:r>
+        <w:rPr>
+          <w:sz w:val="14"/>
+          <w:szCs w:val="14"/>
+        </w:rPr>
         <w:t xml:space="preserve"> Contenedor: </w:t>
       </w:r>
       <w:proofErr w:type="spellStart"/>
       <w:r>
+        <w:rPr>
+          <w:sz w:val="14"/>
+          <w:szCs w:val="14"/>
+        </w:rPr>
         <w:t>hive</w:t>
       </w:r>
       <w:proofErr w:type="spellEnd"/>
       <w:r>
+        <w:rPr>
+          <w:sz w:val="14"/>
+          <w:szCs w:val="14"/>
+        </w:rPr>
         <w:t>-server</w:t>
       </w:r>
     </w:p>
     <w:p>
       <w:pPr>
         <w:pStyle w:val="Prrafocdigo"/>
-      </w:pPr>
-      <w:r>
+        <w:rPr>
+          <w:sz w:val="14"/>
+          <w:szCs w:val="14"/>
+        </w:rPr>
+      </w:pPr>
+      <w:r>
+        <w:rPr>
+          <w:sz w:val="14"/>
+          <w:szCs w:val="14"/>
+        </w:rPr>
         <w:t xml:space="preserve">  </w:t>
       </w:r>
       <w:r>
         <w:rPr>
           <w:rFonts w:eastAsia="MS Mincho" w:cs="MS Mincho"/>
+          <w:sz w:val="14"/>
+          <w:szCs w:val="14"/>
         </w:rPr>
         <w:t>│</w:t>
       </w:r>
       <w:r>
+        <w:rPr>
+          <w:sz w:val="14"/>
+          <w:szCs w:val="14"/>
+        </w:rPr>
         <w:t xml:space="preserve"> </w:t>
       </w:r>
       <w:r>
         <w:rPr>
           <w:rFonts w:cs="Montserrat"/>
+          <w:sz w:val="14"/>
+          <w:szCs w:val="14"/>
         </w:rPr>
         <w:t> </w:t>
       </w:r>
       <w:r>
+        <w:rPr>
+          <w:sz w:val="14"/>
+          <w:szCs w:val="14"/>
+        </w:rPr>
         <w:t xml:space="preserve"> </w:t>
       </w:r>
       <w:r>
         <w:rPr>
           <w:rFonts w:eastAsia="MS Mincho" w:cs="MS Mincho"/>
+          <w:sz w:val="14"/>
+          <w:szCs w:val="14"/>
         </w:rPr>
         <w:t>│</w:t>
       </w:r>
       <w:r>
+        <w:rPr>
+          <w:sz w:val="14"/>
+          <w:szCs w:val="14"/>
+        </w:rPr>
         <w:t xml:space="preserve"> </w:t>
       </w:r>
       <w:r>
         <w:rPr>
           <w:rFonts w:cs="Montserrat"/>
+          <w:sz w:val="14"/>
+          <w:szCs w:val="14"/>
         </w:rPr>
         <w:t> </w:t>
       </w:r>
       <w:r>
+        <w:rPr>
+          <w:sz w:val="14"/>
+          <w:szCs w:val="14"/>
+        </w:rPr>
         <w:t xml:space="preserve"> </w:t>
       </w:r>
       <w:r>
         <w:rPr>
           <w:rFonts w:eastAsia="MS Mincho" w:cs="MS Mincho"/>
+          <w:sz w:val="14"/>
+          <w:szCs w:val="14"/>
         </w:rPr>
         <w:t>├──</w:t>
       </w:r>
       <w:r>
+        <w:rPr>
+          <w:sz w:val="14"/>
+          <w:szCs w:val="14"/>
+        </w:rPr>
         <w:t xml:space="preserve"> Puerto:</w:t>
       </w:r>
     </w:p>
     <w:p>
       <w:pPr>
         <w:pStyle w:val="Prrafocdigo"/>
-      </w:pPr>
-      <w:r>
+        <w:rPr>
+          <w:sz w:val="14"/>
+          <w:szCs w:val="14"/>
+        </w:rPr>
+      </w:pPr>
+      <w:r>
+        <w:rPr>
+          <w:sz w:val="14"/>
+          <w:szCs w:val="14"/>
+        </w:rPr>
         <w:t xml:space="preserve">  </w:t>
       </w:r>
       <w:r>
         <w:rPr>
           <w:rFonts w:eastAsia="MS Mincho" w:cs="MS Mincho"/>
+          <w:sz w:val="14"/>
+          <w:szCs w:val="14"/>
         </w:rPr>
         <w:t>│</w:t>
       </w:r>
       <w:r>
+        <w:rPr>
+          <w:sz w:val="14"/>
+          <w:szCs w:val="14"/>
+        </w:rPr>
         <w:t xml:space="preserve"> </w:t>
       </w:r>
       <w:r>
         <w:rPr>
           <w:rFonts w:cs="Montserrat"/>
+          <w:sz w:val="14"/>
+          <w:szCs w:val="14"/>
         </w:rPr>
         <w:t> </w:t>
       </w:r>
       <w:r>
+        <w:rPr>
+          <w:sz w:val="14"/>
+          <w:szCs w:val="14"/>
+        </w:rPr>
         <w:t xml:space="preserve"> </w:t>
       </w:r>
       <w:r>
         <w:rPr>
           <w:rFonts w:eastAsia="MS Mincho" w:cs="MS Mincho"/>
+          <w:sz w:val="14"/>
+          <w:szCs w:val="14"/>
         </w:rPr>
         <w:t>│</w:t>
       </w:r>
       <w:r>
+        <w:rPr>
+          <w:sz w:val="14"/>
+          <w:szCs w:val="14"/>
+        </w:rPr>
         <w:t xml:space="preserve"> </w:t>
       </w:r>
       <w:r>
         <w:rPr>
           <w:rFonts w:cs="Montserrat"/>
+          <w:sz w:val="14"/>
+          <w:szCs w:val="14"/>
         </w:rPr>
         <w:t> </w:t>
       </w:r>
       <w:r>
+        <w:rPr>
+          <w:sz w:val="14"/>
+          <w:szCs w:val="14"/>
+        </w:rPr>
         <w:t xml:space="preserve"> </w:t>
       </w:r>
       <w:r>
         <w:rPr>
           <w:rFonts w:eastAsia="MS Mincho" w:cs="MS Mincho"/>
+          <w:sz w:val="14"/>
+          <w:szCs w:val="14"/>
         </w:rPr>
         <w:t>│</w:t>
       </w:r>
       <w:r>
+        <w:rPr>
+          <w:sz w:val="14"/>
+          <w:szCs w:val="14"/>
+        </w:rPr>
         <w:t xml:space="preserve"> </w:t>
       </w:r>
       <w:r>
         <w:rPr>
           <w:rFonts w:cs="Montserrat"/>
+          <w:sz w:val="14"/>
+          <w:szCs w:val="14"/>
         </w:rPr>
         <w:t> </w:t>
       </w:r>
       <w:r>
+        <w:rPr>
+          <w:sz w:val="14"/>
+          <w:szCs w:val="14"/>
+        </w:rPr>
         <w:t xml:space="preserve"> </w:t>
       </w:r>
       <w:r>
         <w:rPr>
           <w:rFonts w:eastAsia="MS Mincho" w:cs="MS Mincho"/>
+          <w:sz w:val="14"/>
+          <w:szCs w:val="14"/>
         </w:rPr>
         <w:t>└──</w:t>
       </w:r>
       <w:r>
+        <w:rPr>
+          <w:sz w:val="14"/>
+          <w:szCs w:val="14"/>
+        </w:rPr>
         <w:t xml:space="preserve"> 10000 </w:t>
       </w:r>
       <w:r>
         <w:rPr>
           <w:rFonts w:cs="Montserrat"/>
+          <w:sz w:val="14"/>
+          <w:szCs w:val="14"/>
         </w:rPr>
         <w:t>→</w:t>
       </w:r>
       <w:r>
+        <w:rPr>
+          <w:sz w:val="14"/>
+          <w:szCs w:val="14"/>
+        </w:rPr>
         <w:t xml:space="preserve"> HiveServer2</w:t>
       </w:r>
     </w:p>
     <w:p>
       <w:pPr>
         <w:pStyle w:val="Prrafocdigo"/>
-      </w:pPr>
-      <w:r>
+        <w:rPr>
+          <w:sz w:val="14"/>
+          <w:szCs w:val="14"/>
+        </w:rPr>
+      </w:pPr>
+      <w:r>
+        <w:rPr>
+          <w:sz w:val="14"/>
+          <w:szCs w:val="14"/>
+        </w:rPr>
         <w:t xml:space="preserve">  </w:t>
       </w:r>
       <w:r>
         <w:rPr>
           <w:rFonts w:eastAsia="MS Mincho" w:cs="MS Mincho"/>
+          <w:sz w:val="14"/>
+          <w:szCs w:val="14"/>
         </w:rPr>
         <w:t>│</w:t>
       </w:r>
       <w:r>
+        <w:rPr>
+          <w:sz w:val="14"/>
+          <w:szCs w:val="14"/>
+        </w:rPr>
         <w:t xml:space="preserve"> </w:t>
       </w:r>
       <w:r>
         <w:rPr>
           <w:rFonts w:cs="Montserrat"/>
+          <w:sz w:val="14"/>
+          <w:szCs w:val="14"/>
         </w:rPr>
         <w:t> </w:t>
       </w:r>
       <w:r>
+        <w:rPr>
+          <w:sz w:val="14"/>
+          <w:szCs w:val="14"/>
+        </w:rPr>
         <w:t xml:space="preserve"> </w:t>
       </w:r>
       <w:r>
         <w:rPr>
           <w:rFonts w:eastAsia="MS Mincho" w:cs="MS Mincho"/>
+          <w:sz w:val="14"/>
+          <w:szCs w:val="14"/>
         </w:rPr>
         <w:t>│</w:t>
       </w:r>
       <w:r>
+        <w:rPr>
+          <w:sz w:val="14"/>
+          <w:szCs w:val="14"/>
+        </w:rPr>
         <w:t xml:space="preserve"> </w:t>
       </w:r>
       <w:r>
         <w:rPr>
           <w:rFonts w:cs="Montserrat"/>
+          <w:sz w:val="14"/>
+          <w:szCs w:val="14"/>
         </w:rPr>
         <w:t> </w:t>
       </w:r>
       <w:r>
+        <w:rPr>
+          <w:sz w:val="14"/>
+          <w:szCs w:val="14"/>
+        </w:rPr>
         <w:t xml:space="preserve"> </w:t>
       </w:r>
       <w:r>
         <w:rPr>
           <w:rFonts w:eastAsia="MS Mincho" w:cs="MS Mincho"/>
+          <w:sz w:val="14"/>
+          <w:szCs w:val="14"/>
         </w:rPr>
         <w:t>└──</w:t>
       </w:r>
       <w:r>
+        <w:rPr>
+          <w:sz w:val="14"/>
+          <w:szCs w:val="14"/>
+        </w:rPr>
         <w:t xml:space="preserve"> Estado: running</w:t>
       </w:r>
     </w:p>
     <w:p>
       <w:pPr>
         <w:pStyle w:val="Prrafocdigo"/>
-      </w:pPr>
-      <w:r>
+        <w:rPr>
+          <w:sz w:val="14"/>
+          <w:szCs w:val="14"/>
+        </w:rPr>
+      </w:pPr>
+      <w:r>
+        <w:rPr>
+          <w:sz w:val="14"/>
+          <w:szCs w:val="14"/>
+        </w:rPr>
         <w:t xml:space="preserve">  </w:t>
       </w:r>
       <w:r>
         <w:rPr>
           <w:rFonts w:eastAsia="MS Mincho" w:cs="MS Mincho"/>
+          <w:sz w:val="14"/>
+          <w:szCs w:val="14"/>
         </w:rPr>
         <w:t>│</w:t>
       </w:r>
       <w:r>
+        <w:rPr>
+          <w:sz w:val="14"/>
+          <w:szCs w:val="14"/>
+        </w:rPr>
         <w:t xml:space="preserve"> </w:t>
       </w:r>
       <w:r>
         <w:rPr>
           <w:rFonts w:cs="Montserrat"/>
+          <w:sz w:val="14"/>
+          <w:szCs w:val="14"/>
         </w:rPr>
         <w:t> </w:t>
       </w:r>
       <w:r>
+        <w:rPr>
+          <w:sz w:val="14"/>
+          <w:szCs w:val="14"/>
+        </w:rPr>
         <w:t xml:space="preserve"> </w:t>
       </w:r>
       <w:r>
         <w:rPr>
           <w:rFonts w:eastAsia="MS Mincho" w:cs="MS Mincho"/>
+          <w:sz w:val="14"/>
+          <w:szCs w:val="14"/>
         </w:rPr>
         <w:t>│</w:t>
       </w:r>
@@ -6649,39 +8257,69 @@
     <w:p>
       <w:pPr>
         <w:pStyle w:val="Prrafocdigo"/>
-      </w:pPr>
-      <w:r>
+        <w:rPr>
+          <w:sz w:val="14"/>
+          <w:szCs w:val="14"/>
+        </w:rPr>
+      </w:pPr>
+      <w:r>
+        <w:rPr>
+          <w:sz w:val="14"/>
+          <w:szCs w:val="14"/>
+        </w:rPr>
         <w:t xml:space="preserve">  </w:t>
       </w:r>
       <w:r>
         <w:rPr>
           <w:rFonts w:eastAsia="MS Mincho" w:cs="MS Mincho"/>
+          <w:sz w:val="14"/>
+          <w:szCs w:val="14"/>
         </w:rPr>
         <w:t>│</w:t>
       </w:r>
       <w:r>
+        <w:rPr>
+          <w:sz w:val="14"/>
+          <w:szCs w:val="14"/>
+        </w:rPr>
         <w:t xml:space="preserve"> </w:t>
       </w:r>
       <w:r>
         <w:rPr>
           <w:rFonts w:cs="Montserrat"/>
+          <w:sz w:val="14"/>
+          <w:szCs w:val="14"/>
         </w:rPr>
         <w:t> </w:t>
       </w:r>
       <w:r>
+        <w:rPr>
+          <w:sz w:val="14"/>
+          <w:szCs w:val="14"/>
+        </w:rPr>
         <w:t xml:space="preserve"> </w:t>
       </w:r>
       <w:r>
         <w:rPr>
           <w:rFonts w:eastAsia="MS Mincho" w:cs="MS Mincho"/>
+          <w:sz w:val="14"/>
+          <w:szCs w:val="14"/>
         </w:rPr>
         <w:t>└──</w:t>
       </w:r>
       <w:r>
+        <w:rPr>
+          <w:sz w:val="14"/>
+          <w:szCs w:val="14"/>
+        </w:rPr>
         <w:t xml:space="preserve"> PostgreSQL </w:t>
       </w:r>
       <w:proofErr w:type="spellStart"/>
       <w:r>
+        <w:rPr>
+          <w:sz w:val="14"/>
+          <w:szCs w:val="14"/>
+        </w:rPr>
         <w:t>Metastore</w:t>
       </w:r>
       <w:proofErr w:type="spellEnd"/>
@@ -6689,57 +8327,99 @@
     <w:p>
       <w:pPr>
         <w:pStyle w:val="Prrafocdigo"/>
-      </w:pPr>
-      <w:r>
+        <w:rPr>
+          <w:sz w:val="14"/>
+          <w:szCs w:val="14"/>
+        </w:rPr>
+      </w:pPr>
+      <w:r>
+        <w:rPr>
+          <w:sz w:val="14"/>
+          <w:szCs w:val="14"/>
+        </w:rPr>
         <w:t xml:space="preserve">  </w:t>
       </w:r>
       <w:r>
         <w:rPr>
           <w:rFonts w:eastAsia="MS Mincho" w:cs="MS Mincho"/>
+          <w:sz w:val="14"/>
+          <w:szCs w:val="14"/>
         </w:rPr>
         <w:t>│</w:t>
       </w:r>
       <w:r>
+        <w:rPr>
+          <w:sz w:val="14"/>
+          <w:szCs w:val="14"/>
+        </w:rPr>
         <w:t xml:space="preserve"> </w:t>
       </w:r>
       <w:r>
         <w:rPr>
           <w:rFonts w:cs="Montserrat"/>
+          <w:sz w:val="14"/>
+          <w:szCs w:val="14"/>
         </w:rPr>
         <w:t> </w:t>
       </w:r>
       <w:r>
+        <w:rPr>
+          <w:sz w:val="14"/>
+          <w:szCs w:val="14"/>
+        </w:rPr>
         <w:t xml:space="preserve"> </w:t>
       </w:r>
       <w:r>
         <w:rPr>
           <w:rFonts w:cs="Montserrat"/>
+          <w:sz w:val="14"/>
+          <w:szCs w:val="14"/>
         </w:rPr>
         <w:t> </w:t>
       </w:r>
       <w:r>
+        <w:rPr>
+          <w:sz w:val="14"/>
+          <w:szCs w:val="14"/>
+        </w:rPr>
         <w:t xml:space="preserve"> </w:t>
       </w:r>
       <w:r>
         <w:rPr>
           <w:rFonts w:cs="Montserrat"/>
+          <w:sz w:val="14"/>
+          <w:szCs w:val="14"/>
         </w:rPr>
         <w:t> </w:t>
       </w:r>
       <w:r>
+        <w:rPr>
+          <w:sz w:val="14"/>
+          <w:szCs w:val="14"/>
+        </w:rPr>
         <w:t xml:space="preserve"> </w:t>
       </w:r>
       <w:r>
         <w:rPr>
           <w:rFonts w:eastAsia="MS Mincho" w:cs="MS Mincho"/>
+          <w:sz w:val="14"/>
+          <w:szCs w:val="14"/>
         </w:rPr>
         <w:t>├──</w:t>
       </w:r>
       <w:r>
+        <w:rPr>
+          <w:sz w:val="14"/>
+          <w:szCs w:val="14"/>
+        </w:rPr>
         <w:t xml:space="preserve"> Contenedor: </w:t>
       </w:r>
       <w:proofErr w:type="spellStart"/>
       <w:r>
+        <w:rPr>
+          <w:sz w:val="14"/>
+          <w:szCs w:val="14"/>
+        </w:rPr>
         <w:t>db-psql-metastore</w:t>
       </w:r>
       <w:proofErr w:type="spellEnd"/>
@@ -6747,190 +8427,326 @@
     <w:p>
       <w:pPr>
         <w:pStyle w:val="Prrafocdigo"/>
-      </w:pPr>
-      <w:r>
+        <w:rPr>
+          <w:sz w:val="14"/>
+          <w:szCs w:val="14"/>
+        </w:rPr>
+      </w:pPr>
+      <w:r>
+        <w:rPr>
+          <w:sz w:val="14"/>
+          <w:szCs w:val="14"/>
+        </w:rPr>
         <w:t xml:space="preserve">  </w:t>
       </w:r>
       <w:r>
         <w:rPr>
           <w:rFonts w:eastAsia="MS Mincho" w:cs="MS Mincho"/>
+          <w:sz w:val="14"/>
+          <w:szCs w:val="14"/>
         </w:rPr>
         <w:t>│</w:t>
       </w:r>
       <w:r>
+        <w:rPr>
+          <w:sz w:val="14"/>
+          <w:szCs w:val="14"/>
+        </w:rPr>
         <w:t xml:space="preserve"> </w:t>
       </w:r>
       <w:r>
         <w:rPr>
           <w:rFonts w:cs="Montserrat"/>
+          <w:sz w:val="14"/>
+          <w:szCs w:val="14"/>
         </w:rPr>
         <w:t> </w:t>
       </w:r>
       <w:r>
+        <w:rPr>
+          <w:sz w:val="14"/>
+          <w:szCs w:val="14"/>
+        </w:rPr>
         <w:t xml:space="preserve"> </w:t>
       </w:r>
       <w:r>
         <w:rPr>
           <w:rFonts w:cs="Montserrat"/>
+          <w:sz w:val="14"/>
+          <w:szCs w:val="14"/>
         </w:rPr>
         <w:t> </w:t>
       </w:r>
       <w:r>
+        <w:rPr>
+          <w:sz w:val="14"/>
+          <w:szCs w:val="14"/>
+        </w:rPr>
         <w:t xml:space="preserve"> </w:t>
       </w:r>
       <w:r>
         <w:rPr>
           <w:rFonts w:cs="Montserrat"/>
+          <w:sz w:val="14"/>
+          <w:szCs w:val="14"/>
         </w:rPr>
         <w:t> </w:t>
       </w:r>
       <w:r>
+        <w:rPr>
+          <w:sz w:val="14"/>
+          <w:szCs w:val="14"/>
+        </w:rPr>
         <w:t xml:space="preserve"> </w:t>
       </w:r>
       <w:r>
         <w:rPr>
           <w:rFonts w:eastAsia="MS Mincho" w:cs="MS Mincho"/>
+          <w:sz w:val="14"/>
+          <w:szCs w:val="14"/>
         </w:rPr>
         <w:t>├──</w:t>
       </w:r>
       <w:r>
+        <w:rPr>
+          <w:sz w:val="14"/>
+          <w:szCs w:val="14"/>
+        </w:rPr>
         <w:t xml:space="preserve"> Puerto:</w:t>
       </w:r>
     </w:p>
     <w:p>
       <w:pPr>
         <w:pStyle w:val="Prrafocdigo"/>
-      </w:pPr>
-      <w:r>
+        <w:rPr>
+          <w:sz w:val="14"/>
+          <w:szCs w:val="14"/>
+        </w:rPr>
+      </w:pPr>
+      <w:r>
+        <w:rPr>
+          <w:sz w:val="14"/>
+          <w:szCs w:val="14"/>
+        </w:rPr>
         <w:t xml:space="preserve">  </w:t>
       </w:r>
       <w:r>
         <w:rPr>
           <w:rFonts w:eastAsia="MS Mincho" w:cs="MS Mincho"/>
+          <w:sz w:val="14"/>
+          <w:szCs w:val="14"/>
         </w:rPr>
         <w:t>│</w:t>
       </w:r>
       <w:r>
+        <w:rPr>
+          <w:sz w:val="14"/>
+          <w:szCs w:val="14"/>
+        </w:rPr>
         <w:t xml:space="preserve"> </w:t>
       </w:r>
       <w:r>
         <w:rPr>
           <w:rFonts w:cs="Montserrat"/>
+          <w:sz w:val="14"/>
+          <w:szCs w:val="14"/>
         </w:rPr>
         <w:t> </w:t>
       </w:r>
       <w:r>
+        <w:rPr>
+          <w:sz w:val="14"/>
+          <w:szCs w:val="14"/>
+        </w:rPr>
         <w:t xml:space="preserve"> </w:t>
       </w:r>
       <w:r>
         <w:rPr>
           <w:rFonts w:cs="Montserrat"/>
+          <w:sz w:val="14"/>
+          <w:szCs w:val="14"/>
         </w:rPr>
         <w:t> </w:t>
       </w:r>
       <w:r>
+        <w:rPr>
+          <w:sz w:val="14"/>
+          <w:szCs w:val="14"/>
+        </w:rPr>
         <w:t xml:space="preserve"> </w:t>
       </w:r>
       <w:r>
         <w:rPr>
           <w:rFonts w:cs="Montserrat"/>
+          <w:sz w:val="14"/>
+          <w:szCs w:val="14"/>
         </w:rPr>
         <w:t> </w:t>
       </w:r>
       <w:r>
+        <w:rPr>
+          <w:sz w:val="14"/>
+          <w:szCs w:val="14"/>
+        </w:rPr>
         <w:t xml:space="preserve"> </w:t>
       </w:r>
       <w:r>
         <w:rPr>
           <w:rFonts w:eastAsia="MS Mincho" w:cs="MS Mincho"/>
+          <w:sz w:val="14"/>
+          <w:szCs w:val="14"/>
         </w:rPr>
         <w:t>│</w:t>
       </w:r>
       <w:r>
+        <w:rPr>
+          <w:sz w:val="14"/>
+          <w:szCs w:val="14"/>
+        </w:rPr>
         <w:t xml:space="preserve"> </w:t>
       </w:r>
       <w:r>
         <w:rPr>
           <w:rFonts w:cs="Montserrat"/>
+          <w:sz w:val="14"/>
+          <w:szCs w:val="14"/>
         </w:rPr>
         <w:t> </w:t>
       </w:r>
       <w:r>
+        <w:rPr>
+          <w:sz w:val="14"/>
+          <w:szCs w:val="14"/>
+        </w:rPr>
         <w:t xml:space="preserve"> </w:t>
       </w:r>
       <w:r>
         <w:rPr>
           <w:rFonts w:eastAsia="MS Mincho" w:cs="MS Mincho"/>
+          <w:sz w:val="14"/>
+          <w:szCs w:val="14"/>
         </w:rPr>
         <w:t>└──</w:t>
       </w:r>
       <w:r>
+        <w:rPr>
+          <w:sz w:val="14"/>
+          <w:szCs w:val="14"/>
+        </w:rPr>
         <w:t xml:space="preserve"> 5432 </w:t>
       </w:r>
       <w:r>
         <w:rPr>
           <w:rFonts w:cs="Montserrat"/>
+          <w:sz w:val="14"/>
+          <w:szCs w:val="14"/>
         </w:rPr>
         <w:t>→</w:t>
       </w:r>
       <w:r>
+        <w:rPr>
+          <w:sz w:val="14"/>
+          <w:szCs w:val="14"/>
+        </w:rPr>
         <w:t xml:space="preserve"> PostgreSQL</w:t>
       </w:r>
     </w:p>
     <w:p>
       <w:pPr>
         <w:pStyle w:val="Prrafocdigo"/>
-      </w:pPr>
-      <w:r>
+        <w:rPr>
+          <w:sz w:val="14"/>
+          <w:szCs w:val="14"/>
+        </w:rPr>
+      </w:pPr>
+      <w:r>
+        <w:rPr>
+          <w:sz w:val="14"/>
+          <w:szCs w:val="14"/>
+        </w:rPr>
         <w:t xml:space="preserve">  </w:t>
       </w:r>
       <w:r>
         <w:rPr>
           <w:rFonts w:eastAsia="MS Mincho" w:cs="MS Mincho"/>
+          <w:sz w:val="14"/>
+          <w:szCs w:val="14"/>
         </w:rPr>
         <w:t>│</w:t>
       </w:r>
       <w:r>
+        <w:rPr>
+          <w:sz w:val="14"/>
+          <w:szCs w:val="14"/>
+        </w:rPr>
         <w:t xml:space="preserve"> </w:t>
       </w:r>
       <w:r>
         <w:rPr>
           <w:rFonts w:cs="Montserrat"/>
+          <w:sz w:val="14"/>
+          <w:szCs w:val="14"/>
         </w:rPr>
         <w:t> </w:t>
       </w:r>
       <w:r>
+        <w:rPr>
+          <w:sz w:val="14"/>
+          <w:szCs w:val="14"/>
+        </w:rPr>
         <w:t xml:space="preserve"> </w:t>
       </w:r>
       <w:r>
         <w:rPr>
           <w:rFonts w:cs="Montserrat"/>
+          <w:sz w:val="14"/>
+          <w:szCs w:val="14"/>
         </w:rPr>
         <w:t> </w:t>
       </w:r>
       <w:r>
+        <w:rPr>
+          <w:sz w:val="14"/>
+          <w:szCs w:val="14"/>
+        </w:rPr>
         <w:t xml:space="preserve"> </w:t>
       </w:r>
       <w:r>
         <w:rPr>
           <w:rFonts w:cs="Montserrat"/>
+          <w:sz w:val="14"/>
+          <w:szCs w:val="14"/>
         </w:rPr>
         <w:t> </w:t>
       </w:r>
       <w:r>
+        <w:rPr>
+          <w:sz w:val="14"/>
+          <w:szCs w:val="14"/>
+        </w:rPr>
         <w:t xml:space="preserve"> </w:t>
       </w:r>
       <w:r>
         <w:rPr>
           <w:rFonts w:eastAsia="MS Mincho" w:cs="MS Mincho"/>
+          <w:sz w:val="14"/>
+          <w:szCs w:val="14"/>
         </w:rPr>
         <w:t>└──</w:t>
       </w:r>
       <w:r>
+        <w:rPr>
+          <w:sz w:val="14"/>
+          <w:szCs w:val="14"/>
+        </w:rPr>
         <w:t xml:space="preserve"> Estado: </w:t>
       </w:r>
       <w:proofErr w:type="spellStart"/>
       <w:r>
+        <w:rPr>
+          <w:sz w:val="14"/>
+          <w:szCs w:val="14"/>
+        </w:rPr>
         <w:t>healthy</w:t>
       </w:r>
       <w:proofErr w:type="spellEnd"/>
@@ -6938,13 +8754,23 @@
     <w:p>
       <w:pPr>
         <w:pStyle w:val="Prrafocdigo"/>
-      </w:pPr>
-      <w:r>
+        <w:rPr>
+          <w:sz w:val="14"/>
+          <w:szCs w:val="14"/>
+        </w:rPr>
+      </w:pPr>
+      <w:r>
+        <w:rPr>
+          <w:sz w:val="14"/>
+          <w:szCs w:val="14"/>
+        </w:rPr>
         <w:t xml:space="preserve">  </w:t>
       </w:r>
       <w:r>
         <w:rPr>
           <w:rFonts w:eastAsia="MS Mincho" w:cs="MS Mincho"/>
+          <w:sz w:val="14"/>
+          <w:szCs w:val="14"/>
         </w:rPr>
         <w:t>│</w:t>
       </w:r>
@@ -6952,21 +8778,39 @@
     <w:p>
       <w:pPr>
         <w:pStyle w:val="Prrafocdigo"/>
-      </w:pPr>
-      <w:r>
+        <w:rPr>
+          <w:sz w:val="14"/>
+          <w:szCs w:val="14"/>
+        </w:rPr>
+      </w:pPr>
+      <w:r>
+        <w:rPr>
+          <w:sz w:val="14"/>
+          <w:szCs w:val="14"/>
+        </w:rPr>
         <w:t xml:space="preserve">  </w:t>
       </w:r>
       <w:r>
         <w:rPr>
           <w:rFonts w:eastAsia="MS Mincho" w:cs="MS Mincho"/>
+          <w:sz w:val="14"/>
+          <w:szCs w:val="14"/>
         </w:rPr>
         <w:t>├──</w:t>
       </w:r>
       <w:r>
+        <w:rPr>
+          <w:sz w:val="14"/>
+          <w:szCs w:val="14"/>
+        </w:rPr>
         <w:t xml:space="preserve"> </w:t>
       </w:r>
       <w:proofErr w:type="spellStart"/>
       <w:r>
+        <w:rPr>
+          <w:sz w:val="14"/>
+          <w:szCs w:val="14"/>
+        </w:rPr>
         <w:t>Sqoop</w:t>
       </w:r>
       <w:proofErr w:type="spellEnd"/>
@@ -6974,39 +8818,69 @@
     <w:p>
       <w:pPr>
         <w:pStyle w:val="Prrafocdigo"/>
-      </w:pPr>
-      <w:r>
+        <w:rPr>
+          <w:sz w:val="14"/>
+          <w:szCs w:val="14"/>
+        </w:rPr>
+      </w:pPr>
+      <w:r>
+        <w:rPr>
+          <w:sz w:val="14"/>
+          <w:szCs w:val="14"/>
+        </w:rPr>
         <w:t xml:space="preserve">  </w:t>
       </w:r>
       <w:r>
         <w:rPr>
           <w:rFonts w:eastAsia="MS Mincho" w:cs="MS Mincho"/>
+          <w:sz w:val="14"/>
+          <w:szCs w:val="14"/>
         </w:rPr>
         <w:t>│</w:t>
       </w:r>
       <w:r>
+        <w:rPr>
+          <w:sz w:val="14"/>
+          <w:szCs w:val="14"/>
+        </w:rPr>
         <w:t xml:space="preserve"> </w:t>
       </w:r>
       <w:r>
         <w:rPr>
           <w:rFonts w:cs="Montserrat"/>
+          <w:sz w:val="14"/>
+          <w:szCs w:val="14"/>
         </w:rPr>
         <w:t> </w:t>
       </w:r>
       <w:r>
+        <w:rPr>
+          <w:sz w:val="14"/>
+          <w:szCs w:val="14"/>
+        </w:rPr>
         <w:t xml:space="preserve"> </w:t>
       </w:r>
       <w:r>
         <w:rPr>
           <w:rFonts w:eastAsia="MS Mincho" w:cs="MS Mincho"/>
+          <w:sz w:val="14"/>
+          <w:szCs w:val="14"/>
         </w:rPr>
         <w:t>├──</w:t>
       </w:r>
       <w:r>
+        <w:rPr>
+          <w:sz w:val="14"/>
+          <w:szCs w:val="14"/>
+        </w:rPr>
         <w:t xml:space="preserve"> Contenedor: </w:t>
       </w:r>
       <w:proofErr w:type="spellStart"/>
       <w:r>
+        <w:rPr>
+          <w:sz w:val="14"/>
+          <w:szCs w:val="14"/>
+        </w:rPr>
         <w:t>sqoop</w:t>
       </w:r>
       <w:proofErr w:type="spellEnd"/>
@@ -7014,47 +8888,85 @@
     <w:p>
       <w:pPr>
         <w:pStyle w:val="Prrafocdigo"/>
-      </w:pPr>
-      <w:r>
+        <w:rPr>
+          <w:sz w:val="14"/>
+          <w:szCs w:val="14"/>
+        </w:rPr>
+      </w:pPr>
+      <w:r>
+        <w:rPr>
+          <w:sz w:val="14"/>
+          <w:szCs w:val="14"/>
+        </w:rPr>
         <w:t xml:space="preserve">  </w:t>
       </w:r>
       <w:r>
         <w:rPr>
           <w:rFonts w:eastAsia="MS Mincho" w:cs="MS Mincho"/>
+          <w:sz w:val="14"/>
+          <w:szCs w:val="14"/>
         </w:rPr>
         <w:t>│</w:t>
       </w:r>
       <w:r>
+        <w:rPr>
+          <w:sz w:val="14"/>
+          <w:szCs w:val="14"/>
+        </w:rPr>
         <w:t xml:space="preserve"> </w:t>
       </w:r>
       <w:r>
         <w:rPr>
           <w:rFonts w:cs="Montserrat"/>
+          <w:sz w:val="14"/>
+          <w:szCs w:val="14"/>
         </w:rPr>
         <w:t> </w:t>
       </w:r>
       <w:r>
+        <w:rPr>
+          <w:sz w:val="14"/>
+          <w:szCs w:val="14"/>
+        </w:rPr>
         <w:t xml:space="preserve"> </w:t>
       </w:r>
       <w:r>
         <w:rPr>
           <w:rFonts w:eastAsia="MS Mincho" w:cs="MS Mincho"/>
+          <w:sz w:val="14"/>
+          <w:szCs w:val="14"/>
         </w:rPr>
         <w:t>├──</w:t>
       </w:r>
       <w:r>
+        <w:rPr>
+          <w:sz w:val="14"/>
+          <w:szCs w:val="14"/>
+        </w:rPr>
         <w:t xml:space="preserve"> Imagen: </w:t>
       </w:r>
       <w:proofErr w:type="spellStart"/>
       <w:r>
+        <w:rPr>
+          <w:sz w:val="14"/>
+          <w:szCs w:val="14"/>
+        </w:rPr>
         <w:t>dvoros</w:t>
       </w:r>
       <w:proofErr w:type="spellEnd"/>
       <w:r>
+        <w:rPr>
+          <w:sz w:val="14"/>
+          <w:szCs w:val="14"/>
+        </w:rPr>
         <w:t>/</w:t>
       </w:r>
       <w:proofErr w:type="spellStart"/>
       <w:r>
+        <w:rPr>
+          <w:sz w:val="14"/>
+          <w:szCs w:val="14"/>
+        </w:rPr>
         <w:t>sqoop</w:t>
       </w:r>
       <w:proofErr w:type="spellEnd"/>
@@ -7062,48 +8974,84 @@
     <w:p>
       <w:pPr>
         <w:pStyle w:val="Prrafocdigo"/>
-      </w:pPr>
-      <w:r>
+        <w:rPr>
+          <w:sz w:val="14"/>
+          <w:szCs w:val="14"/>
+        </w:rPr>
+      </w:pPr>
+      <w:r>
+        <w:rPr>
+          <w:sz w:val="14"/>
+          <w:szCs w:val="14"/>
+        </w:rPr>
         <w:t xml:space="preserve">  </w:t>
       </w:r>
       <w:r>
         <w:rPr>
           <w:rFonts w:eastAsia="MS Mincho" w:cs="MS Mincho"/>
+          <w:sz w:val="14"/>
+          <w:szCs w:val="14"/>
         </w:rPr>
         <w:t>│</w:t>
       </w:r>
       <w:r>
+        <w:rPr>
+          <w:sz w:val="14"/>
+          <w:szCs w:val="14"/>
+        </w:rPr>
         <w:t xml:space="preserve"> </w:t>
       </w:r>
       <w:r>
         <w:rPr>
           <w:rFonts w:cs="Montserrat"/>
+          <w:sz w:val="14"/>
+          <w:szCs w:val="14"/>
         </w:rPr>
         <w:t> </w:t>
       </w:r>
       <w:r>
+        <w:rPr>
+          <w:sz w:val="14"/>
+          <w:szCs w:val="14"/>
+        </w:rPr>
         <w:t xml:space="preserve"> </w:t>
       </w:r>
       <w:r>
         <w:rPr>
           <w:rFonts w:eastAsia="MS Mincho" w:cs="MS Mincho"/>
+          <w:sz w:val="14"/>
+          <w:szCs w:val="14"/>
         </w:rPr>
         <w:t>└──</w:t>
       </w:r>
       <w:r>
+        <w:rPr>
+          <w:sz w:val="14"/>
+          <w:szCs w:val="14"/>
+        </w:rPr>
         <w:t xml:space="preserve"> Estado: running</w:t>
       </w:r>
     </w:p>
     <w:p>
       <w:pPr>
         <w:pStyle w:val="Prrafocdigo"/>
-      </w:pPr>
-      <w:r>
+        <w:rPr>
+          <w:sz w:val="14"/>
+          <w:szCs w:val="14"/>
+        </w:rPr>
+      </w:pPr>
+      <w:r>
+        <w:rPr>
+          <w:sz w:val="14"/>
+          <w:szCs w:val="14"/>
+        </w:rPr>
         <w:t xml:space="preserve">  </w:t>
       </w:r>
       <w:r>
         <w:rPr>
           <w:rFonts w:eastAsia="MS Mincho" w:cs="MS Mincho"/>
+          <w:sz w:val="14"/>
+          <w:szCs w:val="14"/>
         </w:rPr>
         <w:t>│</w:t>
       </w:r>
@@ -7111,56 +9059,100 @@
     <w:p>
       <w:pPr>
         <w:pStyle w:val="Prrafocdigo"/>
-      </w:pPr>
-      <w:r>
+        <w:rPr>
+          <w:sz w:val="14"/>
+          <w:szCs w:val="14"/>
+        </w:rPr>
+      </w:pPr>
+      <w:r>
+        <w:rPr>
+          <w:sz w:val="14"/>
+          <w:szCs w:val="14"/>
+        </w:rPr>
         <w:t xml:space="preserve">  </w:t>
       </w:r>
       <w:r>
         <w:rPr>
           <w:rFonts w:eastAsia="MS Mincho" w:cs="MS Mincho"/>
+          <w:sz w:val="14"/>
+          <w:szCs w:val="14"/>
         </w:rPr>
         <w:t>├──</w:t>
       </w:r>
       <w:r>
+        <w:rPr>
+          <w:sz w:val="14"/>
+          <w:szCs w:val="14"/>
+        </w:rPr>
         <w:t xml:space="preserve"> MySQL</w:t>
       </w:r>
     </w:p>
     <w:p>
       <w:pPr>
         <w:pStyle w:val="Prrafocdigo"/>
-      </w:pPr>
-      <w:r>
+        <w:rPr>
+          <w:sz w:val="14"/>
+          <w:szCs w:val="14"/>
+        </w:rPr>
+      </w:pPr>
+      <w:r>
+        <w:rPr>
+          <w:sz w:val="14"/>
+          <w:szCs w:val="14"/>
+        </w:rPr>
         <w:t xml:space="preserve">  </w:t>
       </w:r>
       <w:r>
         <w:rPr>
           <w:rFonts w:eastAsia="MS Mincho" w:cs="MS Mincho"/>
+          <w:sz w:val="14"/>
+          <w:szCs w:val="14"/>
         </w:rPr>
         <w:t>│</w:t>
       </w:r>
       <w:r>
+        <w:rPr>
+          <w:sz w:val="14"/>
+          <w:szCs w:val="14"/>
+        </w:rPr>
         <w:t xml:space="preserve"> </w:t>
       </w:r>
       <w:r>
         <w:rPr>
           <w:rFonts w:cs="Montserrat"/>
+          <w:sz w:val="14"/>
+          <w:szCs w:val="14"/>
         </w:rPr>
         <w:t> </w:t>
       </w:r>
       <w:r>
+        <w:rPr>
+          <w:sz w:val="14"/>
+          <w:szCs w:val="14"/>
+        </w:rPr>
         <w:t xml:space="preserve"> </w:t>
       </w:r>
       <w:r>
         <w:rPr>
           <w:rFonts w:eastAsia="MS Mincho" w:cs="MS Mincho"/>
+          <w:sz w:val="14"/>
+          <w:szCs w:val="14"/>
         </w:rPr>
         <w:t>├──</w:t>
       </w:r>
       <w:r>
+        <w:rPr>
+          <w:sz w:val="14"/>
+          <w:szCs w:val="14"/>
+        </w:rPr>
         <w:t xml:space="preserve"> Contenedor: </w:t>
       </w:r>
       <w:proofErr w:type="spellStart"/>
       <w:r>
+        <w:rPr>
+          <w:sz w:val="14"/>
+          <w:szCs w:val="14"/>
+        </w:rPr>
         <w:t>db-mysql-metastore</w:t>
       </w:r>
       <w:proofErr w:type="spellEnd"/>
@@ -7168,145 +9160,251 @@
     <w:p>
       <w:pPr>
         <w:pStyle w:val="Prrafocdigo"/>
-      </w:pPr>
-      <w:r>
+        <w:rPr>
+          <w:sz w:val="14"/>
+          <w:szCs w:val="14"/>
+        </w:rPr>
+      </w:pPr>
+      <w:r>
+        <w:rPr>
+          <w:sz w:val="14"/>
+          <w:szCs w:val="14"/>
+        </w:rPr>
         <w:t xml:space="preserve">  </w:t>
       </w:r>
       <w:r>
         <w:rPr>
           <w:rFonts w:eastAsia="MS Mincho" w:cs="MS Mincho"/>
+          <w:sz w:val="14"/>
+          <w:szCs w:val="14"/>
         </w:rPr>
         <w:t>│</w:t>
       </w:r>
       <w:r>
+        <w:rPr>
+          <w:sz w:val="14"/>
+          <w:szCs w:val="14"/>
+        </w:rPr>
         <w:t xml:space="preserve"> </w:t>
       </w:r>
       <w:r>
         <w:rPr>
           <w:rFonts w:cs="Montserrat"/>
+          <w:sz w:val="14"/>
+          <w:szCs w:val="14"/>
         </w:rPr>
         <w:t> </w:t>
       </w:r>
       <w:r>
+        <w:rPr>
+          <w:sz w:val="14"/>
+          <w:szCs w:val="14"/>
+        </w:rPr>
         <w:t xml:space="preserve"> </w:t>
       </w:r>
       <w:r>
         <w:rPr>
           <w:rFonts w:eastAsia="MS Mincho" w:cs="MS Mincho"/>
+          <w:sz w:val="14"/>
+          <w:szCs w:val="14"/>
         </w:rPr>
         <w:t>├──</w:t>
       </w:r>
       <w:r>
+        <w:rPr>
+          <w:sz w:val="14"/>
+          <w:szCs w:val="14"/>
+        </w:rPr>
         <w:t xml:space="preserve"> Puerto:</w:t>
       </w:r>
     </w:p>
     <w:p>
       <w:pPr>
         <w:pStyle w:val="Prrafocdigo"/>
-      </w:pPr>
-      <w:r>
+        <w:rPr>
+          <w:sz w:val="14"/>
+          <w:szCs w:val="14"/>
+        </w:rPr>
+      </w:pPr>
+      <w:r>
+        <w:rPr>
+          <w:sz w:val="14"/>
+          <w:szCs w:val="14"/>
+        </w:rPr>
         <w:t xml:space="preserve">  </w:t>
       </w:r>
       <w:r>
         <w:rPr>
           <w:rFonts w:eastAsia="MS Mincho" w:cs="MS Mincho"/>
+          <w:sz w:val="14"/>
+          <w:szCs w:val="14"/>
         </w:rPr>
         <w:t>│</w:t>
       </w:r>
       <w:r>
+        <w:rPr>
+          <w:sz w:val="14"/>
+          <w:szCs w:val="14"/>
+        </w:rPr>
         <w:t xml:space="preserve"> </w:t>
       </w:r>
       <w:r>
         <w:rPr>
           <w:rFonts w:cs="Montserrat"/>
+          <w:sz w:val="14"/>
+          <w:szCs w:val="14"/>
         </w:rPr>
         <w:t> </w:t>
       </w:r>
       <w:r>
+        <w:rPr>
+          <w:sz w:val="14"/>
+          <w:szCs w:val="14"/>
+        </w:rPr>
         <w:t xml:space="preserve"> </w:t>
       </w:r>
       <w:r>
         <w:rPr>
           <w:rFonts w:eastAsia="MS Mincho" w:cs="MS Mincho"/>
+          <w:sz w:val="14"/>
+          <w:szCs w:val="14"/>
         </w:rPr>
         <w:t>│</w:t>
       </w:r>
       <w:r>
+        <w:rPr>
+          <w:sz w:val="14"/>
+          <w:szCs w:val="14"/>
+        </w:rPr>
         <w:t xml:space="preserve"> </w:t>
       </w:r>
       <w:r>
         <w:rPr>
           <w:rFonts w:cs="Montserrat"/>
+          <w:sz w:val="14"/>
+          <w:szCs w:val="14"/>
         </w:rPr>
         <w:t> </w:t>
       </w:r>
       <w:r>
+        <w:rPr>
+          <w:sz w:val="14"/>
+          <w:szCs w:val="14"/>
+        </w:rPr>
         <w:t xml:space="preserve"> </w:t>
       </w:r>
       <w:r>
         <w:rPr>
           <w:rFonts w:eastAsia="MS Mincho" w:cs="MS Mincho"/>
+          <w:sz w:val="14"/>
+          <w:szCs w:val="14"/>
         </w:rPr>
         <w:t>└──</w:t>
       </w:r>
       <w:r>
+        <w:rPr>
+          <w:sz w:val="14"/>
+          <w:szCs w:val="14"/>
+        </w:rPr>
         <w:t xml:space="preserve"> 3307 </w:t>
       </w:r>
       <w:r>
         <w:rPr>
           <w:rFonts w:cs="Montserrat"/>
+          <w:sz w:val="14"/>
+          <w:szCs w:val="14"/>
         </w:rPr>
         <w:t>→</w:t>
       </w:r>
       <w:r>
+        <w:rPr>
+          <w:sz w:val="14"/>
+          <w:szCs w:val="14"/>
+        </w:rPr>
         <w:t xml:space="preserve"> MySQL</w:t>
       </w:r>
     </w:p>
     <w:p>
       <w:pPr>
         <w:pStyle w:val="Prrafocdigo"/>
-      </w:pPr>
-      <w:r>
+        <w:rPr>
+          <w:sz w:val="14"/>
+          <w:szCs w:val="14"/>
+        </w:rPr>
+      </w:pPr>
+      <w:r>
+        <w:rPr>
+          <w:sz w:val="14"/>
+          <w:szCs w:val="14"/>
+        </w:rPr>
         <w:t xml:space="preserve">  </w:t>
       </w:r>
       <w:r>
         <w:rPr>
           <w:rFonts w:eastAsia="MS Mincho" w:cs="MS Mincho"/>
+          <w:sz w:val="14"/>
+          <w:szCs w:val="14"/>
         </w:rPr>
         <w:t>│</w:t>
       </w:r>
       <w:r>
+        <w:rPr>
+          <w:sz w:val="14"/>
+          <w:szCs w:val="14"/>
+        </w:rPr>
         <w:t xml:space="preserve"> </w:t>
       </w:r>
       <w:r>
         <w:rPr>
           <w:rFonts w:cs="Montserrat"/>
+          <w:sz w:val="14"/>
+          <w:szCs w:val="14"/>
         </w:rPr>
         <w:t> </w:t>
       </w:r>
       <w:r>
+        <w:rPr>
+          <w:sz w:val="14"/>
+          <w:szCs w:val="14"/>
+        </w:rPr>
         <w:t xml:space="preserve"> </w:t>
       </w:r>
       <w:r>
         <w:rPr>
           <w:rFonts w:eastAsia="MS Mincho" w:cs="MS Mincho"/>
+          <w:sz w:val="14"/>
+          <w:szCs w:val="14"/>
         </w:rPr>
         <w:t>└──</w:t>
       </w:r>
       <w:r>
+        <w:rPr>
+          <w:sz w:val="14"/>
+          <w:szCs w:val="14"/>
+        </w:rPr>
         <w:t xml:space="preserve"> Estado: running</w:t>
       </w:r>
     </w:p>
     <w:p>
       <w:pPr>
         <w:pStyle w:val="Prrafocdigo"/>
-      </w:pPr>
-      <w:r>
+        <w:rPr>
+          <w:sz w:val="14"/>
+          <w:szCs w:val="14"/>
+        </w:rPr>
+      </w:pPr>
+      <w:r>
+        <w:rPr>
+          <w:sz w:val="14"/>
+          <w:szCs w:val="14"/>
+        </w:rPr>
         <w:t xml:space="preserve">  </w:t>
       </w:r>
       <w:r>
         <w:rPr>
           <w:rFonts w:eastAsia="MS Mincho" w:cs="MS Mincho"/>
+          <w:sz w:val="14"/>
+          <w:szCs w:val="14"/>
         </w:rPr>
         <w:t>│</w:t>
       </w:r>
@@ -7314,56 +9412,100 @@
     <w:p>
       <w:pPr>
         <w:pStyle w:val="Prrafocdigo"/>
-      </w:pPr>
-      <w:r>
+        <w:rPr>
+          <w:sz w:val="14"/>
+          <w:szCs w:val="14"/>
+        </w:rPr>
+      </w:pPr>
+      <w:r>
+        <w:rPr>
+          <w:sz w:val="14"/>
+          <w:szCs w:val="14"/>
+        </w:rPr>
         <w:t xml:space="preserve">  </w:t>
       </w:r>
       <w:r>
         <w:rPr>
           <w:rFonts w:eastAsia="MS Mincho" w:cs="MS Mincho"/>
+          <w:sz w:val="14"/>
+          <w:szCs w:val="14"/>
         </w:rPr>
         <w:t>├──</w:t>
       </w:r>
       <w:r>
+        <w:rPr>
+          <w:sz w:val="14"/>
+          <w:szCs w:val="14"/>
+        </w:rPr>
         <w:t xml:space="preserve"> Prometheus</w:t>
       </w:r>
     </w:p>
     <w:p>
       <w:pPr>
         <w:pStyle w:val="Prrafocdigo"/>
-      </w:pPr>
-      <w:r>
+        <w:rPr>
+          <w:sz w:val="14"/>
+          <w:szCs w:val="14"/>
+        </w:rPr>
+      </w:pPr>
+      <w:r>
+        <w:rPr>
+          <w:sz w:val="14"/>
+          <w:szCs w:val="14"/>
+        </w:rPr>
         <w:t xml:space="preserve">  </w:t>
       </w:r>
       <w:r>
         <w:rPr>
           <w:rFonts w:eastAsia="MS Mincho" w:cs="MS Mincho"/>
+          <w:sz w:val="14"/>
+          <w:szCs w:val="14"/>
         </w:rPr>
         <w:t>│</w:t>
       </w:r>
       <w:r>
+        <w:rPr>
+          <w:sz w:val="14"/>
+          <w:szCs w:val="14"/>
+        </w:rPr>
         <w:t xml:space="preserve"> </w:t>
       </w:r>
       <w:r>
         <w:rPr>
           <w:rFonts w:cs="Montserrat"/>
+          <w:sz w:val="14"/>
+          <w:szCs w:val="14"/>
         </w:rPr>
         <w:t> </w:t>
       </w:r>
       <w:r>
+        <w:rPr>
+          <w:sz w:val="14"/>
+          <w:szCs w:val="14"/>
+        </w:rPr>
         <w:t xml:space="preserve"> </w:t>
       </w:r>
       <w:r>
         <w:rPr>
           <w:rFonts w:eastAsia="MS Mincho" w:cs="MS Mincho"/>
+          <w:sz w:val="14"/>
+          <w:szCs w:val="14"/>
         </w:rPr>
         <w:t>├──</w:t>
       </w:r>
       <w:r>
+        <w:rPr>
+          <w:sz w:val="14"/>
+          <w:szCs w:val="14"/>
+        </w:rPr>
         <w:t xml:space="preserve"> Contenedor: </w:t>
       </w:r>
       <w:proofErr w:type="spellStart"/>
       <w:r>
+        <w:rPr>
+          <w:sz w:val="14"/>
+          <w:szCs w:val="14"/>
+        </w:rPr>
         <w:t>prometheus</w:t>
       </w:r>
       <w:proofErr w:type="spellEnd"/>
@@ -7371,154 +9513,266 @@
     <w:p>
       <w:pPr>
         <w:pStyle w:val="Prrafocdigo"/>
-      </w:pPr>
-      <w:r>
+        <w:rPr>
+          <w:sz w:val="14"/>
+          <w:szCs w:val="14"/>
+        </w:rPr>
+      </w:pPr>
+      <w:r>
+        <w:rPr>
+          <w:sz w:val="14"/>
+          <w:szCs w:val="14"/>
+        </w:rPr>
         <w:t xml:space="preserve">  </w:t>
       </w:r>
       <w:r>
         <w:rPr>
           <w:rFonts w:eastAsia="MS Mincho" w:cs="MS Mincho"/>
+          <w:sz w:val="14"/>
+          <w:szCs w:val="14"/>
         </w:rPr>
         <w:t>│</w:t>
       </w:r>
       <w:r>
+        <w:rPr>
+          <w:sz w:val="14"/>
+          <w:szCs w:val="14"/>
+        </w:rPr>
         <w:t xml:space="preserve"> </w:t>
       </w:r>
       <w:r>
         <w:rPr>
           <w:rFonts w:cs="Montserrat"/>
+          <w:sz w:val="14"/>
+          <w:szCs w:val="14"/>
         </w:rPr>
         <w:t> </w:t>
       </w:r>
       <w:r>
+        <w:rPr>
+          <w:sz w:val="14"/>
+          <w:szCs w:val="14"/>
+        </w:rPr>
         <w:t xml:space="preserve"> </w:t>
       </w:r>
       <w:r>
         <w:rPr>
           <w:rFonts w:eastAsia="MS Mincho" w:cs="MS Mincho"/>
+          <w:sz w:val="14"/>
+          <w:szCs w:val="14"/>
         </w:rPr>
         <w:t>├──</w:t>
       </w:r>
       <w:r>
+        <w:rPr>
+          <w:sz w:val="14"/>
+          <w:szCs w:val="14"/>
+        </w:rPr>
         <w:t xml:space="preserve"> Puerto:</w:t>
       </w:r>
     </w:p>
     <w:p>
       <w:pPr>
         <w:pStyle w:val="Prrafocdigo"/>
-      </w:pPr>
-      <w:r>
+        <w:rPr>
+          <w:sz w:val="14"/>
+          <w:szCs w:val="14"/>
+        </w:rPr>
+      </w:pPr>
+      <w:r>
+        <w:rPr>
+          <w:sz w:val="14"/>
+          <w:szCs w:val="14"/>
+        </w:rPr>
         <w:t xml:space="preserve">  </w:t>
       </w:r>
       <w:r>
         <w:rPr>
           <w:rFonts w:eastAsia="MS Mincho" w:cs="MS Mincho"/>
+          <w:sz w:val="14"/>
+          <w:szCs w:val="14"/>
         </w:rPr>
         <w:t>│</w:t>
       </w:r>
       <w:r>
+        <w:rPr>
+          <w:sz w:val="14"/>
+          <w:szCs w:val="14"/>
+        </w:rPr>
         <w:t xml:space="preserve"> </w:t>
       </w:r>
       <w:r>
         <w:rPr>
           <w:rFonts w:cs="Montserrat"/>
+          <w:sz w:val="14"/>
+          <w:szCs w:val="14"/>
         </w:rPr>
         <w:t> </w:t>
       </w:r>
       <w:r>
+        <w:rPr>
+          <w:sz w:val="14"/>
+          <w:szCs w:val="14"/>
+        </w:rPr>
         <w:t xml:space="preserve"> </w:t>
       </w:r>
       <w:r>
         <w:rPr>
           <w:rFonts w:eastAsia="MS Mincho" w:cs="MS Mincho"/>
+          <w:sz w:val="14"/>
+          <w:szCs w:val="14"/>
         </w:rPr>
         <w:t>│</w:t>
       </w:r>
       <w:r>
+        <w:rPr>
+          <w:sz w:val="14"/>
+          <w:szCs w:val="14"/>
+        </w:rPr>
         <w:t xml:space="preserve"> </w:t>
       </w:r>
       <w:r>
         <w:rPr>
           <w:rFonts w:cs="Montserrat"/>
+          <w:sz w:val="14"/>
+          <w:szCs w:val="14"/>
         </w:rPr>
         <w:t> </w:t>
       </w:r>
       <w:r>
+        <w:rPr>
+          <w:sz w:val="14"/>
+          <w:szCs w:val="14"/>
+        </w:rPr>
         <w:t xml:space="preserve"> </w:t>
       </w:r>
       <w:r>
         <w:rPr>
           <w:rFonts w:eastAsia="MS Mincho" w:cs="MS Mincho"/>
+          <w:sz w:val="14"/>
+          <w:szCs w:val="14"/>
         </w:rPr>
         <w:t>└──</w:t>
       </w:r>
       <w:r>
+        <w:rPr>
+          <w:sz w:val="14"/>
+          <w:szCs w:val="14"/>
+        </w:rPr>
         <w:t xml:space="preserve"> 9090 </w:t>
       </w:r>
       <w:r>
         <w:rPr>
           <w:rFonts w:cs="Montserrat"/>
+          <w:sz w:val="14"/>
+          <w:szCs w:val="14"/>
         </w:rPr>
         <w:t>→</w:t>
       </w:r>
       <w:r>
+        <w:rPr>
+          <w:sz w:val="14"/>
+          <w:szCs w:val="14"/>
+        </w:rPr>
         <w:t xml:space="preserve"> M</w:t>
       </w:r>
       <w:r>
         <w:rPr>
           <w:rFonts w:cs="Montserrat"/>
+          <w:sz w:val="14"/>
+          <w:szCs w:val="14"/>
         </w:rPr>
         <w:t>é</w:t>
       </w:r>
       <w:r>
+        <w:rPr>
+          <w:sz w:val="14"/>
+          <w:szCs w:val="14"/>
+        </w:rPr>
         <w:t>tricas</w:t>
       </w:r>
     </w:p>
     <w:p>
       <w:pPr>
         <w:pStyle w:val="Prrafocdigo"/>
-      </w:pPr>
-      <w:r>
+        <w:rPr>
+          <w:sz w:val="14"/>
+          <w:szCs w:val="14"/>
+        </w:rPr>
+      </w:pPr>
+      <w:r>
+        <w:rPr>
+          <w:sz w:val="14"/>
+          <w:szCs w:val="14"/>
+        </w:rPr>
         <w:t xml:space="preserve">  </w:t>
       </w:r>
       <w:r>
         <w:rPr>
           <w:rFonts w:eastAsia="MS Mincho" w:cs="MS Mincho"/>
+          <w:sz w:val="14"/>
+          <w:szCs w:val="14"/>
         </w:rPr>
         <w:t>│</w:t>
       </w:r>
       <w:r>
+        <w:rPr>
+          <w:sz w:val="14"/>
+          <w:szCs w:val="14"/>
+        </w:rPr>
         <w:t xml:space="preserve"> </w:t>
       </w:r>
       <w:r>
         <w:rPr>
           <w:rFonts w:cs="Montserrat"/>
+          <w:sz w:val="14"/>
+          <w:szCs w:val="14"/>
         </w:rPr>
         <w:t> </w:t>
       </w:r>
       <w:r>
+        <w:rPr>
+          <w:sz w:val="14"/>
+          <w:szCs w:val="14"/>
+        </w:rPr>
         <w:t xml:space="preserve"> </w:t>
       </w:r>
       <w:r>
         <w:rPr>
           <w:rFonts w:eastAsia="MS Mincho" w:cs="MS Mincho"/>
+          <w:sz w:val="14"/>
+          <w:szCs w:val="14"/>
         </w:rPr>
         <w:t>└──</w:t>
       </w:r>
       <w:r>
+        <w:rPr>
+          <w:sz w:val="14"/>
+          <w:szCs w:val="14"/>
+        </w:rPr>
         <w:t xml:space="preserve"> Estado: running</w:t>
       </w:r>
     </w:p>
     <w:p>
       <w:pPr>
         <w:pStyle w:val="Prrafocdigo"/>
-      </w:pPr>
-      <w:r>
+        <w:rPr>
+          <w:sz w:val="14"/>
+          <w:szCs w:val="14"/>
+        </w:rPr>
+      </w:pPr>
+      <w:r>
+        <w:rPr>
+          <w:sz w:val="14"/>
+          <w:szCs w:val="14"/>
+        </w:rPr>
         <w:t xml:space="preserve">  </w:t>
       </w:r>
       <w:r>
         <w:rPr>
           <w:rFonts w:eastAsia="MS Mincho" w:cs="MS Mincho"/>
+          <w:sz w:val="14"/>
+          <w:szCs w:val="14"/>
         </w:rPr>
         <w:t>│</w:t>
       </w:r>
@@ -7526,21 +9780,39 @@
     <w:p>
       <w:pPr>
         <w:pStyle w:val="Prrafocdigo"/>
-      </w:pPr>
-      <w:r>
+        <w:rPr>
+          <w:sz w:val="14"/>
+          <w:szCs w:val="14"/>
+        </w:rPr>
+      </w:pPr>
+      <w:r>
+        <w:rPr>
+          <w:sz w:val="14"/>
+          <w:szCs w:val="14"/>
+        </w:rPr>
         <w:t xml:space="preserve">  </w:t>
       </w:r>
       <w:r>
         <w:rPr>
           <w:rFonts w:eastAsia="MS Mincho" w:cs="MS Mincho"/>
+          <w:sz w:val="14"/>
+          <w:szCs w:val="14"/>
         </w:rPr>
         <w:t>└──</w:t>
       </w:r>
       <w:r>
+        <w:rPr>
+          <w:sz w:val="14"/>
+          <w:szCs w:val="14"/>
+        </w:rPr>
         <w:t xml:space="preserve"> </w:t>
       </w:r>
       <w:proofErr w:type="spellStart"/>
       <w:r>
+        <w:rPr>
+          <w:sz w:val="14"/>
+          <w:szCs w:val="14"/>
+        </w:rPr>
         <w:t>Grafana</w:t>
       </w:r>
       <w:proofErr w:type="spellEnd"/>
@@ -7548,21 +9820,39 @@
     <w:p>
       <w:pPr>
         <w:pStyle w:val="Prrafocdigo"/>
-      </w:pPr>
-      <w:r>
+        <w:rPr>
+          <w:sz w:val="14"/>
+          <w:szCs w:val="14"/>
+        </w:rPr>
+      </w:pPr>
+      <w:r>
+        <w:rPr>
+          <w:sz w:val="14"/>
+          <w:szCs w:val="14"/>
+        </w:rPr>
         <w:t xml:space="preserve">      </w:t>
       </w:r>
       <w:r>
         <w:rPr>
           <w:rFonts w:eastAsia="MS Mincho" w:cs="MS Mincho"/>
+          <w:sz w:val="14"/>
+          <w:szCs w:val="14"/>
         </w:rPr>
         <w:t>├──</w:t>
       </w:r>
       <w:r>
+        <w:rPr>
+          <w:sz w:val="14"/>
+          <w:szCs w:val="14"/>
+        </w:rPr>
         <w:t xml:space="preserve"> Contenedor: </w:t>
       </w:r>
       <w:proofErr w:type="spellStart"/>
       <w:r>
+        <w:rPr>
+          <w:sz w:val="14"/>
+          <w:szCs w:val="14"/>
+        </w:rPr>
         <w:t>grafana</w:t>
       </w:r>
       <w:proofErr w:type="spellEnd"/>
@@ -7570,65 +9860,115 @@
     <w:p>
       <w:pPr>
         <w:pStyle w:val="Prrafocdigo"/>
-      </w:pPr>
-      <w:r>
+        <w:rPr>
+          <w:sz w:val="14"/>
+          <w:szCs w:val="14"/>
+        </w:rPr>
+      </w:pPr>
+      <w:r>
+        <w:rPr>
+          <w:sz w:val="14"/>
+          <w:szCs w:val="14"/>
+        </w:rPr>
         <w:t xml:space="preserve">      </w:t>
       </w:r>
       <w:r>
         <w:rPr>
           <w:rFonts w:eastAsia="MS Mincho" w:cs="MS Mincho"/>
+          <w:sz w:val="14"/>
+          <w:szCs w:val="14"/>
         </w:rPr>
         <w:t>├──</w:t>
       </w:r>
       <w:r>
+        <w:rPr>
+          <w:sz w:val="14"/>
+          <w:szCs w:val="14"/>
+        </w:rPr>
         <w:t xml:space="preserve"> Puerto:</w:t>
       </w:r>
     </w:p>
     <w:p>
       <w:pPr>
         <w:pStyle w:val="Prrafocdigo"/>
-      </w:pPr>
-      <w:r>
+        <w:rPr>
+          <w:sz w:val="14"/>
+          <w:szCs w:val="14"/>
+        </w:rPr>
+      </w:pPr>
+      <w:r>
+        <w:rPr>
+          <w:sz w:val="14"/>
+          <w:szCs w:val="14"/>
+        </w:rPr>
         <w:t xml:space="preserve">      </w:t>
       </w:r>
       <w:r>
         <w:rPr>
           <w:rFonts w:eastAsia="MS Mincho" w:cs="MS Mincho"/>
+          <w:sz w:val="14"/>
+          <w:szCs w:val="14"/>
         </w:rPr>
         <w:t>│</w:t>
       </w:r>
       <w:r>
+        <w:rPr>
+          <w:sz w:val="14"/>
+          <w:szCs w:val="14"/>
+        </w:rPr>
         <w:t xml:space="preserve"> </w:t>
       </w:r>
       <w:r>
         <w:rPr>
           <w:rFonts w:cs="Montserrat"/>
+          <w:sz w:val="14"/>
+          <w:szCs w:val="14"/>
         </w:rPr>
         <w:t> </w:t>
       </w:r>
       <w:r>
+        <w:rPr>
+          <w:sz w:val="14"/>
+          <w:szCs w:val="14"/>
+        </w:rPr>
         <w:t xml:space="preserve"> </w:t>
       </w:r>
       <w:r>
         <w:rPr>
           <w:rFonts w:eastAsia="MS Mincho" w:cs="MS Mincho"/>
+          <w:sz w:val="14"/>
+          <w:szCs w:val="14"/>
         </w:rPr>
         <w:t>└──</w:t>
       </w:r>
       <w:r>
+        <w:rPr>
+          <w:sz w:val="14"/>
+          <w:szCs w:val="14"/>
+        </w:rPr>
         <w:t xml:space="preserve"> 3000 </w:t>
       </w:r>
       <w:r>
         <w:rPr>
           <w:rFonts w:cs="Montserrat"/>
+          <w:sz w:val="14"/>
+          <w:szCs w:val="14"/>
         </w:rPr>
         <w:t>→</w:t>
       </w:r>
       <w:r>
+        <w:rPr>
+          <w:sz w:val="14"/>
+          <w:szCs w:val="14"/>
+        </w:rPr>
         <w:t xml:space="preserve"> </w:t>
       </w:r>
       <w:proofErr w:type="spellStart"/>
       <w:r>
+        <w:rPr>
+          <w:sz w:val="14"/>
+          <w:szCs w:val="14"/>
+        </w:rPr>
         <w:t>Dashboards</w:t>
       </w:r>
       <w:proofErr w:type="spellEnd"/>
@@ -7636,23 +9976,41 @@
     <w:p>
       <w:pPr>
         <w:pStyle w:val="Prrafocdigo"/>
-      </w:pPr>
-      <w:r>
+        <w:rPr>
+          <w:sz w:val="14"/>
+          <w:szCs w:val="14"/>
+        </w:rPr>
+      </w:pPr>
+      <w:r>
+        <w:rPr>
+          <w:sz w:val="14"/>
+          <w:szCs w:val="14"/>
+        </w:rPr>
         <w:t xml:space="preserve">      </w:t>
       </w:r>
       <w:r>
         <w:rPr>
           <w:rFonts w:eastAsia="MS Mincho" w:cs="MS Mincho"/>
+          <w:sz w:val="14"/>
+          <w:szCs w:val="14"/>
         </w:rPr>
         <w:t>└──</w:t>
       </w:r>
       <w:r>
+        <w:rPr>
+          <w:sz w:val="14"/>
+          <w:szCs w:val="14"/>
+        </w:rPr>
         <w:t xml:space="preserve"> Estado: running</w:t>
       </w:r>
     </w:p>
     <w:p>
       <w:pPr>
         <w:pStyle w:val="Prrafocdigo"/>
+        <w:rPr>
+          <w:sz w:val="4"/>
+          <w:szCs w:val="4"/>
+        </w:rPr>
       </w:pPr>
     </w:p>
     <w:p>
@@ -8421,9 +10779,22 @@
     </w:p>
     <w:p>
       <w:pPr>
+        <w:spacing w:before="0" w:after="160" w:line="278" w:lineRule="auto"/>
+        <w:rPr>
+          <w:b/>
+          <w:bCs/>
+        </w:rPr>
+      </w:pPr>
+      <w:r>
+        <w:br w:type="page"/>
+      </w:r>
+    </w:p>
+    <w:p>
+      <w:pPr>
         <w:pStyle w:val="Ttulo4"/>
       </w:pPr>
       <w:r>
+        <w:lastRenderedPageBreak/>
         <w:t>1.</w:t>
       </w:r>
       <w:r>
@@ -8598,7 +10969,6 @@
         </w:numPr>
       </w:pPr>
       <w:r>
-        <w:lastRenderedPageBreak/>
         <w:t>Archivos</w:t>
       </w:r>
       <w:r>
@@ -9947,6 +12317,7 @@
     </w:p>
     <w:p>
       <w:r>
+        <w:lastRenderedPageBreak/>
         <w:t xml:space="preserve">Se confirma la presencia de 2 nodos activos </w:t>
       </w:r>
       <w:r>
@@ -10369,22 +12740,9 @@
     </w:p>
     <w:p>
       <w:pPr>
-        <w:spacing w:before="0" w:after="160" w:line="278" w:lineRule="auto"/>
-        <w:rPr>
-          <w:b/>
-          <w:bCs/>
-        </w:rPr>
-      </w:pPr>
-      <w:r>
-        <w:br w:type="page"/>
-      </w:r>
-    </w:p>
-    <w:p>
-      <w:pPr>
         <w:pStyle w:val="Ttulo4"/>
       </w:pPr>
       <w:r>
-        <w:lastRenderedPageBreak/>
         <w:t>1.</w:t>
       </w:r>
       <w:r>
@@ -10886,17 +13244,43 @@
           </w:p>
         </w:tc>
       </w:tr>
+      <w:bookmarkEnd w:id="25"/>
     </w:tbl>
-    <w:bookmarkEnd w:id="25"/>
     <w:p>
       <w:pPr>
         <w:pStyle w:val="Prrafosinespacios"/>
-      </w:pPr>
-      <w:r>
         <w:rPr>
           <w:b/>
           <w:bCs/>
         </w:rPr>
+      </w:pPr>
+    </w:p>
+    <w:p>
+      <w:pPr>
+        <w:spacing w:before="0" w:after="160" w:line="278" w:lineRule="auto"/>
+        <w:rPr>
+          <w:b/>
+          <w:bCs/>
+        </w:rPr>
+      </w:pPr>
+      <w:r>
+        <w:rPr>
+          <w:b/>
+          <w:bCs/>
+        </w:rPr>
+        <w:br w:type="page"/>
+      </w:r>
+    </w:p>
+    <w:p>
+      <w:pPr>
+        <w:pStyle w:val="Prrafosinespacios"/>
+      </w:pPr>
+      <w:r>
+        <w:rPr>
+          <w:b/>
+          <w:bCs/>
+        </w:rPr>
+        <w:lastRenderedPageBreak/>
         <w:t>DataNode2</w:t>
       </w:r>
       <w:r>
@@ -11154,22 +13538,9 @@
     </w:p>
     <w:p>
       <w:pPr>
-        <w:spacing w:before="0" w:after="160" w:line="278" w:lineRule="auto"/>
-        <w:rPr>
-          <w:b/>
-          <w:bCs/>
-        </w:rPr>
-      </w:pPr>
-      <w:r>
-        <w:br w:type="page"/>
-      </w:r>
-    </w:p>
-    <w:p>
-      <w:pPr>
         <w:pStyle w:val="Ttulo4"/>
       </w:pPr>
       <w:r>
-        <w:lastRenderedPageBreak/>
         <w:t>1.</w:t>
       </w:r>
       <w:r>
@@ -13325,6 +15696,7 @@
         <w:rPr>
           <w:color w:val="0070C0"/>
         </w:rPr>
+        <w:lastRenderedPageBreak/>
         <w:t>1.</w:t>
       </w:r>
       <w:r>
@@ -14122,7 +16494,6 @@
         <w:pStyle w:val="Prrafo"/>
       </w:pPr>
       <w:r>
-        <w:lastRenderedPageBreak/>
         <w:t xml:space="preserve">Podemos interpretar estos valores como que el clúster, en ese momento, no estaba ejecutando trabajos distribuidos, no tenía aplicaciones MapReduce activas y todos los recursos permanecían disponibles. </w:t>
       </w:r>
     </w:p>
@@ -14704,10 +17075,23 @@
     </w:p>
     <w:p>
       <w:pPr>
+        <w:spacing w:before="0" w:after="160" w:line="278" w:lineRule="auto"/>
+        <w:rPr>
+          <w:b/>
+          <w:bCs/>
+        </w:rPr>
+      </w:pPr>
+      <w:r>
+        <w:br w:type="page"/>
+      </w:r>
+    </w:p>
+    <w:p>
+      <w:pPr>
         <w:pStyle w:val="Ttulo4"/>
         <w:spacing w:after="240"/>
       </w:pPr>
       <w:r>
+        <w:lastRenderedPageBreak/>
         <w:t>1.</w:t>
       </w:r>
       <w:r>
@@ -15446,33 +17830,19 @@
     </w:p>
     <w:p>
       <w:pPr>
-        <w:spacing w:before="0" w:after="160" w:line="278" w:lineRule="auto"/>
-        <w:rPr>
-          <w:b/>
-          <w:sz w:val="24"/>
-          <w:szCs w:val="24"/>
-        </w:rPr>
-      </w:pPr>
-      <w:bookmarkStart w:id="30" w:name="_Toc231028555"/>
-      <w:r>
-        <w:br w:type="page"/>
-      </w:r>
-    </w:p>
-    <w:p>
-      <w:pPr>
         <w:pStyle w:val="Ttulo2"/>
         <w:spacing w:before="240"/>
         <w:rPr>
           <w:color w:val="0070C0"/>
         </w:rPr>
       </w:pPr>
+      <w:bookmarkStart w:id="30" w:name="_Toc231028555"/>
       <w:bookmarkStart w:id="31" w:name="_Parte_3_—"/>
       <w:bookmarkEnd w:id="31"/>
       <w:r>
         <w:rPr>
           <w:color w:val="0070C0"/>
         </w:rPr>
-        <w:lastRenderedPageBreak/>
         <w:t xml:space="preserve">Parte 3 — Prometheus y </w:t>
       </w:r>
       <w:proofErr w:type="spellStart"/>
@@ -15886,6 +18256,7 @@
         <w:pStyle w:val="Imgenes"/>
       </w:pPr>
       <w:r>
+        <w:lastRenderedPageBreak/>
         <w:drawing>
           <wp:inline distT="0" distB="0" distL="0" distR="0" wp14:anchorId="70017760" wp14:editId="1772D8D3">
             <wp:extent cx="6655388" cy="1934307"/>
@@ -16223,7 +18594,6 @@
         <w:pStyle w:val="Imgenes"/>
       </w:pPr>
       <w:r>
-        <w:lastRenderedPageBreak/>
         <w:drawing>
           <wp:inline distT="0" distB="0" distL="0" distR="0" wp14:anchorId="2143B7DA" wp14:editId="7FF428A7">
             <wp:extent cx="6661150" cy="2759710"/>
@@ -16355,6 +18725,7 @@
         <w:pStyle w:val="Prrafo"/>
       </w:pPr>
       <w:r>
+        <w:lastRenderedPageBreak/>
         <w:t xml:space="preserve">Una vez que hemos comprobado que Prometheus funciona correctamente, pasamos a ejecutar consultas con </w:t>
       </w:r>
       <w:r>
@@ -17441,14 +19812,6 @@
     </w:p>
     <w:p>
       <w:pPr>
-        <w:spacing w:before="0" w:after="160" w:line="278" w:lineRule="auto"/>
-      </w:pPr>
-      <w:r>
-        <w:br w:type="page"/>
-      </w:r>
-    </w:p>
-    <w:p>
-      <w:pPr>
         <w:pStyle w:val="Prrafo"/>
         <w:numPr>
           <w:ilvl w:val="0"/>
@@ -17456,7 +19819,6 @@
         </w:numPr>
       </w:pPr>
       <w:r>
-        <w:lastRenderedPageBreak/>
         <w:t>c</w:t>
       </w:r>
       <w:r>
@@ -19146,6 +21508,7 @@
         </w:numPr>
       </w:pPr>
       <w:r>
+        <w:lastRenderedPageBreak/>
         <w:t>c</w:t>
       </w:r>
       <w:r>
@@ -19410,24 +21773,9 @@
     </w:tbl>
     <w:p>
       <w:pPr>
-        <w:pStyle w:val="Prrafo"/>
-        <w:spacing w:before="0"/>
-      </w:pPr>
-    </w:p>
-    <w:p>
-      <w:pPr>
-        <w:spacing w:before="0" w:after="160" w:line="278" w:lineRule="auto"/>
-      </w:pPr>
-      <w:r>
-        <w:br w:type="page"/>
-      </w:r>
-    </w:p>
-    <w:p>
-      <w:pPr>
         <w:pStyle w:val="Ttulo5"/>
       </w:pPr>
       <w:r>
-        <w:lastRenderedPageBreak/>
         <w:t xml:space="preserve">1.3.3.1. </w:t>
       </w:r>
       <w:r>
@@ -19839,6 +22187,7 @@
           <w:i/>
           <w:iCs/>
         </w:rPr>
+        <w:lastRenderedPageBreak/>
         <w:t>Si quieres forzar la aparición exacta de esa métrica en Prometheus, la versión que debes utilizar es la 0.16.1 (o cualquier versión de la rama 0.15.x hacia atrás). En esas ediciones antiguas, el agente registraba por defecto ese indicador de salud interno.”</w:t>
       </w:r>
     </w:p>
@@ -20128,42 +22477,20 @@
           </w:p>
         </w:tc>
       </w:tr>
+    </w:tbl>
+    <w:p>
+      <w:pPr>
+        <w:pStyle w:val="Ttulo3"/>
+        <w:rPr>
+          <w:color w:val="0070C0"/>
+        </w:rPr>
+      </w:pPr>
+      <w:bookmarkStart w:id="45" w:name="_Toc231028559"/>
       <w:bookmarkEnd w:id="44"/>
-    </w:tbl>
-    <w:p>
-      <w:pPr>
-        <w:pStyle w:val="Ttulo3"/>
-      </w:pPr>
-    </w:p>
-    <w:p>
-      <w:pPr>
-        <w:spacing w:before="0" w:after="160" w:line="278" w:lineRule="auto"/>
-        <w:rPr>
-          <w:rFonts w:eastAsia="Calibri" w:cstheme="majorBidi"/>
-          <w:b/>
-          <w:bCs/>
-          <w:color w:val="auto"/>
-          <w:sz w:val="21"/>
-          <w:szCs w:val="21"/>
-        </w:rPr>
-      </w:pPr>
-      <w:r>
-        <w:br w:type="page"/>
-      </w:r>
-    </w:p>
-    <w:p>
-      <w:pPr>
-        <w:pStyle w:val="Ttulo3"/>
+      <w:r>
         <w:rPr>
           <w:color w:val="0070C0"/>
         </w:rPr>
-      </w:pPr>
-      <w:bookmarkStart w:id="45" w:name="_Toc231028559"/>
-      <w:r>
-        <w:rPr>
-          <w:color w:val="0070C0"/>
-        </w:rPr>
-        <w:lastRenderedPageBreak/>
         <w:t>1.3.4 Crea una visualización</w:t>
       </w:r>
       <w:bookmarkEnd w:id="45"/>
@@ -20246,6 +22573,7 @@
         <w:pStyle w:val="Imgenes"/>
       </w:pPr>
       <w:r>
+        <w:lastRenderedPageBreak/>
         <w:drawing>
           <wp:inline distT="0" distB="0" distL="0" distR="0" wp14:anchorId="284F65A7" wp14:editId="381E1255">
             <wp:extent cx="6661150" cy="3747135"/>
@@ -20521,8 +22849,13 @@
           </w:p>
         </w:tc>
       </w:tr>
+      <w:bookmarkEnd w:id="48"/>
     </w:tbl>
-    <w:bookmarkEnd w:id="48"/>
+    <w:p>
+      <w:pPr>
+        <w:pStyle w:val="Prrafo"/>
+      </w:pPr>
+    </w:p>
     <w:p>
       <w:pPr>
         <w:pStyle w:val="Prrafo"/>
@@ -21075,7 +23408,9 @@
           <w:ilvl w:val="0"/>
           <w:numId w:val="8"/>
         </w:numPr>
-        <w:spacing w:after="240"/>
+        <w:spacing w:after="120"/>
+        <w:ind w:left="714" w:hanging="357"/>
+        <w:contextualSpacing w:val="0"/>
       </w:pPr>
       <w:r>
         <w:rPr>
@@ -21126,9 +23461,9 @@
       </w:pPr>
       <w:r>
         <w:drawing>
-          <wp:inline distT="0" distB="0" distL="0" distR="0" wp14:anchorId="6E2958D5" wp14:editId="0B3A392F">
-            <wp:extent cx="6661150" cy="3042920"/>
-            <wp:effectExtent l="0" t="0" r="6350" b="5080"/>
+          <wp:inline distT="0" distB="0" distL="0" distR="0" wp14:anchorId="6E2958D5" wp14:editId="6C996519">
+            <wp:extent cx="6661150" cy="2727960"/>
+            <wp:effectExtent l="0" t="0" r="6350" b="0"/>
             <wp:docPr id="1996801734" name="Imagen 1"/>
             <wp:cNvGraphicFramePr>
               <a:graphicFrameLocks xmlns:a="http://schemas.openxmlformats.org/drawingml/2006/main" noChangeAspect="1"/>
@@ -21140,20 +23475,29 @@
                     <pic:cNvPr id="1996801734" name=""/>
                     <pic:cNvPicPr/>
                   </pic:nvPicPr>
-                  <pic:blipFill>
+                  <pic:blipFill rotWithShape="1">
                     <a:blip r:embed="rId51"/>
+                    <a:srcRect b="10351"/>
                     <a:stretch>
                       <a:fillRect/>
                     </a:stretch>
                   </pic:blipFill>
-                  <pic:spPr>
+                  <pic:spPr bwMode="auto">
                     <a:xfrm>
                       <a:off x="0" y="0"/>
-                      <a:ext cx="6702053" cy="3061605"/>
+                      <a:ext cx="6702053" cy="2744711"/>
                     </a:xfrm>
                     <a:prstGeom prst="rect">
                       <a:avLst/>
                     </a:prstGeom>
+                    <a:ln>
+                      <a:noFill/>
+                    </a:ln>
+                    <a:extLst>
+                      <a:ext uri="{53640926-AAD7-44D8-BBD7-CCE9431645EC}">
+                        <a14:shadowObscured xmlns:a14="http://schemas.microsoft.com/office/drawing/2010/main"/>
+                      </a:ext>
+                    </a:extLst>
                   </pic:spPr>
                 </pic:pic>
               </a:graphicData>
@@ -21210,11 +23554,7 @@
     <w:p>
       <w:pPr>
         <w:pStyle w:val="Ttulo4"/>
-      </w:pPr>
-    </w:p>
-    <w:p>
-      <w:pPr>
-        <w:pStyle w:val="Ttulo4"/>
+        <w:spacing w:before="0"/>
       </w:pPr>
       <w:r>
         <w:br w:type="page"/>
@@ -21230,6 +23570,7 @@
     <w:p>
       <w:pPr>
         <w:pStyle w:val="Prrafo"/>
+        <w:spacing w:before="120" w:after="60"/>
       </w:pPr>
       <w:r>
         <w:t>Creo que lo</w:t>
@@ -21349,6 +23690,8 @@
     <w:p>
       <w:pPr>
         <w:pStyle w:val="Ttulo2"/>
+        <w:spacing w:after="60"/>
+        <w:ind w:hanging="11"/>
         <w:rPr>
           <w:color w:val="0070C0"/>
         </w:rPr>
@@ -21384,6 +23727,7 @@
     <w:p>
       <w:pPr>
         <w:pStyle w:val="Prrafo"/>
+        <w:spacing w:before="0"/>
       </w:pPr>
       <w:r>
         <w:t xml:space="preserve">Como </w:t>
@@ -23019,14 +25363,6 @@
           <w:szCs w:val="4"/>
         </w:rPr>
       </w:pPr>
-    </w:p>
-    <w:p>
-      <w:pPr>
-        <w:spacing w:before="0" w:after="160" w:line="278" w:lineRule="auto"/>
-      </w:pPr>
-      <w:r>
-        <w:br w:type="page"/>
-      </w:r>
     </w:p>
     <w:p>
       <w:pPr>
@@ -24610,6 +26946,7 @@
         <w:pStyle w:val="Imgenes"/>
       </w:pPr>
       <w:r>
+        <w:lastRenderedPageBreak/>
         <w:drawing>
           <wp:inline distT="0" distB="0" distL="0" distR="0" wp14:anchorId="64929475" wp14:editId="7A91AE9E">
             <wp:extent cx="6661150" cy="2049780"/>
@@ -24709,7 +27046,6 @@
         <w:pStyle w:val="Prrafo"/>
       </w:pPr>
       <w:r>
-        <w:lastRenderedPageBreak/>
         <w:t>Ahora vamos a provocar la caída por ejemplo</w:t>
       </w:r>
       <w:r>
@@ -25028,9 +27364,9 @@
       </w:pPr>
       <w:r>
         <w:drawing>
-          <wp:inline distT="0" distB="0" distL="0" distR="0" wp14:anchorId="317EE01C" wp14:editId="2E561295">
-            <wp:extent cx="6661150" cy="2209800"/>
-            <wp:effectExtent l="0" t="0" r="6350" b="0"/>
+          <wp:inline distT="0" distB="0" distL="0" distR="0" wp14:anchorId="317EE01C" wp14:editId="70AD9186">
+            <wp:extent cx="6661150" cy="2087880"/>
+            <wp:effectExtent l="0" t="0" r="6350" b="7620"/>
             <wp:docPr id="1693488222" name="Imagen 1"/>
             <wp:cNvGraphicFramePr>
               <a:graphicFrameLocks xmlns:a="http://schemas.openxmlformats.org/drawingml/2006/main" noChangeAspect="1"/>
@@ -25052,7 +27388,7 @@
                   <pic:spPr bwMode="auto">
                     <a:xfrm>
                       <a:off x="0" y="0"/>
-                      <a:ext cx="6661150" cy="2209800"/>
+                      <a:ext cx="6661150" cy="2087880"/>
                     </a:xfrm>
                     <a:prstGeom prst="rect">
                       <a:avLst/>
@@ -25164,9 +27500,9 @@
       </w:pPr>
       <w:r>
         <w:drawing>
-          <wp:inline distT="0" distB="0" distL="0" distR="0" wp14:anchorId="16116E89" wp14:editId="116E2FB8">
-            <wp:extent cx="6661150" cy="2179320"/>
-            <wp:effectExtent l="0" t="0" r="6350" b="0"/>
+          <wp:inline distT="0" distB="0" distL="0" distR="0" wp14:anchorId="16116E89" wp14:editId="7BB5B7A4">
+            <wp:extent cx="6661150" cy="2049780"/>
+            <wp:effectExtent l="0" t="0" r="6350" b="7620"/>
             <wp:docPr id="1496584349" name="Imagen 1"/>
             <wp:cNvGraphicFramePr>
               <a:graphicFrameLocks xmlns:a="http://schemas.openxmlformats.org/drawingml/2006/main" noChangeAspect="1"/>
@@ -25188,7 +27524,7 @@
                   <pic:spPr bwMode="auto">
                     <a:xfrm>
                       <a:off x="0" y="0"/>
-                      <a:ext cx="6661150" cy="2179320"/>
+                      <a:ext cx="6661150" cy="2049780"/>
                     </a:xfrm>
                     <a:prstGeom prst="rect">
                       <a:avLst/>
@@ -25269,6 +27605,7 @@
         <w:rPr>
           <w:color w:val="0070C0"/>
         </w:rPr>
+        <w:lastRenderedPageBreak/>
         <w:t>Entrega</w:t>
       </w:r>
       <w:bookmarkEnd w:id="61"/>
@@ -25519,7 +27856,6 @@
         <w:rPr>
           <w:color w:val="0070C0"/>
         </w:rPr>
-        <w:lastRenderedPageBreak/>
         <w:t>Ejercicio 2: Análisis y optimización de rendimiento en Hadoop</w:t>
       </w:r>
       <w:bookmarkEnd w:id="62"/>
@@ -25704,7 +28040,15 @@
         <w:t>Para este caso de estudio que se plantea, e</w:t>
       </w:r>
       <w:r>
-        <w:t>xisten varios puntos a tener en cuenta</w:t>
+        <w:t xml:space="preserve">xisten varios puntos </w:t>
+      </w:r>
+      <w:proofErr w:type="gramStart"/>
+      <w:r>
+        <w:t>a</w:t>
+      </w:r>
+      <w:proofErr w:type="gramEnd"/>
+      <w:r>
+        <w:t xml:space="preserve"> tener en cuenta</w:t>
       </w:r>
       <w:r>
         <w:t>. A</w:t>
@@ -26178,6 +28522,7 @@
         <w:pStyle w:val="Ttulo3"/>
       </w:pPr>
       <w:r>
+        <w:lastRenderedPageBreak/>
         <w:t xml:space="preserve">1.1. </w:t>
       </w:r>
       <w:r>
@@ -26538,11 +28883,7 @@
         <w:t xml:space="preserve"> a escribir</w:t>
       </w:r>
       <w:r>
-        <w:t xml:space="preserve">, el </w:t>
-      </w:r>
-      <w:r>
-        <w:lastRenderedPageBreak/>
-        <w:t xml:space="preserve">hardware contratado no puede atender </w:t>
+        <w:t xml:space="preserve">, el hardware contratado no puede atender </w:t>
       </w:r>
       <w:r>
         <w:t xml:space="preserve">para atender la </w:t>
@@ -27228,7 +29569,11 @@
         <w:t>Aunque menos probable, pero sí posible</w:t>
       </w:r>
       <w:r>
-        <w:t xml:space="preserve">, ya que estamos ante un mal diseño, las </w:t>
+        <w:t xml:space="preserve">, ya que </w:t>
+      </w:r>
+      <w:r>
+        <w:lastRenderedPageBreak/>
+        <w:t xml:space="preserve">estamos ante un mal diseño, las </w:t>
       </w:r>
       <w:r>
         <w:t xml:space="preserve">pausas congelan </w:t>
@@ -28488,6 +30833,7 @@
         <w:pStyle w:val="Prrafo"/>
       </w:pPr>
       <w:r>
+        <w:lastRenderedPageBreak/>
         <w:t xml:space="preserve">Para solucionar </w:t>
       </w:r>
       <w:r>
@@ -28894,7 +31240,6 @@
         <w:rPr>
           <w:color w:val="0070C0"/>
         </w:rPr>
-        <w:lastRenderedPageBreak/>
         <w:t xml:space="preserve">3.2. Cómo optimizar los </w:t>
       </w:r>
       <w:proofErr w:type="spellStart"/>
@@ -29555,6 +31900,7 @@
         <w:rPr>
           <w:color w:val="0070C0"/>
         </w:rPr>
+        <w:lastRenderedPageBreak/>
         <w:t xml:space="preserve">4.1 </w:t>
       </w:r>
       <w:r>
@@ -29563,6 +31909,24 @@
         </w:rPr>
         <w:t>¿Qué alertas configurarías?</w:t>
       </w:r>
+      <w:r>
+        <w:rPr>
+          <w:color w:val="0070C0"/>
+        </w:rPr>
+        <w:t xml:space="preserve"> </w:t>
+      </w:r>
+      <w:hyperlink w:anchor="_ÍNDICE" w:history="1">
+        <w:r>
+          <w:rPr>
+            <w:rStyle w:val="Hipervnculo"/>
+            <w:b w:val="0"/>
+            <w:color w:val="0070C0"/>
+            <w:sz w:val="16"/>
+            <w:szCs w:val="16"/>
+          </w:rPr>
+          <w:t>-Ir al índice-</w:t>
+        </w:r>
+      </w:hyperlink>
     </w:p>
     <w:p>
       <w:pPr>
@@ -29783,6 +32147,24 @@
         </w:rPr>
         <w:t>, etc.)</w:t>
       </w:r>
+      <w:r>
+        <w:rPr>
+          <w:color w:val="0070C0"/>
+        </w:rPr>
+        <w:t xml:space="preserve"> </w:t>
+      </w:r>
+      <w:hyperlink w:anchor="_ÍNDICE" w:history="1">
+        <w:r>
+          <w:rPr>
+            <w:rStyle w:val="Hipervnculo"/>
+            <w:b w:val="0"/>
+            <w:color w:val="0070C0"/>
+            <w:sz w:val="16"/>
+            <w:szCs w:val="16"/>
+          </w:rPr>
+          <w:t>-Ir al índice-</w:t>
+        </w:r>
+      </w:hyperlink>
     </w:p>
     <w:p>
       <w:r>
@@ -29934,19 +32316,10 @@
     </w:p>
     <w:p>
       <w:pPr>
-        <w:spacing w:before="0" w:after="160" w:line="278" w:lineRule="auto"/>
-      </w:pPr>
-      <w:r>
-        <w:br w:type="page"/>
-      </w:r>
-    </w:p>
-    <w:p>
-      <w:pPr>
         <w:pStyle w:val="Ttulo4"/>
         <w:spacing w:after="240"/>
       </w:pPr>
       <w:r>
-        <w:lastRenderedPageBreak/>
         <w:t>4.2.1. La alerta e</w:t>
       </w:r>
       <w:r>
@@ -30791,7 +33164,11 @@
       </w:r>
       <w:proofErr w:type="spellEnd"/>
       <w:r>
-        <w:t xml:space="preserve"> se encarga de cambiar el color del panel a un rojo de advertencia y, simultáneamente, dispara una notificación automatizada al instante con el mensaje de error hacia los canales </w:t>
+        <w:t xml:space="preserve"> se encarga de cambiar el color del panel a un rojo de </w:t>
+      </w:r>
+      <w:r>
+        <w:lastRenderedPageBreak/>
+        <w:t xml:space="preserve">advertencia y, simultáneamente, dispara una notificación automatizada al instante con el mensaje de error hacia los canales </w:t>
       </w:r>
       <w:r>
         <w:t>configurados</w:t>
@@ -31085,50 +33462,258 @@
 
 <file path=word/footer2.xml><?xml version="1.0" encoding="utf-8"?>
 <w:ftr xmlns:wpc="http://schemas.microsoft.com/office/word/2010/wordprocessingCanvas" xmlns:cx="http://schemas.microsoft.com/office/drawing/2014/chartex" xmlns:cx1="http://schemas.microsoft.com/office/drawing/2015/9/8/chartex" xmlns:cx2="http://schemas.microsoft.com/office/drawing/2015/10/21/chartex" xmlns:cx3="http://schemas.microsoft.com/office/drawing/2016/5/9/chartex" xmlns:cx4="http://schemas.microsoft.com/office/drawing/2016/5/10/chartex" xmlns:cx5="http://schemas.microsoft.com/office/drawing/2016/5/11/chartex" xmlns:cx6="http://schemas.microsoft.com/office/drawing/2016/5/12/chartex" xmlns:cx7="http://schemas.microsoft.com/office/drawing/2016/5/13/chartex" xmlns:cx8="http://schemas.microsoft.com/office/drawing/2016/5/14/chartex" xmlns:mc="http://schemas.openxmlformats.org/markup-compatibility/2006" xmlns:aink="http://schemas.microsoft.com/office/drawing/2016/ink" xmlns:am3d="http://schemas.microsoft.com/office/drawing/2017/model3d" xmlns:o="urn:schemas-microsoft-com:office:office" xmlns:oel="http://schemas.microsoft.com/office/2019/extlst" xmlns:r="http://schemas.openxmlformats.org/officeDocument/2006/relationships" xmlns:m="http://schemas.openxmlformats.org/officeDocument/2006/math" xmlns:v="urn:schemas-microsoft-com:vml" xmlns:wp14="http://schemas.microsoft.com/office/word/2010/wordprocessingDrawing" xmlns:wp="http://schemas.openxmlformats.org/drawingml/2006/wordprocessingDrawing" xmlns:w10="urn:schemas-microsoft-com:office:word" xmlns:w="http://schemas.openxmlformats.org/wordprocessingml/2006/main" xmlns:w14="http://schemas.microsoft.com/office/word/2010/wordml" xmlns:w15="http://schemas.microsoft.com/office/word/2012/wordml" xmlns:w16cex="http://schemas.microsoft.com/office/word/2018/wordml/cex" xmlns:w16cid="http://schemas.microsoft.com/office/word/2016/wordml/cid" xmlns:w16="http://schemas.microsoft.com/office/word/2018/wordml" xmlns:w16du="http://schemas.microsoft.com/office/word/2023/wordml/word16du" xmlns:w16sdtdh="http://schemas.microsoft.com/office/word/2020/wordml/sdtdatahash" xmlns:w16sdtfl="http://schemas.microsoft.com/office/word/2024/wordml/sdtformatlock" xmlns:w16se="http://schemas.microsoft.com/office/word/2015/wordml/symex" xmlns:wpg="http://schemas.microsoft.com/office/word/2010/wordprocessingGroup" xmlns:wpi="http://schemas.microsoft.com/office/word/2010/wordprocessingInk" xmlns:wne="http://schemas.microsoft.com/office/word/2006/wordml" xmlns:wps="http://schemas.microsoft.com/office/word/2010/wordprocessingShape" mc:Ignorable="w14 w15 w16se w16cid w16 w16cex w16sdtdh w16sdtfl w16du wp14">
+  <w:tbl>
+    <w:tblPr>
+      <w:tblStyle w:val="Tablaconcuadrcula"/>
+      <w:tblW w:w="0" w:type="auto"/>
+      <w:tblBorders>
+        <w:top w:val="single" w:sz="2" w:space="0" w:color="auto"/>
+        <w:left w:val="none" w:sz="0" w:space="0" w:color="auto"/>
+        <w:bottom w:val="none" w:sz="0" w:space="0" w:color="auto"/>
+        <w:right w:val="none" w:sz="0" w:space="0" w:color="auto"/>
+        <w:insideH w:val="none" w:sz="0" w:space="0" w:color="auto"/>
+        <w:insideV w:val="none" w:sz="0" w:space="0" w:color="auto"/>
+      </w:tblBorders>
+      <w:tblCellMar>
+        <w:left w:w="0" w:type="dxa"/>
+        <w:right w:w="0" w:type="dxa"/>
+      </w:tblCellMar>
+      <w:tblLook w:val="04A0" w:firstRow="1" w:lastRow="0" w:firstColumn="1" w:lastColumn="0" w:noHBand="0" w:noVBand="1"/>
+    </w:tblPr>
+    <w:tblGrid>
+      <w:gridCol w:w="5240"/>
+      <w:gridCol w:w="5240"/>
+    </w:tblGrid>
+    <w:tr>
+      <w:tc>
+        <w:tcPr>
+          <w:tcW w:w="5240" w:type="dxa"/>
+          <w:vAlign w:val="center"/>
+        </w:tcPr>
+        <w:p>
+          <w:pPr>
+            <w:pStyle w:val="Piedepgina"/>
+          </w:pPr>
+          <w:r>
+            <w:rPr>
+              <w:rFonts w:ascii="Arial" w:hAnsi="Arial" w:cs="Arial"/>
+              <w:b/>
+              <w:bCs/>
+              <w:color w:val="666666"/>
+            </w:rPr>
+            <w:t>Autor</w:t>
+          </w:r>
+        </w:p>
+      </w:tc>
+      <w:tc>
+        <w:tcPr>
+          <w:tcW w:w="5240" w:type="dxa"/>
+          <w:vAlign w:val="center"/>
+        </w:tcPr>
+        <w:p>
+          <w:pPr>
+            <w:pStyle w:val="Piedepgina"/>
+            <w:jc w:val="right"/>
+          </w:pPr>
+          <w:hyperlink r:id="rId1" w:history="1">
+            <w:r>
+              <w:rPr>
+                <w:rStyle w:val="Hipervnculo"/>
+                <w:rFonts w:ascii="Arial" w:hAnsi="Arial" w:cs="Arial"/>
+                <w:color w:val="6FA8DC"/>
+              </w:rPr>
+              <w:t>dcueli.com</w:t>
+            </w:r>
+          </w:hyperlink>
+        </w:p>
+      </w:tc>
+    </w:tr>
+    <w:tr>
+      <w:tc>
+        <w:tcPr>
+          <w:tcW w:w="5240" w:type="dxa"/>
+          <w:vAlign w:val="center"/>
+        </w:tcPr>
+        <w:p>
+          <w:pPr>
+            <w:pStyle w:val="Piedepgina"/>
+          </w:pPr>
+          <w:r>
+            <w:rPr>
+              <w:rFonts w:ascii="Arial" w:hAnsi="Arial" w:cs="Arial"/>
+              <w:i/>
+              <w:iCs/>
+              <w:color w:val="666666"/>
+            </w:rPr>
+            <w:t>David Cueli Chavarría</w:t>
+          </w:r>
+        </w:p>
+      </w:tc>
+      <w:tc>
+        <w:tcPr>
+          <w:tcW w:w="5240" w:type="dxa"/>
+          <w:vAlign w:val="center"/>
+        </w:tcPr>
+        <w:p>
+          <w:pPr>
+            <w:pStyle w:val="Piedepgina"/>
+            <w:jc w:val="right"/>
+          </w:pPr>
+          <w:hyperlink r:id="rId2" w:history="1">
+            <w:r>
+              <w:rPr>
+                <w:rStyle w:val="Hipervnculo"/>
+                <w:rFonts w:ascii="Arial" w:hAnsi="Arial" w:cs="Arial"/>
+                <w:color w:val="6FA8DC"/>
+              </w:rPr>
+              <w:t>linkedin.com/in/dcueli</w:t>
+            </w:r>
+          </w:hyperlink>
+        </w:p>
+      </w:tc>
+    </w:tr>
+    <w:tr>
+      <w:tc>
+        <w:tcPr>
+          <w:tcW w:w="5240" w:type="dxa"/>
+          <w:vAlign w:val="center"/>
+        </w:tcPr>
+        <w:p>
+          <w:pPr>
+            <w:pStyle w:val="Piedepgina"/>
+            <w:rPr>
+              <w:rFonts w:ascii="Arial" w:hAnsi="Arial" w:cs="Arial"/>
+              <w:i/>
+              <w:iCs/>
+              <w:color w:val="666666"/>
+            </w:rPr>
+          </w:pPr>
+        </w:p>
+      </w:tc>
+      <w:tc>
+        <w:tcPr>
+          <w:tcW w:w="5240" w:type="dxa"/>
+          <w:vAlign w:val="center"/>
+        </w:tcPr>
+        <w:p>
+          <w:pPr>
+            <w:tabs>
+              <w:tab w:val="center" w:pos="4550"/>
+              <w:tab w:val="left" w:pos="5818"/>
+            </w:tabs>
+            <w:spacing w:before="0" w:line="0" w:lineRule="atLeast"/>
+            <w:contextualSpacing/>
+            <w:jc w:val="right"/>
+            <w:rPr>
+              <w:color w:val="071320" w:themeColor="text2" w:themeShade="80"/>
+              <w:sz w:val="14"/>
+              <w:szCs w:val="14"/>
+            </w:rPr>
+          </w:pPr>
+          <w:r>
+            <w:rPr>
+              <w:color w:val="2C7FCE" w:themeColor="text2" w:themeTint="99"/>
+              <w:sz w:val="14"/>
+              <w:szCs w:val="14"/>
+            </w:rPr>
+            <w:t xml:space="preserve">Página </w:t>
+          </w:r>
+          <w:r>
+            <w:rPr>
+              <w:color w:val="0A1D30" w:themeColor="text2" w:themeShade="BF"/>
+              <w:sz w:val="14"/>
+              <w:szCs w:val="14"/>
+            </w:rPr>
+            <w:fldChar w:fldCharType="begin"/>
+          </w:r>
+          <w:r>
+            <w:rPr>
+              <w:color w:val="0A1D30" w:themeColor="text2" w:themeShade="BF"/>
+              <w:sz w:val="14"/>
+              <w:szCs w:val="14"/>
+            </w:rPr>
+            <w:instrText>PAGE   \* MERGEFORMAT</w:instrText>
+          </w:r>
+          <w:r>
+            <w:rPr>
+              <w:color w:val="0A1D30" w:themeColor="text2" w:themeShade="BF"/>
+              <w:sz w:val="14"/>
+              <w:szCs w:val="14"/>
+            </w:rPr>
+            <w:fldChar w:fldCharType="separate"/>
+          </w:r>
+          <w:r>
+            <w:rPr>
+              <w:color w:val="0A1D30" w:themeColor="text2" w:themeShade="BF"/>
+              <w:sz w:val="14"/>
+              <w:szCs w:val="14"/>
+            </w:rPr>
+            <w:t>2</w:t>
+          </w:r>
+          <w:r>
+            <w:rPr>
+              <w:color w:val="0A1D30" w:themeColor="text2" w:themeShade="BF"/>
+              <w:sz w:val="14"/>
+              <w:szCs w:val="14"/>
+            </w:rPr>
+            <w:fldChar w:fldCharType="end"/>
+          </w:r>
+          <w:r>
+            <w:rPr>
+              <w:color w:val="0A1D30" w:themeColor="text2" w:themeShade="BF"/>
+              <w:sz w:val="14"/>
+              <w:szCs w:val="14"/>
+            </w:rPr>
+            <w:t xml:space="preserve"> | </w:t>
+          </w:r>
+          <w:r>
+            <w:rPr>
+              <w:color w:val="0A1D30" w:themeColor="text2" w:themeShade="BF"/>
+              <w:sz w:val="14"/>
+              <w:szCs w:val="14"/>
+            </w:rPr>
+            <w:fldChar w:fldCharType="begin"/>
+          </w:r>
+          <w:r>
+            <w:rPr>
+              <w:color w:val="0A1D30" w:themeColor="text2" w:themeShade="BF"/>
+              <w:sz w:val="14"/>
+              <w:szCs w:val="14"/>
+            </w:rPr>
+            <w:instrText>NUMPAGES  \* Arabic  \* MERGEFORMAT</w:instrText>
+          </w:r>
+          <w:r>
+            <w:rPr>
+              <w:color w:val="0A1D30" w:themeColor="text2" w:themeShade="BF"/>
+              <w:sz w:val="14"/>
+              <w:szCs w:val="14"/>
+            </w:rPr>
+            <w:fldChar w:fldCharType="separate"/>
+          </w:r>
+          <w:r>
+            <w:rPr>
+              <w:color w:val="0A1D30" w:themeColor="text2" w:themeShade="BF"/>
+              <w:sz w:val="14"/>
+              <w:szCs w:val="14"/>
+            </w:rPr>
+            <w:t>34</w:t>
+          </w:r>
+          <w:r>
+            <w:rPr>
+              <w:color w:val="0A1D30" w:themeColor="text2" w:themeShade="BF"/>
+              <w:sz w:val="14"/>
+              <w:szCs w:val="14"/>
+            </w:rPr>
+            <w:fldChar w:fldCharType="end"/>
+          </w:r>
+        </w:p>
+      </w:tc>
+    </w:tr>
+  </w:tbl>
   <w:p>
     <w:pPr>
-      <w:jc w:val="right"/>
+      <w:pStyle w:val="Piedepgina"/>
     </w:pPr>
-    <w:r>
-      <w:t xml:space="preserve">Pág. </w:t>
-    </w:r>
-    <w:r>
-      <w:fldChar w:fldCharType="begin"/>
-    </w:r>
-    <w:r>
-      <w:instrText xml:space="preserve"> PAGE   \* MERGEFORMAT </w:instrText>
-    </w:r>
-    <w:r>
-      <w:fldChar w:fldCharType="separate"/>
-    </w:r>
-    <w:r>
-      <w:t>1</w:t>
-    </w:r>
-    <w:r>
-      <w:fldChar w:fldCharType="end"/>
-    </w:r>
-  </w:p>
-</w:ftr>
-</file>
-
-<file path=word/footer3.xml><?xml version="1.0" encoding="utf-8"?>
-<w:ftr xmlns:wpc="http://schemas.microsoft.com/office/word/2010/wordprocessingCanvas" xmlns:cx="http://schemas.microsoft.com/office/drawing/2014/chartex" xmlns:cx1="http://schemas.microsoft.com/office/drawing/2015/9/8/chartex" xmlns:cx2="http://schemas.microsoft.com/office/drawing/2015/10/21/chartex" xmlns:cx3="http://schemas.microsoft.com/office/drawing/2016/5/9/chartex" xmlns:cx4="http://schemas.microsoft.com/office/drawing/2016/5/10/chartex" xmlns:cx5="http://schemas.microsoft.com/office/drawing/2016/5/11/chartex" xmlns:cx6="http://schemas.microsoft.com/office/drawing/2016/5/12/chartex" xmlns:cx7="http://schemas.microsoft.com/office/drawing/2016/5/13/chartex" xmlns:cx8="http://schemas.microsoft.com/office/drawing/2016/5/14/chartex" xmlns:mc="http://schemas.openxmlformats.org/markup-compatibility/2006" xmlns:aink="http://schemas.microsoft.com/office/drawing/2016/ink" xmlns:am3d="http://schemas.microsoft.com/office/drawing/2017/model3d" xmlns:o="urn:schemas-microsoft-com:office:office" xmlns:oel="http://schemas.microsoft.com/office/2019/extlst" xmlns:r="http://schemas.openxmlformats.org/officeDocument/2006/relationships" xmlns:m="http://schemas.openxmlformats.org/officeDocument/2006/math" xmlns:v="urn:schemas-microsoft-com:vml" xmlns:wp14="http://schemas.microsoft.com/office/word/2010/wordprocessingDrawing" xmlns:wp="http://schemas.openxmlformats.org/drawingml/2006/wordprocessingDrawing" xmlns:w10="urn:schemas-microsoft-com:office:word" xmlns:w="http://schemas.openxmlformats.org/wordprocessingml/2006/main" xmlns:w14="http://schemas.microsoft.com/office/word/2010/wordml" xmlns:w15="http://schemas.microsoft.com/office/word/2012/wordml" xmlns:w16cex="http://schemas.microsoft.com/office/word/2018/wordml/cex" xmlns:w16cid="http://schemas.microsoft.com/office/word/2016/wordml/cid" xmlns:w16="http://schemas.microsoft.com/office/word/2018/wordml" xmlns:w16du="http://schemas.microsoft.com/office/word/2023/wordml/word16du" xmlns:w16sdtdh="http://schemas.microsoft.com/office/word/2020/wordml/sdtdatahash" xmlns:w16sdtfl="http://schemas.microsoft.com/office/word/2024/wordml/sdtformatlock" xmlns:w16se="http://schemas.microsoft.com/office/word/2015/wordml/symex" xmlns:wpg="http://schemas.microsoft.com/office/word/2010/wordprocessingGroup" xmlns:wpi="http://schemas.microsoft.com/office/word/2010/wordprocessingInk" xmlns:wne="http://schemas.microsoft.com/office/word/2006/wordml" xmlns:wps="http://schemas.microsoft.com/office/word/2010/wordprocessingShape" mc:Ignorable="w14 w15 w16se w16cid w16 w16cex w16sdtdh w16sdtfl w16du wp14">
-  <w:p>
-    <w:r>
-      <w:fldChar w:fldCharType="begin"/>
-    </w:r>
-    <w:r>
-      <w:instrText xml:space="preserve"> PAGE   \* MERGEFORMAT </w:instrText>
-    </w:r>
-    <w:r>
-      <w:fldChar w:fldCharType="separate"/>
-    </w:r>
-    <w:r>
-      <w:t>1</w:t>
-    </w:r>
-    <w:r>
-      <w:fldChar w:fldCharType="end"/>
-    </w:r>
   </w:p>
 </w:ftr>
 </file>
@@ -31150,6 +33735,91 @@
     </w:p>
   </w:footnote>
 </w:footnotes>
+</file>
+
+<file path=word/header1.xml><?xml version="1.0" encoding="utf-8"?>
+<w:hdr xmlns:wpc="http://schemas.microsoft.com/office/word/2010/wordprocessingCanvas" xmlns:cx="http://schemas.microsoft.com/office/drawing/2014/chartex" xmlns:cx1="http://schemas.microsoft.com/office/drawing/2015/9/8/chartex" xmlns:cx2="http://schemas.microsoft.com/office/drawing/2015/10/21/chartex" xmlns:cx3="http://schemas.microsoft.com/office/drawing/2016/5/9/chartex" xmlns:cx4="http://schemas.microsoft.com/office/drawing/2016/5/10/chartex" xmlns:cx5="http://schemas.microsoft.com/office/drawing/2016/5/11/chartex" xmlns:cx6="http://schemas.microsoft.com/office/drawing/2016/5/12/chartex" xmlns:cx7="http://schemas.microsoft.com/office/drawing/2016/5/13/chartex" xmlns:cx8="http://schemas.microsoft.com/office/drawing/2016/5/14/chartex" xmlns:mc="http://schemas.openxmlformats.org/markup-compatibility/2006" xmlns:aink="http://schemas.microsoft.com/office/drawing/2016/ink" xmlns:am3d="http://schemas.microsoft.com/office/drawing/2017/model3d" xmlns:o="urn:schemas-microsoft-com:office:office" xmlns:oel="http://schemas.microsoft.com/office/2019/extlst" xmlns:r="http://schemas.openxmlformats.org/officeDocument/2006/relationships" xmlns:m="http://schemas.openxmlformats.org/officeDocument/2006/math" xmlns:v="urn:schemas-microsoft-com:vml" xmlns:wp14="http://schemas.microsoft.com/office/word/2010/wordprocessingDrawing" xmlns:wp="http://schemas.openxmlformats.org/drawingml/2006/wordprocessingDrawing" xmlns:w10="urn:schemas-microsoft-com:office:word" xmlns:w="http://schemas.openxmlformats.org/wordprocessingml/2006/main" xmlns:w14="http://schemas.microsoft.com/office/word/2010/wordml" xmlns:w15="http://schemas.microsoft.com/office/word/2012/wordml" xmlns:w16cex="http://schemas.microsoft.com/office/word/2018/wordml/cex" xmlns:w16cid="http://schemas.microsoft.com/office/word/2016/wordml/cid" xmlns:w16="http://schemas.microsoft.com/office/word/2018/wordml" xmlns:w16du="http://schemas.microsoft.com/office/word/2023/wordml/word16du" xmlns:w16sdtdh="http://schemas.microsoft.com/office/word/2020/wordml/sdtdatahash" xmlns:w16sdtfl="http://schemas.microsoft.com/office/word/2024/wordml/sdtformatlock" xmlns:w16se="http://schemas.microsoft.com/office/word/2015/wordml/symex" xmlns:wpg="http://schemas.microsoft.com/office/word/2010/wordprocessingGroup" xmlns:wpi="http://schemas.microsoft.com/office/word/2010/wordprocessingInk" xmlns:wne="http://schemas.microsoft.com/office/word/2006/wordml" xmlns:wps="http://schemas.microsoft.com/office/word/2010/wordprocessingShape" mc:Ignorable="w14 w15 w16se w16cid w16 w16cex w16sdtdh w16sdtfl w16du wp14">
+  <w:tbl>
+    <w:tblPr>
+      <w:tblStyle w:val="Tablaconcuadrcula"/>
+      <w:tblW w:w="5000" w:type="pct"/>
+      <w:tblBorders>
+        <w:top w:val="none" w:sz="0" w:space="0" w:color="auto"/>
+        <w:left w:val="none" w:sz="0" w:space="0" w:color="auto"/>
+        <w:bottom w:val="single" w:sz="2" w:space="0" w:color="auto"/>
+        <w:right w:val="none" w:sz="0" w:space="0" w:color="auto"/>
+        <w:insideH w:val="none" w:sz="0" w:space="0" w:color="auto"/>
+        <w:insideV w:val="none" w:sz="0" w:space="0" w:color="auto"/>
+      </w:tblBorders>
+      <w:tblCellMar>
+        <w:left w:w="0" w:type="dxa"/>
+        <w:right w:w="0" w:type="dxa"/>
+      </w:tblCellMar>
+      <w:tblLook w:val="04A0" w:firstRow="1" w:lastRow="0" w:firstColumn="1" w:lastColumn="0" w:noHBand="0" w:noVBand="1"/>
+    </w:tblPr>
+    <w:tblGrid>
+      <w:gridCol w:w="10490"/>
+    </w:tblGrid>
+    <w:tr>
+      <w:trPr>
+        <w:trHeight w:val="283"/>
+      </w:trPr>
+      <w:tc>
+        <w:tcPr>
+          <w:tcW w:w="10488" w:type="dxa"/>
+        </w:tcPr>
+        <w:p>
+          <w:pPr>
+            <w:pStyle w:val="Encabezado"/>
+            <w:spacing w:before="0" w:line="0" w:lineRule="atLeast"/>
+            <w:contextualSpacing/>
+            <w:jc w:val="center"/>
+            <w:rPr>
+              <w:b/>
+              <w:bCs/>
+            </w:rPr>
+          </w:pPr>
+          <w:r>
+            <w:rPr>
+              <w:b/>
+              <w:bCs/>
+            </w:rPr>
+            <w:t>Big Data Aplicado</w:t>
+          </w:r>
+        </w:p>
+      </w:tc>
+    </w:tr>
+    <w:tr>
+      <w:tc>
+        <w:tcPr>
+          <w:tcW w:w="10488" w:type="dxa"/>
+        </w:tcPr>
+        <w:p>
+          <w:pPr>
+            <w:pStyle w:val="Encabezado"/>
+            <w:spacing w:before="0" w:line="0" w:lineRule="atLeast"/>
+            <w:contextualSpacing/>
+            <w:jc w:val="center"/>
+          </w:pPr>
+          <w:r>
+            <w:t>Máster FP IA &amp; Big Data</w:t>
+          </w:r>
+          <w:r>
+            <w:t>, Linkiafp.es</w:t>
+          </w:r>
+        </w:p>
+      </w:tc>
+    </w:tr>
+  </w:tbl>
+  <w:p>
+    <w:pPr>
+      <w:pStyle w:val="Encabezado"/>
+      <w:spacing w:before="0" w:line="0" w:lineRule="atLeast"/>
+      <w:contextualSpacing/>
+      <w:jc w:val="center"/>
+    </w:pPr>
+  </w:p>
+</w:hdr>
 </file>
 
 <file path=word/numbering.xml><?xml version="1.0" encoding="utf-8"?>
@@ -35490,16 +38160,20 @@
     <w:autoRedefine/>
     <w:uiPriority w:val="39"/>
     <w:unhideWhenUsed/>
-    <w:rsid w:val="00965F35"/>
+    <w:rsid w:val="00F816C2"/>
     <w:pPr>
+      <w:tabs>
+        <w:tab w:val="right" w:leader="dot" w:pos="10480"/>
+      </w:tabs>
       <w:spacing w:before="0" w:after="100" w:line="259" w:lineRule="auto"/>
     </w:pPr>
     <w:rPr>
-      <w:rFonts w:asciiTheme="minorHAnsi" w:eastAsiaTheme="minorEastAsia" w:hAnsiTheme="minorHAnsi" w:cs="Times New Roman"/>
+      <w:rFonts w:eastAsiaTheme="minorEastAsia" w:cs="Times New Roman"/>
+      <w:b/>
+      <w:bCs/>
+      <w:noProof/>
       <w:color w:val="auto"/>
       <w:kern w:val="0"/>
-      <w:sz w:val="22"/>
-      <w:szCs w:val="22"/>
       <w14:ligatures w14:val="none"/>
     </w:rPr>
   </w:style>
@@ -35561,6 +38235,34 @@
       <w:rFonts w:ascii="Times New Roman" w:hAnsi="Times New Roman" w:cs="Times New Roman"/>
       <w:sz w:val="24"/>
       <w:szCs w:val="24"/>
+    </w:rPr>
+  </w:style>
+  <w:style w:type="paragraph" w:styleId="Piedepgina">
+    <w:name w:val="footer"/>
+    <w:basedOn w:val="Normal"/>
+    <w:link w:val="PiedepginaCar"/>
+    <w:uiPriority w:val="99"/>
+    <w:unhideWhenUsed/>
+    <w:rsid w:val="00661DC4"/>
+    <w:pPr>
+      <w:tabs>
+        <w:tab w:val="center" w:pos="4252"/>
+        <w:tab w:val="right" w:pos="8504"/>
+      </w:tabs>
+      <w:spacing w:before="0"/>
+    </w:pPr>
+  </w:style>
+  <w:style w:type="character" w:customStyle="1" w:styleId="PiedepginaCar">
+    <w:name w:val="Pie de página Car"/>
+    <w:basedOn w:val="Fuentedeprrafopredeter"/>
+    <w:link w:val="Piedepgina"/>
+    <w:uiPriority w:val="99"/>
+    <w:rsid w:val="00661DC4"/>
+    <w:rPr>
+      <w:rFonts w:ascii="Montserrat" w:eastAsia="Cambria" w:hAnsi="Montserrat" w:cs="Cambria"/>
+      <w:color w:val="000000"/>
+      <w:sz w:val="18"/>
+      <w:szCs w:val="18"/>
     </w:rPr>
   </w:style>
 </w:styles>
